--- a/docs/spp.docx
+++ b/docs/spp.docx
@@ -73,7 +73,7 @@
           <w:b/>
           <w:bCs/>
         </w:rPr>
-        <w:t>2</w:t>
+        <w:t>3</w:t>
       </w:r>
     </w:p>
     <w:p>
@@ -112,7 +112,7 @@
       <w:pPr>
         <w:pStyle w:val="Heading1"/>
       </w:pPr>
-      <w:bookmarkStart w:id="0" w:name="_Toc239887220"/>
+      <w:bookmarkStart w:id="0" w:name="_Toc240392514"/>
       <w:r>
         <w:t>Table of Contents</w:t>
       </w:r>
@@ -172,7 +172,7 @@
           <w:r>
             <w:fldChar w:fldCharType="separate"/>
           </w:r>
-          <w:hyperlink w:anchor="_Toc239887220" w:history="1">
+          <w:hyperlink w:anchor="_Toc240392514" w:history="1">
             <w:r>
               <w:rPr>
                 <w:rStyle w:val="Hyperlink"/>
@@ -199,7 +199,7 @@
                 <w:noProof/>
                 <w:webHidden/>
               </w:rPr>
-              <w:instrText xml:space="preserve"> PAGEREF _Toc239887220 \h </w:instrText>
+              <w:instrText xml:space="preserve"> PAGEREF _Toc240392514 \h </w:instrText>
             </w:r>
             <w:r>
               <w:rPr>
@@ -245,7 +245,7 @@
               <w14:ligatures w14:val="standardContextual"/>
             </w:rPr>
           </w:pPr>
-          <w:hyperlink w:anchor="_Toc239887221" w:history="1">
+          <w:hyperlink w:anchor="_Toc240392515" w:history="1">
             <w:r>
               <w:rPr>
                 <w:rStyle w:val="Hyperlink"/>
@@ -272,7 +272,7 @@
                 <w:noProof/>
                 <w:webHidden/>
               </w:rPr>
-              <w:instrText xml:space="preserve"> PAGEREF _Toc239887221 \h </w:instrText>
+              <w:instrText xml:space="preserve"> PAGEREF _Toc240392515 \h </w:instrText>
             </w:r>
             <w:r>
               <w:rPr>
@@ -318,7 +318,7 @@
               <w14:ligatures w14:val="standardContextual"/>
             </w:rPr>
           </w:pPr>
-          <w:hyperlink w:anchor="_Toc239887222" w:history="1">
+          <w:hyperlink w:anchor="_Toc240392516" w:history="1">
             <w:r>
               <w:rPr>
                 <w:rStyle w:val="Hyperlink"/>
@@ -345,7 +345,7 @@
                 <w:noProof/>
                 <w:webHidden/>
               </w:rPr>
-              <w:instrText xml:space="preserve"> PAGEREF _Toc239887222 \h </w:instrText>
+              <w:instrText xml:space="preserve"> PAGEREF _Toc240392516 \h </w:instrText>
             </w:r>
             <w:r>
               <w:rPr>
@@ -391,7 +391,7 @@
               <w14:ligatures w14:val="standardContextual"/>
             </w:rPr>
           </w:pPr>
-          <w:hyperlink w:anchor="_Toc239887223" w:history="1">
+          <w:hyperlink w:anchor="_Toc240392517" w:history="1">
             <w:r>
               <w:rPr>
                 <w:rStyle w:val="Hyperlink"/>
@@ -418,7 +418,7 @@
                 <w:noProof/>
                 <w:webHidden/>
               </w:rPr>
-              <w:instrText xml:space="preserve"> PAGEREF _Toc239887223 \h </w:instrText>
+              <w:instrText xml:space="preserve"> PAGEREF _Toc240392517 \h </w:instrText>
             </w:r>
             <w:r>
               <w:rPr>
@@ -450,6 +450,79 @@
           </w:hyperlink>
         </w:p>
         <w:p>
+          <w:pPr>
+            <w:pStyle w:val="TOC1"/>
+            <w:tabs>
+              <w:tab w:val="right" w:leader="dot" w:pos="9350"/>
+            </w:tabs>
+            <w:rPr>
+              <w:rFonts w:asciiTheme="minorHAnsi" w:eastAsiaTheme="minorEastAsia" w:hAnsiTheme="minorHAnsi" w:cstheme="minorBidi"/>
+              <w:noProof/>
+              <w:kern w:val="2"/>
+              <w:sz w:val="24"/>
+              <w:szCs w:val="24"/>
+              <w14:ligatures w14:val="standardContextual"/>
+            </w:rPr>
+          </w:pPr>
+          <w:hyperlink w:anchor="_Toc240392518" w:history="1">
+            <w:r>
+              <w:rPr>
+                <w:rStyle w:val="Hyperlink"/>
+                <w:noProof/>
+              </w:rPr>
+              <w:t>Work Breakdown Structure (WBS)</w:t>
+            </w:r>
+            <w:r>
+              <w:rPr>
+                <w:noProof/>
+                <w:webHidden/>
+              </w:rPr>
+              <w:tab/>
+            </w:r>
+            <w:r>
+              <w:rPr>
+                <w:noProof/>
+                <w:webHidden/>
+              </w:rPr>
+              <w:fldChar w:fldCharType="begin"/>
+            </w:r>
+            <w:r>
+              <w:rPr>
+                <w:noProof/>
+                <w:webHidden/>
+              </w:rPr>
+              <w:instrText xml:space="preserve"> PAGEREF _Toc240392518 \h </w:instrText>
+            </w:r>
+            <w:r>
+              <w:rPr>
+                <w:noProof/>
+                <w:webHidden/>
+              </w:rPr>
+            </w:r>
+            <w:r>
+              <w:rPr>
+                <w:noProof/>
+                <w:webHidden/>
+              </w:rPr>
+              <w:fldChar w:fldCharType="separate"/>
+            </w:r>
+            <w:r>
+              <w:rPr>
+                <w:noProof/>
+                <w:webHidden/>
+              </w:rPr>
+              <w:t>9</w:t>
+            </w:r>
+            <w:r>
+              <w:rPr>
+                <w:noProof/>
+                <w:webHidden/>
+              </w:rPr>
+              <w:fldChar w:fldCharType="end"/>
+            </w:r>
+          </w:hyperlink>
+        </w:p>
+        <w:p>
           <w:r>
             <w:rPr>
               <w:b/>
@@ -470,7 +543,7 @@
       <w:pPr>
         <w:pStyle w:val="Heading1"/>
       </w:pPr>
-      <w:bookmarkStart w:id="1" w:name="_Toc239887221"/>
+      <w:bookmarkStart w:id="1" w:name="_Toc240392515"/>
       <w:r>
         <w:lastRenderedPageBreak/>
         <w:t>Existing Software Landscape/Competitive Analysis</w:t>
@@ -952,7 +1025,7 @@
       <w:pPr>
         <w:pStyle w:val="Heading1"/>
       </w:pPr>
-      <w:bookmarkStart w:id="2" w:name="_Toc239887222"/>
+      <w:bookmarkStart w:id="2" w:name="_Toc240392516"/>
       <w:r>
         <w:lastRenderedPageBreak/>
         <w:t>Vision and Scope</w:t>
@@ -1062,7 +1135,7 @@
       <w:pPr>
         <w:pStyle w:val="Heading1"/>
       </w:pPr>
-      <w:bookmarkStart w:id="3" w:name="_Toc239887223"/>
+      <w:bookmarkStart w:id="3" w:name="_Toc240392517"/>
       <w:r>
         <w:lastRenderedPageBreak/>
         <w:t>Software Requirements Specifications</w:t>
@@ -1950,6 +2023,509 @@
         <w:t xml:space="preserve"> the platform.</w:t>
       </w:r>
     </w:p>
+    <w:p>
+      <w:r>
+        <w:br w:type="page"/>
+      </w:r>
+    </w:p>
+    <w:p>
+      <w:pPr>
+        <w:pStyle w:val="Heading1"/>
+      </w:pPr>
+      <w:bookmarkStart w:id="4" w:name="_Toc240392518"/>
+      <w:r>
+        <w:lastRenderedPageBreak/>
+        <w:t>Work Breakdown Structure (WBS)</w:t>
+      </w:r>
+      <w:bookmarkEnd w:id="4"/>
+    </w:p>
+    <w:p/>
+    <w:p>
+      <w:r>
+        <w:rPr>
+          <w:b/>
+          <w:bCs/>
+        </w:rPr>
+        <w:t>1. Authentication &amp; User Management</w:t>
+      </w:r>
+    </w:p>
+    <w:p/>
+    <w:p>
+      <w:r>
+        <w:t>1.1 Registration</w:t>
+      </w:r>
+    </w:p>
+    <w:p>
+      <w:pPr>
+        <w:numPr>
+          <w:ilvl w:val="0"/>
+          <w:numId w:val="7"/>
+        </w:numPr>
+      </w:pPr>
+      <w:r>
+        <w:t>Email verification</w:t>
+      </w:r>
+    </w:p>
+    <w:p>
+      <w:pPr>
+        <w:numPr>
+          <w:ilvl w:val="0"/>
+          <w:numId w:val="7"/>
+        </w:numPr>
+      </w:pPr>
+      <w:r>
+        <w:t>Profile creation</w:t>
+      </w:r>
+    </w:p>
+    <w:p>
+      <w:r>
+        <w:t>1.2 Login</w:t>
+      </w:r>
+    </w:p>
+    <w:p>
+      <w:pPr>
+        <w:numPr>
+          <w:ilvl w:val="0"/>
+          <w:numId w:val="8"/>
+        </w:numPr>
+      </w:pPr>
+      <w:r>
+        <w:t>Credential validation</w:t>
+      </w:r>
+    </w:p>
+    <w:p>
+      <w:pPr>
+        <w:numPr>
+          <w:ilvl w:val="0"/>
+          <w:numId w:val="8"/>
+        </w:numPr>
+      </w:pPr>
+      <w:r>
+        <w:t>Session management</w:t>
+      </w:r>
+    </w:p>
+    <w:p>
+      <w:r>
+        <w:t>1.3 Account Settings</w:t>
+      </w:r>
+    </w:p>
+    <w:p>
+      <w:pPr>
+        <w:numPr>
+          <w:ilvl w:val="0"/>
+          <w:numId w:val="9"/>
+        </w:numPr>
+      </w:pPr>
+      <w:r>
+        <w:t>Update payment methods</w:t>
+      </w:r>
+    </w:p>
+    <w:p>
+      <w:pPr>
+        <w:numPr>
+          <w:ilvl w:val="0"/>
+          <w:numId w:val="9"/>
+        </w:numPr>
+      </w:pPr>
+      <w:r>
+        <w:t>Update profile info</w:t>
+      </w:r>
+    </w:p>
+    <w:p/>
+    <w:p>
+      <w:r>
+        <w:rPr>
+          <w:b/>
+          <w:bCs/>
+        </w:rPr>
+        <w:t>2. Driver-Facing Features</w:t>
+      </w:r>
+    </w:p>
+    <w:p/>
+    <w:p>
+      <w:r>
+        <w:t>2.1 Search &amp; Availability</w:t>
+      </w:r>
+    </w:p>
+    <w:p>
+      <w:pPr>
+        <w:numPr>
+          <w:ilvl w:val="0"/>
+          <w:numId w:val="10"/>
+        </w:numPr>
+      </w:pPr>
+      <w:r>
+        <w:t>Real-time availability query</w:t>
+      </w:r>
+    </w:p>
+    <w:p>
+      <w:pPr>
+        <w:numPr>
+          <w:ilvl w:val="0"/>
+          <w:numId w:val="10"/>
+        </w:numPr>
+      </w:pPr>
+      <w:r>
+        <w:t>Interactive map display</w:t>
+      </w:r>
+    </w:p>
+    <w:p>
+      <w:r>
+        <w:t>2.2 Reservations</w:t>
+      </w:r>
+    </w:p>
+    <w:p>
+      <w:pPr>
+        <w:numPr>
+          <w:ilvl w:val="0"/>
+          <w:numId w:val="11"/>
+        </w:numPr>
+      </w:pPr>
+      <w:r>
+        <w:t>Select facility and time window</w:t>
+      </w:r>
+    </w:p>
+    <w:p>
+      <w:pPr>
+        <w:numPr>
+          <w:ilvl w:val="0"/>
+          <w:numId w:val="11"/>
+        </w:numPr>
+      </w:pPr>
+      <w:r>
+        <w:t>Confirm reservation</w:t>
+      </w:r>
+    </w:p>
+    <w:p>
+      <w:pPr>
+        <w:numPr>
+          <w:ilvl w:val="0"/>
+          <w:numId w:val="11"/>
+        </w:numPr>
+      </w:pPr>
+      <w:r>
+        <w:t>Cancel reservation</w:t>
+      </w:r>
+    </w:p>
+    <w:p>
+      <w:r>
+        <w:t>2.3 Navigation</w:t>
+      </w:r>
+    </w:p>
+    <w:p>
+      <w:pPr>
+        <w:numPr>
+          <w:ilvl w:val="0"/>
+          <w:numId w:val="12"/>
+        </w:numPr>
+      </w:pPr>
+      <w:r>
+        <w:t>Mapping/navigation service integration</w:t>
+      </w:r>
+    </w:p>
+    <w:p>
+      <w:pPr>
+        <w:numPr>
+          <w:ilvl w:val="0"/>
+          <w:numId w:val="12"/>
+        </w:numPr>
+      </w:pPr>
+      <w:r>
+        <w:t>Turn-by-turn handoff</w:t>
+      </w:r>
+    </w:p>
+    <w:p>
+      <w:pPr>
+        <w:rPr>
+          <w:b/>
+          <w:bCs/>
+        </w:rPr>
+      </w:pPr>
+    </w:p>
+    <w:p>
+      <w:r>
+        <w:rPr>
+          <w:b/>
+          <w:bCs/>
+        </w:rPr>
+        <w:t>3. Payment &amp; Billing</w:t>
+      </w:r>
+    </w:p>
+    <w:p/>
+    <w:p>
+      <w:r>
+        <w:t>3.1 Payment Processing</w:t>
+      </w:r>
+    </w:p>
+    <w:p>
+      <w:pPr>
+        <w:numPr>
+          <w:ilvl w:val="0"/>
+          <w:numId w:val="13"/>
+        </w:numPr>
+      </w:pPr>
+      <w:r>
+        <w:t>Payment provider integration</w:t>
+      </w:r>
+    </w:p>
+    <w:p>
+      <w:pPr>
+        <w:numPr>
+          <w:ilvl w:val="0"/>
+          <w:numId w:val="13"/>
+        </w:numPr>
+      </w:pPr>
+      <w:r>
+        <w:t>Transaction validation</w:t>
+      </w:r>
+    </w:p>
+    <w:p>
+      <w:r>
+        <w:t>3.2 Receipts &amp; History</w:t>
+      </w:r>
+    </w:p>
+    <w:p>
+      <w:pPr>
+        <w:numPr>
+          <w:ilvl w:val="0"/>
+          <w:numId w:val="14"/>
+        </w:numPr>
+      </w:pPr>
+      <w:r>
+        <w:t>Generate digital receipt</w:t>
+      </w:r>
+    </w:p>
+    <w:p>
+      <w:pPr>
+        <w:numPr>
+          <w:ilvl w:val="0"/>
+          <w:numId w:val="14"/>
+        </w:numPr>
+      </w:pPr>
+      <w:r>
+        <w:t>View reservation history</w:t>
+      </w:r>
+    </w:p>
+    <w:p>
+      <w:pPr>
+        <w:rPr>
+          <w:b/>
+          <w:bCs/>
+        </w:rPr>
+      </w:pPr>
+    </w:p>
+    <w:p>
+      <w:r>
+        <w:rPr>
+          <w:b/>
+          <w:bCs/>
+        </w:rPr>
+        <w:t>4. Notifications</w:t>
+      </w:r>
+    </w:p>
+    <w:p/>
+    <w:p>
+      <w:r>
+        <w:t>4.1 Reservation Alerts</w:t>
+      </w:r>
+    </w:p>
+    <w:p>
+      <w:pPr>
+        <w:numPr>
+          <w:ilvl w:val="0"/>
+          <w:numId w:val="15"/>
+        </w:numPr>
+      </w:pPr>
+      <w:r>
+        <w:t>Start/end reminders</w:t>
+      </w:r>
+    </w:p>
+    <w:p>
+      <w:pPr>
+        <w:numPr>
+          <w:ilvl w:val="0"/>
+          <w:numId w:val="15"/>
+        </w:numPr>
+      </w:pPr>
+      <w:r>
+        <w:t>Cancellation alerts</w:t>
+      </w:r>
+    </w:p>
+    <w:p>
+      <w:pPr>
+        <w:rPr>
+          <w:b/>
+          <w:bCs/>
+        </w:rPr>
+      </w:pPr>
+    </w:p>
+    <w:p>
+      <w:r>
+        <w:rPr>
+          <w:b/>
+          <w:bCs/>
+        </w:rPr>
+        <w:t>5. Operator Dashboard</w:t>
+      </w:r>
+    </w:p>
+    <w:p/>
+    <w:p>
+      <w:r>
+        <w:t>5.1 Facility Management</w:t>
+      </w:r>
+    </w:p>
+    <w:p>
+      <w:pPr>
+        <w:numPr>
+          <w:ilvl w:val="0"/>
+          <w:numId w:val="16"/>
+        </w:numPr>
+      </w:pPr>
+      <w:r>
+        <w:t>Add/edit/remove facility</w:t>
+      </w:r>
+    </w:p>
+    <w:p>
+      <w:pPr>
+        <w:numPr>
+          <w:ilvl w:val="0"/>
+          <w:numId w:val="16"/>
+        </w:numPr>
+      </w:pPr>
+      <w:proofErr w:type="gramStart"/>
+      <w:r>
+        <w:t>Update pricing</w:t>
+      </w:r>
+      <w:proofErr w:type="gramEnd"/>
+    </w:p>
+    <w:p>
+      <w:r>
+        <w:t>5.2 Occupancy Monitoring</w:t>
+      </w:r>
+    </w:p>
+    <w:p>
+      <w:pPr>
+        <w:numPr>
+          <w:ilvl w:val="0"/>
+          <w:numId w:val="17"/>
+        </w:numPr>
+      </w:pPr>
+      <w:r>
+        <w:t>Real-time occupancy view</w:t>
+      </w:r>
+    </w:p>
+    <w:p>
+      <w:pPr>
+        <w:numPr>
+          <w:ilvl w:val="0"/>
+          <w:numId w:val="17"/>
+        </w:numPr>
+      </w:pPr>
+      <w:r>
+        <w:t>Active reservation tracking</w:t>
+      </w:r>
+    </w:p>
+    <w:p>
+      <w:r>
+        <w:t>5.3 Reporting &amp; Analytics</w:t>
+      </w:r>
+    </w:p>
+    <w:p>
+      <w:pPr>
+        <w:numPr>
+          <w:ilvl w:val="0"/>
+          <w:numId w:val="18"/>
+        </w:numPr>
+      </w:pPr>
+      <w:r>
+        <w:t>Generate usage reports</w:t>
+      </w:r>
+    </w:p>
+    <w:p>
+      <w:pPr>
+        <w:numPr>
+          <w:ilvl w:val="0"/>
+          <w:numId w:val="18"/>
+        </w:numPr>
+      </w:pPr>
+      <w:r>
+        <w:t>Export financial data</w:t>
+      </w:r>
+    </w:p>
+    <w:p>
+      <w:pPr>
+        <w:rPr>
+          <w:b/>
+          <w:bCs/>
+        </w:rPr>
+      </w:pPr>
+    </w:p>
+    <w:p>
+      <w:r>
+        <w:rPr>
+          <w:b/>
+          <w:bCs/>
+        </w:rPr>
+        <w:lastRenderedPageBreak/>
+        <w:t>6. Testing &amp; Deployment</w:t>
+      </w:r>
+    </w:p>
+    <w:p/>
+    <w:p>
+      <w:r>
+        <w:t>6.1 QA Testing</w:t>
+      </w:r>
+    </w:p>
+    <w:p>
+      <w:pPr>
+        <w:numPr>
+          <w:ilvl w:val="0"/>
+          <w:numId w:val="19"/>
+        </w:numPr>
+      </w:pPr>
+      <w:r>
+        <w:t>Functional testing</w:t>
+      </w:r>
+    </w:p>
+    <w:p>
+      <w:pPr>
+        <w:numPr>
+          <w:ilvl w:val="0"/>
+          <w:numId w:val="19"/>
+        </w:numPr>
+      </w:pPr>
+      <w:r>
+        <w:t>Load/performance testing</w:t>
+      </w:r>
+    </w:p>
+    <w:p>
+      <w:r>
+        <w:t>6.2 Release</w:t>
+      </w:r>
+    </w:p>
+    <w:p>
+      <w:pPr>
+        <w:numPr>
+          <w:ilvl w:val="0"/>
+          <w:numId w:val="20"/>
+        </w:numPr>
+      </w:pPr>
+      <w:r>
+        <w:t>Deployment prep</w:t>
+      </w:r>
+    </w:p>
+    <w:p>
+      <w:pPr>
+        <w:numPr>
+          <w:ilvl w:val="0"/>
+          <w:numId w:val="20"/>
+        </w:numPr>
+      </w:pPr>
+      <w:r>
+        <w:t>Launch</w:t>
+      </w:r>
+    </w:p>
+    <w:p/>
     <w:sectPr>
       <w:headerReference w:type="default" r:id="rId8"/>
       <w:footerReference w:type="default" r:id="rId9"/>
@@ -2068,6 +2644,155 @@
 <file path=word/numbering.xml><?xml version="1.0" encoding="utf-8"?>
 <w:numbering xmlns:wpc="http://schemas.microsoft.com/office/word/2010/wordprocessingCanvas" xmlns:cx="http://schemas.microsoft.com/office/drawing/2014/chartex" xmlns:cx1="http://schemas.microsoft.com/office/drawing/2015/9/8/chartex" xmlns:cx2="http://schemas.microsoft.com/office/drawing/2015/10/21/chartex" xmlns:cx3="http://schemas.microsoft.com/office/drawing/2016/5/9/chartex" xmlns:cx4="http://schemas.microsoft.com/office/drawing/2016/5/10/chartex" xmlns:cx5="http://schemas.microsoft.com/office/drawing/2016/5/11/chartex" xmlns:cx6="http://schemas.microsoft.com/office/drawing/2016/5/12/chartex" xmlns:cx7="http://schemas.microsoft.com/office/drawing/2016/5/13/chartex" xmlns:cx8="http://schemas.microsoft.com/office/drawing/2016/5/14/chartex" xmlns:mc="http://schemas.openxmlformats.org/markup-compatibility/2006" xmlns:aink="http://schemas.microsoft.com/office/drawing/2016/ink" xmlns:am3d="http://schemas.microsoft.com/office/drawing/2017/model3d" xmlns:o="urn:schemas-microsoft-com:office:office" xmlns:oel="http://schemas.microsoft.com/office/2019/extlst" xmlns:r="http://schemas.openxmlformats.org/officeDocument/2006/relationships" xmlns:m="http://schemas.openxmlformats.org/officeDocument/2006/math" xmlns:v="urn:schemas-microsoft-com:vml" xmlns:wp14="http://schemas.microsoft.com/office/word/2010/wordprocessingDrawing" xmlns:wp="http://schemas.openxmlformats.org/drawingml/2006/wordprocessingDrawing" xmlns:w10="urn:schemas-microsoft-com:office:word" xmlns:w="http://schemas.openxmlformats.org/wordprocessingml/2006/main" xmlns:w14="http://schemas.microsoft.com/office/word/2010/wordml" xmlns:w15="http://schemas.microsoft.com/office/word/2012/wordml" xmlns:w16cex="http://schemas.microsoft.com/office/word/2018/wordml/cex" xmlns:w16cid="http://schemas.microsoft.com/office/word/2016/wordml/cid" xmlns:w16="http://schemas.microsoft.com/office/word/2018/wordml" xmlns:w16du="http://schemas.microsoft.com/office/word/2023/wordml/word16du" xmlns:w16sdtdh="http://schemas.microsoft.com/office/word/2020/wordml/sdtdatahash" xmlns:w16sdtfl="http://schemas.microsoft.com/office/word/2024/wordml/sdtformatlock" xmlns:w16se="http://schemas.microsoft.com/office/word/2015/wordml/symex" xmlns:wpg="http://schemas.microsoft.com/office/word/2010/wordprocessingGroup" xmlns:wpi="http://schemas.microsoft.com/office/word/2010/wordprocessingInk" xmlns:wne="http://schemas.microsoft.com/office/word/2006/wordml" xmlns:wps="http://schemas.microsoft.com/office/word/2010/wordprocessingShape" mc:Ignorable="w14 w15 w16se w16cid w16 w16cex w16sdtdh w16sdtfl w16du wp14">
   <w:abstractNum w:abstractNumId="0" w15:restartNumberingAfterBreak="0">
+    <w:nsid w:val="023612C2"/>
+    <w:multiLevelType w:val="multilevel"/>
+    <w:tmpl w:val="8AD8EAEA"/>
+    <w:lvl w:ilvl="0">
+      <w:start w:val="1"/>
+      <w:numFmt w:val="bullet"/>
+      <w:lvlText w:val=""/>
+      <w:lvlJc w:val="left"/>
+      <w:pPr>
+        <w:tabs>
+          <w:tab w:val="num" w:pos="720"/>
+        </w:tabs>
+        <w:ind w:left="720" w:hanging="360"/>
+      </w:pPr>
+      <w:rPr>
+        <w:rFonts w:ascii="Symbol" w:hAnsi="Symbol" w:hint="default"/>
+        <w:sz w:val="20"/>
+      </w:rPr>
+    </w:lvl>
+    <w:lvl w:ilvl="1" w:tentative="1">
+      <w:start w:val="1"/>
+      <w:numFmt w:val="bullet"/>
+      <w:lvlText w:val="o"/>
+      <w:lvlJc w:val="left"/>
+      <w:pPr>
+        <w:tabs>
+          <w:tab w:val="num" w:pos="1440"/>
+        </w:tabs>
+        <w:ind w:left="1440" w:hanging="360"/>
+      </w:pPr>
+      <w:rPr>
+        <w:rFonts w:ascii="Courier New" w:hAnsi="Courier New" w:hint="default"/>
+        <w:sz w:val="20"/>
+      </w:rPr>
+    </w:lvl>
+    <w:lvl w:ilvl="2" w:tentative="1">
+      <w:start w:val="1"/>
+      <w:numFmt w:val="bullet"/>
+      <w:lvlText w:val=""/>
+      <w:lvlJc w:val="left"/>
+      <w:pPr>
+        <w:tabs>
+          <w:tab w:val="num" w:pos="2160"/>
+        </w:tabs>
+        <w:ind w:left="2160" w:hanging="360"/>
+      </w:pPr>
+      <w:rPr>
+        <w:rFonts w:ascii="Wingdings" w:hAnsi="Wingdings" w:hint="default"/>
+        <w:sz w:val="20"/>
+      </w:rPr>
+    </w:lvl>
+    <w:lvl w:ilvl="3" w:tentative="1">
+      <w:start w:val="1"/>
+      <w:numFmt w:val="bullet"/>
+      <w:lvlText w:val=""/>
+      <w:lvlJc w:val="left"/>
+      <w:pPr>
+        <w:tabs>
+          <w:tab w:val="num" w:pos="2880"/>
+        </w:tabs>
+        <w:ind w:left="2880" w:hanging="360"/>
+      </w:pPr>
+      <w:rPr>
+        <w:rFonts w:ascii="Wingdings" w:hAnsi="Wingdings" w:hint="default"/>
+        <w:sz w:val="20"/>
+      </w:rPr>
+    </w:lvl>
+    <w:lvl w:ilvl="4" w:tentative="1">
+      <w:start w:val="1"/>
+      <w:numFmt w:val="bullet"/>
+      <w:lvlText w:val=""/>
+      <w:lvlJc w:val="left"/>
+      <w:pPr>
+        <w:tabs>
+          <w:tab w:val="num" w:pos="3600"/>
+        </w:tabs>
+        <w:ind w:left="3600" w:hanging="360"/>
+      </w:pPr>
+      <w:rPr>
+        <w:rFonts w:ascii="Wingdings" w:hAnsi="Wingdings" w:hint="default"/>
+        <w:sz w:val="20"/>
+      </w:rPr>
+    </w:lvl>
+    <w:lvl w:ilvl="5" w:tentative="1">
+      <w:start w:val="1"/>
+      <w:numFmt w:val="bullet"/>
+      <w:lvlText w:val=""/>
+      <w:lvlJc w:val="left"/>
+      <w:pPr>
+        <w:tabs>
+          <w:tab w:val="num" w:pos="4320"/>
+        </w:tabs>
+        <w:ind w:left="4320" w:hanging="360"/>
+      </w:pPr>
+      <w:rPr>
+        <w:rFonts w:ascii="Wingdings" w:hAnsi="Wingdings" w:hint="default"/>
+        <w:sz w:val="20"/>
+      </w:rPr>
+    </w:lvl>
+    <w:lvl w:ilvl="6" w:tentative="1">
+      <w:start w:val="1"/>
+      <w:numFmt w:val="bullet"/>
+      <w:lvlText w:val=""/>
+      <w:lvlJc w:val="left"/>
+      <w:pPr>
+        <w:tabs>
+          <w:tab w:val="num" w:pos="5040"/>
+        </w:tabs>
+        <w:ind w:left="5040" w:hanging="360"/>
+      </w:pPr>
+      <w:rPr>
+        <w:rFonts w:ascii="Wingdings" w:hAnsi="Wingdings" w:hint="default"/>
+        <w:sz w:val="20"/>
+      </w:rPr>
+    </w:lvl>
+    <w:lvl w:ilvl="7" w:tentative="1">
+      <w:start w:val="1"/>
+      <w:numFmt w:val="bullet"/>
+      <w:lvlText w:val=""/>
+      <w:lvlJc w:val="left"/>
+      <w:pPr>
+        <w:tabs>
+          <w:tab w:val="num" w:pos="5760"/>
+        </w:tabs>
+        <w:ind w:left="5760" w:hanging="360"/>
+      </w:pPr>
+      <w:rPr>
+        <w:rFonts w:ascii="Wingdings" w:hAnsi="Wingdings" w:hint="default"/>
+        <w:sz w:val="20"/>
+      </w:rPr>
+    </w:lvl>
+    <w:lvl w:ilvl="8" w:tentative="1">
+      <w:start w:val="1"/>
+      <w:numFmt w:val="bullet"/>
+      <w:lvlText w:val=""/>
+      <w:lvlJc w:val="left"/>
+      <w:pPr>
+        <w:tabs>
+          <w:tab w:val="num" w:pos="6480"/>
+        </w:tabs>
+        <w:ind w:left="6480" w:hanging="360"/>
+      </w:pPr>
+      <w:rPr>
+        <w:rFonts w:ascii="Wingdings" w:hAnsi="Wingdings" w:hint="default"/>
+        <w:sz w:val="20"/>
+      </w:rPr>
+    </w:lvl>
+  </w:abstractNum>
+  <w:abstractNum w:abstractNumId="1" w15:restartNumberingAfterBreak="0">
     <w:nsid w:val="098E3BD2"/>
     <w:multiLevelType w:val="hybridMultilevel"/>
     <w:tmpl w:val="ED8E0A26"/>
@@ -2180,7 +2905,454 @@
       </w:rPr>
     </w:lvl>
   </w:abstractNum>
-  <w:abstractNum w:abstractNumId="1" w15:restartNumberingAfterBreak="0">
+  <w:abstractNum w:abstractNumId="2" w15:restartNumberingAfterBreak="0">
+    <w:nsid w:val="0AED58DC"/>
+    <w:multiLevelType w:val="multilevel"/>
+    <w:tmpl w:val="6E029C84"/>
+    <w:lvl w:ilvl="0">
+      <w:start w:val="1"/>
+      <w:numFmt w:val="bullet"/>
+      <w:lvlText w:val=""/>
+      <w:lvlJc w:val="left"/>
+      <w:pPr>
+        <w:tabs>
+          <w:tab w:val="num" w:pos="720"/>
+        </w:tabs>
+        <w:ind w:left="720" w:hanging="360"/>
+      </w:pPr>
+      <w:rPr>
+        <w:rFonts w:ascii="Symbol" w:hAnsi="Symbol" w:hint="default"/>
+        <w:sz w:val="20"/>
+      </w:rPr>
+    </w:lvl>
+    <w:lvl w:ilvl="1" w:tentative="1">
+      <w:start w:val="1"/>
+      <w:numFmt w:val="bullet"/>
+      <w:lvlText w:val="o"/>
+      <w:lvlJc w:val="left"/>
+      <w:pPr>
+        <w:tabs>
+          <w:tab w:val="num" w:pos="1440"/>
+        </w:tabs>
+        <w:ind w:left="1440" w:hanging="360"/>
+      </w:pPr>
+      <w:rPr>
+        <w:rFonts w:ascii="Courier New" w:hAnsi="Courier New" w:hint="default"/>
+        <w:sz w:val="20"/>
+      </w:rPr>
+    </w:lvl>
+    <w:lvl w:ilvl="2" w:tentative="1">
+      <w:start w:val="1"/>
+      <w:numFmt w:val="bullet"/>
+      <w:lvlText w:val=""/>
+      <w:lvlJc w:val="left"/>
+      <w:pPr>
+        <w:tabs>
+          <w:tab w:val="num" w:pos="2160"/>
+        </w:tabs>
+        <w:ind w:left="2160" w:hanging="360"/>
+      </w:pPr>
+      <w:rPr>
+        <w:rFonts w:ascii="Wingdings" w:hAnsi="Wingdings" w:hint="default"/>
+        <w:sz w:val="20"/>
+      </w:rPr>
+    </w:lvl>
+    <w:lvl w:ilvl="3" w:tentative="1">
+      <w:start w:val="1"/>
+      <w:numFmt w:val="bullet"/>
+      <w:lvlText w:val=""/>
+      <w:lvlJc w:val="left"/>
+      <w:pPr>
+        <w:tabs>
+          <w:tab w:val="num" w:pos="2880"/>
+        </w:tabs>
+        <w:ind w:left="2880" w:hanging="360"/>
+      </w:pPr>
+      <w:rPr>
+        <w:rFonts w:ascii="Wingdings" w:hAnsi="Wingdings" w:hint="default"/>
+        <w:sz w:val="20"/>
+      </w:rPr>
+    </w:lvl>
+    <w:lvl w:ilvl="4" w:tentative="1">
+      <w:start w:val="1"/>
+      <w:numFmt w:val="bullet"/>
+      <w:lvlText w:val=""/>
+      <w:lvlJc w:val="left"/>
+      <w:pPr>
+        <w:tabs>
+          <w:tab w:val="num" w:pos="3600"/>
+        </w:tabs>
+        <w:ind w:left="3600" w:hanging="360"/>
+      </w:pPr>
+      <w:rPr>
+        <w:rFonts w:ascii="Wingdings" w:hAnsi="Wingdings" w:hint="default"/>
+        <w:sz w:val="20"/>
+      </w:rPr>
+    </w:lvl>
+    <w:lvl w:ilvl="5" w:tentative="1">
+      <w:start w:val="1"/>
+      <w:numFmt w:val="bullet"/>
+      <w:lvlText w:val=""/>
+      <w:lvlJc w:val="left"/>
+      <w:pPr>
+        <w:tabs>
+          <w:tab w:val="num" w:pos="4320"/>
+        </w:tabs>
+        <w:ind w:left="4320" w:hanging="360"/>
+      </w:pPr>
+      <w:rPr>
+        <w:rFonts w:ascii="Wingdings" w:hAnsi="Wingdings" w:hint="default"/>
+        <w:sz w:val="20"/>
+      </w:rPr>
+    </w:lvl>
+    <w:lvl w:ilvl="6" w:tentative="1">
+      <w:start w:val="1"/>
+      <w:numFmt w:val="bullet"/>
+      <w:lvlText w:val=""/>
+      <w:lvlJc w:val="left"/>
+      <w:pPr>
+        <w:tabs>
+          <w:tab w:val="num" w:pos="5040"/>
+        </w:tabs>
+        <w:ind w:left="5040" w:hanging="360"/>
+      </w:pPr>
+      <w:rPr>
+        <w:rFonts w:ascii="Wingdings" w:hAnsi="Wingdings" w:hint="default"/>
+        <w:sz w:val="20"/>
+      </w:rPr>
+    </w:lvl>
+    <w:lvl w:ilvl="7" w:tentative="1">
+      <w:start w:val="1"/>
+      <w:numFmt w:val="bullet"/>
+      <w:lvlText w:val=""/>
+      <w:lvlJc w:val="left"/>
+      <w:pPr>
+        <w:tabs>
+          <w:tab w:val="num" w:pos="5760"/>
+        </w:tabs>
+        <w:ind w:left="5760" w:hanging="360"/>
+      </w:pPr>
+      <w:rPr>
+        <w:rFonts w:ascii="Wingdings" w:hAnsi="Wingdings" w:hint="default"/>
+        <w:sz w:val="20"/>
+      </w:rPr>
+    </w:lvl>
+    <w:lvl w:ilvl="8" w:tentative="1">
+      <w:start w:val="1"/>
+      <w:numFmt w:val="bullet"/>
+      <w:lvlText w:val=""/>
+      <w:lvlJc w:val="left"/>
+      <w:pPr>
+        <w:tabs>
+          <w:tab w:val="num" w:pos="6480"/>
+        </w:tabs>
+        <w:ind w:left="6480" w:hanging="360"/>
+      </w:pPr>
+      <w:rPr>
+        <w:rFonts w:ascii="Wingdings" w:hAnsi="Wingdings" w:hint="default"/>
+        <w:sz w:val="20"/>
+      </w:rPr>
+    </w:lvl>
+  </w:abstractNum>
+  <w:abstractNum w:abstractNumId="3" w15:restartNumberingAfterBreak="0">
+    <w:nsid w:val="143A294A"/>
+    <w:multiLevelType w:val="multilevel"/>
+    <w:tmpl w:val="600047C0"/>
+    <w:lvl w:ilvl="0">
+      <w:start w:val="1"/>
+      <w:numFmt w:val="bullet"/>
+      <w:lvlText w:val=""/>
+      <w:lvlJc w:val="left"/>
+      <w:pPr>
+        <w:tabs>
+          <w:tab w:val="num" w:pos="720"/>
+        </w:tabs>
+        <w:ind w:left="720" w:hanging="360"/>
+      </w:pPr>
+      <w:rPr>
+        <w:rFonts w:ascii="Symbol" w:hAnsi="Symbol" w:hint="default"/>
+        <w:sz w:val="20"/>
+      </w:rPr>
+    </w:lvl>
+    <w:lvl w:ilvl="1" w:tentative="1">
+      <w:start w:val="1"/>
+      <w:numFmt w:val="bullet"/>
+      <w:lvlText w:val="o"/>
+      <w:lvlJc w:val="left"/>
+      <w:pPr>
+        <w:tabs>
+          <w:tab w:val="num" w:pos="1440"/>
+        </w:tabs>
+        <w:ind w:left="1440" w:hanging="360"/>
+      </w:pPr>
+      <w:rPr>
+        <w:rFonts w:ascii="Courier New" w:hAnsi="Courier New" w:hint="default"/>
+        <w:sz w:val="20"/>
+      </w:rPr>
+    </w:lvl>
+    <w:lvl w:ilvl="2" w:tentative="1">
+      <w:start w:val="1"/>
+      <w:numFmt w:val="bullet"/>
+      <w:lvlText w:val=""/>
+      <w:lvlJc w:val="left"/>
+      <w:pPr>
+        <w:tabs>
+          <w:tab w:val="num" w:pos="2160"/>
+        </w:tabs>
+        <w:ind w:left="2160" w:hanging="360"/>
+      </w:pPr>
+      <w:rPr>
+        <w:rFonts w:ascii="Wingdings" w:hAnsi="Wingdings" w:hint="default"/>
+        <w:sz w:val="20"/>
+      </w:rPr>
+    </w:lvl>
+    <w:lvl w:ilvl="3" w:tentative="1">
+      <w:start w:val="1"/>
+      <w:numFmt w:val="bullet"/>
+      <w:lvlText w:val=""/>
+      <w:lvlJc w:val="left"/>
+      <w:pPr>
+        <w:tabs>
+          <w:tab w:val="num" w:pos="2880"/>
+        </w:tabs>
+        <w:ind w:left="2880" w:hanging="360"/>
+      </w:pPr>
+      <w:rPr>
+        <w:rFonts w:ascii="Wingdings" w:hAnsi="Wingdings" w:hint="default"/>
+        <w:sz w:val="20"/>
+      </w:rPr>
+    </w:lvl>
+    <w:lvl w:ilvl="4" w:tentative="1">
+      <w:start w:val="1"/>
+      <w:numFmt w:val="bullet"/>
+      <w:lvlText w:val=""/>
+      <w:lvlJc w:val="left"/>
+      <w:pPr>
+        <w:tabs>
+          <w:tab w:val="num" w:pos="3600"/>
+        </w:tabs>
+        <w:ind w:left="3600" w:hanging="360"/>
+      </w:pPr>
+      <w:rPr>
+        <w:rFonts w:ascii="Wingdings" w:hAnsi="Wingdings" w:hint="default"/>
+        <w:sz w:val="20"/>
+      </w:rPr>
+    </w:lvl>
+    <w:lvl w:ilvl="5" w:tentative="1">
+      <w:start w:val="1"/>
+      <w:numFmt w:val="bullet"/>
+      <w:lvlText w:val=""/>
+      <w:lvlJc w:val="left"/>
+      <w:pPr>
+        <w:tabs>
+          <w:tab w:val="num" w:pos="4320"/>
+        </w:tabs>
+        <w:ind w:left="4320" w:hanging="360"/>
+      </w:pPr>
+      <w:rPr>
+        <w:rFonts w:ascii="Wingdings" w:hAnsi="Wingdings" w:hint="default"/>
+        <w:sz w:val="20"/>
+      </w:rPr>
+    </w:lvl>
+    <w:lvl w:ilvl="6" w:tentative="1">
+      <w:start w:val="1"/>
+      <w:numFmt w:val="bullet"/>
+      <w:lvlText w:val=""/>
+      <w:lvlJc w:val="left"/>
+      <w:pPr>
+        <w:tabs>
+          <w:tab w:val="num" w:pos="5040"/>
+        </w:tabs>
+        <w:ind w:left="5040" w:hanging="360"/>
+      </w:pPr>
+      <w:rPr>
+        <w:rFonts w:ascii="Wingdings" w:hAnsi="Wingdings" w:hint="default"/>
+        <w:sz w:val="20"/>
+      </w:rPr>
+    </w:lvl>
+    <w:lvl w:ilvl="7" w:tentative="1">
+      <w:start w:val="1"/>
+      <w:numFmt w:val="bullet"/>
+      <w:lvlText w:val=""/>
+      <w:lvlJc w:val="left"/>
+      <w:pPr>
+        <w:tabs>
+          <w:tab w:val="num" w:pos="5760"/>
+        </w:tabs>
+        <w:ind w:left="5760" w:hanging="360"/>
+      </w:pPr>
+      <w:rPr>
+        <w:rFonts w:ascii="Wingdings" w:hAnsi="Wingdings" w:hint="default"/>
+        <w:sz w:val="20"/>
+      </w:rPr>
+    </w:lvl>
+    <w:lvl w:ilvl="8" w:tentative="1">
+      <w:start w:val="1"/>
+      <w:numFmt w:val="bullet"/>
+      <w:lvlText w:val=""/>
+      <w:lvlJc w:val="left"/>
+      <w:pPr>
+        <w:tabs>
+          <w:tab w:val="num" w:pos="6480"/>
+        </w:tabs>
+        <w:ind w:left="6480" w:hanging="360"/>
+      </w:pPr>
+      <w:rPr>
+        <w:rFonts w:ascii="Wingdings" w:hAnsi="Wingdings" w:hint="default"/>
+        <w:sz w:val="20"/>
+      </w:rPr>
+    </w:lvl>
+  </w:abstractNum>
+  <w:abstractNum w:abstractNumId="4" w15:restartNumberingAfterBreak="0">
+    <w:nsid w:val="16CE1F0D"/>
+    <w:multiLevelType w:val="multilevel"/>
+    <w:tmpl w:val="C8A61A66"/>
+    <w:lvl w:ilvl="0">
+      <w:start w:val="1"/>
+      <w:numFmt w:val="bullet"/>
+      <w:lvlText w:val=""/>
+      <w:lvlJc w:val="left"/>
+      <w:pPr>
+        <w:tabs>
+          <w:tab w:val="num" w:pos="720"/>
+        </w:tabs>
+        <w:ind w:left="720" w:hanging="360"/>
+      </w:pPr>
+      <w:rPr>
+        <w:rFonts w:ascii="Symbol" w:hAnsi="Symbol" w:hint="default"/>
+        <w:sz w:val="20"/>
+      </w:rPr>
+    </w:lvl>
+    <w:lvl w:ilvl="1" w:tentative="1">
+      <w:start w:val="1"/>
+      <w:numFmt w:val="bullet"/>
+      <w:lvlText w:val="o"/>
+      <w:lvlJc w:val="left"/>
+      <w:pPr>
+        <w:tabs>
+          <w:tab w:val="num" w:pos="1440"/>
+        </w:tabs>
+        <w:ind w:left="1440" w:hanging="360"/>
+      </w:pPr>
+      <w:rPr>
+        <w:rFonts w:ascii="Courier New" w:hAnsi="Courier New" w:hint="default"/>
+        <w:sz w:val="20"/>
+      </w:rPr>
+    </w:lvl>
+    <w:lvl w:ilvl="2" w:tentative="1">
+      <w:start w:val="1"/>
+      <w:numFmt w:val="bullet"/>
+      <w:lvlText w:val=""/>
+      <w:lvlJc w:val="left"/>
+      <w:pPr>
+        <w:tabs>
+          <w:tab w:val="num" w:pos="2160"/>
+        </w:tabs>
+        <w:ind w:left="2160" w:hanging="360"/>
+      </w:pPr>
+      <w:rPr>
+        <w:rFonts w:ascii="Wingdings" w:hAnsi="Wingdings" w:hint="default"/>
+        <w:sz w:val="20"/>
+      </w:rPr>
+    </w:lvl>
+    <w:lvl w:ilvl="3" w:tentative="1">
+      <w:start w:val="1"/>
+      <w:numFmt w:val="bullet"/>
+      <w:lvlText w:val=""/>
+      <w:lvlJc w:val="left"/>
+      <w:pPr>
+        <w:tabs>
+          <w:tab w:val="num" w:pos="2880"/>
+        </w:tabs>
+        <w:ind w:left="2880" w:hanging="360"/>
+      </w:pPr>
+      <w:rPr>
+        <w:rFonts w:ascii="Wingdings" w:hAnsi="Wingdings" w:hint="default"/>
+        <w:sz w:val="20"/>
+      </w:rPr>
+    </w:lvl>
+    <w:lvl w:ilvl="4" w:tentative="1">
+      <w:start w:val="1"/>
+      <w:numFmt w:val="bullet"/>
+      <w:lvlText w:val=""/>
+      <w:lvlJc w:val="left"/>
+      <w:pPr>
+        <w:tabs>
+          <w:tab w:val="num" w:pos="3600"/>
+        </w:tabs>
+        <w:ind w:left="3600" w:hanging="360"/>
+      </w:pPr>
+      <w:rPr>
+        <w:rFonts w:ascii="Wingdings" w:hAnsi="Wingdings" w:hint="default"/>
+        <w:sz w:val="20"/>
+      </w:rPr>
+    </w:lvl>
+    <w:lvl w:ilvl="5" w:tentative="1">
+      <w:start w:val="1"/>
+      <w:numFmt w:val="bullet"/>
+      <w:lvlText w:val=""/>
+      <w:lvlJc w:val="left"/>
+      <w:pPr>
+        <w:tabs>
+          <w:tab w:val="num" w:pos="4320"/>
+        </w:tabs>
+        <w:ind w:left="4320" w:hanging="360"/>
+      </w:pPr>
+      <w:rPr>
+        <w:rFonts w:ascii="Wingdings" w:hAnsi="Wingdings" w:hint="default"/>
+        <w:sz w:val="20"/>
+      </w:rPr>
+    </w:lvl>
+    <w:lvl w:ilvl="6" w:tentative="1">
+      <w:start w:val="1"/>
+      <w:numFmt w:val="bullet"/>
+      <w:lvlText w:val=""/>
+      <w:lvlJc w:val="left"/>
+      <w:pPr>
+        <w:tabs>
+          <w:tab w:val="num" w:pos="5040"/>
+        </w:tabs>
+        <w:ind w:left="5040" w:hanging="360"/>
+      </w:pPr>
+      <w:rPr>
+        <w:rFonts w:ascii="Wingdings" w:hAnsi="Wingdings" w:hint="default"/>
+        <w:sz w:val="20"/>
+      </w:rPr>
+    </w:lvl>
+    <w:lvl w:ilvl="7" w:tentative="1">
+      <w:start w:val="1"/>
+      <w:numFmt w:val="bullet"/>
+      <w:lvlText w:val=""/>
+      <w:lvlJc w:val="left"/>
+      <w:pPr>
+        <w:tabs>
+          <w:tab w:val="num" w:pos="5760"/>
+        </w:tabs>
+        <w:ind w:left="5760" w:hanging="360"/>
+      </w:pPr>
+      <w:rPr>
+        <w:rFonts w:ascii="Wingdings" w:hAnsi="Wingdings" w:hint="default"/>
+        <w:sz w:val="20"/>
+      </w:rPr>
+    </w:lvl>
+    <w:lvl w:ilvl="8" w:tentative="1">
+      <w:start w:val="1"/>
+      <w:numFmt w:val="bullet"/>
+      <w:lvlText w:val=""/>
+      <w:lvlJc w:val="left"/>
+      <w:pPr>
+        <w:tabs>
+          <w:tab w:val="num" w:pos="6480"/>
+        </w:tabs>
+        <w:ind w:left="6480" w:hanging="360"/>
+      </w:pPr>
+      <w:rPr>
+        <w:rFonts w:ascii="Wingdings" w:hAnsi="Wingdings" w:hint="default"/>
+        <w:sz w:val="20"/>
+      </w:rPr>
+    </w:lvl>
+  </w:abstractNum>
+  <w:abstractNum w:abstractNumId="5" w15:restartNumberingAfterBreak="0">
     <w:nsid w:val="1A944A5F"/>
     <w:multiLevelType w:val="hybridMultilevel"/>
     <w:tmpl w:val="18221356"/>
@@ -2293,7 +3465,454 @@
       </w:rPr>
     </w:lvl>
   </w:abstractNum>
-  <w:abstractNum w:abstractNumId="2" w15:restartNumberingAfterBreak="0">
+  <w:abstractNum w:abstractNumId="6" w15:restartNumberingAfterBreak="0">
+    <w:nsid w:val="29607641"/>
+    <w:multiLevelType w:val="multilevel"/>
+    <w:tmpl w:val="E17273FC"/>
+    <w:lvl w:ilvl="0">
+      <w:start w:val="1"/>
+      <w:numFmt w:val="bullet"/>
+      <w:lvlText w:val=""/>
+      <w:lvlJc w:val="left"/>
+      <w:pPr>
+        <w:tabs>
+          <w:tab w:val="num" w:pos="720"/>
+        </w:tabs>
+        <w:ind w:left="720" w:hanging="360"/>
+      </w:pPr>
+      <w:rPr>
+        <w:rFonts w:ascii="Symbol" w:hAnsi="Symbol" w:hint="default"/>
+        <w:sz w:val="20"/>
+      </w:rPr>
+    </w:lvl>
+    <w:lvl w:ilvl="1" w:tentative="1">
+      <w:start w:val="1"/>
+      <w:numFmt w:val="bullet"/>
+      <w:lvlText w:val="o"/>
+      <w:lvlJc w:val="left"/>
+      <w:pPr>
+        <w:tabs>
+          <w:tab w:val="num" w:pos="1440"/>
+        </w:tabs>
+        <w:ind w:left="1440" w:hanging="360"/>
+      </w:pPr>
+      <w:rPr>
+        <w:rFonts w:ascii="Courier New" w:hAnsi="Courier New" w:hint="default"/>
+        <w:sz w:val="20"/>
+      </w:rPr>
+    </w:lvl>
+    <w:lvl w:ilvl="2" w:tentative="1">
+      <w:start w:val="1"/>
+      <w:numFmt w:val="bullet"/>
+      <w:lvlText w:val=""/>
+      <w:lvlJc w:val="left"/>
+      <w:pPr>
+        <w:tabs>
+          <w:tab w:val="num" w:pos="2160"/>
+        </w:tabs>
+        <w:ind w:left="2160" w:hanging="360"/>
+      </w:pPr>
+      <w:rPr>
+        <w:rFonts w:ascii="Wingdings" w:hAnsi="Wingdings" w:hint="default"/>
+        <w:sz w:val="20"/>
+      </w:rPr>
+    </w:lvl>
+    <w:lvl w:ilvl="3" w:tentative="1">
+      <w:start w:val="1"/>
+      <w:numFmt w:val="bullet"/>
+      <w:lvlText w:val=""/>
+      <w:lvlJc w:val="left"/>
+      <w:pPr>
+        <w:tabs>
+          <w:tab w:val="num" w:pos="2880"/>
+        </w:tabs>
+        <w:ind w:left="2880" w:hanging="360"/>
+      </w:pPr>
+      <w:rPr>
+        <w:rFonts w:ascii="Wingdings" w:hAnsi="Wingdings" w:hint="default"/>
+        <w:sz w:val="20"/>
+      </w:rPr>
+    </w:lvl>
+    <w:lvl w:ilvl="4" w:tentative="1">
+      <w:start w:val="1"/>
+      <w:numFmt w:val="bullet"/>
+      <w:lvlText w:val=""/>
+      <w:lvlJc w:val="left"/>
+      <w:pPr>
+        <w:tabs>
+          <w:tab w:val="num" w:pos="3600"/>
+        </w:tabs>
+        <w:ind w:left="3600" w:hanging="360"/>
+      </w:pPr>
+      <w:rPr>
+        <w:rFonts w:ascii="Wingdings" w:hAnsi="Wingdings" w:hint="default"/>
+        <w:sz w:val="20"/>
+      </w:rPr>
+    </w:lvl>
+    <w:lvl w:ilvl="5" w:tentative="1">
+      <w:start w:val="1"/>
+      <w:numFmt w:val="bullet"/>
+      <w:lvlText w:val=""/>
+      <w:lvlJc w:val="left"/>
+      <w:pPr>
+        <w:tabs>
+          <w:tab w:val="num" w:pos="4320"/>
+        </w:tabs>
+        <w:ind w:left="4320" w:hanging="360"/>
+      </w:pPr>
+      <w:rPr>
+        <w:rFonts w:ascii="Wingdings" w:hAnsi="Wingdings" w:hint="default"/>
+        <w:sz w:val="20"/>
+      </w:rPr>
+    </w:lvl>
+    <w:lvl w:ilvl="6" w:tentative="1">
+      <w:start w:val="1"/>
+      <w:numFmt w:val="bullet"/>
+      <w:lvlText w:val=""/>
+      <w:lvlJc w:val="left"/>
+      <w:pPr>
+        <w:tabs>
+          <w:tab w:val="num" w:pos="5040"/>
+        </w:tabs>
+        <w:ind w:left="5040" w:hanging="360"/>
+      </w:pPr>
+      <w:rPr>
+        <w:rFonts w:ascii="Wingdings" w:hAnsi="Wingdings" w:hint="default"/>
+        <w:sz w:val="20"/>
+      </w:rPr>
+    </w:lvl>
+    <w:lvl w:ilvl="7" w:tentative="1">
+      <w:start w:val="1"/>
+      <w:numFmt w:val="bullet"/>
+      <w:lvlText w:val=""/>
+      <w:lvlJc w:val="left"/>
+      <w:pPr>
+        <w:tabs>
+          <w:tab w:val="num" w:pos="5760"/>
+        </w:tabs>
+        <w:ind w:left="5760" w:hanging="360"/>
+      </w:pPr>
+      <w:rPr>
+        <w:rFonts w:ascii="Wingdings" w:hAnsi="Wingdings" w:hint="default"/>
+        <w:sz w:val="20"/>
+      </w:rPr>
+    </w:lvl>
+    <w:lvl w:ilvl="8" w:tentative="1">
+      <w:start w:val="1"/>
+      <w:numFmt w:val="bullet"/>
+      <w:lvlText w:val=""/>
+      <w:lvlJc w:val="left"/>
+      <w:pPr>
+        <w:tabs>
+          <w:tab w:val="num" w:pos="6480"/>
+        </w:tabs>
+        <w:ind w:left="6480" w:hanging="360"/>
+      </w:pPr>
+      <w:rPr>
+        <w:rFonts w:ascii="Wingdings" w:hAnsi="Wingdings" w:hint="default"/>
+        <w:sz w:val="20"/>
+      </w:rPr>
+    </w:lvl>
+  </w:abstractNum>
+  <w:abstractNum w:abstractNumId="7" w15:restartNumberingAfterBreak="0">
+    <w:nsid w:val="2CAA2E26"/>
+    <w:multiLevelType w:val="multilevel"/>
+    <w:tmpl w:val="3E9AED5C"/>
+    <w:lvl w:ilvl="0">
+      <w:start w:val="1"/>
+      <w:numFmt w:val="bullet"/>
+      <w:lvlText w:val=""/>
+      <w:lvlJc w:val="left"/>
+      <w:pPr>
+        <w:tabs>
+          <w:tab w:val="num" w:pos="720"/>
+        </w:tabs>
+        <w:ind w:left="720" w:hanging="360"/>
+      </w:pPr>
+      <w:rPr>
+        <w:rFonts w:ascii="Symbol" w:hAnsi="Symbol" w:hint="default"/>
+        <w:sz w:val="20"/>
+      </w:rPr>
+    </w:lvl>
+    <w:lvl w:ilvl="1" w:tentative="1">
+      <w:start w:val="1"/>
+      <w:numFmt w:val="bullet"/>
+      <w:lvlText w:val="o"/>
+      <w:lvlJc w:val="left"/>
+      <w:pPr>
+        <w:tabs>
+          <w:tab w:val="num" w:pos="1440"/>
+        </w:tabs>
+        <w:ind w:left="1440" w:hanging="360"/>
+      </w:pPr>
+      <w:rPr>
+        <w:rFonts w:ascii="Courier New" w:hAnsi="Courier New" w:hint="default"/>
+        <w:sz w:val="20"/>
+      </w:rPr>
+    </w:lvl>
+    <w:lvl w:ilvl="2" w:tentative="1">
+      <w:start w:val="1"/>
+      <w:numFmt w:val="bullet"/>
+      <w:lvlText w:val=""/>
+      <w:lvlJc w:val="left"/>
+      <w:pPr>
+        <w:tabs>
+          <w:tab w:val="num" w:pos="2160"/>
+        </w:tabs>
+        <w:ind w:left="2160" w:hanging="360"/>
+      </w:pPr>
+      <w:rPr>
+        <w:rFonts w:ascii="Wingdings" w:hAnsi="Wingdings" w:hint="default"/>
+        <w:sz w:val="20"/>
+      </w:rPr>
+    </w:lvl>
+    <w:lvl w:ilvl="3" w:tentative="1">
+      <w:start w:val="1"/>
+      <w:numFmt w:val="bullet"/>
+      <w:lvlText w:val=""/>
+      <w:lvlJc w:val="left"/>
+      <w:pPr>
+        <w:tabs>
+          <w:tab w:val="num" w:pos="2880"/>
+        </w:tabs>
+        <w:ind w:left="2880" w:hanging="360"/>
+      </w:pPr>
+      <w:rPr>
+        <w:rFonts w:ascii="Wingdings" w:hAnsi="Wingdings" w:hint="default"/>
+        <w:sz w:val="20"/>
+      </w:rPr>
+    </w:lvl>
+    <w:lvl w:ilvl="4" w:tentative="1">
+      <w:start w:val="1"/>
+      <w:numFmt w:val="bullet"/>
+      <w:lvlText w:val=""/>
+      <w:lvlJc w:val="left"/>
+      <w:pPr>
+        <w:tabs>
+          <w:tab w:val="num" w:pos="3600"/>
+        </w:tabs>
+        <w:ind w:left="3600" w:hanging="360"/>
+      </w:pPr>
+      <w:rPr>
+        <w:rFonts w:ascii="Wingdings" w:hAnsi="Wingdings" w:hint="default"/>
+        <w:sz w:val="20"/>
+      </w:rPr>
+    </w:lvl>
+    <w:lvl w:ilvl="5" w:tentative="1">
+      <w:start w:val="1"/>
+      <w:numFmt w:val="bullet"/>
+      <w:lvlText w:val=""/>
+      <w:lvlJc w:val="left"/>
+      <w:pPr>
+        <w:tabs>
+          <w:tab w:val="num" w:pos="4320"/>
+        </w:tabs>
+        <w:ind w:left="4320" w:hanging="360"/>
+      </w:pPr>
+      <w:rPr>
+        <w:rFonts w:ascii="Wingdings" w:hAnsi="Wingdings" w:hint="default"/>
+        <w:sz w:val="20"/>
+      </w:rPr>
+    </w:lvl>
+    <w:lvl w:ilvl="6" w:tentative="1">
+      <w:start w:val="1"/>
+      <w:numFmt w:val="bullet"/>
+      <w:lvlText w:val=""/>
+      <w:lvlJc w:val="left"/>
+      <w:pPr>
+        <w:tabs>
+          <w:tab w:val="num" w:pos="5040"/>
+        </w:tabs>
+        <w:ind w:left="5040" w:hanging="360"/>
+      </w:pPr>
+      <w:rPr>
+        <w:rFonts w:ascii="Wingdings" w:hAnsi="Wingdings" w:hint="default"/>
+        <w:sz w:val="20"/>
+      </w:rPr>
+    </w:lvl>
+    <w:lvl w:ilvl="7" w:tentative="1">
+      <w:start w:val="1"/>
+      <w:numFmt w:val="bullet"/>
+      <w:lvlText w:val=""/>
+      <w:lvlJc w:val="left"/>
+      <w:pPr>
+        <w:tabs>
+          <w:tab w:val="num" w:pos="5760"/>
+        </w:tabs>
+        <w:ind w:left="5760" w:hanging="360"/>
+      </w:pPr>
+      <w:rPr>
+        <w:rFonts w:ascii="Wingdings" w:hAnsi="Wingdings" w:hint="default"/>
+        <w:sz w:val="20"/>
+      </w:rPr>
+    </w:lvl>
+    <w:lvl w:ilvl="8" w:tentative="1">
+      <w:start w:val="1"/>
+      <w:numFmt w:val="bullet"/>
+      <w:lvlText w:val=""/>
+      <w:lvlJc w:val="left"/>
+      <w:pPr>
+        <w:tabs>
+          <w:tab w:val="num" w:pos="6480"/>
+        </w:tabs>
+        <w:ind w:left="6480" w:hanging="360"/>
+      </w:pPr>
+      <w:rPr>
+        <w:rFonts w:ascii="Wingdings" w:hAnsi="Wingdings" w:hint="default"/>
+        <w:sz w:val="20"/>
+      </w:rPr>
+    </w:lvl>
+  </w:abstractNum>
+  <w:abstractNum w:abstractNumId="8" w15:restartNumberingAfterBreak="0">
+    <w:nsid w:val="33382D22"/>
+    <w:multiLevelType w:val="multilevel"/>
+    <w:tmpl w:val="65500666"/>
+    <w:lvl w:ilvl="0">
+      <w:start w:val="1"/>
+      <w:numFmt w:val="bullet"/>
+      <w:lvlText w:val=""/>
+      <w:lvlJc w:val="left"/>
+      <w:pPr>
+        <w:tabs>
+          <w:tab w:val="num" w:pos="720"/>
+        </w:tabs>
+        <w:ind w:left="720" w:hanging="360"/>
+      </w:pPr>
+      <w:rPr>
+        <w:rFonts w:ascii="Symbol" w:hAnsi="Symbol" w:hint="default"/>
+        <w:sz w:val="20"/>
+      </w:rPr>
+    </w:lvl>
+    <w:lvl w:ilvl="1" w:tentative="1">
+      <w:start w:val="1"/>
+      <w:numFmt w:val="bullet"/>
+      <w:lvlText w:val="o"/>
+      <w:lvlJc w:val="left"/>
+      <w:pPr>
+        <w:tabs>
+          <w:tab w:val="num" w:pos="1440"/>
+        </w:tabs>
+        <w:ind w:left="1440" w:hanging="360"/>
+      </w:pPr>
+      <w:rPr>
+        <w:rFonts w:ascii="Courier New" w:hAnsi="Courier New" w:hint="default"/>
+        <w:sz w:val="20"/>
+      </w:rPr>
+    </w:lvl>
+    <w:lvl w:ilvl="2" w:tentative="1">
+      <w:start w:val="1"/>
+      <w:numFmt w:val="bullet"/>
+      <w:lvlText w:val=""/>
+      <w:lvlJc w:val="left"/>
+      <w:pPr>
+        <w:tabs>
+          <w:tab w:val="num" w:pos="2160"/>
+        </w:tabs>
+        <w:ind w:left="2160" w:hanging="360"/>
+      </w:pPr>
+      <w:rPr>
+        <w:rFonts w:ascii="Wingdings" w:hAnsi="Wingdings" w:hint="default"/>
+        <w:sz w:val="20"/>
+      </w:rPr>
+    </w:lvl>
+    <w:lvl w:ilvl="3" w:tentative="1">
+      <w:start w:val="1"/>
+      <w:numFmt w:val="bullet"/>
+      <w:lvlText w:val=""/>
+      <w:lvlJc w:val="left"/>
+      <w:pPr>
+        <w:tabs>
+          <w:tab w:val="num" w:pos="2880"/>
+        </w:tabs>
+        <w:ind w:left="2880" w:hanging="360"/>
+      </w:pPr>
+      <w:rPr>
+        <w:rFonts w:ascii="Wingdings" w:hAnsi="Wingdings" w:hint="default"/>
+        <w:sz w:val="20"/>
+      </w:rPr>
+    </w:lvl>
+    <w:lvl w:ilvl="4" w:tentative="1">
+      <w:start w:val="1"/>
+      <w:numFmt w:val="bullet"/>
+      <w:lvlText w:val=""/>
+      <w:lvlJc w:val="left"/>
+      <w:pPr>
+        <w:tabs>
+          <w:tab w:val="num" w:pos="3600"/>
+        </w:tabs>
+        <w:ind w:left="3600" w:hanging="360"/>
+      </w:pPr>
+      <w:rPr>
+        <w:rFonts w:ascii="Wingdings" w:hAnsi="Wingdings" w:hint="default"/>
+        <w:sz w:val="20"/>
+      </w:rPr>
+    </w:lvl>
+    <w:lvl w:ilvl="5" w:tentative="1">
+      <w:start w:val="1"/>
+      <w:numFmt w:val="bullet"/>
+      <w:lvlText w:val=""/>
+      <w:lvlJc w:val="left"/>
+      <w:pPr>
+        <w:tabs>
+          <w:tab w:val="num" w:pos="4320"/>
+        </w:tabs>
+        <w:ind w:left="4320" w:hanging="360"/>
+      </w:pPr>
+      <w:rPr>
+        <w:rFonts w:ascii="Wingdings" w:hAnsi="Wingdings" w:hint="default"/>
+        <w:sz w:val="20"/>
+      </w:rPr>
+    </w:lvl>
+    <w:lvl w:ilvl="6" w:tentative="1">
+      <w:start w:val="1"/>
+      <w:numFmt w:val="bullet"/>
+      <w:lvlText w:val=""/>
+      <w:lvlJc w:val="left"/>
+      <w:pPr>
+        <w:tabs>
+          <w:tab w:val="num" w:pos="5040"/>
+        </w:tabs>
+        <w:ind w:left="5040" w:hanging="360"/>
+      </w:pPr>
+      <w:rPr>
+        <w:rFonts w:ascii="Wingdings" w:hAnsi="Wingdings" w:hint="default"/>
+        <w:sz w:val="20"/>
+      </w:rPr>
+    </w:lvl>
+    <w:lvl w:ilvl="7" w:tentative="1">
+      <w:start w:val="1"/>
+      <w:numFmt w:val="bullet"/>
+      <w:lvlText w:val=""/>
+      <w:lvlJc w:val="left"/>
+      <w:pPr>
+        <w:tabs>
+          <w:tab w:val="num" w:pos="5760"/>
+        </w:tabs>
+        <w:ind w:left="5760" w:hanging="360"/>
+      </w:pPr>
+      <w:rPr>
+        <w:rFonts w:ascii="Wingdings" w:hAnsi="Wingdings" w:hint="default"/>
+        <w:sz w:val="20"/>
+      </w:rPr>
+    </w:lvl>
+    <w:lvl w:ilvl="8" w:tentative="1">
+      <w:start w:val="1"/>
+      <w:numFmt w:val="bullet"/>
+      <w:lvlText w:val=""/>
+      <w:lvlJc w:val="left"/>
+      <w:pPr>
+        <w:tabs>
+          <w:tab w:val="num" w:pos="6480"/>
+        </w:tabs>
+        <w:ind w:left="6480" w:hanging="360"/>
+      </w:pPr>
+      <w:rPr>
+        <w:rFonts w:ascii="Wingdings" w:hAnsi="Wingdings" w:hint="default"/>
+        <w:sz w:val="20"/>
+      </w:rPr>
+    </w:lvl>
+  </w:abstractNum>
+  <w:abstractNum w:abstractNumId="9" w15:restartNumberingAfterBreak="0">
     <w:nsid w:val="395405C7"/>
     <w:multiLevelType w:val="hybridMultilevel"/>
     <w:tmpl w:val="7E0E74B4"/>
@@ -2379,7 +3998,629 @@
       </w:pPr>
     </w:lvl>
   </w:abstractNum>
-  <w:abstractNum w:abstractNumId="3" w15:restartNumberingAfterBreak="0">
+  <w:abstractNum w:abstractNumId="10" w15:restartNumberingAfterBreak="0">
+    <w:nsid w:val="3B1D1926"/>
+    <w:multiLevelType w:val="multilevel"/>
+    <w:tmpl w:val="04741BE2"/>
+    <w:lvl w:ilvl="0">
+      <w:start w:val="1"/>
+      <w:numFmt w:val="bullet"/>
+      <w:lvlText w:val=""/>
+      <w:lvlJc w:val="left"/>
+      <w:pPr>
+        <w:tabs>
+          <w:tab w:val="num" w:pos="720"/>
+        </w:tabs>
+        <w:ind w:left="720" w:hanging="360"/>
+      </w:pPr>
+      <w:rPr>
+        <w:rFonts w:ascii="Symbol" w:hAnsi="Symbol" w:hint="default"/>
+        <w:sz w:val="20"/>
+      </w:rPr>
+    </w:lvl>
+    <w:lvl w:ilvl="1" w:tentative="1">
+      <w:start w:val="1"/>
+      <w:numFmt w:val="bullet"/>
+      <w:lvlText w:val="o"/>
+      <w:lvlJc w:val="left"/>
+      <w:pPr>
+        <w:tabs>
+          <w:tab w:val="num" w:pos="1440"/>
+        </w:tabs>
+        <w:ind w:left="1440" w:hanging="360"/>
+      </w:pPr>
+      <w:rPr>
+        <w:rFonts w:ascii="Courier New" w:hAnsi="Courier New" w:hint="default"/>
+        <w:sz w:val="20"/>
+      </w:rPr>
+    </w:lvl>
+    <w:lvl w:ilvl="2" w:tentative="1">
+      <w:start w:val="1"/>
+      <w:numFmt w:val="bullet"/>
+      <w:lvlText w:val=""/>
+      <w:lvlJc w:val="left"/>
+      <w:pPr>
+        <w:tabs>
+          <w:tab w:val="num" w:pos="2160"/>
+        </w:tabs>
+        <w:ind w:left="2160" w:hanging="360"/>
+      </w:pPr>
+      <w:rPr>
+        <w:rFonts w:ascii="Wingdings" w:hAnsi="Wingdings" w:hint="default"/>
+        <w:sz w:val="20"/>
+      </w:rPr>
+    </w:lvl>
+    <w:lvl w:ilvl="3" w:tentative="1">
+      <w:start w:val="1"/>
+      <w:numFmt w:val="bullet"/>
+      <w:lvlText w:val=""/>
+      <w:lvlJc w:val="left"/>
+      <w:pPr>
+        <w:tabs>
+          <w:tab w:val="num" w:pos="2880"/>
+        </w:tabs>
+        <w:ind w:left="2880" w:hanging="360"/>
+      </w:pPr>
+      <w:rPr>
+        <w:rFonts w:ascii="Wingdings" w:hAnsi="Wingdings" w:hint="default"/>
+        <w:sz w:val="20"/>
+      </w:rPr>
+    </w:lvl>
+    <w:lvl w:ilvl="4" w:tentative="1">
+      <w:start w:val="1"/>
+      <w:numFmt w:val="bullet"/>
+      <w:lvlText w:val=""/>
+      <w:lvlJc w:val="left"/>
+      <w:pPr>
+        <w:tabs>
+          <w:tab w:val="num" w:pos="3600"/>
+        </w:tabs>
+        <w:ind w:left="3600" w:hanging="360"/>
+      </w:pPr>
+      <w:rPr>
+        <w:rFonts w:ascii="Wingdings" w:hAnsi="Wingdings" w:hint="default"/>
+        <w:sz w:val="20"/>
+      </w:rPr>
+    </w:lvl>
+    <w:lvl w:ilvl="5" w:tentative="1">
+      <w:start w:val="1"/>
+      <w:numFmt w:val="bullet"/>
+      <w:lvlText w:val=""/>
+      <w:lvlJc w:val="left"/>
+      <w:pPr>
+        <w:tabs>
+          <w:tab w:val="num" w:pos="4320"/>
+        </w:tabs>
+        <w:ind w:left="4320" w:hanging="360"/>
+      </w:pPr>
+      <w:rPr>
+        <w:rFonts w:ascii="Wingdings" w:hAnsi="Wingdings" w:hint="default"/>
+        <w:sz w:val="20"/>
+      </w:rPr>
+    </w:lvl>
+    <w:lvl w:ilvl="6" w:tentative="1">
+      <w:start w:val="1"/>
+      <w:numFmt w:val="bullet"/>
+      <w:lvlText w:val=""/>
+      <w:lvlJc w:val="left"/>
+      <w:pPr>
+        <w:tabs>
+          <w:tab w:val="num" w:pos="5040"/>
+        </w:tabs>
+        <w:ind w:left="5040" w:hanging="360"/>
+      </w:pPr>
+      <w:rPr>
+        <w:rFonts w:ascii="Wingdings" w:hAnsi="Wingdings" w:hint="default"/>
+        <w:sz w:val="20"/>
+      </w:rPr>
+    </w:lvl>
+    <w:lvl w:ilvl="7" w:tentative="1">
+      <w:start w:val="1"/>
+      <w:numFmt w:val="bullet"/>
+      <w:lvlText w:val=""/>
+      <w:lvlJc w:val="left"/>
+      <w:pPr>
+        <w:tabs>
+          <w:tab w:val="num" w:pos="5760"/>
+        </w:tabs>
+        <w:ind w:left="5760" w:hanging="360"/>
+      </w:pPr>
+      <w:rPr>
+        <w:rFonts w:ascii="Wingdings" w:hAnsi="Wingdings" w:hint="default"/>
+        <w:sz w:val="20"/>
+      </w:rPr>
+    </w:lvl>
+    <w:lvl w:ilvl="8" w:tentative="1">
+      <w:start w:val="1"/>
+      <w:numFmt w:val="bullet"/>
+      <w:lvlText w:val=""/>
+      <w:lvlJc w:val="left"/>
+      <w:pPr>
+        <w:tabs>
+          <w:tab w:val="num" w:pos="6480"/>
+        </w:tabs>
+        <w:ind w:left="6480" w:hanging="360"/>
+      </w:pPr>
+      <w:rPr>
+        <w:rFonts w:ascii="Wingdings" w:hAnsi="Wingdings" w:hint="default"/>
+        <w:sz w:val="20"/>
+      </w:rPr>
+    </w:lvl>
+  </w:abstractNum>
+  <w:abstractNum w:abstractNumId="11" w15:restartNumberingAfterBreak="0">
+    <w:nsid w:val="44187EC9"/>
+    <w:multiLevelType w:val="multilevel"/>
+    <w:tmpl w:val="7D0007CA"/>
+    <w:lvl w:ilvl="0">
+      <w:start w:val="1"/>
+      <w:numFmt w:val="bullet"/>
+      <w:lvlText w:val=""/>
+      <w:lvlJc w:val="left"/>
+      <w:pPr>
+        <w:tabs>
+          <w:tab w:val="num" w:pos="720"/>
+        </w:tabs>
+        <w:ind w:left="720" w:hanging="360"/>
+      </w:pPr>
+      <w:rPr>
+        <w:rFonts w:ascii="Symbol" w:hAnsi="Symbol" w:hint="default"/>
+        <w:sz w:val="20"/>
+      </w:rPr>
+    </w:lvl>
+    <w:lvl w:ilvl="1" w:tentative="1">
+      <w:start w:val="1"/>
+      <w:numFmt w:val="bullet"/>
+      <w:lvlText w:val="o"/>
+      <w:lvlJc w:val="left"/>
+      <w:pPr>
+        <w:tabs>
+          <w:tab w:val="num" w:pos="1440"/>
+        </w:tabs>
+        <w:ind w:left="1440" w:hanging="360"/>
+      </w:pPr>
+      <w:rPr>
+        <w:rFonts w:ascii="Courier New" w:hAnsi="Courier New" w:hint="default"/>
+        <w:sz w:val="20"/>
+      </w:rPr>
+    </w:lvl>
+    <w:lvl w:ilvl="2" w:tentative="1">
+      <w:start w:val="1"/>
+      <w:numFmt w:val="bullet"/>
+      <w:lvlText w:val=""/>
+      <w:lvlJc w:val="left"/>
+      <w:pPr>
+        <w:tabs>
+          <w:tab w:val="num" w:pos="2160"/>
+        </w:tabs>
+        <w:ind w:left="2160" w:hanging="360"/>
+      </w:pPr>
+      <w:rPr>
+        <w:rFonts w:ascii="Wingdings" w:hAnsi="Wingdings" w:hint="default"/>
+        <w:sz w:val="20"/>
+      </w:rPr>
+    </w:lvl>
+    <w:lvl w:ilvl="3" w:tentative="1">
+      <w:start w:val="1"/>
+      <w:numFmt w:val="bullet"/>
+      <w:lvlText w:val=""/>
+      <w:lvlJc w:val="left"/>
+      <w:pPr>
+        <w:tabs>
+          <w:tab w:val="num" w:pos="2880"/>
+        </w:tabs>
+        <w:ind w:left="2880" w:hanging="360"/>
+      </w:pPr>
+      <w:rPr>
+        <w:rFonts w:ascii="Wingdings" w:hAnsi="Wingdings" w:hint="default"/>
+        <w:sz w:val="20"/>
+      </w:rPr>
+    </w:lvl>
+    <w:lvl w:ilvl="4" w:tentative="1">
+      <w:start w:val="1"/>
+      <w:numFmt w:val="bullet"/>
+      <w:lvlText w:val=""/>
+      <w:lvlJc w:val="left"/>
+      <w:pPr>
+        <w:tabs>
+          <w:tab w:val="num" w:pos="3600"/>
+        </w:tabs>
+        <w:ind w:left="3600" w:hanging="360"/>
+      </w:pPr>
+      <w:rPr>
+        <w:rFonts w:ascii="Wingdings" w:hAnsi="Wingdings" w:hint="default"/>
+        <w:sz w:val="20"/>
+      </w:rPr>
+    </w:lvl>
+    <w:lvl w:ilvl="5" w:tentative="1">
+      <w:start w:val="1"/>
+      <w:numFmt w:val="bullet"/>
+      <w:lvlText w:val=""/>
+      <w:lvlJc w:val="left"/>
+      <w:pPr>
+        <w:tabs>
+          <w:tab w:val="num" w:pos="4320"/>
+        </w:tabs>
+        <w:ind w:left="4320" w:hanging="360"/>
+      </w:pPr>
+      <w:rPr>
+        <w:rFonts w:ascii="Wingdings" w:hAnsi="Wingdings" w:hint="default"/>
+        <w:sz w:val="20"/>
+      </w:rPr>
+    </w:lvl>
+    <w:lvl w:ilvl="6" w:tentative="1">
+      <w:start w:val="1"/>
+      <w:numFmt w:val="bullet"/>
+      <w:lvlText w:val=""/>
+      <w:lvlJc w:val="left"/>
+      <w:pPr>
+        <w:tabs>
+          <w:tab w:val="num" w:pos="5040"/>
+        </w:tabs>
+        <w:ind w:left="5040" w:hanging="360"/>
+      </w:pPr>
+      <w:rPr>
+        <w:rFonts w:ascii="Wingdings" w:hAnsi="Wingdings" w:hint="default"/>
+        <w:sz w:val="20"/>
+      </w:rPr>
+    </w:lvl>
+    <w:lvl w:ilvl="7" w:tentative="1">
+      <w:start w:val="1"/>
+      <w:numFmt w:val="bullet"/>
+      <w:lvlText w:val=""/>
+      <w:lvlJc w:val="left"/>
+      <w:pPr>
+        <w:tabs>
+          <w:tab w:val="num" w:pos="5760"/>
+        </w:tabs>
+        <w:ind w:left="5760" w:hanging="360"/>
+      </w:pPr>
+      <w:rPr>
+        <w:rFonts w:ascii="Wingdings" w:hAnsi="Wingdings" w:hint="default"/>
+        <w:sz w:val="20"/>
+      </w:rPr>
+    </w:lvl>
+    <w:lvl w:ilvl="8" w:tentative="1">
+      <w:start w:val="1"/>
+      <w:numFmt w:val="bullet"/>
+      <w:lvlText w:val=""/>
+      <w:lvlJc w:val="left"/>
+      <w:pPr>
+        <w:tabs>
+          <w:tab w:val="num" w:pos="6480"/>
+        </w:tabs>
+        <w:ind w:left="6480" w:hanging="360"/>
+      </w:pPr>
+      <w:rPr>
+        <w:rFonts w:ascii="Wingdings" w:hAnsi="Wingdings" w:hint="default"/>
+        <w:sz w:val="20"/>
+      </w:rPr>
+    </w:lvl>
+  </w:abstractNum>
+  <w:abstractNum w:abstractNumId="12" w15:restartNumberingAfterBreak="0">
+    <w:nsid w:val="448272AC"/>
+    <w:multiLevelType w:val="hybridMultilevel"/>
+    <w:tmpl w:val="CA1E90CA"/>
+    <w:lvl w:ilvl="0" w:tplc="0409000F">
+      <w:start w:val="1"/>
+      <w:numFmt w:val="decimal"/>
+      <w:lvlText w:val="%1."/>
+      <w:lvlJc w:val="left"/>
+      <w:pPr>
+        <w:ind w:left="720" w:hanging="360"/>
+      </w:pPr>
+      <w:rPr>
+        <w:rFonts w:hint="default"/>
+      </w:rPr>
+    </w:lvl>
+    <w:lvl w:ilvl="1" w:tplc="04090019" w:tentative="1">
+      <w:start w:val="1"/>
+      <w:numFmt w:val="lowerLetter"/>
+      <w:lvlText w:val="%2."/>
+      <w:lvlJc w:val="left"/>
+      <w:pPr>
+        <w:ind w:left="1440" w:hanging="360"/>
+      </w:pPr>
+    </w:lvl>
+    <w:lvl w:ilvl="2" w:tplc="0409001B" w:tentative="1">
+      <w:start w:val="1"/>
+      <w:numFmt w:val="lowerRoman"/>
+      <w:lvlText w:val="%3."/>
+      <w:lvlJc w:val="right"/>
+      <w:pPr>
+        <w:ind w:left="2160" w:hanging="180"/>
+      </w:pPr>
+    </w:lvl>
+    <w:lvl w:ilvl="3" w:tplc="0409000F" w:tentative="1">
+      <w:start w:val="1"/>
+      <w:numFmt w:val="decimal"/>
+      <w:lvlText w:val="%4."/>
+      <w:lvlJc w:val="left"/>
+      <w:pPr>
+        <w:ind w:left="2880" w:hanging="360"/>
+      </w:pPr>
+    </w:lvl>
+    <w:lvl w:ilvl="4" w:tplc="04090019" w:tentative="1">
+      <w:start w:val="1"/>
+      <w:numFmt w:val="lowerLetter"/>
+      <w:lvlText w:val="%5."/>
+      <w:lvlJc w:val="left"/>
+      <w:pPr>
+        <w:ind w:left="3600" w:hanging="360"/>
+      </w:pPr>
+    </w:lvl>
+    <w:lvl w:ilvl="5" w:tplc="0409001B" w:tentative="1">
+      <w:start w:val="1"/>
+      <w:numFmt w:val="lowerRoman"/>
+      <w:lvlText w:val="%6."/>
+      <w:lvlJc w:val="right"/>
+      <w:pPr>
+        <w:ind w:left="4320" w:hanging="180"/>
+      </w:pPr>
+    </w:lvl>
+    <w:lvl w:ilvl="6" w:tplc="0409000F" w:tentative="1">
+      <w:start w:val="1"/>
+      <w:numFmt w:val="decimal"/>
+      <w:lvlText w:val="%7."/>
+      <w:lvlJc w:val="left"/>
+      <w:pPr>
+        <w:ind w:left="5040" w:hanging="360"/>
+      </w:pPr>
+    </w:lvl>
+    <w:lvl w:ilvl="7" w:tplc="04090019" w:tentative="1">
+      <w:start w:val="1"/>
+      <w:numFmt w:val="lowerLetter"/>
+      <w:lvlText w:val="%8."/>
+      <w:lvlJc w:val="left"/>
+      <w:pPr>
+        <w:ind w:left="5760" w:hanging="360"/>
+      </w:pPr>
+    </w:lvl>
+    <w:lvl w:ilvl="8" w:tplc="0409001B" w:tentative="1">
+      <w:start w:val="1"/>
+      <w:numFmt w:val="lowerRoman"/>
+      <w:lvlText w:val="%9."/>
+      <w:lvlJc w:val="right"/>
+      <w:pPr>
+        <w:ind w:left="6480" w:hanging="180"/>
+      </w:pPr>
+    </w:lvl>
+  </w:abstractNum>
+  <w:abstractNum w:abstractNumId="13" w15:restartNumberingAfterBreak="0">
+    <w:nsid w:val="51840220"/>
+    <w:multiLevelType w:val="multilevel"/>
+    <w:tmpl w:val="5F2EEFF6"/>
+    <w:lvl w:ilvl="0">
+      <w:start w:val="1"/>
+      <w:numFmt w:val="bullet"/>
+      <w:lvlText w:val=""/>
+      <w:lvlJc w:val="left"/>
+      <w:pPr>
+        <w:tabs>
+          <w:tab w:val="num" w:pos="720"/>
+        </w:tabs>
+        <w:ind w:left="720" w:hanging="360"/>
+      </w:pPr>
+      <w:rPr>
+        <w:rFonts w:ascii="Symbol" w:hAnsi="Symbol" w:hint="default"/>
+        <w:sz w:val="20"/>
+      </w:rPr>
+    </w:lvl>
+    <w:lvl w:ilvl="1" w:tentative="1">
+      <w:start w:val="1"/>
+      <w:numFmt w:val="bullet"/>
+      <w:lvlText w:val="o"/>
+      <w:lvlJc w:val="left"/>
+      <w:pPr>
+        <w:tabs>
+          <w:tab w:val="num" w:pos="1440"/>
+        </w:tabs>
+        <w:ind w:left="1440" w:hanging="360"/>
+      </w:pPr>
+      <w:rPr>
+        <w:rFonts w:ascii="Courier New" w:hAnsi="Courier New" w:hint="default"/>
+        <w:sz w:val="20"/>
+      </w:rPr>
+    </w:lvl>
+    <w:lvl w:ilvl="2" w:tentative="1">
+      <w:start w:val="1"/>
+      <w:numFmt w:val="bullet"/>
+      <w:lvlText w:val=""/>
+      <w:lvlJc w:val="left"/>
+      <w:pPr>
+        <w:tabs>
+          <w:tab w:val="num" w:pos="2160"/>
+        </w:tabs>
+        <w:ind w:left="2160" w:hanging="360"/>
+      </w:pPr>
+      <w:rPr>
+        <w:rFonts w:ascii="Wingdings" w:hAnsi="Wingdings" w:hint="default"/>
+        <w:sz w:val="20"/>
+      </w:rPr>
+    </w:lvl>
+    <w:lvl w:ilvl="3" w:tentative="1">
+      <w:start w:val="1"/>
+      <w:numFmt w:val="bullet"/>
+      <w:lvlText w:val=""/>
+      <w:lvlJc w:val="left"/>
+      <w:pPr>
+        <w:tabs>
+          <w:tab w:val="num" w:pos="2880"/>
+        </w:tabs>
+        <w:ind w:left="2880" w:hanging="360"/>
+      </w:pPr>
+      <w:rPr>
+        <w:rFonts w:ascii="Wingdings" w:hAnsi="Wingdings" w:hint="default"/>
+        <w:sz w:val="20"/>
+      </w:rPr>
+    </w:lvl>
+    <w:lvl w:ilvl="4" w:tentative="1">
+      <w:start w:val="1"/>
+      <w:numFmt w:val="bullet"/>
+      <w:lvlText w:val=""/>
+      <w:lvlJc w:val="left"/>
+      <w:pPr>
+        <w:tabs>
+          <w:tab w:val="num" w:pos="3600"/>
+        </w:tabs>
+        <w:ind w:left="3600" w:hanging="360"/>
+      </w:pPr>
+      <w:rPr>
+        <w:rFonts w:ascii="Wingdings" w:hAnsi="Wingdings" w:hint="default"/>
+        <w:sz w:val="20"/>
+      </w:rPr>
+    </w:lvl>
+    <w:lvl w:ilvl="5" w:tentative="1">
+      <w:start w:val="1"/>
+      <w:numFmt w:val="bullet"/>
+      <w:lvlText w:val=""/>
+      <w:lvlJc w:val="left"/>
+      <w:pPr>
+        <w:tabs>
+          <w:tab w:val="num" w:pos="4320"/>
+        </w:tabs>
+        <w:ind w:left="4320" w:hanging="360"/>
+      </w:pPr>
+      <w:rPr>
+        <w:rFonts w:ascii="Wingdings" w:hAnsi="Wingdings" w:hint="default"/>
+        <w:sz w:val="20"/>
+      </w:rPr>
+    </w:lvl>
+    <w:lvl w:ilvl="6" w:tentative="1">
+      <w:start w:val="1"/>
+      <w:numFmt w:val="bullet"/>
+      <w:lvlText w:val=""/>
+      <w:lvlJc w:val="left"/>
+      <w:pPr>
+        <w:tabs>
+          <w:tab w:val="num" w:pos="5040"/>
+        </w:tabs>
+        <w:ind w:left="5040" w:hanging="360"/>
+      </w:pPr>
+      <w:rPr>
+        <w:rFonts w:ascii="Wingdings" w:hAnsi="Wingdings" w:hint="default"/>
+        <w:sz w:val="20"/>
+      </w:rPr>
+    </w:lvl>
+    <w:lvl w:ilvl="7" w:tentative="1">
+      <w:start w:val="1"/>
+      <w:numFmt w:val="bullet"/>
+      <w:lvlText w:val=""/>
+      <w:lvlJc w:val="left"/>
+      <w:pPr>
+        <w:tabs>
+          <w:tab w:val="num" w:pos="5760"/>
+        </w:tabs>
+        <w:ind w:left="5760" w:hanging="360"/>
+      </w:pPr>
+      <w:rPr>
+        <w:rFonts w:ascii="Wingdings" w:hAnsi="Wingdings" w:hint="default"/>
+        <w:sz w:val="20"/>
+      </w:rPr>
+    </w:lvl>
+    <w:lvl w:ilvl="8" w:tentative="1">
+      <w:start w:val="1"/>
+      <w:numFmt w:val="bullet"/>
+      <w:lvlText w:val=""/>
+      <w:lvlJc w:val="left"/>
+      <w:pPr>
+        <w:tabs>
+          <w:tab w:val="num" w:pos="6480"/>
+        </w:tabs>
+        <w:ind w:left="6480" w:hanging="360"/>
+      </w:pPr>
+      <w:rPr>
+        <w:rFonts w:ascii="Wingdings" w:hAnsi="Wingdings" w:hint="default"/>
+        <w:sz w:val="20"/>
+      </w:rPr>
+    </w:lvl>
+  </w:abstractNum>
+  <w:abstractNum w:abstractNumId="14" w15:restartNumberingAfterBreak="0">
+    <w:nsid w:val="678A5900"/>
+    <w:multiLevelType w:val="multilevel"/>
+    <w:tmpl w:val="0409001F"/>
+    <w:lvl w:ilvl="0">
+      <w:start w:val="1"/>
+      <w:numFmt w:val="decimal"/>
+      <w:lvlText w:val="%1."/>
+      <w:lvlJc w:val="left"/>
+      <w:pPr>
+        <w:ind w:left="360" w:hanging="360"/>
+      </w:pPr>
+    </w:lvl>
+    <w:lvl w:ilvl="1">
+      <w:start w:val="1"/>
+      <w:numFmt w:val="decimal"/>
+      <w:lvlText w:val="%1.%2."/>
+      <w:lvlJc w:val="left"/>
+      <w:pPr>
+        <w:ind w:left="792" w:hanging="432"/>
+      </w:pPr>
+    </w:lvl>
+    <w:lvl w:ilvl="2">
+      <w:start w:val="1"/>
+      <w:numFmt w:val="decimal"/>
+      <w:lvlText w:val="%1.%2.%3."/>
+      <w:lvlJc w:val="left"/>
+      <w:pPr>
+        <w:ind w:left="1224" w:hanging="504"/>
+      </w:pPr>
+    </w:lvl>
+    <w:lvl w:ilvl="3">
+      <w:start w:val="1"/>
+      <w:numFmt w:val="decimal"/>
+      <w:lvlText w:val="%1.%2.%3.%4."/>
+      <w:lvlJc w:val="left"/>
+      <w:pPr>
+        <w:ind w:left="1728" w:hanging="648"/>
+      </w:pPr>
+    </w:lvl>
+    <w:lvl w:ilvl="4">
+      <w:start w:val="1"/>
+      <w:numFmt w:val="decimal"/>
+      <w:lvlText w:val="%1.%2.%3.%4.%5."/>
+      <w:lvlJc w:val="left"/>
+      <w:pPr>
+        <w:ind w:left="2232" w:hanging="792"/>
+      </w:pPr>
+    </w:lvl>
+    <w:lvl w:ilvl="5">
+      <w:start w:val="1"/>
+      <w:numFmt w:val="decimal"/>
+      <w:lvlText w:val="%1.%2.%3.%4.%5.%6."/>
+      <w:lvlJc w:val="left"/>
+      <w:pPr>
+        <w:ind w:left="2736" w:hanging="936"/>
+      </w:pPr>
+    </w:lvl>
+    <w:lvl w:ilvl="6">
+      <w:start w:val="1"/>
+      <w:numFmt w:val="decimal"/>
+      <w:lvlText w:val="%1.%2.%3.%4.%5.%6.%7."/>
+      <w:lvlJc w:val="left"/>
+      <w:pPr>
+        <w:ind w:left="3240" w:hanging="1080"/>
+      </w:pPr>
+    </w:lvl>
+    <w:lvl w:ilvl="7">
+      <w:start w:val="1"/>
+      <w:numFmt w:val="decimal"/>
+      <w:lvlText w:val="%1.%2.%3.%4.%5.%6.%7.%8."/>
+      <w:lvlJc w:val="left"/>
+      <w:pPr>
+        <w:ind w:left="3744" w:hanging="1224"/>
+      </w:pPr>
+    </w:lvl>
+    <w:lvl w:ilvl="8">
+      <w:start w:val="1"/>
+      <w:numFmt w:val="decimal"/>
+      <w:lvlText w:val="%1.%2.%3.%4.%5.%6.%7.%8.%9."/>
+      <w:lvlJc w:val="left"/>
+      <w:pPr>
+        <w:ind w:left="4320" w:hanging="1440"/>
+      </w:pPr>
+    </w:lvl>
+  </w:abstractNum>
+  <w:abstractNum w:abstractNumId="15" w15:restartNumberingAfterBreak="0">
     <w:nsid w:val="69C03208"/>
     <w:multiLevelType w:val="hybridMultilevel"/>
     <w:tmpl w:val="9132CFC4"/>
@@ -2492,20 +4733,664 @@
       </w:rPr>
     </w:lvl>
   </w:abstractNum>
+  <w:abstractNum w:abstractNumId="16" w15:restartNumberingAfterBreak="0">
+    <w:nsid w:val="6DD43302"/>
+    <w:multiLevelType w:val="multilevel"/>
+    <w:tmpl w:val="18EC65DA"/>
+    <w:lvl w:ilvl="0">
+      <w:start w:val="1"/>
+      <w:numFmt w:val="bullet"/>
+      <w:lvlText w:val=""/>
+      <w:lvlJc w:val="left"/>
+      <w:pPr>
+        <w:tabs>
+          <w:tab w:val="num" w:pos="720"/>
+        </w:tabs>
+        <w:ind w:left="720" w:hanging="360"/>
+      </w:pPr>
+      <w:rPr>
+        <w:rFonts w:ascii="Symbol" w:hAnsi="Symbol" w:hint="default"/>
+        <w:sz w:val="20"/>
+      </w:rPr>
+    </w:lvl>
+    <w:lvl w:ilvl="1" w:tentative="1">
+      <w:start w:val="1"/>
+      <w:numFmt w:val="bullet"/>
+      <w:lvlText w:val="o"/>
+      <w:lvlJc w:val="left"/>
+      <w:pPr>
+        <w:tabs>
+          <w:tab w:val="num" w:pos="1440"/>
+        </w:tabs>
+        <w:ind w:left="1440" w:hanging="360"/>
+      </w:pPr>
+      <w:rPr>
+        <w:rFonts w:ascii="Courier New" w:hAnsi="Courier New" w:hint="default"/>
+        <w:sz w:val="20"/>
+      </w:rPr>
+    </w:lvl>
+    <w:lvl w:ilvl="2" w:tentative="1">
+      <w:start w:val="1"/>
+      <w:numFmt w:val="bullet"/>
+      <w:lvlText w:val=""/>
+      <w:lvlJc w:val="left"/>
+      <w:pPr>
+        <w:tabs>
+          <w:tab w:val="num" w:pos="2160"/>
+        </w:tabs>
+        <w:ind w:left="2160" w:hanging="360"/>
+      </w:pPr>
+      <w:rPr>
+        <w:rFonts w:ascii="Wingdings" w:hAnsi="Wingdings" w:hint="default"/>
+        <w:sz w:val="20"/>
+      </w:rPr>
+    </w:lvl>
+    <w:lvl w:ilvl="3" w:tentative="1">
+      <w:start w:val="1"/>
+      <w:numFmt w:val="bullet"/>
+      <w:lvlText w:val=""/>
+      <w:lvlJc w:val="left"/>
+      <w:pPr>
+        <w:tabs>
+          <w:tab w:val="num" w:pos="2880"/>
+        </w:tabs>
+        <w:ind w:left="2880" w:hanging="360"/>
+      </w:pPr>
+      <w:rPr>
+        <w:rFonts w:ascii="Wingdings" w:hAnsi="Wingdings" w:hint="default"/>
+        <w:sz w:val="20"/>
+      </w:rPr>
+    </w:lvl>
+    <w:lvl w:ilvl="4" w:tentative="1">
+      <w:start w:val="1"/>
+      <w:numFmt w:val="bullet"/>
+      <w:lvlText w:val=""/>
+      <w:lvlJc w:val="left"/>
+      <w:pPr>
+        <w:tabs>
+          <w:tab w:val="num" w:pos="3600"/>
+        </w:tabs>
+        <w:ind w:left="3600" w:hanging="360"/>
+      </w:pPr>
+      <w:rPr>
+        <w:rFonts w:ascii="Wingdings" w:hAnsi="Wingdings" w:hint="default"/>
+        <w:sz w:val="20"/>
+      </w:rPr>
+    </w:lvl>
+    <w:lvl w:ilvl="5" w:tentative="1">
+      <w:start w:val="1"/>
+      <w:numFmt w:val="bullet"/>
+      <w:lvlText w:val=""/>
+      <w:lvlJc w:val="left"/>
+      <w:pPr>
+        <w:tabs>
+          <w:tab w:val="num" w:pos="4320"/>
+        </w:tabs>
+        <w:ind w:left="4320" w:hanging="360"/>
+      </w:pPr>
+      <w:rPr>
+        <w:rFonts w:ascii="Wingdings" w:hAnsi="Wingdings" w:hint="default"/>
+        <w:sz w:val="20"/>
+      </w:rPr>
+    </w:lvl>
+    <w:lvl w:ilvl="6" w:tentative="1">
+      <w:start w:val="1"/>
+      <w:numFmt w:val="bullet"/>
+      <w:lvlText w:val=""/>
+      <w:lvlJc w:val="left"/>
+      <w:pPr>
+        <w:tabs>
+          <w:tab w:val="num" w:pos="5040"/>
+        </w:tabs>
+        <w:ind w:left="5040" w:hanging="360"/>
+      </w:pPr>
+      <w:rPr>
+        <w:rFonts w:ascii="Wingdings" w:hAnsi="Wingdings" w:hint="default"/>
+        <w:sz w:val="20"/>
+      </w:rPr>
+    </w:lvl>
+    <w:lvl w:ilvl="7" w:tentative="1">
+      <w:start w:val="1"/>
+      <w:numFmt w:val="bullet"/>
+      <w:lvlText w:val=""/>
+      <w:lvlJc w:val="left"/>
+      <w:pPr>
+        <w:tabs>
+          <w:tab w:val="num" w:pos="5760"/>
+        </w:tabs>
+        <w:ind w:left="5760" w:hanging="360"/>
+      </w:pPr>
+      <w:rPr>
+        <w:rFonts w:ascii="Wingdings" w:hAnsi="Wingdings" w:hint="default"/>
+        <w:sz w:val="20"/>
+      </w:rPr>
+    </w:lvl>
+    <w:lvl w:ilvl="8" w:tentative="1">
+      <w:start w:val="1"/>
+      <w:numFmt w:val="bullet"/>
+      <w:lvlText w:val=""/>
+      <w:lvlJc w:val="left"/>
+      <w:pPr>
+        <w:tabs>
+          <w:tab w:val="num" w:pos="6480"/>
+        </w:tabs>
+        <w:ind w:left="6480" w:hanging="360"/>
+      </w:pPr>
+      <w:rPr>
+        <w:rFonts w:ascii="Wingdings" w:hAnsi="Wingdings" w:hint="default"/>
+        <w:sz w:val="20"/>
+      </w:rPr>
+    </w:lvl>
+  </w:abstractNum>
+  <w:abstractNum w:abstractNumId="17" w15:restartNumberingAfterBreak="0">
+    <w:nsid w:val="7131279A"/>
+    <w:multiLevelType w:val="multilevel"/>
+    <w:tmpl w:val="F96E9624"/>
+    <w:lvl w:ilvl="0">
+      <w:start w:val="1"/>
+      <w:numFmt w:val="bullet"/>
+      <w:lvlText w:val=""/>
+      <w:lvlJc w:val="left"/>
+      <w:pPr>
+        <w:tabs>
+          <w:tab w:val="num" w:pos="720"/>
+        </w:tabs>
+        <w:ind w:left="720" w:hanging="360"/>
+      </w:pPr>
+      <w:rPr>
+        <w:rFonts w:ascii="Symbol" w:hAnsi="Symbol" w:hint="default"/>
+        <w:sz w:val="20"/>
+      </w:rPr>
+    </w:lvl>
+    <w:lvl w:ilvl="1" w:tentative="1">
+      <w:start w:val="1"/>
+      <w:numFmt w:val="bullet"/>
+      <w:lvlText w:val="o"/>
+      <w:lvlJc w:val="left"/>
+      <w:pPr>
+        <w:tabs>
+          <w:tab w:val="num" w:pos="1440"/>
+        </w:tabs>
+        <w:ind w:left="1440" w:hanging="360"/>
+      </w:pPr>
+      <w:rPr>
+        <w:rFonts w:ascii="Courier New" w:hAnsi="Courier New" w:hint="default"/>
+        <w:sz w:val="20"/>
+      </w:rPr>
+    </w:lvl>
+    <w:lvl w:ilvl="2" w:tentative="1">
+      <w:start w:val="1"/>
+      <w:numFmt w:val="bullet"/>
+      <w:lvlText w:val=""/>
+      <w:lvlJc w:val="left"/>
+      <w:pPr>
+        <w:tabs>
+          <w:tab w:val="num" w:pos="2160"/>
+        </w:tabs>
+        <w:ind w:left="2160" w:hanging="360"/>
+      </w:pPr>
+      <w:rPr>
+        <w:rFonts w:ascii="Wingdings" w:hAnsi="Wingdings" w:hint="default"/>
+        <w:sz w:val="20"/>
+      </w:rPr>
+    </w:lvl>
+    <w:lvl w:ilvl="3" w:tentative="1">
+      <w:start w:val="1"/>
+      <w:numFmt w:val="bullet"/>
+      <w:lvlText w:val=""/>
+      <w:lvlJc w:val="left"/>
+      <w:pPr>
+        <w:tabs>
+          <w:tab w:val="num" w:pos="2880"/>
+        </w:tabs>
+        <w:ind w:left="2880" w:hanging="360"/>
+      </w:pPr>
+      <w:rPr>
+        <w:rFonts w:ascii="Wingdings" w:hAnsi="Wingdings" w:hint="default"/>
+        <w:sz w:val="20"/>
+      </w:rPr>
+    </w:lvl>
+    <w:lvl w:ilvl="4" w:tentative="1">
+      <w:start w:val="1"/>
+      <w:numFmt w:val="bullet"/>
+      <w:lvlText w:val=""/>
+      <w:lvlJc w:val="left"/>
+      <w:pPr>
+        <w:tabs>
+          <w:tab w:val="num" w:pos="3600"/>
+        </w:tabs>
+        <w:ind w:left="3600" w:hanging="360"/>
+      </w:pPr>
+      <w:rPr>
+        <w:rFonts w:ascii="Wingdings" w:hAnsi="Wingdings" w:hint="default"/>
+        <w:sz w:val="20"/>
+      </w:rPr>
+    </w:lvl>
+    <w:lvl w:ilvl="5" w:tentative="1">
+      <w:start w:val="1"/>
+      <w:numFmt w:val="bullet"/>
+      <w:lvlText w:val=""/>
+      <w:lvlJc w:val="left"/>
+      <w:pPr>
+        <w:tabs>
+          <w:tab w:val="num" w:pos="4320"/>
+        </w:tabs>
+        <w:ind w:left="4320" w:hanging="360"/>
+      </w:pPr>
+      <w:rPr>
+        <w:rFonts w:ascii="Wingdings" w:hAnsi="Wingdings" w:hint="default"/>
+        <w:sz w:val="20"/>
+      </w:rPr>
+    </w:lvl>
+    <w:lvl w:ilvl="6" w:tentative="1">
+      <w:start w:val="1"/>
+      <w:numFmt w:val="bullet"/>
+      <w:lvlText w:val=""/>
+      <w:lvlJc w:val="left"/>
+      <w:pPr>
+        <w:tabs>
+          <w:tab w:val="num" w:pos="5040"/>
+        </w:tabs>
+        <w:ind w:left="5040" w:hanging="360"/>
+      </w:pPr>
+      <w:rPr>
+        <w:rFonts w:ascii="Wingdings" w:hAnsi="Wingdings" w:hint="default"/>
+        <w:sz w:val="20"/>
+      </w:rPr>
+    </w:lvl>
+    <w:lvl w:ilvl="7" w:tentative="1">
+      <w:start w:val="1"/>
+      <w:numFmt w:val="bullet"/>
+      <w:lvlText w:val=""/>
+      <w:lvlJc w:val="left"/>
+      <w:pPr>
+        <w:tabs>
+          <w:tab w:val="num" w:pos="5760"/>
+        </w:tabs>
+        <w:ind w:left="5760" w:hanging="360"/>
+      </w:pPr>
+      <w:rPr>
+        <w:rFonts w:ascii="Wingdings" w:hAnsi="Wingdings" w:hint="default"/>
+        <w:sz w:val="20"/>
+      </w:rPr>
+    </w:lvl>
+    <w:lvl w:ilvl="8" w:tentative="1">
+      <w:start w:val="1"/>
+      <w:numFmt w:val="bullet"/>
+      <w:lvlText w:val=""/>
+      <w:lvlJc w:val="left"/>
+      <w:pPr>
+        <w:tabs>
+          <w:tab w:val="num" w:pos="6480"/>
+        </w:tabs>
+        <w:ind w:left="6480" w:hanging="360"/>
+      </w:pPr>
+      <w:rPr>
+        <w:rFonts w:ascii="Wingdings" w:hAnsi="Wingdings" w:hint="default"/>
+        <w:sz w:val="20"/>
+      </w:rPr>
+    </w:lvl>
+  </w:abstractNum>
+  <w:abstractNum w:abstractNumId="18" w15:restartNumberingAfterBreak="0">
+    <w:nsid w:val="733471C8"/>
+    <w:multiLevelType w:val="multilevel"/>
+    <w:tmpl w:val="BB2E890A"/>
+    <w:lvl w:ilvl="0">
+      <w:start w:val="1"/>
+      <w:numFmt w:val="bullet"/>
+      <w:lvlText w:val=""/>
+      <w:lvlJc w:val="left"/>
+      <w:pPr>
+        <w:tabs>
+          <w:tab w:val="num" w:pos="720"/>
+        </w:tabs>
+        <w:ind w:left="720" w:hanging="360"/>
+      </w:pPr>
+      <w:rPr>
+        <w:rFonts w:ascii="Symbol" w:hAnsi="Symbol" w:hint="default"/>
+        <w:sz w:val="20"/>
+      </w:rPr>
+    </w:lvl>
+    <w:lvl w:ilvl="1" w:tentative="1">
+      <w:start w:val="1"/>
+      <w:numFmt w:val="bullet"/>
+      <w:lvlText w:val="o"/>
+      <w:lvlJc w:val="left"/>
+      <w:pPr>
+        <w:tabs>
+          <w:tab w:val="num" w:pos="1440"/>
+        </w:tabs>
+        <w:ind w:left="1440" w:hanging="360"/>
+      </w:pPr>
+      <w:rPr>
+        <w:rFonts w:ascii="Courier New" w:hAnsi="Courier New" w:hint="default"/>
+        <w:sz w:val="20"/>
+      </w:rPr>
+    </w:lvl>
+    <w:lvl w:ilvl="2" w:tentative="1">
+      <w:start w:val="1"/>
+      <w:numFmt w:val="bullet"/>
+      <w:lvlText w:val=""/>
+      <w:lvlJc w:val="left"/>
+      <w:pPr>
+        <w:tabs>
+          <w:tab w:val="num" w:pos="2160"/>
+        </w:tabs>
+        <w:ind w:left="2160" w:hanging="360"/>
+      </w:pPr>
+      <w:rPr>
+        <w:rFonts w:ascii="Wingdings" w:hAnsi="Wingdings" w:hint="default"/>
+        <w:sz w:val="20"/>
+      </w:rPr>
+    </w:lvl>
+    <w:lvl w:ilvl="3" w:tentative="1">
+      <w:start w:val="1"/>
+      <w:numFmt w:val="bullet"/>
+      <w:lvlText w:val=""/>
+      <w:lvlJc w:val="left"/>
+      <w:pPr>
+        <w:tabs>
+          <w:tab w:val="num" w:pos="2880"/>
+        </w:tabs>
+        <w:ind w:left="2880" w:hanging="360"/>
+      </w:pPr>
+      <w:rPr>
+        <w:rFonts w:ascii="Wingdings" w:hAnsi="Wingdings" w:hint="default"/>
+        <w:sz w:val="20"/>
+      </w:rPr>
+    </w:lvl>
+    <w:lvl w:ilvl="4" w:tentative="1">
+      <w:start w:val="1"/>
+      <w:numFmt w:val="bullet"/>
+      <w:lvlText w:val=""/>
+      <w:lvlJc w:val="left"/>
+      <w:pPr>
+        <w:tabs>
+          <w:tab w:val="num" w:pos="3600"/>
+        </w:tabs>
+        <w:ind w:left="3600" w:hanging="360"/>
+      </w:pPr>
+      <w:rPr>
+        <w:rFonts w:ascii="Wingdings" w:hAnsi="Wingdings" w:hint="default"/>
+        <w:sz w:val="20"/>
+      </w:rPr>
+    </w:lvl>
+    <w:lvl w:ilvl="5" w:tentative="1">
+      <w:start w:val="1"/>
+      <w:numFmt w:val="bullet"/>
+      <w:lvlText w:val=""/>
+      <w:lvlJc w:val="left"/>
+      <w:pPr>
+        <w:tabs>
+          <w:tab w:val="num" w:pos="4320"/>
+        </w:tabs>
+        <w:ind w:left="4320" w:hanging="360"/>
+      </w:pPr>
+      <w:rPr>
+        <w:rFonts w:ascii="Wingdings" w:hAnsi="Wingdings" w:hint="default"/>
+        <w:sz w:val="20"/>
+      </w:rPr>
+    </w:lvl>
+    <w:lvl w:ilvl="6" w:tentative="1">
+      <w:start w:val="1"/>
+      <w:numFmt w:val="bullet"/>
+      <w:lvlText w:val=""/>
+      <w:lvlJc w:val="left"/>
+      <w:pPr>
+        <w:tabs>
+          <w:tab w:val="num" w:pos="5040"/>
+        </w:tabs>
+        <w:ind w:left="5040" w:hanging="360"/>
+      </w:pPr>
+      <w:rPr>
+        <w:rFonts w:ascii="Wingdings" w:hAnsi="Wingdings" w:hint="default"/>
+        <w:sz w:val="20"/>
+      </w:rPr>
+    </w:lvl>
+    <w:lvl w:ilvl="7" w:tentative="1">
+      <w:start w:val="1"/>
+      <w:numFmt w:val="bullet"/>
+      <w:lvlText w:val=""/>
+      <w:lvlJc w:val="left"/>
+      <w:pPr>
+        <w:tabs>
+          <w:tab w:val="num" w:pos="5760"/>
+        </w:tabs>
+        <w:ind w:left="5760" w:hanging="360"/>
+      </w:pPr>
+      <w:rPr>
+        <w:rFonts w:ascii="Wingdings" w:hAnsi="Wingdings" w:hint="default"/>
+        <w:sz w:val="20"/>
+      </w:rPr>
+    </w:lvl>
+    <w:lvl w:ilvl="8" w:tentative="1">
+      <w:start w:val="1"/>
+      <w:numFmt w:val="bullet"/>
+      <w:lvlText w:val=""/>
+      <w:lvlJc w:val="left"/>
+      <w:pPr>
+        <w:tabs>
+          <w:tab w:val="num" w:pos="6480"/>
+        </w:tabs>
+        <w:ind w:left="6480" w:hanging="360"/>
+      </w:pPr>
+      <w:rPr>
+        <w:rFonts w:ascii="Wingdings" w:hAnsi="Wingdings" w:hint="default"/>
+        <w:sz w:val="20"/>
+      </w:rPr>
+    </w:lvl>
+  </w:abstractNum>
+  <w:abstractNum w:abstractNumId="19" w15:restartNumberingAfterBreak="0">
+    <w:nsid w:val="74B06229"/>
+    <w:multiLevelType w:val="multilevel"/>
+    <w:tmpl w:val="371A5F1E"/>
+    <w:lvl w:ilvl="0">
+      <w:start w:val="1"/>
+      <w:numFmt w:val="bullet"/>
+      <w:lvlText w:val=""/>
+      <w:lvlJc w:val="left"/>
+      <w:pPr>
+        <w:tabs>
+          <w:tab w:val="num" w:pos="720"/>
+        </w:tabs>
+        <w:ind w:left="720" w:hanging="360"/>
+      </w:pPr>
+      <w:rPr>
+        <w:rFonts w:ascii="Symbol" w:hAnsi="Symbol" w:hint="default"/>
+        <w:sz w:val="20"/>
+      </w:rPr>
+    </w:lvl>
+    <w:lvl w:ilvl="1" w:tentative="1">
+      <w:start w:val="1"/>
+      <w:numFmt w:val="bullet"/>
+      <w:lvlText w:val="o"/>
+      <w:lvlJc w:val="left"/>
+      <w:pPr>
+        <w:tabs>
+          <w:tab w:val="num" w:pos="1440"/>
+        </w:tabs>
+        <w:ind w:left="1440" w:hanging="360"/>
+      </w:pPr>
+      <w:rPr>
+        <w:rFonts w:ascii="Courier New" w:hAnsi="Courier New" w:hint="default"/>
+        <w:sz w:val="20"/>
+      </w:rPr>
+    </w:lvl>
+    <w:lvl w:ilvl="2" w:tentative="1">
+      <w:start w:val="1"/>
+      <w:numFmt w:val="bullet"/>
+      <w:lvlText w:val=""/>
+      <w:lvlJc w:val="left"/>
+      <w:pPr>
+        <w:tabs>
+          <w:tab w:val="num" w:pos="2160"/>
+        </w:tabs>
+        <w:ind w:left="2160" w:hanging="360"/>
+      </w:pPr>
+      <w:rPr>
+        <w:rFonts w:ascii="Wingdings" w:hAnsi="Wingdings" w:hint="default"/>
+        <w:sz w:val="20"/>
+      </w:rPr>
+    </w:lvl>
+    <w:lvl w:ilvl="3" w:tentative="1">
+      <w:start w:val="1"/>
+      <w:numFmt w:val="bullet"/>
+      <w:lvlText w:val=""/>
+      <w:lvlJc w:val="left"/>
+      <w:pPr>
+        <w:tabs>
+          <w:tab w:val="num" w:pos="2880"/>
+        </w:tabs>
+        <w:ind w:left="2880" w:hanging="360"/>
+      </w:pPr>
+      <w:rPr>
+        <w:rFonts w:ascii="Wingdings" w:hAnsi="Wingdings" w:hint="default"/>
+        <w:sz w:val="20"/>
+      </w:rPr>
+    </w:lvl>
+    <w:lvl w:ilvl="4" w:tentative="1">
+      <w:start w:val="1"/>
+      <w:numFmt w:val="bullet"/>
+      <w:lvlText w:val=""/>
+      <w:lvlJc w:val="left"/>
+      <w:pPr>
+        <w:tabs>
+          <w:tab w:val="num" w:pos="3600"/>
+        </w:tabs>
+        <w:ind w:left="3600" w:hanging="360"/>
+      </w:pPr>
+      <w:rPr>
+        <w:rFonts w:ascii="Wingdings" w:hAnsi="Wingdings" w:hint="default"/>
+        <w:sz w:val="20"/>
+      </w:rPr>
+    </w:lvl>
+    <w:lvl w:ilvl="5" w:tentative="1">
+      <w:start w:val="1"/>
+      <w:numFmt w:val="bullet"/>
+      <w:lvlText w:val=""/>
+      <w:lvlJc w:val="left"/>
+      <w:pPr>
+        <w:tabs>
+          <w:tab w:val="num" w:pos="4320"/>
+        </w:tabs>
+        <w:ind w:left="4320" w:hanging="360"/>
+      </w:pPr>
+      <w:rPr>
+        <w:rFonts w:ascii="Wingdings" w:hAnsi="Wingdings" w:hint="default"/>
+        <w:sz w:val="20"/>
+      </w:rPr>
+    </w:lvl>
+    <w:lvl w:ilvl="6" w:tentative="1">
+      <w:start w:val="1"/>
+      <w:numFmt w:val="bullet"/>
+      <w:lvlText w:val=""/>
+      <w:lvlJc w:val="left"/>
+      <w:pPr>
+        <w:tabs>
+          <w:tab w:val="num" w:pos="5040"/>
+        </w:tabs>
+        <w:ind w:left="5040" w:hanging="360"/>
+      </w:pPr>
+      <w:rPr>
+        <w:rFonts w:ascii="Wingdings" w:hAnsi="Wingdings" w:hint="default"/>
+        <w:sz w:val="20"/>
+      </w:rPr>
+    </w:lvl>
+    <w:lvl w:ilvl="7" w:tentative="1">
+      <w:start w:val="1"/>
+      <w:numFmt w:val="bullet"/>
+      <w:lvlText w:val=""/>
+      <w:lvlJc w:val="left"/>
+      <w:pPr>
+        <w:tabs>
+          <w:tab w:val="num" w:pos="5760"/>
+        </w:tabs>
+        <w:ind w:left="5760" w:hanging="360"/>
+      </w:pPr>
+      <w:rPr>
+        <w:rFonts w:ascii="Wingdings" w:hAnsi="Wingdings" w:hint="default"/>
+        <w:sz w:val="20"/>
+      </w:rPr>
+    </w:lvl>
+    <w:lvl w:ilvl="8" w:tentative="1">
+      <w:start w:val="1"/>
+      <w:numFmt w:val="bullet"/>
+      <w:lvlText w:val=""/>
+      <w:lvlJc w:val="left"/>
+      <w:pPr>
+        <w:tabs>
+          <w:tab w:val="num" w:pos="6480"/>
+        </w:tabs>
+        <w:ind w:left="6480" w:hanging="360"/>
+      </w:pPr>
+      <w:rPr>
+        <w:rFonts w:ascii="Wingdings" w:hAnsi="Wingdings" w:hint="default"/>
+        <w:sz w:val="20"/>
+      </w:rPr>
+    </w:lvl>
+  </w:abstractNum>
   <w:num w:numId="1" w16cid:durableId="1178034950">
-    <w:abstractNumId w:val="2"/>
+    <w:abstractNumId w:val="9"/>
     <w:lvlOverride w:ilvl="0">
       <w:startOverride w:val="1"/>
     </w:lvlOverride>
   </w:num>
   <w:num w:numId="2" w16cid:durableId="882208355">
+    <w:abstractNumId w:val="5"/>
+  </w:num>
+  <w:num w:numId="3" w16cid:durableId="1120491919">
     <w:abstractNumId w:val="1"/>
   </w:num>
-  <w:num w:numId="3" w16cid:durableId="1120491919">
+  <w:num w:numId="4" w16cid:durableId="1440683765">
+    <w:abstractNumId w:val="15"/>
+  </w:num>
+  <w:num w:numId="5" w16cid:durableId="399792329">
+    <w:abstractNumId w:val="14"/>
+  </w:num>
+  <w:num w:numId="6" w16cid:durableId="541601490">
+    <w:abstractNumId w:val="12"/>
+  </w:num>
+  <w:num w:numId="7" w16cid:durableId="1923100429">
+    <w:abstractNumId w:val="6"/>
+  </w:num>
+  <w:num w:numId="8" w16cid:durableId="473301318">
+    <w:abstractNumId w:val="11"/>
+  </w:num>
+  <w:num w:numId="9" w16cid:durableId="2102950809">
+    <w:abstractNumId w:val="4"/>
+  </w:num>
+  <w:num w:numId="10" w16cid:durableId="1601063379">
+    <w:abstractNumId w:val="18"/>
+  </w:num>
+  <w:num w:numId="11" w16cid:durableId="1041826798">
+    <w:abstractNumId w:val="19"/>
+  </w:num>
+  <w:num w:numId="12" w16cid:durableId="1155688154">
+    <w:abstractNumId w:val="17"/>
+  </w:num>
+  <w:num w:numId="13" w16cid:durableId="1359693981">
     <w:abstractNumId w:val="0"/>
   </w:num>
-  <w:num w:numId="4" w16cid:durableId="1440683765">
+  <w:num w:numId="14" w16cid:durableId="1509829896">
+    <w:abstractNumId w:val="16"/>
+  </w:num>
+  <w:num w:numId="15" w16cid:durableId="696271737">
+    <w:abstractNumId w:val="13"/>
+  </w:num>
+  <w:num w:numId="16" w16cid:durableId="2107186431">
+    <w:abstractNumId w:val="10"/>
+  </w:num>
+  <w:num w:numId="17" w16cid:durableId="13194205">
+    <w:abstractNumId w:val="2"/>
+  </w:num>
+  <w:num w:numId="18" w16cid:durableId="266501112">
     <w:abstractNumId w:val="3"/>
+  </w:num>
+  <w:num w:numId="19" w16cid:durableId="1415858371">
+    <w:abstractNumId w:val="7"/>
+  </w:num>
+  <w:num w:numId="20" w16cid:durableId="1481847323">
+    <w:abstractNumId w:val="8"/>
   </w:num>
 </w:numbering>
 </file>
@@ -2990,7 +5875,6 @@
   <w:style w:type="character" w:default="1" w:styleId="DefaultParagraphFont">
     <w:name w:val="Default Paragraph Font"/>
     <w:uiPriority w:val="1"/>
-    <w:semiHidden/>
     <w:unhideWhenUsed/>
   </w:style>
   <w:style w:type="table" w:default="1" w:styleId="TableNormal">

--- a/docs/spp.docx
+++ b/docs/spp.docx
@@ -73,7 +73,7 @@
           <w:b/>
           <w:bCs/>
         </w:rPr>
-        <w:t>3</w:t>
+        <w:t>4</w:t>
       </w:r>
     </w:p>
     <w:p>
@@ -112,7 +112,7 @@
       <w:pPr>
         <w:pStyle w:val="Heading1"/>
       </w:pPr>
-      <w:bookmarkStart w:id="0" w:name="_Toc240392514"/>
+      <w:bookmarkStart w:id="0" w:name="_Toc240489748"/>
       <w:r>
         <w:t>Table of Contents</w:t>
       </w:r>
@@ -172,7 +172,7 @@
           <w:r>
             <w:fldChar w:fldCharType="separate"/>
           </w:r>
-          <w:hyperlink w:anchor="_Toc240392514" w:history="1">
+          <w:hyperlink w:anchor="_Toc240489748" w:history="1">
             <w:r>
               <w:rPr>
                 <w:rStyle w:val="Hyperlink"/>
@@ -199,7 +199,7 @@
                 <w:noProof/>
                 <w:webHidden/>
               </w:rPr>
-              <w:instrText xml:space="preserve"> PAGEREF _Toc240392514 \h </w:instrText>
+              <w:instrText xml:space="preserve"> PAGEREF _Toc240489748 \h </w:instrText>
             </w:r>
             <w:r>
               <w:rPr>
@@ -245,7 +245,7 @@
               <w14:ligatures w14:val="standardContextual"/>
             </w:rPr>
           </w:pPr>
-          <w:hyperlink w:anchor="_Toc240392515" w:history="1">
+          <w:hyperlink w:anchor="_Toc240489749" w:history="1">
             <w:r>
               <w:rPr>
                 <w:rStyle w:val="Hyperlink"/>
@@ -272,7 +272,7 @@
                 <w:noProof/>
                 <w:webHidden/>
               </w:rPr>
-              <w:instrText xml:space="preserve"> PAGEREF _Toc240392515 \h </w:instrText>
+              <w:instrText xml:space="preserve"> PAGEREF _Toc240489749 \h </w:instrText>
             </w:r>
             <w:r>
               <w:rPr>
@@ -318,7 +318,7 @@
               <w14:ligatures w14:val="standardContextual"/>
             </w:rPr>
           </w:pPr>
-          <w:hyperlink w:anchor="_Toc240392516" w:history="1">
+          <w:hyperlink w:anchor="_Toc240489750" w:history="1">
             <w:r>
               <w:rPr>
                 <w:rStyle w:val="Hyperlink"/>
@@ -345,7 +345,7 @@
                 <w:noProof/>
                 <w:webHidden/>
               </w:rPr>
-              <w:instrText xml:space="preserve"> PAGEREF _Toc240392516 \h </w:instrText>
+              <w:instrText xml:space="preserve"> PAGEREF _Toc240489750 \h </w:instrText>
             </w:r>
             <w:r>
               <w:rPr>
@@ -391,7 +391,7 @@
               <w14:ligatures w14:val="standardContextual"/>
             </w:rPr>
           </w:pPr>
-          <w:hyperlink w:anchor="_Toc240392517" w:history="1">
+          <w:hyperlink w:anchor="_Toc240489751" w:history="1">
             <w:r>
               <w:rPr>
                 <w:rStyle w:val="Hyperlink"/>
@@ -418,7 +418,7 @@
                 <w:noProof/>
                 <w:webHidden/>
               </w:rPr>
-              <w:instrText xml:space="preserve"> PAGEREF _Toc240392517 \h </w:instrText>
+              <w:instrText xml:space="preserve"> PAGEREF _Toc240489751 \h </w:instrText>
             </w:r>
             <w:r>
               <w:rPr>
@@ -464,7 +464,7 @@
               <w14:ligatures w14:val="standardContextual"/>
             </w:rPr>
           </w:pPr>
-          <w:hyperlink w:anchor="_Toc240392518" w:history="1">
+          <w:hyperlink w:anchor="_Toc240489752" w:history="1">
             <w:r>
               <w:rPr>
                 <w:rStyle w:val="Hyperlink"/>
@@ -491,7 +491,7 @@
                 <w:noProof/>
                 <w:webHidden/>
               </w:rPr>
-              <w:instrText xml:space="preserve"> PAGEREF _Toc240392518 \h </w:instrText>
+              <w:instrText xml:space="preserve"> PAGEREF _Toc240489752 \h </w:instrText>
             </w:r>
             <w:r>
               <w:rPr>
@@ -523,6 +523,79 @@
           </w:hyperlink>
         </w:p>
         <w:p>
+          <w:pPr>
+            <w:pStyle w:val="TOC1"/>
+            <w:tabs>
+              <w:tab w:val="right" w:leader="dot" w:pos="9350"/>
+            </w:tabs>
+            <w:rPr>
+              <w:rFonts w:asciiTheme="minorHAnsi" w:eastAsiaTheme="minorEastAsia" w:hAnsiTheme="minorHAnsi" w:cstheme="minorBidi"/>
+              <w:noProof/>
+              <w:kern w:val="2"/>
+              <w:sz w:val="24"/>
+              <w:szCs w:val="24"/>
+              <w14:ligatures w14:val="standardContextual"/>
+            </w:rPr>
+          </w:pPr>
+          <w:hyperlink w:anchor="_Toc240489753" w:history="1">
+            <w:r>
+              <w:rPr>
+                <w:rStyle w:val="Hyperlink"/>
+                <w:noProof/>
+              </w:rPr>
+              <w:t>Project Schedule</w:t>
+            </w:r>
+            <w:r>
+              <w:rPr>
+                <w:noProof/>
+                <w:webHidden/>
+              </w:rPr>
+              <w:tab/>
+            </w:r>
+            <w:r>
+              <w:rPr>
+                <w:noProof/>
+                <w:webHidden/>
+              </w:rPr>
+              <w:fldChar w:fldCharType="begin"/>
+            </w:r>
+            <w:r>
+              <w:rPr>
+                <w:noProof/>
+                <w:webHidden/>
+              </w:rPr>
+              <w:instrText xml:space="preserve"> PAGEREF _Toc240489753 \h </w:instrText>
+            </w:r>
+            <w:r>
+              <w:rPr>
+                <w:noProof/>
+                <w:webHidden/>
+              </w:rPr>
+            </w:r>
+            <w:r>
+              <w:rPr>
+                <w:noProof/>
+                <w:webHidden/>
+              </w:rPr>
+              <w:fldChar w:fldCharType="separate"/>
+            </w:r>
+            <w:r>
+              <w:rPr>
+                <w:noProof/>
+                <w:webHidden/>
+              </w:rPr>
+              <w:t>11</w:t>
+            </w:r>
+            <w:r>
+              <w:rPr>
+                <w:noProof/>
+                <w:webHidden/>
+              </w:rPr>
+              <w:fldChar w:fldCharType="end"/>
+            </w:r>
+          </w:hyperlink>
+        </w:p>
+        <w:p>
           <w:r>
             <w:rPr>
               <w:b/>
@@ -543,7 +616,7 @@
       <w:pPr>
         <w:pStyle w:val="Heading1"/>
       </w:pPr>
-      <w:bookmarkStart w:id="1" w:name="_Toc240392515"/>
+      <w:bookmarkStart w:id="1" w:name="_Toc240489749"/>
       <w:r>
         <w:lastRenderedPageBreak/>
         <w:t>Existing Software Landscape/Competitive Analysis</w:t>
@@ -1025,7 +1098,7 @@
       <w:pPr>
         <w:pStyle w:val="Heading1"/>
       </w:pPr>
-      <w:bookmarkStart w:id="2" w:name="_Toc240392516"/>
+      <w:bookmarkStart w:id="2" w:name="_Toc240489750"/>
       <w:r>
         <w:lastRenderedPageBreak/>
         <w:t>Vision and Scope</w:t>
@@ -1135,7 +1208,7 @@
       <w:pPr>
         <w:pStyle w:val="Heading1"/>
       </w:pPr>
-      <w:bookmarkStart w:id="3" w:name="_Toc240392517"/>
+      <w:bookmarkStart w:id="3" w:name="_Toc240489751"/>
       <w:r>
         <w:lastRenderedPageBreak/>
         <w:t>Software Requirements Specifications</w:t>
@@ -2032,7 +2105,7 @@
       <w:pPr>
         <w:pStyle w:val="Heading1"/>
       </w:pPr>
-      <w:bookmarkStart w:id="4" w:name="_Toc240392518"/>
+      <w:bookmarkStart w:id="4" w:name="_Toc240489752"/>
       <w:r>
         <w:lastRenderedPageBreak/>
         <w:t>Work Breakdown Structure (WBS)</w:t>
@@ -2525,10 +2598,70 @@
         <w:t>Launch</w:t>
       </w:r>
     </w:p>
-    <w:p/>
+    <w:p>
+      <w:r>
+        <w:br w:type="page"/>
+      </w:r>
+    </w:p>
+    <w:p>
+      <w:pPr>
+        <w:pStyle w:val="Heading1"/>
+      </w:pPr>
+      <w:bookmarkStart w:id="5" w:name="_Toc240489753"/>
+      <w:r>
+        <w:lastRenderedPageBreak/>
+        <w:t>Project Schedule</w:t>
+      </w:r>
+      <w:bookmarkEnd w:id="5"/>
+    </w:p>
+    <w:p>
+      <w:pPr>
+        <w:keepNext/>
+      </w:pPr>
+      <w:r>
+        <w:rPr>
+          <w:noProof/>
+        </w:rPr>
+        <w:drawing>
+          <wp:inline distT="0" distB="0" distL="0" distR="0" wp14:anchorId="24D9A881" wp14:editId="2EAF3B92">
+            <wp:extent cx="5486400" cy="3200400"/>
+            <wp:effectExtent l="0" t="0" r="0" b="0"/>
+            <wp:docPr id="1811195461" name="Chart 1"/>
+            <wp:cNvGraphicFramePr/>
+            <a:graphic xmlns:a="http://schemas.openxmlformats.org/drawingml/2006/main">
+              <a:graphicData uri="http://schemas.openxmlformats.org/drawingml/2006/chart">
+                <c:chart xmlns:c="http://schemas.openxmlformats.org/drawingml/2006/chart" xmlns:r="http://schemas.openxmlformats.org/officeDocument/2006/relationships" r:id="rId8"/>
+              </a:graphicData>
+            </a:graphic>
+          </wp:inline>
+        </w:drawing>
+      </w:r>
+    </w:p>
+    <w:p>
+      <w:pPr>
+        <w:pStyle w:val="Caption"/>
+      </w:pPr>
+      <w:r>
+        <w:t xml:space="preserve">Figure </w:t>
+      </w:r>
+      <w:fldSimple w:instr=" SEQ Figure \* ARABIC ">
+        <w:r>
+          <w:rPr>
+            <w:noProof/>
+          </w:rPr>
+          <w:t>1</w:t>
+        </w:r>
+      </w:fldSimple>
+      <w:r>
+        <w:t>Smart Parking Platform Development Timeline</w:t>
+      </w:r>
+      <w:r>
+        <w:t>.</w:t>
+      </w:r>
+    </w:p>
     <w:sectPr>
-      <w:headerReference w:type="default" r:id="rId8"/>
-      <w:footerReference w:type="default" r:id="rId9"/>
+      <w:headerReference w:type="default" r:id="rId9"/>
+      <w:footerReference w:type="default" r:id="rId10"/>
       <w:pgSz w:w="12240" w:h="15840"/>
       <w:pgMar w:top="1440" w:right="1440" w:bottom="1440" w:left="1440" w:header="708" w:footer="708" w:gutter="0"/>
       <w:cols w:space="720"/>
@@ -5875,6 +6008,7 @@
   <w:style w:type="character" w:default="1" w:styleId="DefaultParagraphFont">
     <w:name w:val="Default Paragraph Font"/>
     <w:uiPriority w:val="1"/>
+    <w:semiHidden/>
     <w:unhideWhenUsed/>
   </w:style>
   <w:style w:type="table" w:default="1" w:styleId="TableNormal">
@@ -6083,7 +6217,1045 @@
       <w:spacing w:after="100"/>
     </w:pPr>
   </w:style>
+  <w:style w:type="paragraph" w:styleId="Caption">
+    <w:name w:val="caption"/>
+    <w:basedOn w:val="Normal"/>
+    <w:next w:val="Normal"/>
+    <w:uiPriority w:val="35"/>
+    <w:unhideWhenUsed/>
+    <w:qFormat/>
+    <w:rsid w:val="006423B9"/>
+    <w:pPr>
+      <w:spacing w:after="200"/>
+    </w:pPr>
+    <w:rPr>
+      <w:i/>
+      <w:iCs/>
+      <w:color w:val="0E2841" w:themeColor="text2"/>
+      <w:sz w:val="18"/>
+      <w:szCs w:val="18"/>
+    </w:rPr>
+  </w:style>
 </w:styles>
+</file>
+
+<file path=word/charts/chart1.xml><?xml version="1.0" encoding="utf-8"?>
+<c:chartSpace xmlns:c="http://schemas.openxmlformats.org/drawingml/2006/chart" xmlns:a="http://schemas.openxmlformats.org/drawingml/2006/main" xmlns:r="http://schemas.openxmlformats.org/officeDocument/2006/relationships" xmlns:c16r2="http://schemas.microsoft.com/office/drawing/2015/06/chart">
+  <c:date1904 val="0"/>
+  <c:lang val="en-US"/>
+  <c:roundedCorners val="0"/>
+  <mc:AlternateContent xmlns:mc="http://schemas.openxmlformats.org/markup-compatibility/2006">
+    <mc:Choice xmlns:c14="http://schemas.microsoft.com/office/drawing/2007/8/2/chart" Requires="c14">
+      <c14:style val="102"/>
+    </mc:Choice>
+    <mc:Fallback>
+      <c:style val="2"/>
+    </mc:Fallback>
+  </mc:AlternateContent>
+  <c:chart>
+    <c:title>
+      <c:tx>
+        <c:rich>
+          <a:bodyPr rot="0" spcFirstLastPara="1" vertOverflow="ellipsis" vert="horz" wrap="square" anchor="ctr" anchorCtr="1"/>
+          <a:lstStyle/>
+          <a:p>
+            <a:pPr>
+              <a:defRPr sz="1400" b="0" i="0" u="none" strike="noStrike" kern="1200" spc="0" baseline="0">
+                <a:solidFill>
+                  <a:schemeClr val="tx1">
+                    <a:lumMod val="65000"/>
+                    <a:lumOff val="35000"/>
+                  </a:schemeClr>
+                </a:solidFill>
+                <a:latin typeface="+mn-lt"/>
+                <a:ea typeface="+mn-ea"/>
+                <a:cs typeface="+mn-cs"/>
+              </a:defRPr>
+            </a:pPr>
+            <a:r>
+              <a:rPr lang="en-US"/>
+              <a:t>Smart Parking Platform — Development Timeline</a:t>
+            </a:r>
+          </a:p>
+        </c:rich>
+      </c:tx>
+      <c:overlay val="0"/>
+      <c:spPr>
+        <a:noFill/>
+        <a:ln>
+          <a:noFill/>
+        </a:ln>
+        <a:effectLst/>
+      </c:spPr>
+      <c:txPr>
+        <a:bodyPr rot="0" spcFirstLastPara="1" vertOverflow="ellipsis" vert="horz" wrap="square" anchor="ctr" anchorCtr="1"/>
+        <a:lstStyle/>
+        <a:p>
+          <a:pPr>
+            <a:defRPr sz="1400" b="0" i="0" u="none" strike="noStrike" kern="1200" spc="0" baseline="0">
+              <a:solidFill>
+                <a:schemeClr val="tx1">
+                  <a:lumMod val="65000"/>
+                  <a:lumOff val="35000"/>
+                </a:schemeClr>
+              </a:solidFill>
+              <a:latin typeface="+mn-lt"/>
+              <a:ea typeface="+mn-ea"/>
+              <a:cs typeface="+mn-cs"/>
+            </a:defRPr>
+          </a:pPr>
+          <a:endParaRPr lang="en-US"/>
+        </a:p>
+      </c:txPr>
+    </c:title>
+    <c:autoTitleDeleted val="0"/>
+    <c:plotArea>
+      <c:layout/>
+      <c:barChart>
+        <c:barDir val="bar"/>
+        <c:grouping val="stacked"/>
+        <c:varyColors val="0"/>
+        <c:ser>
+          <c:idx val="0"/>
+          <c:order val="0"/>
+          <c:tx>
+            <c:strRef>
+              <c:f>Sheet1!$B$1</c:f>
+              <c:strCache>
+                <c:ptCount val="1"/>
+                <c:pt idx="0">
+                  <c:v>Start</c:v>
+                </c:pt>
+              </c:strCache>
+            </c:strRef>
+          </c:tx>
+          <c:spPr>
+            <a:noFill/>
+            <a:ln>
+              <a:noFill/>
+            </a:ln>
+            <a:effectLst/>
+          </c:spPr>
+          <c:invertIfNegative val="0"/>
+          <c:cat>
+            <c:strRef>
+              <c:f>Sheet1!$A$2:$A$7</c:f>
+              <c:strCache>
+                <c:ptCount val="6"/>
+                <c:pt idx="0">
+                  <c:v>Testing &amp; Deployment</c:v>
+                </c:pt>
+                <c:pt idx="1">
+                  <c:v>Notifications</c:v>
+                </c:pt>
+                <c:pt idx="2">
+                  <c:v>Payment &amp; Billing</c:v>
+                </c:pt>
+                <c:pt idx="3">
+                  <c:v>Operator Dashboard</c:v>
+                </c:pt>
+                <c:pt idx="4">
+                  <c:v>Driver-Facing Features</c:v>
+                </c:pt>
+                <c:pt idx="5">
+                  <c:v>Authentication &amp; User Management</c:v>
+                </c:pt>
+              </c:strCache>
+            </c:strRef>
+          </c:cat>
+          <c:val>
+            <c:numRef>
+              <c:f>Sheet1!$B$2:$B$7</c:f>
+              <c:numCache>
+                <c:formatCode>General</c:formatCode>
+                <c:ptCount val="6"/>
+                <c:pt idx="0">
+                  <c:v>6</c:v>
+                </c:pt>
+                <c:pt idx="1">
+                  <c:v>5</c:v>
+                </c:pt>
+                <c:pt idx="2">
+                  <c:v>4</c:v>
+                </c:pt>
+                <c:pt idx="3">
+                  <c:v>2</c:v>
+                </c:pt>
+                <c:pt idx="4">
+                  <c:v>2</c:v>
+                </c:pt>
+                <c:pt idx="5">
+                  <c:v>0</c:v>
+                </c:pt>
+              </c:numCache>
+            </c:numRef>
+          </c:val>
+          <c:extLst>
+            <c:ext xmlns:c16="http://schemas.microsoft.com/office/drawing/2014/chart" uri="{C3380CC4-5D6E-409C-BE32-E72D297353CC}">
+              <c16:uniqueId val="{00000000-3253-471E-9CAA-61137405864F}"/>
+            </c:ext>
+          </c:extLst>
+        </c:ser>
+        <c:ser>
+          <c:idx val="1"/>
+          <c:order val="1"/>
+          <c:tx>
+            <c:strRef>
+              <c:f>Sheet1!$C$1</c:f>
+              <c:strCache>
+                <c:ptCount val="1"/>
+                <c:pt idx="0">
+                  <c:v>Duration</c:v>
+                </c:pt>
+              </c:strCache>
+            </c:strRef>
+          </c:tx>
+          <c:spPr>
+            <a:solidFill>
+              <a:schemeClr val="accent2"/>
+            </a:solidFill>
+            <a:ln>
+              <a:noFill/>
+            </a:ln>
+            <a:effectLst/>
+          </c:spPr>
+          <c:invertIfNegative val="0"/>
+          <c:cat>
+            <c:strRef>
+              <c:f>Sheet1!$A$2:$A$7</c:f>
+              <c:strCache>
+                <c:ptCount val="6"/>
+                <c:pt idx="0">
+                  <c:v>Testing &amp; Deployment</c:v>
+                </c:pt>
+                <c:pt idx="1">
+                  <c:v>Notifications</c:v>
+                </c:pt>
+                <c:pt idx="2">
+                  <c:v>Payment &amp; Billing</c:v>
+                </c:pt>
+                <c:pt idx="3">
+                  <c:v>Operator Dashboard</c:v>
+                </c:pt>
+                <c:pt idx="4">
+                  <c:v>Driver-Facing Features</c:v>
+                </c:pt>
+                <c:pt idx="5">
+                  <c:v>Authentication &amp; User Management</c:v>
+                </c:pt>
+              </c:strCache>
+            </c:strRef>
+          </c:cat>
+          <c:val>
+            <c:numRef>
+              <c:f>Sheet1!$C$2:$C$7</c:f>
+              <c:numCache>
+                <c:formatCode>General</c:formatCode>
+                <c:ptCount val="6"/>
+                <c:pt idx="0">
+                  <c:v>2</c:v>
+                </c:pt>
+                <c:pt idx="1">
+                  <c:v>1</c:v>
+                </c:pt>
+                <c:pt idx="2">
+                  <c:v>2</c:v>
+                </c:pt>
+                <c:pt idx="3">
+                  <c:v>4</c:v>
+                </c:pt>
+                <c:pt idx="4">
+                  <c:v>3</c:v>
+                </c:pt>
+                <c:pt idx="5">
+                  <c:v>2</c:v>
+                </c:pt>
+              </c:numCache>
+            </c:numRef>
+          </c:val>
+          <c:extLst>
+            <c:ext xmlns:c16="http://schemas.microsoft.com/office/drawing/2014/chart" uri="{C3380CC4-5D6E-409C-BE32-E72D297353CC}">
+              <c16:uniqueId val="{00000001-3253-471E-9CAA-61137405864F}"/>
+            </c:ext>
+          </c:extLst>
+        </c:ser>
+        <c:dLbls>
+          <c:showLegendKey val="0"/>
+          <c:showVal val="0"/>
+          <c:showCatName val="0"/>
+          <c:showSerName val="0"/>
+          <c:showPercent val="0"/>
+          <c:showBubbleSize val="0"/>
+        </c:dLbls>
+        <c:gapWidth val="150"/>
+        <c:overlap val="100"/>
+        <c:axId val="1936495360"/>
+        <c:axId val="1800888624"/>
+      </c:barChart>
+      <c:catAx>
+        <c:axId val="1936495360"/>
+        <c:scaling>
+          <c:orientation val="minMax"/>
+        </c:scaling>
+        <c:delete val="0"/>
+        <c:axPos val="l"/>
+        <c:numFmt formatCode="General" sourceLinked="1"/>
+        <c:majorTickMark val="none"/>
+        <c:minorTickMark val="none"/>
+        <c:tickLblPos val="nextTo"/>
+        <c:spPr>
+          <a:noFill/>
+          <a:ln w="9525" cap="flat" cmpd="sng" algn="ctr">
+            <a:solidFill>
+              <a:schemeClr val="tx1">
+                <a:lumMod val="15000"/>
+                <a:lumOff val="85000"/>
+              </a:schemeClr>
+            </a:solidFill>
+            <a:round/>
+          </a:ln>
+          <a:effectLst/>
+        </c:spPr>
+        <c:txPr>
+          <a:bodyPr rot="-60000000" spcFirstLastPara="1" vertOverflow="ellipsis" vert="horz" wrap="square" anchor="ctr" anchorCtr="1"/>
+          <a:lstStyle/>
+          <a:p>
+            <a:pPr>
+              <a:defRPr sz="900" b="0" i="0" u="none" strike="noStrike" kern="1200" baseline="0">
+                <a:solidFill>
+                  <a:schemeClr val="tx1">
+                    <a:lumMod val="65000"/>
+                    <a:lumOff val="35000"/>
+                  </a:schemeClr>
+                </a:solidFill>
+                <a:latin typeface="+mn-lt"/>
+                <a:ea typeface="+mn-ea"/>
+                <a:cs typeface="+mn-cs"/>
+              </a:defRPr>
+            </a:pPr>
+            <a:endParaRPr lang="en-US"/>
+          </a:p>
+        </c:txPr>
+        <c:crossAx val="1800888624"/>
+        <c:crosses val="autoZero"/>
+        <c:auto val="1"/>
+        <c:lblAlgn val="ctr"/>
+        <c:lblOffset val="100"/>
+        <c:noMultiLvlLbl val="0"/>
+      </c:catAx>
+      <c:valAx>
+        <c:axId val="1800888624"/>
+        <c:scaling>
+          <c:orientation val="minMax"/>
+          <c:max val="8"/>
+        </c:scaling>
+        <c:delete val="0"/>
+        <c:axPos val="b"/>
+        <c:majorGridlines>
+          <c:spPr>
+            <a:ln w="9525" cap="flat" cmpd="sng" algn="ctr">
+              <a:solidFill>
+                <a:schemeClr val="tx1">
+                  <a:lumMod val="15000"/>
+                  <a:lumOff val="85000"/>
+                </a:schemeClr>
+              </a:solidFill>
+              <a:round/>
+            </a:ln>
+            <a:effectLst/>
+          </c:spPr>
+        </c:majorGridlines>
+        <c:title>
+          <c:tx>
+            <c:rich>
+              <a:bodyPr rot="0" spcFirstLastPara="1" vertOverflow="ellipsis" vert="horz" wrap="square" anchor="ctr" anchorCtr="1"/>
+              <a:lstStyle/>
+              <a:p>
+                <a:pPr>
+                  <a:defRPr sz="1000" b="0" i="0" u="none" strike="noStrike" kern="1200" baseline="0">
+                    <a:solidFill>
+                      <a:schemeClr val="tx1">
+                        <a:lumMod val="65000"/>
+                        <a:lumOff val="35000"/>
+                      </a:schemeClr>
+                    </a:solidFill>
+                    <a:latin typeface="+mn-lt"/>
+                    <a:ea typeface="+mn-ea"/>
+                    <a:cs typeface="+mn-cs"/>
+                  </a:defRPr>
+                </a:pPr>
+                <a:r>
+                  <a:rPr lang="en-US"/>
+                  <a:t>Project</a:t>
+                </a:r>
+                <a:r>
+                  <a:rPr lang="en-US" baseline="0"/>
+                  <a:t> Week</a:t>
+                </a:r>
+                <a:endParaRPr lang="en-US"/>
+              </a:p>
+            </c:rich>
+          </c:tx>
+          <c:overlay val="0"/>
+          <c:spPr>
+            <a:noFill/>
+            <a:ln>
+              <a:noFill/>
+            </a:ln>
+            <a:effectLst/>
+          </c:spPr>
+          <c:txPr>
+            <a:bodyPr rot="0" spcFirstLastPara="1" vertOverflow="ellipsis" vert="horz" wrap="square" anchor="ctr" anchorCtr="1"/>
+            <a:lstStyle/>
+            <a:p>
+              <a:pPr>
+                <a:defRPr sz="1000" b="0" i="0" u="none" strike="noStrike" kern="1200" baseline="0">
+                  <a:solidFill>
+                    <a:schemeClr val="tx1">
+                      <a:lumMod val="65000"/>
+                      <a:lumOff val="35000"/>
+                    </a:schemeClr>
+                  </a:solidFill>
+                  <a:latin typeface="+mn-lt"/>
+                  <a:ea typeface="+mn-ea"/>
+                  <a:cs typeface="+mn-cs"/>
+                </a:defRPr>
+              </a:pPr>
+              <a:endParaRPr lang="en-US"/>
+            </a:p>
+          </c:txPr>
+        </c:title>
+        <c:numFmt formatCode="General" sourceLinked="1"/>
+        <c:majorTickMark val="none"/>
+        <c:minorTickMark val="none"/>
+        <c:tickLblPos val="nextTo"/>
+        <c:spPr>
+          <a:noFill/>
+          <a:ln>
+            <a:noFill/>
+          </a:ln>
+          <a:effectLst/>
+        </c:spPr>
+        <c:txPr>
+          <a:bodyPr rot="-60000000" spcFirstLastPara="1" vertOverflow="ellipsis" vert="horz" wrap="square" anchor="ctr" anchorCtr="1"/>
+          <a:lstStyle/>
+          <a:p>
+            <a:pPr>
+              <a:defRPr sz="900" b="0" i="0" u="none" strike="noStrike" kern="1200" baseline="0">
+                <a:ln>
+                  <a:noFill/>
+                </a:ln>
+                <a:solidFill>
+                  <a:schemeClr val="tx1">
+                    <a:lumMod val="65000"/>
+                    <a:lumOff val="35000"/>
+                  </a:schemeClr>
+                </a:solidFill>
+                <a:latin typeface="+mn-lt"/>
+                <a:ea typeface="+mn-ea"/>
+                <a:cs typeface="+mn-cs"/>
+              </a:defRPr>
+            </a:pPr>
+            <a:endParaRPr lang="en-US"/>
+          </a:p>
+        </c:txPr>
+        <c:crossAx val="1936495360"/>
+        <c:crosses val="autoZero"/>
+        <c:crossBetween val="between"/>
+      </c:valAx>
+      <c:spPr>
+        <a:noFill/>
+        <a:ln>
+          <a:noFill/>
+        </a:ln>
+        <a:effectLst/>
+      </c:spPr>
+    </c:plotArea>
+    <c:plotVisOnly val="1"/>
+    <c:dispBlanksAs val="gap"/>
+    <c:showDLblsOverMax val="0"/>
+    <c:extLst>
+      <c:ext xmlns:c16r3="http://schemas.microsoft.com/office/drawing/2017/03/chart" uri="{56B9EC1D-385E-4148-901F-78D8002777C0}">
+        <c16r3:dataDisplayOptions16>
+          <c16r3:dispNaAsBlank val="1"/>
+        </c16r3:dataDisplayOptions16>
+      </c:ext>
+    </c:extLst>
+  </c:chart>
+  <c:spPr>
+    <a:solidFill>
+      <a:schemeClr val="bg1"/>
+    </a:solidFill>
+    <a:ln w="9525" cap="flat" cmpd="sng" algn="ctr">
+      <a:solidFill>
+        <a:schemeClr val="tx1">
+          <a:lumMod val="15000"/>
+          <a:lumOff val="85000"/>
+        </a:schemeClr>
+      </a:solidFill>
+      <a:round/>
+    </a:ln>
+    <a:effectLst/>
+  </c:spPr>
+  <c:txPr>
+    <a:bodyPr/>
+    <a:lstStyle/>
+    <a:p>
+      <a:pPr>
+        <a:defRPr/>
+      </a:pPr>
+      <a:endParaRPr lang="en-US"/>
+    </a:p>
+  </c:txPr>
+  <c:externalData r:id="rId3">
+    <c:autoUpdate val="0"/>
+  </c:externalData>
+</c:chartSpace>
+</file>
+
+<file path=word/charts/colors1.xml><?xml version="1.0" encoding="utf-8"?>
+<cs:colorStyle xmlns:cs="http://schemas.microsoft.com/office/drawing/2012/chartStyle" xmlns:a="http://schemas.openxmlformats.org/drawingml/2006/main" meth="cycle" id="10">
+  <a:schemeClr val="accent1"/>
+  <a:schemeClr val="accent2"/>
+  <a:schemeClr val="accent3"/>
+  <a:schemeClr val="accent4"/>
+  <a:schemeClr val="accent5"/>
+  <a:schemeClr val="accent6"/>
+  <cs:variation/>
+  <cs:variation>
+    <a:lumMod val="60000"/>
+  </cs:variation>
+  <cs:variation>
+    <a:lumMod val="80000"/>
+    <a:lumOff val="20000"/>
+  </cs:variation>
+  <cs:variation>
+    <a:lumMod val="80000"/>
+  </cs:variation>
+  <cs:variation>
+    <a:lumMod val="60000"/>
+    <a:lumOff val="40000"/>
+  </cs:variation>
+  <cs:variation>
+    <a:lumMod val="50000"/>
+  </cs:variation>
+  <cs:variation>
+    <a:lumMod val="70000"/>
+    <a:lumOff val="30000"/>
+  </cs:variation>
+  <cs:variation>
+    <a:lumMod val="70000"/>
+  </cs:variation>
+  <cs:variation>
+    <a:lumMod val="50000"/>
+    <a:lumOff val="50000"/>
+  </cs:variation>
+</cs:colorStyle>
+</file>
+
+<file path=word/charts/style1.xml><?xml version="1.0" encoding="utf-8"?>
+<cs:chartStyle xmlns:cs="http://schemas.microsoft.com/office/drawing/2012/chartStyle" xmlns:a="http://schemas.openxmlformats.org/drawingml/2006/main" id="297">
+  <cs:axisTitle>
+    <cs:lnRef idx="0"/>
+    <cs:fillRef idx="0"/>
+    <cs:effectRef idx="0"/>
+    <cs:fontRef idx="minor">
+      <a:schemeClr val="tx1">
+        <a:lumMod val="65000"/>
+        <a:lumOff val="35000"/>
+      </a:schemeClr>
+    </cs:fontRef>
+    <cs:defRPr sz="1000" kern="1200"/>
+  </cs:axisTitle>
+  <cs:categoryAxis>
+    <cs:lnRef idx="0"/>
+    <cs:fillRef idx="0"/>
+    <cs:effectRef idx="0"/>
+    <cs:fontRef idx="minor">
+      <a:schemeClr val="tx1">
+        <a:lumMod val="65000"/>
+        <a:lumOff val="35000"/>
+      </a:schemeClr>
+    </cs:fontRef>
+    <cs:spPr>
+      <a:ln w="9525" cap="flat" cmpd="sng" algn="ctr">
+        <a:solidFill>
+          <a:schemeClr val="tx1">
+            <a:lumMod val="15000"/>
+            <a:lumOff val="85000"/>
+          </a:schemeClr>
+        </a:solidFill>
+        <a:round/>
+      </a:ln>
+    </cs:spPr>
+    <cs:defRPr sz="900" kern="1200"/>
+  </cs:categoryAxis>
+  <cs:chartArea mods="allowNoFillOverride allowNoLineOverride">
+    <cs:lnRef idx="0"/>
+    <cs:fillRef idx="0"/>
+    <cs:effectRef idx="0"/>
+    <cs:fontRef idx="minor">
+      <a:schemeClr val="tx1"/>
+    </cs:fontRef>
+    <cs:spPr>
+      <a:solidFill>
+        <a:schemeClr val="bg1"/>
+      </a:solidFill>
+      <a:ln w="9525" cap="flat" cmpd="sng" algn="ctr">
+        <a:solidFill>
+          <a:schemeClr val="tx1">
+            <a:lumMod val="15000"/>
+            <a:lumOff val="85000"/>
+          </a:schemeClr>
+        </a:solidFill>
+        <a:round/>
+      </a:ln>
+    </cs:spPr>
+    <cs:defRPr sz="1000" kern="1200"/>
+  </cs:chartArea>
+  <cs:dataLabel>
+    <cs:lnRef idx="0"/>
+    <cs:fillRef idx="0"/>
+    <cs:effectRef idx="0"/>
+    <cs:fontRef idx="minor">
+      <a:schemeClr val="tx1">
+        <a:lumMod val="75000"/>
+        <a:lumOff val="25000"/>
+      </a:schemeClr>
+    </cs:fontRef>
+    <cs:defRPr sz="900" kern="1200"/>
+  </cs:dataLabel>
+  <cs:dataLabelCallout>
+    <cs:lnRef idx="0"/>
+    <cs:fillRef idx="0"/>
+    <cs:effectRef idx="0"/>
+    <cs:fontRef idx="minor">
+      <a:schemeClr val="dk1">
+        <a:lumMod val="65000"/>
+        <a:lumOff val="35000"/>
+      </a:schemeClr>
+    </cs:fontRef>
+    <cs:spPr>
+      <a:solidFill>
+        <a:schemeClr val="lt1"/>
+      </a:solidFill>
+      <a:ln>
+        <a:solidFill>
+          <a:schemeClr val="dk1">
+            <a:lumMod val="25000"/>
+            <a:lumOff val="75000"/>
+          </a:schemeClr>
+        </a:solidFill>
+      </a:ln>
+    </cs:spPr>
+    <cs:defRPr sz="900" kern="1200"/>
+    <cs:bodyPr rot="0" spcFirstLastPara="1" vertOverflow="clip" horzOverflow="clip" vert="horz" wrap="square" lIns="36576" tIns="18288" rIns="36576" bIns="18288" anchor="ctr" anchorCtr="1">
+      <a:spAutoFit/>
+    </cs:bodyPr>
+  </cs:dataLabelCallout>
+  <cs:dataPoint>
+    <cs:lnRef idx="0"/>
+    <cs:fillRef idx="1">
+      <cs:styleClr val="auto"/>
+    </cs:fillRef>
+    <cs:effectRef idx="0"/>
+    <cs:fontRef idx="minor">
+      <a:schemeClr val="tx1"/>
+    </cs:fontRef>
+  </cs:dataPoint>
+  <cs:dataPoint3D>
+    <cs:lnRef idx="0"/>
+    <cs:fillRef idx="1">
+      <cs:styleClr val="auto"/>
+    </cs:fillRef>
+    <cs:effectRef idx="0"/>
+    <cs:fontRef idx="minor">
+      <a:schemeClr val="tx1"/>
+    </cs:fontRef>
+  </cs:dataPoint3D>
+  <cs:dataPointLine>
+    <cs:lnRef idx="0">
+      <cs:styleClr val="auto"/>
+    </cs:lnRef>
+    <cs:fillRef idx="1"/>
+    <cs:effectRef idx="0"/>
+    <cs:fontRef idx="minor">
+      <a:schemeClr val="tx1"/>
+    </cs:fontRef>
+    <cs:spPr>
+      <a:ln w="28575" cap="rnd">
+        <a:solidFill>
+          <a:schemeClr val="phClr"/>
+        </a:solidFill>
+        <a:round/>
+      </a:ln>
+    </cs:spPr>
+  </cs:dataPointLine>
+  <cs:dataPointMarker>
+    <cs:lnRef idx="0">
+      <cs:styleClr val="auto"/>
+    </cs:lnRef>
+    <cs:fillRef idx="1">
+      <cs:styleClr val="auto"/>
+    </cs:fillRef>
+    <cs:effectRef idx="0"/>
+    <cs:fontRef idx="minor">
+      <a:schemeClr val="tx1"/>
+    </cs:fontRef>
+    <cs:spPr>
+      <a:ln w="9525">
+        <a:solidFill>
+          <a:schemeClr val="phClr"/>
+        </a:solidFill>
+      </a:ln>
+    </cs:spPr>
+  </cs:dataPointMarker>
+  <cs:dataPointMarkerLayout symbol="circle" size="5"/>
+  <cs:dataPointWireframe>
+    <cs:lnRef idx="0">
+      <cs:styleClr val="auto"/>
+    </cs:lnRef>
+    <cs:fillRef idx="1"/>
+    <cs:effectRef idx="0"/>
+    <cs:fontRef idx="minor">
+      <a:schemeClr val="tx1"/>
+    </cs:fontRef>
+    <cs:spPr>
+      <a:ln w="9525" cap="rnd">
+        <a:solidFill>
+          <a:schemeClr val="phClr"/>
+        </a:solidFill>
+        <a:round/>
+      </a:ln>
+    </cs:spPr>
+  </cs:dataPointWireframe>
+  <cs:dataTable>
+    <cs:lnRef idx="0"/>
+    <cs:fillRef idx="0"/>
+    <cs:effectRef idx="0"/>
+    <cs:fontRef idx="minor">
+      <a:schemeClr val="tx1">
+        <a:lumMod val="65000"/>
+        <a:lumOff val="35000"/>
+      </a:schemeClr>
+    </cs:fontRef>
+    <cs:spPr>
+      <a:noFill/>
+      <a:ln w="9525" cap="flat" cmpd="sng" algn="ctr">
+        <a:solidFill>
+          <a:schemeClr val="tx1">
+            <a:lumMod val="15000"/>
+            <a:lumOff val="85000"/>
+          </a:schemeClr>
+        </a:solidFill>
+        <a:round/>
+      </a:ln>
+    </cs:spPr>
+    <cs:defRPr sz="900" kern="1200"/>
+  </cs:dataTable>
+  <cs:downBar>
+    <cs:lnRef idx="0"/>
+    <cs:fillRef idx="0"/>
+    <cs:effectRef idx="0"/>
+    <cs:fontRef idx="minor">
+      <a:schemeClr val="tx1"/>
+    </cs:fontRef>
+    <cs:spPr>
+      <a:solidFill>
+        <a:schemeClr val="dk1">
+          <a:lumMod val="75000"/>
+          <a:lumOff val="25000"/>
+        </a:schemeClr>
+      </a:solidFill>
+      <a:ln w="9525" cap="flat" cmpd="sng" algn="ctr">
+        <a:solidFill>
+          <a:schemeClr val="tx1">
+            <a:lumMod val="65000"/>
+            <a:lumOff val="35000"/>
+          </a:schemeClr>
+        </a:solidFill>
+        <a:round/>
+      </a:ln>
+    </cs:spPr>
+  </cs:downBar>
+  <cs:dropLine>
+    <cs:lnRef idx="0"/>
+    <cs:fillRef idx="0"/>
+    <cs:effectRef idx="0"/>
+    <cs:fontRef idx="minor">
+      <a:schemeClr val="tx1"/>
+    </cs:fontRef>
+    <cs:spPr>
+      <a:ln w="9525" cap="flat" cmpd="sng" algn="ctr">
+        <a:solidFill>
+          <a:schemeClr val="tx1">
+            <a:lumMod val="35000"/>
+            <a:lumOff val="65000"/>
+          </a:schemeClr>
+        </a:solidFill>
+        <a:round/>
+      </a:ln>
+    </cs:spPr>
+  </cs:dropLine>
+  <cs:errorBar>
+    <cs:lnRef idx="0"/>
+    <cs:fillRef idx="0"/>
+    <cs:effectRef idx="0"/>
+    <cs:fontRef idx="minor">
+      <a:schemeClr val="tx1"/>
+    </cs:fontRef>
+    <cs:spPr>
+      <a:ln w="9525" cap="flat" cmpd="sng" algn="ctr">
+        <a:solidFill>
+          <a:schemeClr val="tx1">
+            <a:lumMod val="65000"/>
+            <a:lumOff val="35000"/>
+          </a:schemeClr>
+        </a:solidFill>
+        <a:round/>
+      </a:ln>
+    </cs:spPr>
+  </cs:errorBar>
+  <cs:floor>
+    <cs:lnRef idx="0"/>
+    <cs:fillRef idx="0"/>
+    <cs:effectRef idx="0"/>
+    <cs:fontRef idx="minor">
+      <a:schemeClr val="tx1"/>
+    </cs:fontRef>
+    <cs:spPr>
+      <a:noFill/>
+      <a:ln>
+        <a:noFill/>
+      </a:ln>
+    </cs:spPr>
+  </cs:floor>
+  <cs:gridlineMajor>
+    <cs:lnRef idx="0"/>
+    <cs:fillRef idx="0"/>
+    <cs:effectRef idx="0"/>
+    <cs:fontRef idx="minor">
+      <a:schemeClr val="tx1"/>
+    </cs:fontRef>
+    <cs:spPr>
+      <a:ln w="9525" cap="flat" cmpd="sng" algn="ctr">
+        <a:solidFill>
+          <a:schemeClr val="tx1">
+            <a:lumMod val="15000"/>
+            <a:lumOff val="85000"/>
+          </a:schemeClr>
+        </a:solidFill>
+        <a:round/>
+      </a:ln>
+    </cs:spPr>
+  </cs:gridlineMajor>
+  <cs:gridlineMinor>
+    <cs:lnRef idx="0"/>
+    <cs:fillRef idx="0"/>
+    <cs:effectRef idx="0"/>
+    <cs:fontRef idx="minor">
+      <a:schemeClr val="tx1"/>
+    </cs:fontRef>
+    <cs:spPr>
+      <a:ln w="9525" cap="flat" cmpd="sng" algn="ctr">
+        <a:solidFill>
+          <a:schemeClr val="tx1">
+            <a:lumMod val="5000"/>
+            <a:lumOff val="95000"/>
+          </a:schemeClr>
+        </a:solidFill>
+        <a:round/>
+      </a:ln>
+    </cs:spPr>
+  </cs:gridlineMinor>
+  <cs:hiLoLine>
+    <cs:lnRef idx="0"/>
+    <cs:fillRef idx="0"/>
+    <cs:effectRef idx="0"/>
+    <cs:fontRef idx="minor">
+      <a:schemeClr val="tx1"/>
+    </cs:fontRef>
+    <cs:spPr>
+      <a:ln w="9525" cap="flat" cmpd="sng" algn="ctr">
+        <a:solidFill>
+          <a:schemeClr val="tx1">
+            <a:lumMod val="50000"/>
+            <a:lumOff val="50000"/>
+          </a:schemeClr>
+        </a:solidFill>
+        <a:round/>
+      </a:ln>
+    </cs:spPr>
+  </cs:hiLoLine>
+  <cs:leaderLine>
+    <cs:lnRef idx="0"/>
+    <cs:fillRef idx="0"/>
+    <cs:effectRef idx="0"/>
+    <cs:fontRef idx="minor">
+      <a:schemeClr val="tx1"/>
+    </cs:fontRef>
+    <cs:spPr>
+      <a:ln w="9525" cap="flat" cmpd="sng" algn="ctr">
+        <a:solidFill>
+          <a:schemeClr val="tx1">
+            <a:lumMod val="35000"/>
+            <a:lumOff val="65000"/>
+          </a:schemeClr>
+        </a:solidFill>
+        <a:round/>
+      </a:ln>
+    </cs:spPr>
+  </cs:leaderLine>
+  <cs:legend>
+    <cs:lnRef idx="0"/>
+    <cs:fillRef idx="0"/>
+    <cs:effectRef idx="0"/>
+    <cs:fontRef idx="minor">
+      <a:schemeClr val="tx1">
+        <a:lumMod val="65000"/>
+        <a:lumOff val="35000"/>
+      </a:schemeClr>
+    </cs:fontRef>
+    <cs:defRPr sz="900" kern="1200"/>
+  </cs:legend>
+  <cs:plotArea mods="allowNoFillOverride allowNoLineOverride">
+    <cs:lnRef idx="0"/>
+    <cs:fillRef idx="0"/>
+    <cs:effectRef idx="0"/>
+    <cs:fontRef idx="minor">
+      <a:schemeClr val="tx1"/>
+    </cs:fontRef>
+  </cs:plotArea>
+  <cs:plotArea3D mods="allowNoFillOverride allowNoLineOverride">
+    <cs:lnRef idx="0"/>
+    <cs:fillRef idx="0"/>
+    <cs:effectRef idx="0"/>
+    <cs:fontRef idx="minor">
+      <a:schemeClr val="tx1"/>
+    </cs:fontRef>
+  </cs:plotArea3D>
+  <cs:seriesAxis>
+    <cs:lnRef idx="0"/>
+    <cs:fillRef idx="0"/>
+    <cs:effectRef idx="0"/>
+    <cs:fontRef idx="minor">
+      <a:schemeClr val="tx1">
+        <a:lumMod val="65000"/>
+        <a:lumOff val="35000"/>
+      </a:schemeClr>
+    </cs:fontRef>
+    <cs:defRPr sz="900" kern="1200"/>
+  </cs:seriesAxis>
+  <cs:seriesLine>
+    <cs:lnRef idx="0"/>
+    <cs:fillRef idx="0"/>
+    <cs:effectRef idx="0"/>
+    <cs:fontRef idx="minor">
+      <a:schemeClr val="tx1"/>
+    </cs:fontRef>
+    <cs:spPr>
+      <a:ln w="9525" cap="flat" cmpd="sng" algn="ctr">
+        <a:solidFill>
+          <a:schemeClr val="tx1">
+            <a:lumMod val="35000"/>
+            <a:lumOff val="65000"/>
+          </a:schemeClr>
+        </a:solidFill>
+        <a:round/>
+      </a:ln>
+    </cs:spPr>
+  </cs:seriesLine>
+  <cs:title>
+    <cs:lnRef idx="0"/>
+    <cs:fillRef idx="0"/>
+    <cs:effectRef idx="0"/>
+    <cs:fontRef idx="minor">
+      <a:schemeClr val="tx1">
+        <a:lumMod val="65000"/>
+        <a:lumOff val="35000"/>
+      </a:schemeClr>
+    </cs:fontRef>
+    <cs:defRPr sz="1400" b="0" kern="1200" spc="0" baseline="0"/>
+  </cs:title>
+  <cs:trendline>
+    <cs:lnRef idx="0">
+      <cs:styleClr val="auto"/>
+    </cs:lnRef>
+    <cs:fillRef idx="0"/>
+    <cs:effectRef idx="0"/>
+    <cs:fontRef idx="minor">
+      <a:schemeClr val="tx1"/>
+    </cs:fontRef>
+    <cs:spPr>
+      <a:ln w="19050" cap="rnd">
+        <a:solidFill>
+          <a:schemeClr val="phClr"/>
+        </a:solidFill>
+        <a:prstDash val="sysDot"/>
+      </a:ln>
+    </cs:spPr>
+  </cs:trendline>
+  <cs:trendlineLabel>
+    <cs:lnRef idx="0"/>
+    <cs:fillRef idx="0"/>
+    <cs:effectRef idx="0"/>
+    <cs:fontRef idx="minor">
+      <a:schemeClr val="tx1">
+        <a:lumMod val="65000"/>
+        <a:lumOff val="35000"/>
+      </a:schemeClr>
+    </cs:fontRef>
+    <cs:defRPr sz="900" kern="1200"/>
+  </cs:trendlineLabel>
+  <cs:upBar>
+    <cs:lnRef idx="0"/>
+    <cs:fillRef idx="0"/>
+    <cs:effectRef idx="0"/>
+    <cs:fontRef idx="minor">
+      <a:schemeClr val="tx1"/>
+    </cs:fontRef>
+    <cs:spPr>
+      <a:solidFill>
+        <a:schemeClr val="lt1"/>
+      </a:solidFill>
+      <a:ln w="9525" cap="flat" cmpd="sng" algn="ctr">
+        <a:solidFill>
+          <a:schemeClr val="tx1">
+            <a:lumMod val="65000"/>
+            <a:lumOff val="35000"/>
+          </a:schemeClr>
+        </a:solidFill>
+        <a:round/>
+      </a:ln>
+    </cs:spPr>
+  </cs:upBar>
+  <cs:valueAxis>
+    <cs:lnRef idx="0"/>
+    <cs:fillRef idx="0"/>
+    <cs:effectRef idx="0"/>
+    <cs:fontRef idx="minor">
+      <a:schemeClr val="tx1">
+        <a:lumMod val="65000"/>
+        <a:lumOff val="35000"/>
+      </a:schemeClr>
+    </cs:fontRef>
+    <cs:defRPr sz="900" kern="1200"/>
+  </cs:valueAxis>
+  <cs:wall>
+    <cs:lnRef idx="0"/>
+    <cs:fillRef idx="0"/>
+    <cs:effectRef idx="0"/>
+    <cs:fontRef idx="minor">
+      <a:schemeClr val="tx1"/>
+    </cs:fontRef>
+    <cs:spPr>
+      <a:noFill/>
+      <a:ln>
+        <a:noFill/>
+      </a:ln>
+    </cs:spPr>
+  </cs:wall>
+</cs:chartStyle>
 </file>
 
 <file path=word/theme/theme1.xml><?xml version="1.0" encoding="utf-8"?>

--- a/docs/spp.docx
+++ b/docs/spp.docx
@@ -73,7 +73,7 @@
           <w:b/>
           <w:bCs/>
         </w:rPr>
-        <w:t>4</w:t>
+        <w:t>5</w:t>
       </w:r>
     </w:p>
     <w:p>
@@ -112,7 +112,7 @@
       <w:pPr>
         <w:pStyle w:val="Heading1"/>
       </w:pPr>
-      <w:bookmarkStart w:id="0" w:name="_Toc240489748"/>
+      <w:bookmarkStart w:id="0" w:name="_Toc241092243"/>
       <w:r>
         <w:t>Table of Contents</w:t>
       </w:r>
@@ -172,7 +172,7 @@
           <w:r>
             <w:fldChar w:fldCharType="separate"/>
           </w:r>
-          <w:hyperlink w:anchor="_Toc240489748" w:history="1">
+          <w:hyperlink w:anchor="_Toc241092243" w:history="1">
             <w:r>
               <w:rPr>
                 <w:rStyle w:val="Hyperlink"/>
@@ -199,7 +199,7 @@
                 <w:noProof/>
                 <w:webHidden/>
               </w:rPr>
-              <w:instrText xml:space="preserve"> PAGEREF _Toc240489748 \h </w:instrText>
+              <w:instrText xml:space="preserve"> PAGEREF _Toc241092243 \h </w:instrText>
             </w:r>
             <w:r>
               <w:rPr>
@@ -245,7 +245,7 @@
               <w14:ligatures w14:val="standardContextual"/>
             </w:rPr>
           </w:pPr>
-          <w:hyperlink w:anchor="_Toc240489749" w:history="1">
+          <w:hyperlink w:anchor="_Toc241092244" w:history="1">
             <w:r>
               <w:rPr>
                 <w:rStyle w:val="Hyperlink"/>
@@ -272,7 +272,7 @@
                 <w:noProof/>
                 <w:webHidden/>
               </w:rPr>
-              <w:instrText xml:space="preserve"> PAGEREF _Toc240489749 \h </w:instrText>
+              <w:instrText xml:space="preserve"> PAGEREF _Toc241092244 \h </w:instrText>
             </w:r>
             <w:r>
               <w:rPr>
@@ -318,7 +318,7 @@
               <w14:ligatures w14:val="standardContextual"/>
             </w:rPr>
           </w:pPr>
-          <w:hyperlink w:anchor="_Toc240489750" w:history="1">
+          <w:hyperlink w:anchor="_Toc241092245" w:history="1">
             <w:r>
               <w:rPr>
                 <w:rStyle w:val="Hyperlink"/>
@@ -345,7 +345,7 @@
                 <w:noProof/>
                 <w:webHidden/>
               </w:rPr>
-              <w:instrText xml:space="preserve"> PAGEREF _Toc240489750 \h </w:instrText>
+              <w:instrText xml:space="preserve"> PAGEREF _Toc241092245 \h </w:instrText>
             </w:r>
             <w:r>
               <w:rPr>
@@ -391,7 +391,7 @@
               <w14:ligatures w14:val="standardContextual"/>
             </w:rPr>
           </w:pPr>
-          <w:hyperlink w:anchor="_Toc240489751" w:history="1">
+          <w:hyperlink w:anchor="_Toc241092246" w:history="1">
             <w:r>
               <w:rPr>
                 <w:rStyle w:val="Hyperlink"/>
@@ -418,7 +418,7 @@
                 <w:noProof/>
                 <w:webHidden/>
               </w:rPr>
-              <w:instrText xml:space="preserve"> PAGEREF _Toc240489751 \h </w:instrText>
+              <w:instrText xml:space="preserve"> PAGEREF _Toc241092246 \h </w:instrText>
             </w:r>
             <w:r>
               <w:rPr>
@@ -464,7 +464,7 @@
               <w14:ligatures w14:val="standardContextual"/>
             </w:rPr>
           </w:pPr>
-          <w:hyperlink w:anchor="_Toc240489752" w:history="1">
+          <w:hyperlink w:anchor="_Toc241092247" w:history="1">
             <w:r>
               <w:rPr>
                 <w:rStyle w:val="Hyperlink"/>
@@ -491,7 +491,7 @@
                 <w:noProof/>
                 <w:webHidden/>
               </w:rPr>
-              <w:instrText xml:space="preserve"> PAGEREF _Toc240489752 \h </w:instrText>
+              <w:instrText xml:space="preserve"> PAGEREF _Toc241092247 \h </w:instrText>
             </w:r>
             <w:r>
               <w:rPr>
@@ -537,7 +537,7 @@
               <w14:ligatures w14:val="standardContextual"/>
             </w:rPr>
           </w:pPr>
-          <w:hyperlink w:anchor="_Toc240489753" w:history="1">
+          <w:hyperlink w:anchor="_Toc241092248" w:history="1">
             <w:r>
               <w:rPr>
                 <w:rStyle w:val="Hyperlink"/>
@@ -564,7 +564,7 @@
                 <w:noProof/>
                 <w:webHidden/>
               </w:rPr>
-              <w:instrText xml:space="preserve"> PAGEREF _Toc240489753 \h </w:instrText>
+              <w:instrText xml:space="preserve"> PAGEREF _Toc241092248 \h </w:instrText>
             </w:r>
             <w:r>
               <w:rPr>
@@ -596,6 +596,79 @@
           </w:hyperlink>
         </w:p>
         <w:p>
+          <w:pPr>
+            <w:pStyle w:val="TOC1"/>
+            <w:tabs>
+              <w:tab w:val="right" w:leader="dot" w:pos="9350"/>
+            </w:tabs>
+            <w:rPr>
+              <w:rFonts w:asciiTheme="minorHAnsi" w:eastAsiaTheme="minorEastAsia" w:hAnsiTheme="minorHAnsi" w:cstheme="minorBidi"/>
+              <w:noProof/>
+              <w:kern w:val="2"/>
+              <w:sz w:val="24"/>
+              <w:szCs w:val="24"/>
+              <w14:ligatures w14:val="standardContextual"/>
+            </w:rPr>
+          </w:pPr>
+          <w:hyperlink w:anchor="_Toc241092249" w:history="1">
+            <w:r>
+              <w:rPr>
+                <w:rStyle w:val="Hyperlink"/>
+                <w:noProof/>
+              </w:rPr>
+              <w:t>Product Backlog and Sprint Planning</w:t>
+            </w:r>
+            <w:r>
+              <w:rPr>
+                <w:noProof/>
+                <w:webHidden/>
+              </w:rPr>
+              <w:tab/>
+            </w:r>
+            <w:r>
+              <w:rPr>
+                <w:noProof/>
+                <w:webHidden/>
+              </w:rPr>
+              <w:fldChar w:fldCharType="begin"/>
+            </w:r>
+            <w:r>
+              <w:rPr>
+                <w:noProof/>
+                <w:webHidden/>
+              </w:rPr>
+              <w:instrText xml:space="preserve"> PAGEREF _Toc241092249 \h </w:instrText>
+            </w:r>
+            <w:r>
+              <w:rPr>
+                <w:noProof/>
+                <w:webHidden/>
+              </w:rPr>
+            </w:r>
+            <w:r>
+              <w:rPr>
+                <w:noProof/>
+                <w:webHidden/>
+              </w:rPr>
+              <w:fldChar w:fldCharType="separate"/>
+            </w:r>
+            <w:r>
+              <w:rPr>
+                <w:noProof/>
+                <w:webHidden/>
+              </w:rPr>
+              <w:t>12</w:t>
+            </w:r>
+            <w:r>
+              <w:rPr>
+                <w:noProof/>
+                <w:webHidden/>
+              </w:rPr>
+              <w:fldChar w:fldCharType="end"/>
+            </w:r>
+          </w:hyperlink>
+        </w:p>
+        <w:p>
           <w:r>
             <w:rPr>
               <w:b/>
@@ -616,7 +689,7 @@
       <w:pPr>
         <w:pStyle w:val="Heading1"/>
       </w:pPr>
-      <w:bookmarkStart w:id="1" w:name="_Toc240489749"/>
+      <w:bookmarkStart w:id="1" w:name="_Toc241092244"/>
       <w:r>
         <w:lastRenderedPageBreak/>
         <w:t>Existing Software Landscape/Competitive Analysis</w:t>
@@ -1098,7 +1171,7 @@
       <w:pPr>
         <w:pStyle w:val="Heading1"/>
       </w:pPr>
-      <w:bookmarkStart w:id="2" w:name="_Toc240489750"/>
+      <w:bookmarkStart w:id="2" w:name="_Toc241092245"/>
       <w:r>
         <w:lastRenderedPageBreak/>
         <w:t>Vision and Scope</w:t>
@@ -1208,7 +1281,7 @@
       <w:pPr>
         <w:pStyle w:val="Heading1"/>
       </w:pPr>
-      <w:bookmarkStart w:id="3" w:name="_Toc240489751"/>
+      <w:bookmarkStart w:id="3" w:name="_Toc241092246"/>
       <w:r>
         <w:lastRenderedPageBreak/>
         <w:t>Software Requirements Specifications</w:t>
@@ -2105,7 +2178,7 @@
       <w:pPr>
         <w:pStyle w:val="Heading1"/>
       </w:pPr>
-      <w:bookmarkStart w:id="4" w:name="_Toc240489752"/>
+      <w:bookmarkStart w:id="4" w:name="_Toc241092247"/>
       <w:r>
         <w:lastRenderedPageBreak/>
         <w:t>Work Breakdown Structure (WBS)</w:t>
@@ -2607,7 +2680,7 @@
       <w:pPr>
         <w:pStyle w:val="Heading1"/>
       </w:pPr>
-      <w:bookmarkStart w:id="5" w:name="_Toc240489753"/>
+      <w:bookmarkStart w:id="5" w:name="_Toc241092248"/>
       <w:r>
         <w:lastRenderedPageBreak/>
         <w:t>Project Schedule</w:t>
@@ -2644,14 +2717,27 @@
       <w:r>
         <w:t xml:space="preserve">Figure </w:t>
       </w:r>
-      <w:fldSimple w:instr=" SEQ Figure \* ARABIC ">
-        <w:r>
-          <w:rPr>
-            <w:noProof/>
-          </w:rPr>
-          <w:t>1</w:t>
-        </w:r>
-      </w:fldSimple>
+      <w:r>
+        <w:fldChar w:fldCharType="begin"/>
+      </w:r>
+      <w:r>
+        <w:instrText xml:space="preserve"> SEQ Figure \* ARABIC </w:instrText>
+      </w:r>
+      <w:r>
+        <w:fldChar w:fldCharType="separate"/>
+      </w:r>
+      <w:r>
+        <w:rPr>
+          <w:noProof/>
+        </w:rPr>
+        <w:t>1</w:t>
+      </w:r>
+      <w:r>
+        <w:rPr>
+          <w:noProof/>
+        </w:rPr>
+        <w:fldChar w:fldCharType="end"/>
+      </w:r>
       <w:r>
         <w:t>Smart Parking Platform Development Timeline</w:t>
       </w:r>
@@ -2659,9 +2745,124 @@
         <w:t>.</w:t>
       </w:r>
     </w:p>
+    <w:p>
+      <w:pPr>
+        <w:rPr>
+          <w:i/>
+          <w:iCs/>
+          <w:color w:val="0E2841" w:themeColor="text2"/>
+          <w:sz w:val="18"/>
+          <w:szCs w:val="18"/>
+        </w:rPr>
+      </w:pPr>
+      <w:r>
+        <w:br w:type="page"/>
+      </w:r>
+    </w:p>
+    <w:p>
+      <w:pPr>
+        <w:pStyle w:val="Heading1"/>
+      </w:pPr>
+      <w:bookmarkStart w:id="6" w:name="_Toc241092249"/>
+      <w:r>
+        <w:lastRenderedPageBreak/>
+        <w:t>Product Backlog and Sprint Planning</w:t>
+      </w:r>
+      <w:bookmarkEnd w:id="6"/>
+    </w:p>
+    <w:p>
+      <w:r>
+        <w:t xml:space="preserve">The product backlog for the Smart Parking Platform was made in Trello. They </w:t>
+      </w:r>
+      <w:proofErr w:type="gramStart"/>
+      <w:r>
+        <w:t>are:</w:t>
+      </w:r>
+      <w:proofErr w:type="gramEnd"/>
+      <w:r>
+        <w:t xml:space="preserve"> Login, UI, Backend Processes, and Reporting categories, with a Sprint 1 backlog identifying the first set of items to be focused on, mainly authentication for both drivers and operators.</w:t>
+      </w:r>
+    </w:p>
+    <w:p>
+      <w:pPr>
+        <w:keepNext/>
+      </w:pPr>
+      <w:r>
+        <w:rPr>
+          <w:noProof/>
+        </w:rPr>
+        <w:drawing>
+          <wp:inline distT="0" distB="0" distL="0" distR="0" wp14:anchorId="102B7B9A" wp14:editId="7EB384ED">
+            <wp:extent cx="5943600" cy="4744085"/>
+            <wp:effectExtent l="0" t="0" r="0" b="0"/>
+            <wp:docPr id="1230987674" name="Picture 1"/>
+            <wp:cNvGraphicFramePr>
+              <a:graphicFrameLocks xmlns:a="http://schemas.openxmlformats.org/drawingml/2006/main" noChangeAspect="1"/>
+            </wp:cNvGraphicFramePr>
+            <a:graphic xmlns:a="http://schemas.openxmlformats.org/drawingml/2006/main">
+              <a:graphicData uri="http://schemas.openxmlformats.org/drawingml/2006/picture">
+                <pic:pic xmlns:pic="http://schemas.openxmlformats.org/drawingml/2006/picture">
+                  <pic:nvPicPr>
+                    <pic:cNvPr id="1230987674" name=""/>
+                    <pic:cNvPicPr/>
+                  </pic:nvPicPr>
+                  <pic:blipFill>
+                    <a:blip r:embed="rId9"/>
+                    <a:stretch>
+                      <a:fillRect/>
+                    </a:stretch>
+                  </pic:blipFill>
+                  <pic:spPr>
+                    <a:xfrm>
+                      <a:off x="0" y="0"/>
+                      <a:ext cx="5943600" cy="4744085"/>
+                    </a:xfrm>
+                    <a:prstGeom prst="rect">
+                      <a:avLst/>
+                    </a:prstGeom>
+                  </pic:spPr>
+                </pic:pic>
+              </a:graphicData>
+            </a:graphic>
+          </wp:inline>
+        </w:drawing>
+      </w:r>
+    </w:p>
+    <w:p>
+      <w:pPr>
+        <w:pStyle w:val="Caption"/>
+      </w:pPr>
+      <w:r>
+        <w:t xml:space="preserve">Figure </w:t>
+      </w:r>
+      <w:r>
+        <w:fldChar w:fldCharType="begin"/>
+      </w:r>
+      <w:r>
+        <w:instrText xml:space="preserve"> SEQ Figure \* ARABIC </w:instrText>
+      </w:r>
+      <w:r>
+        <w:fldChar w:fldCharType="separate"/>
+      </w:r>
+      <w:r>
+        <w:rPr>
+          <w:noProof/>
+        </w:rPr>
+        <w:t>2</w:t>
+      </w:r>
+      <w:r>
+        <w:fldChar w:fldCharType="end"/>
+      </w:r>
+      <w:r>
+        <w:t xml:space="preserve"> </w:t>
+      </w:r>
+      <w:r>
+        <w:t>Smart Parking Platform Trello Backlog and Sprint 1 Planning</w:t>
+      </w:r>
+    </w:p>
     <w:sectPr>
-      <w:headerReference w:type="default" r:id="rId9"/>
-      <w:footerReference w:type="default" r:id="rId10"/>
+      <w:headerReference w:type="default" r:id="rId10"/>
+      <w:footerReference w:type="default" r:id="rId11"/>
       <w:pgSz w:w="12240" w:h="15840"/>
       <w:pgMar w:top="1440" w:right="1440" w:bottom="1440" w:left="1440" w:header="708" w:footer="708" w:gutter="0"/>
       <w:cols w:space="720"/>
@@ -6008,7 +6209,6 @@
   <w:style w:type="character" w:default="1" w:styleId="DefaultParagraphFont">
     <w:name w:val="Default Paragraph Font"/>
     <w:uiPriority w:val="1"/>
-    <w:semiHidden/>
     <w:unhideWhenUsed/>
   </w:style>
   <w:style w:type="table" w:default="1" w:styleId="TableNormal">

--- a/docs/spp.docx
+++ b/docs/spp.docx
@@ -73,7 +73,7 @@
           <w:b/>
           <w:bCs/>
         </w:rPr>
-        <w:t>5</w:t>
+        <w:t>6</w:t>
       </w:r>
     </w:p>
     <w:p>
@@ -112,7 +112,7 @@
       <w:pPr>
         <w:pStyle w:val="Heading1"/>
       </w:pPr>
-      <w:bookmarkStart w:id="0" w:name="_Toc241092243"/>
+      <w:bookmarkStart w:id="0" w:name="_Toc241694713"/>
       <w:r>
         <w:t>Table of Contents</w:t>
       </w:r>
@@ -172,7 +172,7 @@
           <w:r>
             <w:fldChar w:fldCharType="separate"/>
           </w:r>
-          <w:hyperlink w:anchor="_Toc241092243" w:history="1">
+          <w:hyperlink w:anchor="_Toc241694713" w:history="1">
             <w:r>
               <w:rPr>
                 <w:rStyle w:val="Hyperlink"/>
@@ -199,7 +199,7 @@
                 <w:noProof/>
                 <w:webHidden/>
               </w:rPr>
-              <w:instrText xml:space="preserve"> PAGEREF _Toc241092243 \h </w:instrText>
+              <w:instrText xml:space="preserve"> PAGEREF _Toc241694713 \h </w:instrText>
             </w:r>
             <w:r>
               <w:rPr>
@@ -245,7 +245,7 @@
               <w14:ligatures w14:val="standardContextual"/>
             </w:rPr>
           </w:pPr>
-          <w:hyperlink w:anchor="_Toc241092244" w:history="1">
+          <w:hyperlink w:anchor="_Toc241694714" w:history="1">
             <w:r>
               <w:rPr>
                 <w:rStyle w:val="Hyperlink"/>
@@ -272,7 +272,7 @@
                 <w:noProof/>
                 <w:webHidden/>
               </w:rPr>
-              <w:instrText xml:space="preserve"> PAGEREF _Toc241092244 \h </w:instrText>
+              <w:instrText xml:space="preserve"> PAGEREF _Toc241694714 \h </w:instrText>
             </w:r>
             <w:r>
               <w:rPr>
@@ -318,7 +318,7 @@
               <w14:ligatures w14:val="standardContextual"/>
             </w:rPr>
           </w:pPr>
-          <w:hyperlink w:anchor="_Toc241092245" w:history="1">
+          <w:hyperlink w:anchor="_Toc241694715" w:history="1">
             <w:r>
               <w:rPr>
                 <w:rStyle w:val="Hyperlink"/>
@@ -345,7 +345,7 @@
                 <w:noProof/>
                 <w:webHidden/>
               </w:rPr>
-              <w:instrText xml:space="preserve"> PAGEREF _Toc241092245 \h </w:instrText>
+              <w:instrText xml:space="preserve"> PAGEREF _Toc241694715 \h </w:instrText>
             </w:r>
             <w:r>
               <w:rPr>
@@ -391,7 +391,7 @@
               <w14:ligatures w14:val="standardContextual"/>
             </w:rPr>
           </w:pPr>
-          <w:hyperlink w:anchor="_Toc241092246" w:history="1">
+          <w:hyperlink w:anchor="_Toc241694716" w:history="1">
             <w:r>
               <w:rPr>
                 <w:rStyle w:val="Hyperlink"/>
@@ -418,7 +418,7 @@
                 <w:noProof/>
                 <w:webHidden/>
               </w:rPr>
-              <w:instrText xml:space="preserve"> PAGEREF _Toc241092246 \h </w:instrText>
+              <w:instrText xml:space="preserve"> PAGEREF _Toc241694716 \h </w:instrText>
             </w:r>
             <w:r>
               <w:rPr>
@@ -464,7 +464,7 @@
               <w14:ligatures w14:val="standardContextual"/>
             </w:rPr>
           </w:pPr>
-          <w:hyperlink w:anchor="_Toc241092247" w:history="1">
+          <w:hyperlink w:anchor="_Toc241694717" w:history="1">
             <w:r>
               <w:rPr>
                 <w:rStyle w:val="Hyperlink"/>
@@ -491,7 +491,7 @@
                 <w:noProof/>
                 <w:webHidden/>
               </w:rPr>
-              <w:instrText xml:space="preserve"> PAGEREF _Toc241092247 \h </w:instrText>
+              <w:instrText xml:space="preserve"> PAGEREF _Toc241694717 \h </w:instrText>
             </w:r>
             <w:r>
               <w:rPr>
@@ -537,7 +537,7 @@
               <w14:ligatures w14:val="standardContextual"/>
             </w:rPr>
           </w:pPr>
-          <w:hyperlink w:anchor="_Toc241092248" w:history="1">
+          <w:hyperlink w:anchor="_Toc241694718" w:history="1">
             <w:r>
               <w:rPr>
                 <w:rStyle w:val="Hyperlink"/>
@@ -564,7 +564,7 @@
                 <w:noProof/>
                 <w:webHidden/>
               </w:rPr>
-              <w:instrText xml:space="preserve"> PAGEREF _Toc241092248 \h </w:instrText>
+              <w:instrText xml:space="preserve"> PAGEREF _Toc241694718 \h </w:instrText>
             </w:r>
             <w:r>
               <w:rPr>
@@ -610,7 +610,7 @@
               <w14:ligatures w14:val="standardContextual"/>
             </w:rPr>
           </w:pPr>
-          <w:hyperlink w:anchor="_Toc241092249" w:history="1">
+          <w:hyperlink w:anchor="_Toc241694719" w:history="1">
             <w:r>
               <w:rPr>
                 <w:rStyle w:val="Hyperlink"/>
@@ -637,7 +637,7 @@
                 <w:noProof/>
                 <w:webHidden/>
               </w:rPr>
-              <w:instrText xml:space="preserve"> PAGEREF _Toc241092249 \h </w:instrText>
+              <w:instrText xml:space="preserve"> PAGEREF _Toc241694719 \h </w:instrText>
             </w:r>
             <w:r>
               <w:rPr>
@@ -669,6 +669,79 @@
           </w:hyperlink>
         </w:p>
         <w:p>
+          <w:pPr>
+            <w:pStyle w:val="TOC1"/>
+            <w:tabs>
+              <w:tab w:val="right" w:leader="dot" w:pos="9350"/>
+            </w:tabs>
+            <w:rPr>
+              <w:rFonts w:asciiTheme="minorHAnsi" w:eastAsiaTheme="minorEastAsia" w:hAnsiTheme="minorHAnsi" w:cstheme="minorBidi"/>
+              <w:noProof/>
+              <w:kern w:val="2"/>
+              <w:sz w:val="24"/>
+              <w:szCs w:val="24"/>
+              <w14:ligatures w14:val="standardContextual"/>
+            </w:rPr>
+          </w:pPr>
+          <w:hyperlink w:anchor="_Toc241694720" w:history="1">
+            <w:r>
+              <w:rPr>
+                <w:rStyle w:val="Hyperlink"/>
+                <w:noProof/>
+              </w:rPr>
+              <w:t>Risk, Quality, and Communication Management</w:t>
+            </w:r>
+            <w:r>
+              <w:rPr>
+                <w:noProof/>
+                <w:webHidden/>
+              </w:rPr>
+              <w:tab/>
+            </w:r>
+            <w:r>
+              <w:rPr>
+                <w:noProof/>
+                <w:webHidden/>
+              </w:rPr>
+              <w:fldChar w:fldCharType="begin"/>
+            </w:r>
+            <w:r>
+              <w:rPr>
+                <w:noProof/>
+                <w:webHidden/>
+              </w:rPr>
+              <w:instrText xml:space="preserve"> PAGEREF _Toc241694720 \h </w:instrText>
+            </w:r>
+            <w:r>
+              <w:rPr>
+                <w:noProof/>
+                <w:webHidden/>
+              </w:rPr>
+            </w:r>
+            <w:r>
+              <w:rPr>
+                <w:noProof/>
+                <w:webHidden/>
+              </w:rPr>
+              <w:fldChar w:fldCharType="separate"/>
+            </w:r>
+            <w:r>
+              <w:rPr>
+                <w:noProof/>
+                <w:webHidden/>
+              </w:rPr>
+              <w:t>13</w:t>
+            </w:r>
+            <w:r>
+              <w:rPr>
+                <w:noProof/>
+                <w:webHidden/>
+              </w:rPr>
+              <w:fldChar w:fldCharType="end"/>
+            </w:r>
+          </w:hyperlink>
+        </w:p>
+        <w:p>
           <w:r>
             <w:rPr>
               <w:b/>
@@ -689,7 +762,7 @@
       <w:pPr>
         <w:pStyle w:val="Heading1"/>
       </w:pPr>
-      <w:bookmarkStart w:id="1" w:name="_Toc241092244"/>
+      <w:bookmarkStart w:id="1" w:name="_Toc241694714"/>
       <w:r>
         <w:lastRenderedPageBreak/>
         <w:t>Existing Software Landscape/Competitive Analysis</w:t>
@@ -1171,7 +1244,7 @@
       <w:pPr>
         <w:pStyle w:val="Heading1"/>
       </w:pPr>
-      <w:bookmarkStart w:id="2" w:name="_Toc241092245"/>
+      <w:bookmarkStart w:id="2" w:name="_Toc241694715"/>
       <w:r>
         <w:lastRenderedPageBreak/>
         <w:t>Vision and Scope</w:t>
@@ -1281,7 +1354,7 @@
       <w:pPr>
         <w:pStyle w:val="Heading1"/>
       </w:pPr>
-      <w:bookmarkStart w:id="3" w:name="_Toc241092246"/>
+      <w:bookmarkStart w:id="3" w:name="_Toc241694716"/>
       <w:r>
         <w:lastRenderedPageBreak/>
         <w:t>Software Requirements Specifications</w:t>
@@ -2178,7 +2251,7 @@
       <w:pPr>
         <w:pStyle w:val="Heading1"/>
       </w:pPr>
-      <w:bookmarkStart w:id="4" w:name="_Toc241092247"/>
+      <w:bookmarkStart w:id="4" w:name="_Toc241694717"/>
       <w:r>
         <w:lastRenderedPageBreak/>
         <w:t>Work Breakdown Structure (WBS)</w:t>
@@ -2680,7 +2753,7 @@
       <w:pPr>
         <w:pStyle w:val="Heading1"/>
       </w:pPr>
-      <w:bookmarkStart w:id="5" w:name="_Toc241092248"/>
+      <w:bookmarkStart w:id="5" w:name="_Toc241694718"/>
       <w:r>
         <w:lastRenderedPageBreak/>
         <w:t>Project Schedule</w:t>
@@ -2763,7 +2836,7 @@
       <w:pPr>
         <w:pStyle w:val="Heading1"/>
       </w:pPr>
-      <w:bookmarkStart w:id="6" w:name="_Toc241092249"/>
+      <w:bookmarkStart w:id="6" w:name="_Toc241694719"/>
       <w:r>
         <w:lastRenderedPageBreak/>
         <w:t>Product Backlog and Sprint Planning</w:t>
@@ -2860,6 +2933,279 @@
         <w:t>Smart Parking Platform Trello Backlog and Sprint 1 Planning</w:t>
       </w:r>
     </w:p>
+    <w:p>
+      <w:pPr>
+        <w:rPr>
+          <w:i/>
+          <w:iCs/>
+          <w:color w:val="0E2841" w:themeColor="text2"/>
+          <w:sz w:val="18"/>
+          <w:szCs w:val="18"/>
+        </w:rPr>
+      </w:pPr>
+      <w:r>
+        <w:br w:type="page"/>
+      </w:r>
+    </w:p>
+    <w:p>
+      <w:pPr>
+        <w:pStyle w:val="Heading1"/>
+      </w:pPr>
+      <w:bookmarkStart w:id="7" w:name="_Toc241694720"/>
+      <w:r>
+        <w:lastRenderedPageBreak/>
+        <w:t>Risk, Quality, and Communication Management</w:t>
+      </w:r>
+      <w:bookmarkEnd w:id="7"/>
+    </w:p>
+    <w:p>
+      <w:pPr>
+        <w:rPr>
+          <w:i/>
+          <w:iCs/>
+        </w:rPr>
+      </w:pPr>
+      <w:r>
+        <w:rPr>
+          <w:b/>
+          <w:bCs/>
+        </w:rPr>
+        <w:t>Identified Risks</w:t>
+      </w:r>
+      <w:r>
+        <w:rPr>
+          <w:b/>
+          <w:bCs/>
+        </w:rPr>
+        <w:t>:</w:t>
+      </w:r>
+      <w:r>
+        <w:rPr>
+          <w:b/>
+          <w:bCs/>
+        </w:rPr>
+        <w:br/>
+      </w:r>
+      <w:r>
+        <w:t>Technical</w:t>
+      </w:r>
+      <w:r>
+        <w:t>:</w:t>
+      </w:r>
+    </w:p>
+    <w:p>
+      <w:pPr>
+        <w:pStyle w:val="ListParagraph"/>
+        <w:numPr>
+          <w:ilvl w:val="0"/>
+          <w:numId w:val="21"/>
+        </w:numPr>
+      </w:pPr>
+      <w:r>
+        <w:t>Third-party mapping/navigation API downtime or unreliability</w:t>
+      </w:r>
+    </w:p>
+    <w:p>
+      <w:pPr>
+        <w:pStyle w:val="ListParagraph"/>
+        <w:numPr>
+          <w:ilvl w:val="0"/>
+          <w:numId w:val="21"/>
+        </w:numPr>
+      </w:pPr>
+      <w:r>
+        <w:t>Payment provider integration failure or unexpected API changes</w:t>
+      </w:r>
+    </w:p>
+    <w:p>
+      <w:pPr>
+        <w:pStyle w:val="ListParagraph"/>
+        <w:numPr>
+          <w:ilvl w:val="0"/>
+          <w:numId w:val="21"/>
+        </w:numPr>
+      </w:pPr>
+      <w:r>
+        <w:t>Real-time occupancy data sync issues between facility sensors and the platform</w:t>
+      </w:r>
+    </w:p>
+    <w:p>
+      <w:pPr>
+        <w:pStyle w:val="ListParagraph"/>
+        <w:numPr>
+          <w:ilvl w:val="0"/>
+          <w:numId w:val="21"/>
+        </w:numPr>
+      </w:pPr>
+      <w:r>
+        <w:t>Mobile app compatibility issues across iOS/Android versions</w:t>
+      </w:r>
+    </w:p>
+    <w:p>
+      <w:r>
+        <w:t>Schedule</w:t>
+      </w:r>
+      <w:r>
+        <w:t>:</w:t>
+      </w:r>
+    </w:p>
+    <w:p>
+      <w:pPr>
+        <w:pStyle w:val="ListParagraph"/>
+        <w:numPr>
+          <w:ilvl w:val="0"/>
+          <w:numId w:val="23"/>
+        </w:numPr>
+      </w:pPr>
+      <w:r>
+        <w:t>Payment integration takes longer than estimated due to gaps in third-party API documentation</w:t>
+      </w:r>
+    </w:p>
+    <w:p>
+      <w:pPr>
+        <w:pStyle w:val="ListParagraph"/>
+        <w:numPr>
+          <w:ilvl w:val="0"/>
+          <w:numId w:val="23"/>
+        </w:numPr>
+      </w:pPr>
+      <w:r>
+        <w:t>Operator Dashboard delayed since it depends on driver-side reservation logic being finished first</w:t>
+      </w:r>
+    </w:p>
+    <w:p>
+      <w:pPr>
+        <w:pStyle w:val="ListParagraph"/>
+        <w:numPr>
+          <w:ilvl w:val="0"/>
+          <w:numId w:val="23"/>
+        </w:numPr>
+      </w:pPr>
+      <w:r>
+        <w:t>Testing uncovers bugs that push back the release date</w:t>
+      </w:r>
+    </w:p>
+    <w:p>
+      <w:pPr>
+        <w:pStyle w:val="ListParagraph"/>
+        <w:numPr>
+          <w:ilvl w:val="0"/>
+          <w:numId w:val="23"/>
+        </w:numPr>
+      </w:pPr>
+      <w:r>
+        <w:t>Scope creep from stakeholders requesting mid-project feature changes</w:t>
+      </w:r>
+    </w:p>
+    <w:p>
+      <w:r>
+        <w:t>Financial:</w:t>
+      </w:r>
+    </w:p>
+    <w:p>
+      <w:pPr>
+        <w:pStyle w:val="ListParagraph"/>
+        <w:numPr>
+          <w:ilvl w:val="0"/>
+          <w:numId w:val="24"/>
+        </w:numPr>
+      </w:pPr>
+      <w:r>
+        <w:t>Third-party API costs (mapping, payment processing) exceed initial assumptions</w:t>
+      </w:r>
+    </w:p>
+    <w:p>
+      <w:pPr>
+        <w:pStyle w:val="ListParagraph"/>
+        <w:numPr>
+          <w:ilvl w:val="0"/>
+          <w:numId w:val="24"/>
+        </w:numPr>
+      </w:pPr>
+      <w:r>
+        <w:t>Need for additional QA/testing resources not originally planned</w:t>
+      </w:r>
+    </w:p>
+    <w:p>
+      <w:pPr>
+        <w:pStyle w:val="ListParagraph"/>
+        <w:numPr>
+          <w:ilvl w:val="0"/>
+          <w:numId w:val="24"/>
+        </w:numPr>
+      </w:pPr>
+      <w:r>
+        <w:t>Delays driving up labor costs despite the studio's theoretical unlimited budget</w:t>
+      </w:r>
+    </w:p>
+    <w:p>
+      <w:pPr>
+        <w:pStyle w:val="ListParagraph"/>
+        <w:numPr>
+          <w:ilvl w:val="0"/>
+          <w:numId w:val="24"/>
+        </w:numPr>
+      </w:pPr>
+      <w:r>
+        <w:t>Cost of meeting city compliance and data security requirements</w:t>
+      </w:r>
+    </w:p>
+    <w:p>
+      <w:r>
+        <w:t>People</w:t>
+      </w:r>
+      <w:r>
+        <w:t>:</w:t>
+      </w:r>
+    </w:p>
+    <w:p>
+      <w:pPr>
+        <w:pStyle w:val="ListParagraph"/>
+        <w:numPr>
+          <w:ilvl w:val="0"/>
+          <w:numId w:val="25"/>
+        </w:numPr>
+      </w:pPr>
+      <w:r>
+        <w:t>Key developer leaves mid-project</w:t>
+      </w:r>
+    </w:p>
+    <w:p>
+      <w:pPr>
+        <w:pStyle w:val="ListParagraph"/>
+        <w:numPr>
+          <w:ilvl w:val="0"/>
+          <w:numId w:val="25"/>
+        </w:numPr>
+      </w:pPr>
+      <w:r>
+        <w:t>Miscommunication between the Mobile, Web, Backend, and Payment Integration teams causing duplicated or conflicting work</w:t>
+      </w:r>
+    </w:p>
+    <w:p>
+      <w:pPr>
+        <w:pStyle w:val="ListParagraph"/>
+        <w:numPr>
+          <w:ilvl w:val="0"/>
+          <w:numId w:val="25"/>
+        </w:numPr>
+      </w:pPr>
+      <w:r>
+        <w:t>Skill gaps in specialized areas like payment security compliance or mapping API integration</w:t>
+      </w:r>
+    </w:p>
+    <w:p>
+      <w:pPr>
+        <w:pStyle w:val="ListParagraph"/>
+        <w:numPr>
+          <w:ilvl w:val="0"/>
+          <w:numId w:val="25"/>
+        </w:numPr>
+      </w:pPr>
+      <w:r>
+        <w:t>Team conflict over feature prioritization between driver-side and operator-side work</w:t>
+      </w:r>
+    </w:p>
     <w:sectPr>
       <w:headerReference w:type="default" r:id="rId10"/>
       <w:footerReference w:type="default" r:id="rId11"/>
@@ -3389,6 +3735,119 @@
     </w:lvl>
   </w:abstractNum>
   <w:abstractNum w:abstractNumId="3" w15:restartNumberingAfterBreak="0">
+    <w:nsid w:val="0CF71D91"/>
+    <w:multiLevelType w:val="hybridMultilevel"/>
+    <w:tmpl w:val="1A18870E"/>
+    <w:lvl w:ilvl="0" w:tplc="04090001">
+      <w:start w:val="1"/>
+      <w:numFmt w:val="bullet"/>
+      <w:lvlText w:val=""/>
+      <w:lvlJc w:val="left"/>
+      <w:pPr>
+        <w:ind w:left="720" w:hanging="360"/>
+      </w:pPr>
+      <w:rPr>
+        <w:rFonts w:ascii="Symbol" w:hAnsi="Symbol" w:hint="default"/>
+      </w:rPr>
+    </w:lvl>
+    <w:lvl w:ilvl="1" w:tplc="04090003" w:tentative="1">
+      <w:start w:val="1"/>
+      <w:numFmt w:val="bullet"/>
+      <w:lvlText w:val="o"/>
+      <w:lvlJc w:val="left"/>
+      <w:pPr>
+        <w:ind w:left="1440" w:hanging="360"/>
+      </w:pPr>
+      <w:rPr>
+        <w:rFonts w:ascii="Courier New" w:hAnsi="Courier New" w:cs="Courier New" w:hint="default"/>
+      </w:rPr>
+    </w:lvl>
+    <w:lvl w:ilvl="2" w:tplc="04090005" w:tentative="1">
+      <w:start w:val="1"/>
+      <w:numFmt w:val="bullet"/>
+      <w:lvlText w:val=""/>
+      <w:lvlJc w:val="left"/>
+      <w:pPr>
+        <w:ind w:left="2160" w:hanging="360"/>
+      </w:pPr>
+      <w:rPr>
+        <w:rFonts w:ascii="Wingdings" w:hAnsi="Wingdings" w:hint="default"/>
+      </w:rPr>
+    </w:lvl>
+    <w:lvl w:ilvl="3" w:tplc="04090001" w:tentative="1">
+      <w:start w:val="1"/>
+      <w:numFmt w:val="bullet"/>
+      <w:lvlText w:val=""/>
+      <w:lvlJc w:val="left"/>
+      <w:pPr>
+        <w:ind w:left="2880" w:hanging="360"/>
+      </w:pPr>
+      <w:rPr>
+        <w:rFonts w:ascii="Symbol" w:hAnsi="Symbol" w:hint="default"/>
+      </w:rPr>
+    </w:lvl>
+    <w:lvl w:ilvl="4" w:tplc="04090003" w:tentative="1">
+      <w:start w:val="1"/>
+      <w:numFmt w:val="bullet"/>
+      <w:lvlText w:val="o"/>
+      <w:lvlJc w:val="left"/>
+      <w:pPr>
+        <w:ind w:left="3600" w:hanging="360"/>
+      </w:pPr>
+      <w:rPr>
+        <w:rFonts w:ascii="Courier New" w:hAnsi="Courier New" w:cs="Courier New" w:hint="default"/>
+      </w:rPr>
+    </w:lvl>
+    <w:lvl w:ilvl="5" w:tplc="04090005" w:tentative="1">
+      <w:start w:val="1"/>
+      <w:numFmt w:val="bullet"/>
+      <w:lvlText w:val=""/>
+      <w:lvlJc w:val="left"/>
+      <w:pPr>
+        <w:ind w:left="4320" w:hanging="360"/>
+      </w:pPr>
+      <w:rPr>
+        <w:rFonts w:ascii="Wingdings" w:hAnsi="Wingdings" w:hint="default"/>
+      </w:rPr>
+    </w:lvl>
+    <w:lvl w:ilvl="6" w:tplc="04090001" w:tentative="1">
+      <w:start w:val="1"/>
+      <w:numFmt w:val="bullet"/>
+      <w:lvlText w:val=""/>
+      <w:lvlJc w:val="left"/>
+      <w:pPr>
+        <w:ind w:left="5040" w:hanging="360"/>
+      </w:pPr>
+      <w:rPr>
+        <w:rFonts w:ascii="Symbol" w:hAnsi="Symbol" w:hint="default"/>
+      </w:rPr>
+    </w:lvl>
+    <w:lvl w:ilvl="7" w:tplc="04090003" w:tentative="1">
+      <w:start w:val="1"/>
+      <w:numFmt w:val="bullet"/>
+      <w:lvlText w:val="o"/>
+      <w:lvlJc w:val="left"/>
+      <w:pPr>
+        <w:ind w:left="5760" w:hanging="360"/>
+      </w:pPr>
+      <w:rPr>
+        <w:rFonts w:ascii="Courier New" w:hAnsi="Courier New" w:cs="Courier New" w:hint="default"/>
+      </w:rPr>
+    </w:lvl>
+    <w:lvl w:ilvl="8" w:tplc="04090005" w:tentative="1">
+      <w:start w:val="1"/>
+      <w:numFmt w:val="bullet"/>
+      <w:lvlText w:val=""/>
+      <w:lvlJc w:val="left"/>
+      <w:pPr>
+        <w:ind w:left="6480" w:hanging="360"/>
+      </w:pPr>
+      <w:rPr>
+        <w:rFonts w:ascii="Wingdings" w:hAnsi="Wingdings" w:hint="default"/>
+      </w:rPr>
+    </w:lvl>
+  </w:abstractNum>
+  <w:abstractNum w:abstractNumId="4" w15:restartNumberingAfterBreak="0">
     <w:nsid w:val="143A294A"/>
     <w:multiLevelType w:val="multilevel"/>
     <w:tmpl w:val="600047C0"/>
@@ -3537,7 +3996,7 @@
       </w:rPr>
     </w:lvl>
   </w:abstractNum>
-  <w:abstractNum w:abstractNumId="4" w15:restartNumberingAfterBreak="0">
+  <w:abstractNum w:abstractNumId="5" w15:restartNumberingAfterBreak="0">
     <w:nsid w:val="16CE1F0D"/>
     <w:multiLevelType w:val="multilevel"/>
     <w:tmpl w:val="C8A61A66"/>
@@ -3686,7 +4145,7 @@
       </w:rPr>
     </w:lvl>
   </w:abstractNum>
-  <w:abstractNum w:abstractNumId="5" w15:restartNumberingAfterBreak="0">
+  <w:abstractNum w:abstractNumId="6" w15:restartNumberingAfterBreak="0">
     <w:nsid w:val="1A944A5F"/>
     <w:multiLevelType w:val="hybridMultilevel"/>
     <w:tmpl w:val="18221356"/>
@@ -3799,7 +4258,7 @@
       </w:rPr>
     </w:lvl>
   </w:abstractNum>
-  <w:abstractNum w:abstractNumId="6" w15:restartNumberingAfterBreak="0">
+  <w:abstractNum w:abstractNumId="7" w15:restartNumberingAfterBreak="0">
     <w:nsid w:val="29607641"/>
     <w:multiLevelType w:val="multilevel"/>
     <w:tmpl w:val="E17273FC"/>
@@ -3948,7 +4407,7 @@
       </w:rPr>
     </w:lvl>
   </w:abstractNum>
-  <w:abstractNum w:abstractNumId="7" w15:restartNumberingAfterBreak="0">
+  <w:abstractNum w:abstractNumId="8" w15:restartNumberingAfterBreak="0">
     <w:nsid w:val="2CAA2E26"/>
     <w:multiLevelType w:val="multilevel"/>
     <w:tmpl w:val="3E9AED5C"/>
@@ -4097,7 +4556,7 @@
       </w:rPr>
     </w:lvl>
   </w:abstractNum>
-  <w:abstractNum w:abstractNumId="8" w15:restartNumberingAfterBreak="0">
+  <w:abstractNum w:abstractNumId="9" w15:restartNumberingAfterBreak="0">
     <w:nsid w:val="33382D22"/>
     <w:multiLevelType w:val="multilevel"/>
     <w:tmpl w:val="65500666"/>
@@ -4246,7 +4705,120 @@
       </w:rPr>
     </w:lvl>
   </w:abstractNum>
-  <w:abstractNum w:abstractNumId="9" w15:restartNumberingAfterBreak="0">
+  <w:abstractNum w:abstractNumId="10" w15:restartNumberingAfterBreak="0">
+    <w:nsid w:val="382D511A"/>
+    <w:multiLevelType w:val="hybridMultilevel"/>
+    <w:tmpl w:val="3B2C9504"/>
+    <w:lvl w:ilvl="0" w:tplc="04090001">
+      <w:start w:val="1"/>
+      <w:numFmt w:val="bullet"/>
+      <w:lvlText w:val=""/>
+      <w:lvlJc w:val="left"/>
+      <w:pPr>
+        <w:ind w:left="720" w:hanging="360"/>
+      </w:pPr>
+      <w:rPr>
+        <w:rFonts w:ascii="Symbol" w:hAnsi="Symbol" w:hint="default"/>
+      </w:rPr>
+    </w:lvl>
+    <w:lvl w:ilvl="1" w:tplc="04090003" w:tentative="1">
+      <w:start w:val="1"/>
+      <w:numFmt w:val="bullet"/>
+      <w:lvlText w:val="o"/>
+      <w:lvlJc w:val="left"/>
+      <w:pPr>
+        <w:ind w:left="1440" w:hanging="360"/>
+      </w:pPr>
+      <w:rPr>
+        <w:rFonts w:ascii="Courier New" w:hAnsi="Courier New" w:cs="Courier New" w:hint="default"/>
+      </w:rPr>
+    </w:lvl>
+    <w:lvl w:ilvl="2" w:tplc="04090005" w:tentative="1">
+      <w:start w:val="1"/>
+      <w:numFmt w:val="bullet"/>
+      <w:lvlText w:val=""/>
+      <w:lvlJc w:val="left"/>
+      <w:pPr>
+        <w:ind w:left="2160" w:hanging="360"/>
+      </w:pPr>
+      <w:rPr>
+        <w:rFonts w:ascii="Wingdings" w:hAnsi="Wingdings" w:hint="default"/>
+      </w:rPr>
+    </w:lvl>
+    <w:lvl w:ilvl="3" w:tplc="04090001" w:tentative="1">
+      <w:start w:val="1"/>
+      <w:numFmt w:val="bullet"/>
+      <w:lvlText w:val=""/>
+      <w:lvlJc w:val="left"/>
+      <w:pPr>
+        <w:ind w:left="2880" w:hanging="360"/>
+      </w:pPr>
+      <w:rPr>
+        <w:rFonts w:ascii="Symbol" w:hAnsi="Symbol" w:hint="default"/>
+      </w:rPr>
+    </w:lvl>
+    <w:lvl w:ilvl="4" w:tplc="04090003" w:tentative="1">
+      <w:start w:val="1"/>
+      <w:numFmt w:val="bullet"/>
+      <w:lvlText w:val="o"/>
+      <w:lvlJc w:val="left"/>
+      <w:pPr>
+        <w:ind w:left="3600" w:hanging="360"/>
+      </w:pPr>
+      <w:rPr>
+        <w:rFonts w:ascii="Courier New" w:hAnsi="Courier New" w:cs="Courier New" w:hint="default"/>
+      </w:rPr>
+    </w:lvl>
+    <w:lvl w:ilvl="5" w:tplc="04090005" w:tentative="1">
+      <w:start w:val="1"/>
+      <w:numFmt w:val="bullet"/>
+      <w:lvlText w:val=""/>
+      <w:lvlJc w:val="left"/>
+      <w:pPr>
+        <w:ind w:left="4320" w:hanging="360"/>
+      </w:pPr>
+      <w:rPr>
+        <w:rFonts w:ascii="Wingdings" w:hAnsi="Wingdings" w:hint="default"/>
+      </w:rPr>
+    </w:lvl>
+    <w:lvl w:ilvl="6" w:tplc="04090001" w:tentative="1">
+      <w:start w:val="1"/>
+      <w:numFmt w:val="bullet"/>
+      <w:lvlText w:val=""/>
+      <w:lvlJc w:val="left"/>
+      <w:pPr>
+        <w:ind w:left="5040" w:hanging="360"/>
+      </w:pPr>
+      <w:rPr>
+        <w:rFonts w:ascii="Symbol" w:hAnsi="Symbol" w:hint="default"/>
+      </w:rPr>
+    </w:lvl>
+    <w:lvl w:ilvl="7" w:tplc="04090003" w:tentative="1">
+      <w:start w:val="1"/>
+      <w:numFmt w:val="bullet"/>
+      <w:lvlText w:val="o"/>
+      <w:lvlJc w:val="left"/>
+      <w:pPr>
+        <w:ind w:left="5760" w:hanging="360"/>
+      </w:pPr>
+      <w:rPr>
+        <w:rFonts w:ascii="Courier New" w:hAnsi="Courier New" w:cs="Courier New" w:hint="default"/>
+      </w:rPr>
+    </w:lvl>
+    <w:lvl w:ilvl="8" w:tplc="04090005" w:tentative="1">
+      <w:start w:val="1"/>
+      <w:numFmt w:val="bullet"/>
+      <w:lvlText w:val=""/>
+      <w:lvlJc w:val="left"/>
+      <w:pPr>
+        <w:ind w:left="6480" w:hanging="360"/>
+      </w:pPr>
+      <w:rPr>
+        <w:rFonts w:ascii="Wingdings" w:hAnsi="Wingdings" w:hint="default"/>
+      </w:rPr>
+    </w:lvl>
+  </w:abstractNum>
+  <w:abstractNum w:abstractNumId="11" w15:restartNumberingAfterBreak="0">
     <w:nsid w:val="395405C7"/>
     <w:multiLevelType w:val="hybridMultilevel"/>
     <w:tmpl w:val="7E0E74B4"/>
@@ -4332,7 +4904,7 @@
       </w:pPr>
     </w:lvl>
   </w:abstractNum>
-  <w:abstractNum w:abstractNumId="10" w15:restartNumberingAfterBreak="0">
+  <w:abstractNum w:abstractNumId="12" w15:restartNumberingAfterBreak="0">
     <w:nsid w:val="3B1D1926"/>
     <w:multiLevelType w:val="multilevel"/>
     <w:tmpl w:val="04741BE2"/>
@@ -4481,7 +5053,7 @@
       </w:rPr>
     </w:lvl>
   </w:abstractNum>
-  <w:abstractNum w:abstractNumId="11" w15:restartNumberingAfterBreak="0">
+  <w:abstractNum w:abstractNumId="13" w15:restartNumberingAfterBreak="0">
     <w:nsid w:val="44187EC9"/>
     <w:multiLevelType w:val="multilevel"/>
     <w:tmpl w:val="7D0007CA"/>
@@ -4630,7 +5202,7 @@
       </w:rPr>
     </w:lvl>
   </w:abstractNum>
-  <w:abstractNum w:abstractNumId="12" w15:restartNumberingAfterBreak="0">
+  <w:abstractNum w:abstractNumId="14" w15:restartNumberingAfterBreak="0">
     <w:nsid w:val="448272AC"/>
     <w:multiLevelType w:val="hybridMultilevel"/>
     <w:tmpl w:val="CA1E90CA"/>
@@ -4719,7 +5291,7 @@
       </w:pPr>
     </w:lvl>
   </w:abstractNum>
-  <w:abstractNum w:abstractNumId="13" w15:restartNumberingAfterBreak="0">
+  <w:abstractNum w:abstractNumId="15" w15:restartNumberingAfterBreak="0">
     <w:nsid w:val="51840220"/>
     <w:multiLevelType w:val="multilevel"/>
     <w:tmpl w:val="5F2EEFF6"/>
@@ -4868,7 +5440,233 @@
       </w:rPr>
     </w:lvl>
   </w:abstractNum>
-  <w:abstractNum w:abstractNumId="14" w15:restartNumberingAfterBreak="0">
+  <w:abstractNum w:abstractNumId="16" w15:restartNumberingAfterBreak="0">
+    <w:nsid w:val="56E43A6F"/>
+    <w:multiLevelType w:val="multilevel"/>
+    <w:tmpl w:val="04D80D9A"/>
+    <w:lvl w:ilvl="0">
+      <w:start w:val="4"/>
+      <w:numFmt w:val="decimal"/>
+      <w:lvlText w:val="%1."/>
+      <w:lvlJc w:val="left"/>
+      <w:pPr>
+        <w:tabs>
+          <w:tab w:val="num" w:pos="720"/>
+        </w:tabs>
+        <w:ind w:left="720" w:hanging="360"/>
+      </w:pPr>
+    </w:lvl>
+    <w:lvl w:ilvl="1" w:tentative="1">
+      <w:start w:val="1"/>
+      <w:numFmt w:val="decimal"/>
+      <w:lvlText w:val="%2."/>
+      <w:lvlJc w:val="left"/>
+      <w:pPr>
+        <w:tabs>
+          <w:tab w:val="num" w:pos="1440"/>
+        </w:tabs>
+        <w:ind w:left="1440" w:hanging="360"/>
+      </w:pPr>
+    </w:lvl>
+    <w:lvl w:ilvl="2" w:tentative="1">
+      <w:start w:val="1"/>
+      <w:numFmt w:val="decimal"/>
+      <w:lvlText w:val="%3."/>
+      <w:lvlJc w:val="left"/>
+      <w:pPr>
+        <w:tabs>
+          <w:tab w:val="num" w:pos="2160"/>
+        </w:tabs>
+        <w:ind w:left="2160" w:hanging="360"/>
+      </w:pPr>
+    </w:lvl>
+    <w:lvl w:ilvl="3" w:tentative="1">
+      <w:start w:val="1"/>
+      <w:numFmt w:val="decimal"/>
+      <w:lvlText w:val="%4."/>
+      <w:lvlJc w:val="left"/>
+      <w:pPr>
+        <w:tabs>
+          <w:tab w:val="num" w:pos="2880"/>
+        </w:tabs>
+        <w:ind w:left="2880" w:hanging="360"/>
+      </w:pPr>
+    </w:lvl>
+    <w:lvl w:ilvl="4" w:tentative="1">
+      <w:start w:val="1"/>
+      <w:numFmt w:val="decimal"/>
+      <w:lvlText w:val="%5."/>
+      <w:lvlJc w:val="left"/>
+      <w:pPr>
+        <w:tabs>
+          <w:tab w:val="num" w:pos="3600"/>
+        </w:tabs>
+        <w:ind w:left="3600" w:hanging="360"/>
+      </w:pPr>
+    </w:lvl>
+    <w:lvl w:ilvl="5" w:tentative="1">
+      <w:start w:val="1"/>
+      <w:numFmt w:val="decimal"/>
+      <w:lvlText w:val="%6."/>
+      <w:lvlJc w:val="left"/>
+      <w:pPr>
+        <w:tabs>
+          <w:tab w:val="num" w:pos="4320"/>
+        </w:tabs>
+        <w:ind w:left="4320" w:hanging="360"/>
+      </w:pPr>
+    </w:lvl>
+    <w:lvl w:ilvl="6" w:tentative="1">
+      <w:start w:val="1"/>
+      <w:numFmt w:val="decimal"/>
+      <w:lvlText w:val="%7."/>
+      <w:lvlJc w:val="left"/>
+      <w:pPr>
+        <w:tabs>
+          <w:tab w:val="num" w:pos="5040"/>
+        </w:tabs>
+        <w:ind w:left="5040" w:hanging="360"/>
+      </w:pPr>
+    </w:lvl>
+    <w:lvl w:ilvl="7" w:tentative="1">
+      <w:start w:val="1"/>
+      <w:numFmt w:val="decimal"/>
+      <w:lvlText w:val="%8."/>
+      <w:lvlJc w:val="left"/>
+      <w:pPr>
+        <w:tabs>
+          <w:tab w:val="num" w:pos="5760"/>
+        </w:tabs>
+        <w:ind w:left="5760" w:hanging="360"/>
+      </w:pPr>
+    </w:lvl>
+    <w:lvl w:ilvl="8" w:tentative="1">
+      <w:start w:val="1"/>
+      <w:numFmt w:val="decimal"/>
+      <w:lvlText w:val="%9."/>
+      <w:lvlJc w:val="left"/>
+      <w:pPr>
+        <w:tabs>
+          <w:tab w:val="num" w:pos="6480"/>
+        </w:tabs>
+        <w:ind w:left="6480" w:hanging="360"/>
+      </w:pPr>
+    </w:lvl>
+  </w:abstractNum>
+  <w:abstractNum w:abstractNumId="17" w15:restartNumberingAfterBreak="0">
+    <w:nsid w:val="57005FEE"/>
+    <w:multiLevelType w:val="hybridMultilevel"/>
+    <w:tmpl w:val="126650A0"/>
+    <w:lvl w:ilvl="0" w:tplc="04090001">
+      <w:start w:val="1"/>
+      <w:numFmt w:val="bullet"/>
+      <w:lvlText w:val=""/>
+      <w:lvlJc w:val="left"/>
+      <w:pPr>
+        <w:ind w:left="720" w:hanging="360"/>
+      </w:pPr>
+      <w:rPr>
+        <w:rFonts w:ascii="Symbol" w:hAnsi="Symbol" w:hint="default"/>
+      </w:rPr>
+    </w:lvl>
+    <w:lvl w:ilvl="1" w:tplc="04090003" w:tentative="1">
+      <w:start w:val="1"/>
+      <w:numFmt w:val="bullet"/>
+      <w:lvlText w:val="o"/>
+      <w:lvlJc w:val="left"/>
+      <w:pPr>
+        <w:ind w:left="1440" w:hanging="360"/>
+      </w:pPr>
+      <w:rPr>
+        <w:rFonts w:ascii="Courier New" w:hAnsi="Courier New" w:cs="Courier New" w:hint="default"/>
+      </w:rPr>
+    </w:lvl>
+    <w:lvl w:ilvl="2" w:tplc="04090005" w:tentative="1">
+      <w:start w:val="1"/>
+      <w:numFmt w:val="bullet"/>
+      <w:lvlText w:val=""/>
+      <w:lvlJc w:val="left"/>
+      <w:pPr>
+        <w:ind w:left="2160" w:hanging="360"/>
+      </w:pPr>
+      <w:rPr>
+        <w:rFonts w:ascii="Wingdings" w:hAnsi="Wingdings" w:hint="default"/>
+      </w:rPr>
+    </w:lvl>
+    <w:lvl w:ilvl="3" w:tplc="04090001" w:tentative="1">
+      <w:start w:val="1"/>
+      <w:numFmt w:val="bullet"/>
+      <w:lvlText w:val=""/>
+      <w:lvlJc w:val="left"/>
+      <w:pPr>
+        <w:ind w:left="2880" w:hanging="360"/>
+      </w:pPr>
+      <w:rPr>
+        <w:rFonts w:ascii="Symbol" w:hAnsi="Symbol" w:hint="default"/>
+      </w:rPr>
+    </w:lvl>
+    <w:lvl w:ilvl="4" w:tplc="04090003" w:tentative="1">
+      <w:start w:val="1"/>
+      <w:numFmt w:val="bullet"/>
+      <w:lvlText w:val="o"/>
+      <w:lvlJc w:val="left"/>
+      <w:pPr>
+        <w:ind w:left="3600" w:hanging="360"/>
+      </w:pPr>
+      <w:rPr>
+        <w:rFonts w:ascii="Courier New" w:hAnsi="Courier New" w:cs="Courier New" w:hint="default"/>
+      </w:rPr>
+    </w:lvl>
+    <w:lvl w:ilvl="5" w:tplc="04090005" w:tentative="1">
+      <w:start w:val="1"/>
+      <w:numFmt w:val="bullet"/>
+      <w:lvlText w:val=""/>
+      <w:lvlJc w:val="left"/>
+      <w:pPr>
+        <w:ind w:left="4320" w:hanging="360"/>
+      </w:pPr>
+      <w:rPr>
+        <w:rFonts w:ascii="Wingdings" w:hAnsi="Wingdings" w:hint="default"/>
+      </w:rPr>
+    </w:lvl>
+    <w:lvl w:ilvl="6" w:tplc="04090001" w:tentative="1">
+      <w:start w:val="1"/>
+      <w:numFmt w:val="bullet"/>
+      <w:lvlText w:val=""/>
+      <w:lvlJc w:val="left"/>
+      <w:pPr>
+        <w:ind w:left="5040" w:hanging="360"/>
+      </w:pPr>
+      <w:rPr>
+        <w:rFonts w:ascii="Symbol" w:hAnsi="Symbol" w:hint="default"/>
+      </w:rPr>
+    </w:lvl>
+    <w:lvl w:ilvl="7" w:tplc="04090003" w:tentative="1">
+      <w:start w:val="1"/>
+      <w:numFmt w:val="bullet"/>
+      <w:lvlText w:val="o"/>
+      <w:lvlJc w:val="left"/>
+      <w:pPr>
+        <w:ind w:left="5760" w:hanging="360"/>
+      </w:pPr>
+      <w:rPr>
+        <w:rFonts w:ascii="Courier New" w:hAnsi="Courier New" w:cs="Courier New" w:hint="default"/>
+      </w:rPr>
+    </w:lvl>
+    <w:lvl w:ilvl="8" w:tplc="04090005" w:tentative="1">
+      <w:start w:val="1"/>
+      <w:numFmt w:val="bullet"/>
+      <w:lvlText w:val=""/>
+      <w:lvlJc w:val="left"/>
+      <w:pPr>
+        <w:ind w:left="6480" w:hanging="360"/>
+      </w:pPr>
+      <w:rPr>
+        <w:rFonts w:ascii="Wingdings" w:hAnsi="Wingdings" w:hint="default"/>
+      </w:rPr>
+    </w:lvl>
+  </w:abstractNum>
+  <w:abstractNum w:abstractNumId="18" w15:restartNumberingAfterBreak="0">
     <w:nsid w:val="678A5900"/>
     <w:multiLevelType w:val="multilevel"/>
     <w:tmpl w:val="0409001F"/>
@@ -4954,7 +5752,7 @@
       </w:pPr>
     </w:lvl>
   </w:abstractNum>
-  <w:abstractNum w:abstractNumId="15" w15:restartNumberingAfterBreak="0">
+  <w:abstractNum w:abstractNumId="19" w15:restartNumberingAfterBreak="0">
     <w:nsid w:val="69C03208"/>
     <w:multiLevelType w:val="hybridMultilevel"/>
     <w:tmpl w:val="9132CFC4"/>
@@ -5067,7 +5865,7 @@
       </w:rPr>
     </w:lvl>
   </w:abstractNum>
-  <w:abstractNum w:abstractNumId="16" w15:restartNumberingAfterBreak="0">
+  <w:abstractNum w:abstractNumId="20" w15:restartNumberingAfterBreak="0">
     <w:nsid w:val="6DD43302"/>
     <w:multiLevelType w:val="multilevel"/>
     <w:tmpl w:val="18EC65DA"/>
@@ -5216,7 +6014,120 @@
       </w:rPr>
     </w:lvl>
   </w:abstractNum>
-  <w:abstractNum w:abstractNumId="17" w15:restartNumberingAfterBreak="0">
+  <w:abstractNum w:abstractNumId="21" w15:restartNumberingAfterBreak="0">
+    <w:nsid w:val="70361041"/>
+    <w:multiLevelType w:val="hybridMultilevel"/>
+    <w:tmpl w:val="8000FED0"/>
+    <w:lvl w:ilvl="0" w:tplc="04090001">
+      <w:start w:val="1"/>
+      <w:numFmt w:val="bullet"/>
+      <w:lvlText w:val=""/>
+      <w:lvlJc w:val="left"/>
+      <w:pPr>
+        <w:ind w:left="720" w:hanging="360"/>
+      </w:pPr>
+      <w:rPr>
+        <w:rFonts w:ascii="Symbol" w:hAnsi="Symbol" w:hint="default"/>
+      </w:rPr>
+    </w:lvl>
+    <w:lvl w:ilvl="1" w:tplc="04090003" w:tentative="1">
+      <w:start w:val="1"/>
+      <w:numFmt w:val="bullet"/>
+      <w:lvlText w:val="o"/>
+      <w:lvlJc w:val="left"/>
+      <w:pPr>
+        <w:ind w:left="1440" w:hanging="360"/>
+      </w:pPr>
+      <w:rPr>
+        <w:rFonts w:ascii="Courier New" w:hAnsi="Courier New" w:cs="Courier New" w:hint="default"/>
+      </w:rPr>
+    </w:lvl>
+    <w:lvl w:ilvl="2" w:tplc="04090005" w:tentative="1">
+      <w:start w:val="1"/>
+      <w:numFmt w:val="bullet"/>
+      <w:lvlText w:val=""/>
+      <w:lvlJc w:val="left"/>
+      <w:pPr>
+        <w:ind w:left="2160" w:hanging="360"/>
+      </w:pPr>
+      <w:rPr>
+        <w:rFonts w:ascii="Wingdings" w:hAnsi="Wingdings" w:hint="default"/>
+      </w:rPr>
+    </w:lvl>
+    <w:lvl w:ilvl="3" w:tplc="04090001" w:tentative="1">
+      <w:start w:val="1"/>
+      <w:numFmt w:val="bullet"/>
+      <w:lvlText w:val=""/>
+      <w:lvlJc w:val="left"/>
+      <w:pPr>
+        <w:ind w:left="2880" w:hanging="360"/>
+      </w:pPr>
+      <w:rPr>
+        <w:rFonts w:ascii="Symbol" w:hAnsi="Symbol" w:hint="default"/>
+      </w:rPr>
+    </w:lvl>
+    <w:lvl w:ilvl="4" w:tplc="04090003" w:tentative="1">
+      <w:start w:val="1"/>
+      <w:numFmt w:val="bullet"/>
+      <w:lvlText w:val="o"/>
+      <w:lvlJc w:val="left"/>
+      <w:pPr>
+        <w:ind w:left="3600" w:hanging="360"/>
+      </w:pPr>
+      <w:rPr>
+        <w:rFonts w:ascii="Courier New" w:hAnsi="Courier New" w:cs="Courier New" w:hint="default"/>
+      </w:rPr>
+    </w:lvl>
+    <w:lvl w:ilvl="5" w:tplc="04090005" w:tentative="1">
+      <w:start w:val="1"/>
+      <w:numFmt w:val="bullet"/>
+      <w:lvlText w:val=""/>
+      <w:lvlJc w:val="left"/>
+      <w:pPr>
+        <w:ind w:left="4320" w:hanging="360"/>
+      </w:pPr>
+      <w:rPr>
+        <w:rFonts w:ascii="Wingdings" w:hAnsi="Wingdings" w:hint="default"/>
+      </w:rPr>
+    </w:lvl>
+    <w:lvl w:ilvl="6" w:tplc="04090001" w:tentative="1">
+      <w:start w:val="1"/>
+      <w:numFmt w:val="bullet"/>
+      <w:lvlText w:val=""/>
+      <w:lvlJc w:val="left"/>
+      <w:pPr>
+        <w:ind w:left="5040" w:hanging="360"/>
+      </w:pPr>
+      <w:rPr>
+        <w:rFonts w:ascii="Symbol" w:hAnsi="Symbol" w:hint="default"/>
+      </w:rPr>
+    </w:lvl>
+    <w:lvl w:ilvl="7" w:tplc="04090003" w:tentative="1">
+      <w:start w:val="1"/>
+      <w:numFmt w:val="bullet"/>
+      <w:lvlText w:val="o"/>
+      <w:lvlJc w:val="left"/>
+      <w:pPr>
+        <w:ind w:left="5760" w:hanging="360"/>
+      </w:pPr>
+      <w:rPr>
+        <w:rFonts w:ascii="Courier New" w:hAnsi="Courier New" w:cs="Courier New" w:hint="default"/>
+      </w:rPr>
+    </w:lvl>
+    <w:lvl w:ilvl="8" w:tplc="04090005" w:tentative="1">
+      <w:start w:val="1"/>
+      <w:numFmt w:val="bullet"/>
+      <w:lvlText w:val=""/>
+      <w:lvlJc w:val="left"/>
+      <w:pPr>
+        <w:ind w:left="6480" w:hanging="360"/>
+      </w:pPr>
+      <w:rPr>
+        <w:rFonts w:ascii="Wingdings" w:hAnsi="Wingdings" w:hint="default"/>
+      </w:rPr>
+    </w:lvl>
+  </w:abstractNum>
+  <w:abstractNum w:abstractNumId="22" w15:restartNumberingAfterBreak="0">
     <w:nsid w:val="7131279A"/>
     <w:multiLevelType w:val="multilevel"/>
     <w:tmpl w:val="F96E9624"/>
@@ -5365,7 +6276,7 @@
       </w:rPr>
     </w:lvl>
   </w:abstractNum>
-  <w:abstractNum w:abstractNumId="18" w15:restartNumberingAfterBreak="0">
+  <w:abstractNum w:abstractNumId="23" w15:restartNumberingAfterBreak="0">
     <w:nsid w:val="733471C8"/>
     <w:multiLevelType w:val="multilevel"/>
     <w:tmpl w:val="BB2E890A"/>
@@ -5514,7 +6425,7 @@
       </w:rPr>
     </w:lvl>
   </w:abstractNum>
-  <w:abstractNum w:abstractNumId="19" w15:restartNumberingAfterBreak="0">
+  <w:abstractNum w:abstractNumId="24" w15:restartNumberingAfterBreak="0">
     <w:nsid w:val="74B06229"/>
     <w:multiLevelType w:val="multilevel"/>
     <w:tmpl w:val="371A5F1E"/>
@@ -5664,67 +6575,82 @@
     </w:lvl>
   </w:abstractNum>
   <w:num w:numId="1" w16cid:durableId="1178034950">
-    <w:abstractNumId w:val="9"/>
+    <w:abstractNumId w:val="11"/>
     <w:lvlOverride w:ilvl="0">
       <w:startOverride w:val="1"/>
     </w:lvlOverride>
   </w:num>
   <w:num w:numId="2" w16cid:durableId="882208355">
-    <w:abstractNumId w:val="5"/>
+    <w:abstractNumId w:val="6"/>
   </w:num>
   <w:num w:numId="3" w16cid:durableId="1120491919">
     <w:abstractNumId w:val="1"/>
   </w:num>
   <w:num w:numId="4" w16cid:durableId="1440683765">
-    <w:abstractNumId w:val="15"/>
+    <w:abstractNumId w:val="19"/>
   </w:num>
   <w:num w:numId="5" w16cid:durableId="399792329">
+    <w:abstractNumId w:val="18"/>
+  </w:num>
+  <w:num w:numId="6" w16cid:durableId="541601490">
     <w:abstractNumId w:val="14"/>
   </w:num>
-  <w:num w:numId="6" w16cid:durableId="541601490">
-    <w:abstractNumId w:val="12"/>
-  </w:num>
   <w:num w:numId="7" w16cid:durableId="1923100429">
-    <w:abstractNumId w:val="6"/>
+    <w:abstractNumId w:val="7"/>
   </w:num>
   <w:num w:numId="8" w16cid:durableId="473301318">
-    <w:abstractNumId w:val="11"/>
+    <w:abstractNumId w:val="13"/>
   </w:num>
   <w:num w:numId="9" w16cid:durableId="2102950809">
-    <w:abstractNumId w:val="4"/>
+    <w:abstractNumId w:val="5"/>
   </w:num>
   <w:num w:numId="10" w16cid:durableId="1601063379">
-    <w:abstractNumId w:val="18"/>
+    <w:abstractNumId w:val="23"/>
   </w:num>
   <w:num w:numId="11" w16cid:durableId="1041826798">
-    <w:abstractNumId w:val="19"/>
+    <w:abstractNumId w:val="24"/>
   </w:num>
   <w:num w:numId="12" w16cid:durableId="1155688154">
-    <w:abstractNumId w:val="17"/>
+    <w:abstractNumId w:val="22"/>
   </w:num>
   <w:num w:numId="13" w16cid:durableId="1359693981">
     <w:abstractNumId w:val="0"/>
   </w:num>
   <w:num w:numId="14" w16cid:durableId="1509829896">
-    <w:abstractNumId w:val="16"/>
+    <w:abstractNumId w:val="20"/>
   </w:num>
   <w:num w:numId="15" w16cid:durableId="696271737">
-    <w:abstractNumId w:val="13"/>
+    <w:abstractNumId w:val="15"/>
   </w:num>
   <w:num w:numId="16" w16cid:durableId="2107186431">
-    <w:abstractNumId w:val="10"/>
+    <w:abstractNumId w:val="12"/>
   </w:num>
   <w:num w:numId="17" w16cid:durableId="13194205">
     <w:abstractNumId w:val="2"/>
   </w:num>
   <w:num w:numId="18" w16cid:durableId="266501112">
+    <w:abstractNumId w:val="4"/>
+  </w:num>
+  <w:num w:numId="19" w16cid:durableId="1415858371">
+    <w:abstractNumId w:val="8"/>
+  </w:num>
+  <w:num w:numId="20" w16cid:durableId="1481847323">
+    <w:abstractNumId w:val="9"/>
+  </w:num>
+  <w:num w:numId="21" w16cid:durableId="576550842">
+    <w:abstractNumId w:val="21"/>
+  </w:num>
+  <w:num w:numId="22" w16cid:durableId="551885820">
+    <w:abstractNumId w:val="16"/>
+  </w:num>
+  <w:num w:numId="23" w16cid:durableId="1789011792">
+    <w:abstractNumId w:val="17"/>
+  </w:num>
+  <w:num w:numId="24" w16cid:durableId="220942014">
     <w:abstractNumId w:val="3"/>
   </w:num>
-  <w:num w:numId="19" w16cid:durableId="1415858371">
-    <w:abstractNumId w:val="7"/>
-  </w:num>
-  <w:num w:numId="20" w16cid:durableId="1481847323">
-    <w:abstractNumId w:val="8"/>
+  <w:num w:numId="25" w16cid:durableId="929585686">
+    <w:abstractNumId w:val="10"/>
   </w:num>
 </w:numbering>
 </file>
@@ -6138,7 +7064,6 @@
   <w:style w:type="paragraph" w:styleId="Heading2">
     <w:name w:val="heading 2"/>
     <w:uiPriority w:val="9"/>
-    <w:semiHidden/>
     <w:unhideWhenUsed/>
     <w:qFormat/>
     <w:pPr>

--- a/docs/spp.docx
+++ b/docs/spp.docx
@@ -45,15 +45,7 @@
         <w:jc w:val="center"/>
       </w:pPr>
       <w:r>
-        <w:t>WE ARE $</w:t>
-      </w:r>
-      <w:proofErr w:type="spellStart"/>
-      <w:r>
-        <w:t>oftware</w:t>
-      </w:r>
-      <w:proofErr w:type="spellEnd"/>
-      <w:r>
-        <w:t xml:space="preserve"> Corp.</w:t>
+        <w:t>WE ARE $oftware Corp.</w:t>
       </w:r>
     </w:p>
     <w:p>
@@ -73,7 +65,7 @@
           <w:b/>
           <w:bCs/>
         </w:rPr>
-        <w:t>6</w:t>
+        <w:t>7</w:t>
       </w:r>
     </w:p>
     <w:p>
@@ -112,7 +104,7 @@
       <w:pPr>
         <w:pStyle w:val="Heading1"/>
       </w:pPr>
-      <w:bookmarkStart w:id="0" w:name="_Toc241694713"/>
+      <w:bookmarkStart w:id="0" w:name="_Toc241778588"/>
       <w:r>
         <w:t>Table of Contents</w:t>
       </w:r>
@@ -172,7 +164,7 @@
           <w:r>
             <w:fldChar w:fldCharType="separate"/>
           </w:r>
-          <w:hyperlink w:anchor="_Toc241694713" w:history="1">
+          <w:hyperlink w:anchor="_Toc241778588" w:history="1">
             <w:r>
               <w:rPr>
                 <w:rStyle w:val="Hyperlink"/>
@@ -199,7 +191,7 @@
                 <w:noProof/>
                 <w:webHidden/>
               </w:rPr>
-              <w:instrText xml:space="preserve"> PAGEREF _Toc241694713 \h </w:instrText>
+              <w:instrText xml:space="preserve"> PAGEREF _Toc241778588 \h </w:instrText>
             </w:r>
             <w:r>
               <w:rPr>
@@ -245,7 +237,7 @@
               <w14:ligatures w14:val="standardContextual"/>
             </w:rPr>
           </w:pPr>
-          <w:hyperlink w:anchor="_Toc241694714" w:history="1">
+          <w:hyperlink w:anchor="_Toc241778589" w:history="1">
             <w:r>
               <w:rPr>
                 <w:rStyle w:val="Hyperlink"/>
@@ -272,7 +264,7 @@
                 <w:noProof/>
                 <w:webHidden/>
               </w:rPr>
-              <w:instrText xml:space="preserve"> PAGEREF _Toc241694714 \h </w:instrText>
+              <w:instrText xml:space="preserve"> PAGEREF _Toc241778589 \h </w:instrText>
             </w:r>
             <w:r>
               <w:rPr>
@@ -318,7 +310,7 @@
               <w14:ligatures w14:val="standardContextual"/>
             </w:rPr>
           </w:pPr>
-          <w:hyperlink w:anchor="_Toc241694715" w:history="1">
+          <w:hyperlink w:anchor="_Toc241778590" w:history="1">
             <w:r>
               <w:rPr>
                 <w:rStyle w:val="Hyperlink"/>
@@ -345,7 +337,7 @@
                 <w:noProof/>
                 <w:webHidden/>
               </w:rPr>
-              <w:instrText xml:space="preserve"> PAGEREF _Toc241694715 \h </w:instrText>
+              <w:instrText xml:space="preserve"> PAGEREF _Toc241778590 \h </w:instrText>
             </w:r>
             <w:r>
               <w:rPr>
@@ -391,7 +383,7 @@
               <w14:ligatures w14:val="standardContextual"/>
             </w:rPr>
           </w:pPr>
-          <w:hyperlink w:anchor="_Toc241694716" w:history="1">
+          <w:hyperlink w:anchor="_Toc241778591" w:history="1">
             <w:r>
               <w:rPr>
                 <w:rStyle w:val="Hyperlink"/>
@@ -418,7 +410,7 @@
                 <w:noProof/>
                 <w:webHidden/>
               </w:rPr>
-              <w:instrText xml:space="preserve"> PAGEREF _Toc241694716 \h </w:instrText>
+              <w:instrText xml:space="preserve"> PAGEREF _Toc241778591 \h </w:instrText>
             </w:r>
             <w:r>
               <w:rPr>
@@ -464,7 +456,7 @@
               <w14:ligatures w14:val="standardContextual"/>
             </w:rPr>
           </w:pPr>
-          <w:hyperlink w:anchor="_Toc241694717" w:history="1">
+          <w:hyperlink w:anchor="_Toc241778592" w:history="1">
             <w:r>
               <w:rPr>
                 <w:rStyle w:val="Hyperlink"/>
@@ -491,7 +483,7 @@
                 <w:noProof/>
                 <w:webHidden/>
               </w:rPr>
-              <w:instrText xml:space="preserve"> PAGEREF _Toc241694717 \h </w:instrText>
+              <w:instrText xml:space="preserve"> PAGEREF _Toc241778592 \h </w:instrText>
             </w:r>
             <w:r>
               <w:rPr>
@@ -537,7 +529,7 @@
               <w14:ligatures w14:val="standardContextual"/>
             </w:rPr>
           </w:pPr>
-          <w:hyperlink w:anchor="_Toc241694718" w:history="1">
+          <w:hyperlink w:anchor="_Toc241778593" w:history="1">
             <w:r>
               <w:rPr>
                 <w:rStyle w:val="Hyperlink"/>
@@ -564,7 +556,7 @@
                 <w:noProof/>
                 <w:webHidden/>
               </w:rPr>
-              <w:instrText xml:space="preserve"> PAGEREF _Toc241694718 \h </w:instrText>
+              <w:instrText xml:space="preserve"> PAGEREF _Toc241778593 \h </w:instrText>
             </w:r>
             <w:r>
               <w:rPr>
@@ -610,7 +602,7 @@
               <w14:ligatures w14:val="standardContextual"/>
             </w:rPr>
           </w:pPr>
-          <w:hyperlink w:anchor="_Toc241694719" w:history="1">
+          <w:hyperlink w:anchor="_Toc241778594" w:history="1">
             <w:r>
               <w:rPr>
                 <w:rStyle w:val="Hyperlink"/>
@@ -637,7 +629,7 @@
                 <w:noProof/>
                 <w:webHidden/>
               </w:rPr>
-              <w:instrText xml:space="preserve"> PAGEREF _Toc241694719 \h </w:instrText>
+              <w:instrText xml:space="preserve"> PAGEREF _Toc241778594 \h </w:instrText>
             </w:r>
             <w:r>
               <w:rPr>
@@ -683,7 +675,7 @@
               <w14:ligatures w14:val="standardContextual"/>
             </w:rPr>
           </w:pPr>
-          <w:hyperlink w:anchor="_Toc241694720" w:history="1">
+          <w:hyperlink w:anchor="_Toc241778595" w:history="1">
             <w:r>
               <w:rPr>
                 <w:rStyle w:val="Hyperlink"/>
@@ -710,7 +702,7 @@
                 <w:noProof/>
                 <w:webHidden/>
               </w:rPr>
-              <w:instrText xml:space="preserve"> PAGEREF _Toc241694720 \h </w:instrText>
+              <w:instrText xml:space="preserve"> PAGEREF _Toc241778595 \h </w:instrText>
             </w:r>
             <w:r>
               <w:rPr>
@@ -762,7 +754,7 @@
       <w:pPr>
         <w:pStyle w:val="Heading1"/>
       </w:pPr>
-      <w:bookmarkStart w:id="1" w:name="_Toc241694714"/>
+      <w:bookmarkStart w:id="1" w:name="_Toc241778589"/>
       <w:r>
         <w:lastRenderedPageBreak/>
         <w:t>Existing Software Landscape/Competitive Analysis</w:t>
@@ -779,47 +771,7 @@
         <w:t>Driver-Facing Reservation Platforms</w:t>
       </w:r>
       <w:r>
-        <w:t xml:space="preserve">: The most popular consumer parking apps are ParkMobile, </w:t>
-      </w:r>
-      <w:proofErr w:type="spellStart"/>
-      <w:r>
-        <w:t>SpotHero</w:t>
-      </w:r>
-      <w:proofErr w:type="spellEnd"/>
-      <w:r>
-        <w:t xml:space="preserve">, and </w:t>
-      </w:r>
-      <w:proofErr w:type="spellStart"/>
-      <w:r>
-        <w:t>ParkWhiz</w:t>
-      </w:r>
-      <w:proofErr w:type="spellEnd"/>
-      <w:r>
-        <w:t xml:space="preserve">. ParkMobile is the biggest by coverage in the United States, focusing mainly on pay-per-session payments for on-street meters and municipal lots, where they charge a small convenience fee per transaction. </w:t>
-      </w:r>
-      <w:proofErr w:type="spellStart"/>
-      <w:r>
-        <w:t>SpotHero</w:t>
-      </w:r>
-      <w:proofErr w:type="spellEnd"/>
-      <w:r>
-        <w:t xml:space="preserve"> and </w:t>
-      </w:r>
-      <w:proofErr w:type="spellStart"/>
-      <w:r>
-        <w:t>ParkWhiz</w:t>
-      </w:r>
-      <w:proofErr w:type="spellEnd"/>
-      <w:r>
-        <w:t xml:space="preserve"> specialize in reservations at commercial garages and lots, using book-ahead pricing to offer discounted rates compared to drive-up prices, and are popular for </w:t>
-      </w:r>
-      <w:proofErr w:type="gramStart"/>
-      <w:r>
-        <w:t>event</w:t>
-      </w:r>
-      <w:proofErr w:type="gramEnd"/>
-      <w:r>
-        <w:t xml:space="preserve"> and stadium parking. However, these platforms' inventories are very limited to commercial garages and lots, they generally don't support smaller, independently operated parking facilities. They also don't provide any tools for the facility operators themselves.</w:t>
+        <w:t>: The most popular consumer parking apps are ParkMobile, SpotHero, and ParkWhiz. ParkMobile is the biggest by coverage in the United States, focusing mainly on pay-per-session payments for on-street meters and municipal lots, where they charge a small convenience fee per transaction. SpotHero and ParkWhiz specialize in reservations at commercial garages and lots, using book-ahead pricing to offer discounted rates compared to drive-up prices, and are popular for event and stadium parking. However, these platforms' inventories are very limited to commercial garages and lots, they generally don't support smaller, independently operated parking facilities. They also don't provide any tools for the facility operators themselves.</w:t>
       </w:r>
     </w:p>
     <w:p/>
@@ -832,39 +784,7 @@
         <w:t>Operator-Facing Management Platforms</w:t>
       </w:r>
       <w:r>
-        <w:t xml:space="preserve">: Platforms such as </w:t>
-      </w:r>
-      <w:proofErr w:type="spellStart"/>
-      <w:r>
-        <w:t>AirGarage</w:t>
-      </w:r>
-      <w:proofErr w:type="spellEnd"/>
-      <w:r>
-        <w:t xml:space="preserve"> and similar parking management systems serve garage and lot operators rather than drivers. These systems combine occupancy tracking, pricing methods, license plate recognition, and centralized analytics dashboards, allowing operators to monitor performance and adjust pricing. These tools have shown noticeable revenue increases for operators through demand-based pricing. However, these platforms are built for the </w:t>
-      </w:r>
-      <w:proofErr w:type="gramStart"/>
-      <w:r>
-        <w:t>operator</w:t>
-      </w:r>
-      <w:proofErr w:type="gramEnd"/>
-      <w:r>
-        <w:t xml:space="preserve"> use only, they don't offer a </w:t>
-      </w:r>
-      <w:proofErr w:type="gramStart"/>
-      <w:r>
-        <w:t>client side</w:t>
-      </w:r>
-      <w:proofErr w:type="gramEnd"/>
-      <w:r>
-        <w:t xml:space="preserve"> reservation </w:t>
-      </w:r>
-      <w:proofErr w:type="gramStart"/>
-      <w:r>
-        <w:t>experience, and</w:t>
-      </w:r>
-      <w:proofErr w:type="gramEnd"/>
-      <w:r>
-        <w:t xml:space="preserve"> are often bundled into full-service management contracts rather than being available as standalone software an independent garage could use.</w:t>
+        <w:t>: Platforms such as AirGarage and similar parking management systems serve garage and lot operators rather than drivers. These systems combine occupancy tracking, pricing methods, license plate recognition, and centralized analytics dashboards, allowing operators to monitor performance and adjust pricing. These tools have shown noticeable revenue increases for operators through demand-based pricing. However, these platforms are built for the operator use only, they don't offer a client side reservation experience, and are often bundled into full-service management contracts rather than being available as standalone software an independent garage could use.</w:t>
       </w:r>
     </w:p>
     <w:p/>
@@ -877,15 +797,7 @@
         <w:t>Market Gap and Differentiation:</w:t>
       </w:r>
       <w:r>
-        <w:t xml:space="preserve"> The competitive landscape reveals a clear divide: driver-facing apps handle discovery, reservation, and payment, while operator-facing platforms handle occupancy monitoring and analytics, but few, if any, products combine them into a single platform available directly to individual/small-scale parking operators. The Smart Parking Platform is made to close this gap by offering a single system that gives drivers availability, interactive maps, reservations, and payments, while also giving parking operators an administrative dashboard for occupancy reporting and analytics, without needing them to adopt a large-scale, vendor-managed enterprise solution like </w:t>
-      </w:r>
-      <w:proofErr w:type="spellStart"/>
-      <w:r>
-        <w:t>AirGarage's</w:t>
-      </w:r>
-      <w:proofErr w:type="spellEnd"/>
-      <w:r>
-        <w:t xml:space="preserve"> model.</w:t>
+        <w:t xml:space="preserve"> The competitive landscape reveals a clear divide: driver-facing apps handle discovery, reservation, and payment, while operator-facing platforms handle occupancy monitoring and analytics, but few, if any, products combine them into a single platform available directly to individual/small-scale parking operators. The Smart Parking Platform is made to close this gap by offering a single system that gives drivers availability, interactive maps, reservations, and payments, while also giving parking operators an administrative dashboard for occupancy reporting and analytics, without needing them to adopt a large-scale, vendor-managed enterprise solution like AirGarage's model.</w:t>
       </w:r>
     </w:p>
     <w:p/>
@@ -938,11 +850,9 @@
             <w:pPr>
               <w:cnfStyle w:val="100000000000" w:firstRow="1" w:lastRow="0" w:firstColumn="0" w:lastColumn="0" w:oddVBand="0" w:evenVBand="0" w:oddHBand="0" w:evenHBand="0" w:firstRowFirstColumn="0" w:firstRowLastColumn="0" w:lastRowFirstColumn="0" w:lastRowLastColumn="0"/>
             </w:pPr>
-            <w:proofErr w:type="gramStart"/>
             <w:r>
               <w:t>Main focus</w:t>
             </w:r>
-            <w:proofErr w:type="gramEnd"/>
           </w:p>
         </w:tc>
         <w:tc>
@@ -1040,7 +950,6 @@
                 <w:bCs w:val="0"/>
               </w:rPr>
             </w:pPr>
-            <w:proofErr w:type="spellStart"/>
             <w:r>
               <w:rPr>
                 <w:b w:val="0"/>
@@ -1048,7 +957,6 @@
               </w:rPr>
               <w:t>SpotHero</w:t>
             </w:r>
-            <w:proofErr w:type="spellEnd"/>
           </w:p>
         </w:tc>
         <w:tc>
@@ -1107,7 +1015,6 @@
                 <w:bCs w:val="0"/>
               </w:rPr>
             </w:pPr>
-            <w:proofErr w:type="spellStart"/>
             <w:r>
               <w:rPr>
                 <w:b w:val="0"/>
@@ -1115,7 +1022,6 @@
               </w:rPr>
               <w:t>ParkWhiz</w:t>
             </w:r>
-            <w:proofErr w:type="spellEnd"/>
           </w:p>
         </w:tc>
         <w:tc>
@@ -1174,7 +1080,6 @@
                 <w:bCs w:val="0"/>
               </w:rPr>
             </w:pPr>
-            <w:proofErr w:type="spellStart"/>
             <w:r>
               <w:rPr>
                 <w:b w:val="0"/>
@@ -1182,7 +1087,6 @@
               </w:rPr>
               <w:t>AirGarage</w:t>
             </w:r>
-            <w:proofErr w:type="spellEnd"/>
           </w:p>
         </w:tc>
         <w:tc>
@@ -1220,15 +1124,7 @@
               <w:cnfStyle w:val="000000000000" w:firstRow="0" w:lastRow="0" w:firstColumn="0" w:lastColumn="0" w:oddVBand="0" w:evenVBand="0" w:oddHBand="0" w:evenHBand="0" w:firstRowFirstColumn="0" w:firstRowLastColumn="0" w:lastRowFirstColumn="0" w:lastRowLastColumn="0"/>
             </w:pPr>
             <w:r>
-              <w:t xml:space="preserve">No consumer-side app, </w:t>
-            </w:r>
-            <w:proofErr w:type="gramStart"/>
-            <w:r>
-              <w:t>full service</w:t>
-            </w:r>
-            <w:proofErr w:type="gramEnd"/>
-            <w:r>
-              <w:t xml:space="preserve"> model</w:t>
+              <w:t>No consumer-side app, full service model</w:t>
             </w:r>
           </w:p>
         </w:tc>
@@ -1244,7 +1140,7 @@
       <w:pPr>
         <w:pStyle w:val="Heading1"/>
       </w:pPr>
-      <w:bookmarkStart w:id="2" w:name="_Toc241694715"/>
+      <w:bookmarkStart w:id="2" w:name="_Toc241778590"/>
       <w:r>
         <w:lastRenderedPageBreak/>
         <w:t>Vision and Scope</w:t>
@@ -1268,23 +1164,7 @@
     </w:p>
     <w:p>
       <w:r>
-        <w:t>WE ARE $</w:t>
-      </w:r>
-      <w:proofErr w:type="spellStart"/>
-      <w:r>
-        <w:t>oftware</w:t>
-      </w:r>
-      <w:proofErr w:type="spellEnd"/>
-      <w:r>
-        <w:t xml:space="preserve"> Corp. is a (fictitious) software development studio with unlimited resources and budget, founded to take on client projects without the usual funding constraints. This project was acquired through a direct client engagement: a coalition of city transportation departments and independent parking garage operators approached the studio after struggling with fragmented, old parking systems that couldn't really communicate. The client wanted a single platform that could serve both drivers looking for a spot and the operators running the garages, which the current market doesn't offer in one program. WE ARE $</w:t>
-      </w:r>
-      <w:proofErr w:type="spellStart"/>
-      <w:r>
-        <w:t>oftware</w:t>
-      </w:r>
-      <w:proofErr w:type="spellEnd"/>
-      <w:r>
-        <w:t xml:space="preserve"> Corp. won the engagement by proposing a unified system rather than another single-purpose app.</w:t>
+        <w:t>WE ARE $oftware Corp. is a (fictitious) software development studio with unlimited resources and budget, founded to take on client projects without the usual funding constraints. This project was acquired through a direct client engagement: a coalition of city transportation departments and independent parking garage operators approached the studio after struggling with fragmented, old parking systems that couldn't really communicate. The client wanted a single platform that could serve both drivers looking for a spot and the operators running the garages, which the current market doesn't offer in one program. WE ARE $oftware Corp. won the engagement by proposing a unified system rather than another single-purpose app.</w:t>
       </w:r>
     </w:p>
     <w:p/>
@@ -1305,15 +1185,7 @@
     </w:p>
     <w:p>
       <w:r>
-        <w:t>WE ARE $</w:t>
-      </w:r>
-      <w:proofErr w:type="spellStart"/>
-      <w:r>
-        <w:t>oftware</w:t>
-      </w:r>
-      <w:proofErr w:type="spellEnd"/>
-      <w:r>
-        <w:t xml:space="preserve"> Corp. builds custom software solutions for clients across industries, with a focus on systems that connect different types of users (customers, operators, administrators) into a single product rather than juggling separate tools for each. The studio operates with cross-functional teams built around the specific needs of each engagement rather than fixed departments, letting it staff up quickly for a project like this one.</w:t>
+        <w:t>WE ARE $oftware Corp. builds custom software solutions for clients across industries, with a focus on systems that connect different types of users (customers, operators, administrators) into a single product rather than juggling separate tools for each. The studio operates with cross-functional teams built around the specific needs of each engagement rather than fixed departments, letting it staff up quickly for a project like this one.</w:t>
       </w:r>
     </w:p>
     <w:p/>
@@ -1334,15 +1206,7 @@
     </w:p>
     <w:p>
       <w:r>
-        <w:t xml:space="preserve">The Smart Parking Platform is a web browser and mobile system that lets drivers find, reserve, and pay for parking spaces in real time, while giving parking operators a dashboard to manage availability, pricing, and occupancy analytics. Drivers get an interactive map showing live availability, the ability to reserve and pay ahead of time, and data that shows past reservations and receipts. Operators get tools to monitor how their facility is being used, generate reports, and manage listings without needing a separate management system. The platform is meant to combine the tools that exist as two </w:t>
-      </w:r>
-      <w:proofErr w:type="gramStart"/>
-      <w:r>
-        <w:t>completely separate</w:t>
-      </w:r>
-      <w:proofErr w:type="gramEnd"/>
-      <w:r>
-        <w:t xml:space="preserve"> products into one cohesive program.</w:t>
+        <w:t>The Smart Parking Platform is a web browser and mobile system that lets drivers find, reserve, and pay for parking spaces in real time, while giving parking operators a dashboard to manage availability, pricing, and occupancy analytics. Drivers get an interactive map showing live availability, the ability to reserve and pay ahead of time, and data that shows past reservations and receipts. Operators get tools to monitor how their facility is being used, generate reports, and manage listings without needing a separate management system. The platform is meant to combine the tools that exist as two completely separate products into one cohesive program.</w:t>
       </w:r>
     </w:p>
     <w:p>
@@ -1354,7 +1218,7 @@
       <w:pPr>
         <w:pStyle w:val="Heading1"/>
       </w:pPr>
-      <w:bookmarkStart w:id="3" w:name="_Toc241694716"/>
+      <w:bookmarkStart w:id="3" w:name="_Toc241778591"/>
       <w:r>
         <w:lastRenderedPageBreak/>
         <w:t>Software Requirements Specifications</w:t>
@@ -1532,15 +1396,7 @@
     <w:p/>
     <w:p>
       <w:r>
-        <w:t xml:space="preserve">Web-based and mobile </w:t>
-      </w:r>
-      <w:proofErr w:type="gramStart"/>
-      <w:r>
-        <w:t>application</w:t>
-      </w:r>
-      <w:proofErr w:type="gramEnd"/>
-      <w:r>
-        <w:t xml:space="preserve"> (iOS and Android), with a shared backend API serving both.</w:t>
+        <w:t>Web-based and mobile application (iOS and Android), with a shared backend API serving both.</w:t>
       </w:r>
     </w:p>
     <w:p/>
@@ -1634,15 +1490,7 @@
         </w:numPr>
       </w:pPr>
       <w:r>
-        <w:t xml:space="preserve">Parking facilities have some existing </w:t>
-      </w:r>
-      <w:proofErr w:type="gramStart"/>
-      <w:r>
-        <w:t>way</w:t>
-      </w:r>
-      <w:proofErr w:type="gramEnd"/>
-      <w:r>
-        <w:t xml:space="preserve"> to track physical occupancy (sensors, gate counters, or manual entry) that the platform can pull from or interface with</w:t>
+        <w:t>Parking facilities have some existing way to track physical occupancy (sensors, gate counters, or manual entry) that the platform can pull from or interface with</w:t>
       </w:r>
     </w:p>
     <w:p>
@@ -1691,15 +1539,7 @@
     </w:p>
     <w:p>
       <w:r>
-        <w:t xml:space="preserve">FR4: The system </w:t>
-      </w:r>
-      <w:proofErr w:type="gramStart"/>
-      <w:r>
-        <w:t>shall</w:t>
-      </w:r>
-      <w:proofErr w:type="gramEnd"/>
-      <w:r>
-        <w:t xml:space="preserve"> let drivers reserve a specific parking space for a chosen time window.</w:t>
+        <w:t>FR4: The system shall let drivers reserve a specific parking space for a chosen time window.</w:t>
       </w:r>
     </w:p>
     <w:p>
@@ -1725,15 +1565,7 @@
     <w:p>
       <w:r>
         <w:lastRenderedPageBreak/>
-        <w:t xml:space="preserve">FR9: The system shall provide parking </w:t>
-      </w:r>
-      <w:proofErr w:type="gramStart"/>
-      <w:r>
-        <w:t>operators</w:t>
-      </w:r>
-      <w:proofErr w:type="gramEnd"/>
-      <w:r>
-        <w:t xml:space="preserve"> an administrative dashboard showing real-time occupancy for their facility.</w:t>
+        <w:t>FR9: The system shall provide parking operators an administrative dashboard showing real-time occupancy for their facility.</w:t>
       </w:r>
     </w:p>
     <w:p>
@@ -1848,15 +1680,7 @@
     <w:p/>
     <w:p>
       <w:r>
-        <w:t xml:space="preserve">UC2-Log </w:t>
-      </w:r>
-      <w:proofErr w:type="gramStart"/>
-      <w:r>
-        <w:t>In</w:t>
-      </w:r>
-      <w:proofErr w:type="gramEnd"/>
-      <w:r>
-        <w:t xml:space="preserve"> to Existing Account</w:t>
+        <w:t>UC2-Log In to Existing Account</w:t>
       </w:r>
     </w:p>
     <w:p>
@@ -1902,15 +1726,7 @@
     </w:p>
     <w:p>
       <w:r>
-        <w:t xml:space="preserve">Postcondition: Driver sees a list of </w:t>
-      </w:r>
-      <w:proofErr w:type="gramStart"/>
-      <w:r>
-        <w:t>nearby available parking options</w:t>
-      </w:r>
-      <w:proofErr w:type="gramEnd"/>
-      <w:r>
-        <w:t>.</w:t>
+        <w:t>Postcondition: Driver sees a list of nearby available parking options.</w:t>
       </w:r>
     </w:p>
     <w:p/>
@@ -2114,15 +1930,7 @@
     </w:p>
     <w:p>
       <w:r>
-        <w:t xml:space="preserve">Steps: 1. User selects "Navigate" on the reservation. 2. System hands off destination coordinates </w:t>
-      </w:r>
-      <w:proofErr w:type="gramStart"/>
-      <w:r>
-        <w:t>to</w:t>
-      </w:r>
-      <w:proofErr w:type="gramEnd"/>
-      <w:r>
-        <w:t xml:space="preserve"> the integrated mapping/navigation service. 3. External navigation app opens with turn-by-turn directions.</w:t>
+        <w:t>Steps: 1. User selects "Navigate" on the reservation. 2. System hands off destination coordinates to the integrated mapping/navigation service. 3. External navigation app opens with turn-by-turn directions.</w:t>
       </w:r>
     </w:p>
     <w:p>
@@ -2231,15 +2039,7 @@
     </w:p>
     <w:p>
       <w:r>
-        <w:t xml:space="preserve">Postcondition: Updated facility information is visible to drivers </w:t>
-      </w:r>
-      <w:proofErr w:type="gramStart"/>
-      <w:r>
-        <w:t>searching</w:t>
-      </w:r>
-      <w:proofErr w:type="gramEnd"/>
-      <w:r>
-        <w:t xml:space="preserve"> the platform.</w:t>
+        <w:t>Postcondition: Updated facility information is visible to drivers searching the platform.</w:t>
       </w:r>
     </w:p>
     <w:p>
@@ -2251,7 +2051,7 @@
       <w:pPr>
         <w:pStyle w:val="Heading1"/>
       </w:pPr>
-      <w:bookmarkStart w:id="4" w:name="_Toc241694717"/>
+      <w:bookmarkStart w:id="4" w:name="_Toc241778592"/>
       <w:r>
         <w:lastRenderedPageBreak/>
         <w:t>Work Breakdown Structure (WBS)</w:t>
@@ -2611,11 +2411,9 @@
           <w:numId w:val="16"/>
         </w:numPr>
       </w:pPr>
-      <w:proofErr w:type="gramStart"/>
       <w:r>
         <w:t>Update pricing</w:t>
       </w:r>
-      <w:proofErr w:type="gramEnd"/>
     </w:p>
     <w:p>
       <w:r>
@@ -2753,7 +2551,7 @@
       <w:pPr>
         <w:pStyle w:val="Heading1"/>
       </w:pPr>
-      <w:bookmarkStart w:id="5" w:name="_Toc241694718"/>
+      <w:bookmarkStart w:id="5" w:name="_Toc241778593"/>
       <w:r>
         <w:lastRenderedPageBreak/>
         <w:t>Project Schedule</w:t>
@@ -2790,27 +2588,14 @@
       <w:r>
         <w:t xml:space="preserve">Figure </w:t>
       </w:r>
-      <w:r>
-        <w:fldChar w:fldCharType="begin"/>
-      </w:r>
-      <w:r>
-        <w:instrText xml:space="preserve"> SEQ Figure \* ARABIC </w:instrText>
-      </w:r>
-      <w:r>
-        <w:fldChar w:fldCharType="separate"/>
-      </w:r>
-      <w:r>
-        <w:rPr>
-          <w:noProof/>
-        </w:rPr>
-        <w:t>1</w:t>
-      </w:r>
-      <w:r>
-        <w:rPr>
-          <w:noProof/>
-        </w:rPr>
-        <w:fldChar w:fldCharType="end"/>
-      </w:r>
+      <w:fldSimple w:instr=" SEQ Figure \* ARABIC ">
+        <w:r>
+          <w:rPr>
+            <w:noProof/>
+          </w:rPr>
+          <w:t>1</w:t>
+        </w:r>
+      </w:fldSimple>
       <w:r>
         <w:t>Smart Parking Platform Development Timeline</w:t>
       </w:r>
@@ -2836,7 +2621,7 @@
       <w:pPr>
         <w:pStyle w:val="Heading1"/>
       </w:pPr>
-      <w:bookmarkStart w:id="6" w:name="_Toc241694719"/>
+      <w:bookmarkStart w:id="6" w:name="_Toc241778594"/>
       <w:r>
         <w:lastRenderedPageBreak/>
         <w:t>Product Backlog and Sprint Planning</w:t>
@@ -2845,15 +2630,7 @@
     </w:p>
     <w:p>
       <w:r>
-        <w:t xml:space="preserve">The product backlog for the Smart Parking Platform was made in Trello. They </w:t>
-      </w:r>
-      <w:proofErr w:type="gramStart"/>
-      <w:r>
-        <w:t>are:</w:t>
-      </w:r>
-      <w:proofErr w:type="gramEnd"/>
-      <w:r>
-        <w:t xml:space="preserve"> Login, UI, Backend Processes, and Reporting categories, with a Sprint 1 backlog identifying the first set of items to be focused on, mainly authentication for both drivers and operators.</w:t>
+        <w:t>The product backlog for the Smart Parking Platform was made in Trello. They are: Login, UI, Backend Processes, and Reporting categories, with a Sprint 1 backlog identifying the first set of items to be focused on, mainly authentication for both drivers and operators.</w:t>
       </w:r>
     </w:p>
     <w:p>
@@ -2908,24 +2685,14 @@
       <w:r>
         <w:t xml:space="preserve">Figure </w:t>
       </w:r>
-      <w:r>
-        <w:fldChar w:fldCharType="begin"/>
-      </w:r>
-      <w:r>
-        <w:instrText xml:space="preserve"> SEQ Figure \* ARABIC </w:instrText>
-      </w:r>
-      <w:r>
-        <w:fldChar w:fldCharType="separate"/>
-      </w:r>
-      <w:r>
-        <w:rPr>
-          <w:noProof/>
-        </w:rPr>
-        <w:t>2</w:t>
-      </w:r>
-      <w:r>
-        <w:fldChar w:fldCharType="end"/>
-      </w:r>
+      <w:fldSimple w:instr=" SEQ Figure \* ARABIC ">
+        <w:r>
+          <w:rPr>
+            <w:noProof/>
+          </w:rPr>
+          <w:t>2</w:t>
+        </w:r>
+      </w:fldSimple>
       <w:r>
         <w:t xml:space="preserve"> </w:t>
       </w:r>
@@ -2951,7 +2718,7 @@
       <w:pPr>
         <w:pStyle w:val="Heading1"/>
       </w:pPr>
-      <w:bookmarkStart w:id="7" w:name="_Toc241694720"/>
+      <w:bookmarkStart w:id="7" w:name="_Toc241778595"/>
       <w:r>
         <w:lastRenderedPageBreak/>
         <w:t>Risk, Quality, and Communication Management</w:t>
@@ -2987,10 +2754,7 @@
         <w:br/>
       </w:r>
       <w:r>
-        <w:t>Technical</w:t>
-      </w:r>
-      <w:r>
-        <w:t>:</w:t>
+        <w:t>Technical:</w:t>
       </w:r>
     </w:p>
     <w:p>
@@ -3206,6 +2970,1355 @@
         <w:t>Team conflict over feature prioritization between driver-side and operator-side work</w:t>
       </w:r>
     </w:p>
+    <w:p>
+      <w:r>
+        <w:rPr>
+          <w:b/>
+          <w:bCs/>
+        </w:rPr>
+        <w:t>Risk Register</w:t>
+      </w:r>
+      <w:r>
+        <w:rPr>
+          <w:b/>
+          <w:bCs/>
+        </w:rPr>
+        <w:t>:</w:t>
+      </w:r>
+    </w:p>
+    <w:tbl>
+      <w:tblPr>
+        <w:tblStyle w:val="TableGrid"/>
+        <w:tblW w:w="0" w:type="auto"/>
+        <w:tblLook w:val="04A0" w:firstRow="1" w:lastRow="0" w:firstColumn="1" w:lastColumn="0" w:noHBand="0" w:noVBand="1"/>
+      </w:tblPr>
+      <w:tblGrid>
+        <w:gridCol w:w="542"/>
+        <w:gridCol w:w="1801"/>
+        <w:gridCol w:w="1085"/>
+        <w:gridCol w:w="1204"/>
+        <w:gridCol w:w="878"/>
+        <w:gridCol w:w="1432"/>
+        <w:gridCol w:w="1714"/>
+        <w:gridCol w:w="694"/>
+      </w:tblGrid>
+      <w:tr>
+        <w:tc>
+          <w:tcPr>
+            <w:tcW w:w="715" w:type="dxa"/>
+          </w:tcPr>
+          <w:p>
+            <w:r>
+              <w:t>ID</w:t>
+            </w:r>
+          </w:p>
+        </w:tc>
+        <w:tc>
+          <w:tcPr>
+            <w:tcW w:w="1628" w:type="dxa"/>
+          </w:tcPr>
+          <w:p>
+            <w:r>
+              <w:t>Description</w:t>
+            </w:r>
+          </w:p>
+        </w:tc>
+        <w:tc>
+          <w:tcPr>
+            <w:tcW w:w="1085" w:type="dxa"/>
+          </w:tcPr>
+          <w:p>
+            <w:r>
+              <w:t>Probability</w:t>
+            </w:r>
+          </w:p>
+        </w:tc>
+        <w:tc>
+          <w:tcPr>
+            <w:tcW w:w="1204" w:type="dxa"/>
+          </w:tcPr>
+          <w:p>
+            <w:r>
+              <w:t>Impact</w:t>
+            </w:r>
+          </w:p>
+        </w:tc>
+        <w:tc>
+          <w:tcPr>
+            <w:tcW w:w="878" w:type="dxa"/>
+          </w:tcPr>
+          <w:p>
+            <w:r>
+              <w:t>Risk Level</w:t>
+            </w:r>
+          </w:p>
+        </w:tc>
+        <w:tc>
+          <w:tcPr>
+            <w:tcW w:w="1432" w:type="dxa"/>
+          </w:tcPr>
+          <w:p>
+            <w:r>
+              <w:t>Owner</w:t>
+            </w:r>
+          </w:p>
+        </w:tc>
+        <w:tc>
+          <w:tcPr>
+            <w:tcW w:w="1714" w:type="dxa"/>
+          </w:tcPr>
+          <w:p>
+            <w:r>
+              <w:t>Response</w:t>
+            </w:r>
+          </w:p>
+        </w:tc>
+        <w:tc>
+          <w:tcPr>
+            <w:tcW w:w="694" w:type="dxa"/>
+          </w:tcPr>
+          <w:p>
+            <w:r>
+              <w:t>Status</w:t>
+            </w:r>
+          </w:p>
+        </w:tc>
+      </w:tr>
+      <w:tr>
+        <w:tc>
+          <w:tcPr>
+            <w:tcW w:w="715" w:type="dxa"/>
+          </w:tcPr>
+          <w:p>
+            <w:r>
+              <w:t>R1</w:t>
+            </w:r>
+          </w:p>
+        </w:tc>
+        <w:tc>
+          <w:tcPr>
+            <w:tcW w:w="1628" w:type="dxa"/>
+          </w:tcPr>
+          <w:p>
+            <w:r>
+              <w:t>Mapping/navigation API downtime</w:t>
+            </w:r>
+          </w:p>
+        </w:tc>
+        <w:tc>
+          <w:tcPr>
+            <w:tcW w:w="1085" w:type="dxa"/>
+          </w:tcPr>
+          <w:p>
+            <w:r>
+              <w:t>Low (2)</w:t>
+            </w:r>
+          </w:p>
+        </w:tc>
+        <w:tc>
+          <w:tcPr>
+            <w:tcW w:w="1204" w:type="dxa"/>
+          </w:tcPr>
+          <w:p>
+            <w:r>
+              <w:t>Major (4)</w:t>
+            </w:r>
+            <w:r>
+              <w:t xml:space="preserve"> </w:t>
+            </w:r>
+          </w:p>
+        </w:tc>
+        <w:tc>
+          <w:tcPr>
+            <w:tcW w:w="878" w:type="dxa"/>
+          </w:tcPr>
+          <w:p>
+            <w:r>
+              <w:t>High</w:t>
+            </w:r>
+          </w:p>
+        </w:tc>
+        <w:tc>
+          <w:tcPr>
+            <w:tcW w:w="1432" w:type="dxa"/>
+          </w:tcPr>
+          <w:p>
+            <w:r>
+              <w:t>Mapping &amp; Location Services Team</w:t>
+            </w:r>
+          </w:p>
+        </w:tc>
+        <w:tc>
+          <w:tcPr>
+            <w:tcW w:w="1714" w:type="dxa"/>
+          </w:tcPr>
+          <w:p>
+            <w:r>
+              <w:t>Mitigate</w:t>
+            </w:r>
+            <w:r>
+              <w:t xml:space="preserve">, </w:t>
+            </w:r>
+            <w:r>
+              <w:t xml:space="preserve"> add fallback provider</w:t>
+            </w:r>
+          </w:p>
+        </w:tc>
+        <w:tc>
+          <w:tcPr>
+            <w:tcW w:w="694" w:type="dxa"/>
+          </w:tcPr>
+          <w:p>
+            <w:r>
+              <w:t>Open</w:t>
+            </w:r>
+          </w:p>
+        </w:tc>
+      </w:tr>
+      <w:tr>
+        <w:tc>
+          <w:tcPr>
+            <w:tcW w:w="715" w:type="dxa"/>
+          </w:tcPr>
+          <w:p>
+            <w:r>
+              <w:t>R2</w:t>
+            </w:r>
+          </w:p>
+        </w:tc>
+        <w:tc>
+          <w:tcPr>
+            <w:tcW w:w="1628" w:type="dxa"/>
+          </w:tcPr>
+          <w:p>
+            <w:r>
+              <w:t>Payment provider integration failure</w:t>
+            </w:r>
+          </w:p>
+        </w:tc>
+        <w:tc>
+          <w:tcPr>
+            <w:tcW w:w="1085" w:type="dxa"/>
+          </w:tcPr>
+          <w:p>
+            <w:r>
+              <w:t>Low (2)</w:t>
+            </w:r>
+          </w:p>
+        </w:tc>
+        <w:tc>
+          <w:tcPr>
+            <w:tcW w:w="1204" w:type="dxa"/>
+          </w:tcPr>
+          <w:p>
+            <w:r>
+              <w:t>Catastrophic (5)</w:t>
+            </w:r>
+          </w:p>
+        </w:tc>
+        <w:tc>
+          <w:tcPr>
+            <w:tcW w:w="878" w:type="dxa"/>
+          </w:tcPr>
+          <w:p>
+            <w:r>
+              <w:t>High</w:t>
+            </w:r>
+          </w:p>
+        </w:tc>
+        <w:tc>
+          <w:tcPr>
+            <w:tcW w:w="1432" w:type="dxa"/>
+          </w:tcPr>
+          <w:p>
+            <w:r>
+              <w:t>Payment Integration Team</w:t>
+            </w:r>
+          </w:p>
+        </w:tc>
+        <w:tc>
+          <w:tcPr>
+            <w:tcW w:w="1714" w:type="dxa"/>
+          </w:tcPr>
+          <w:p>
+            <w:r>
+              <w:t>Mitigate</w:t>
+            </w:r>
+            <w:r>
+              <w:t>,</w:t>
+            </w:r>
+            <w:r>
+              <w:t xml:space="preserve"> support multiple providers</w:t>
+            </w:r>
+          </w:p>
+        </w:tc>
+        <w:tc>
+          <w:tcPr>
+            <w:tcW w:w="694" w:type="dxa"/>
+          </w:tcPr>
+          <w:p>
+            <w:r>
+              <w:t>Open</w:t>
+            </w:r>
+          </w:p>
+        </w:tc>
+      </w:tr>
+      <w:tr>
+        <w:tc>
+          <w:tcPr>
+            <w:tcW w:w="715" w:type="dxa"/>
+            <w:vAlign w:val="center"/>
+          </w:tcPr>
+          <w:p>
+            <w:r>
+              <w:t>R3</w:t>
+            </w:r>
+          </w:p>
+        </w:tc>
+        <w:tc>
+          <w:tcPr>
+            <w:tcW w:w="1628" w:type="dxa"/>
+            <w:vAlign w:val="center"/>
+          </w:tcPr>
+          <w:p>
+            <w:r>
+              <w:t>Occupancy data sync issues</w:t>
+            </w:r>
+          </w:p>
+        </w:tc>
+        <w:tc>
+          <w:tcPr>
+            <w:tcW w:w="1085" w:type="dxa"/>
+            <w:vAlign w:val="center"/>
+          </w:tcPr>
+          <w:p>
+            <w:r>
+              <w:t>Moderate (3)</w:t>
+            </w:r>
+          </w:p>
+        </w:tc>
+        <w:tc>
+          <w:tcPr>
+            <w:tcW w:w="1204" w:type="dxa"/>
+            <w:vAlign w:val="center"/>
+          </w:tcPr>
+          <w:p>
+            <w:r>
+              <w:t>Moderate (3)</w:t>
+            </w:r>
+          </w:p>
+        </w:tc>
+        <w:tc>
+          <w:tcPr>
+            <w:tcW w:w="878" w:type="dxa"/>
+            <w:vAlign w:val="center"/>
+          </w:tcPr>
+          <w:p>
+            <w:r>
+              <w:t>Medium</w:t>
+            </w:r>
+          </w:p>
+        </w:tc>
+        <w:tc>
+          <w:tcPr>
+            <w:tcW w:w="1432" w:type="dxa"/>
+            <w:vAlign w:val="center"/>
+          </w:tcPr>
+          <w:p>
+            <w:r>
+              <w:t>Backend/API Team</w:t>
+            </w:r>
+          </w:p>
+        </w:tc>
+        <w:tc>
+          <w:tcPr>
+            <w:tcW w:w="1714" w:type="dxa"/>
+            <w:vAlign w:val="center"/>
+          </w:tcPr>
+          <w:p>
+            <w:r>
+              <w:t>Mitigate, build retry/reconciliation logic</w:t>
+            </w:r>
+          </w:p>
+        </w:tc>
+        <w:tc>
+          <w:tcPr>
+            <w:tcW w:w="694" w:type="dxa"/>
+            <w:vAlign w:val="center"/>
+          </w:tcPr>
+          <w:p>
+            <w:r>
+              <w:t>Open</w:t>
+            </w:r>
+          </w:p>
+        </w:tc>
+      </w:tr>
+      <w:tr>
+        <w:tc>
+          <w:tcPr>
+            <w:tcW w:w="715" w:type="dxa"/>
+            <w:vAlign w:val="center"/>
+          </w:tcPr>
+          <w:p>
+            <w:r>
+              <w:t>R4</w:t>
+            </w:r>
+          </w:p>
+        </w:tc>
+        <w:tc>
+          <w:tcPr>
+            <w:tcW w:w="1628" w:type="dxa"/>
+            <w:vAlign w:val="center"/>
+          </w:tcPr>
+          <w:p>
+            <w:r>
+              <w:t>Mobile compatibility issues</w:t>
+            </w:r>
+          </w:p>
+        </w:tc>
+        <w:tc>
+          <w:tcPr>
+            <w:tcW w:w="1085" w:type="dxa"/>
+            <w:vAlign w:val="center"/>
+          </w:tcPr>
+          <w:p>
+            <w:r>
+              <w:t>Moderate (3)</w:t>
+            </w:r>
+          </w:p>
+        </w:tc>
+        <w:tc>
+          <w:tcPr>
+            <w:tcW w:w="1204" w:type="dxa"/>
+            <w:vAlign w:val="center"/>
+          </w:tcPr>
+          <w:p>
+            <w:r>
+              <w:t>Minor (2)</w:t>
+            </w:r>
+          </w:p>
+        </w:tc>
+        <w:tc>
+          <w:tcPr>
+            <w:tcW w:w="878" w:type="dxa"/>
+            <w:vAlign w:val="center"/>
+          </w:tcPr>
+          <w:p>
+            <w:r>
+              <w:t>Medium</w:t>
+            </w:r>
+          </w:p>
+        </w:tc>
+        <w:tc>
+          <w:tcPr>
+            <w:tcW w:w="1432" w:type="dxa"/>
+            <w:vAlign w:val="center"/>
+          </w:tcPr>
+          <w:p>
+            <w:r>
+              <w:t>Mobile Application Team</w:t>
+            </w:r>
+          </w:p>
+        </w:tc>
+        <w:tc>
+          <w:tcPr>
+            <w:tcW w:w="1714" w:type="dxa"/>
+            <w:vAlign w:val="center"/>
+          </w:tcPr>
+          <w:p>
+            <w:r>
+              <w:t>Accept, support only recent OS versions</w:t>
+            </w:r>
+          </w:p>
+        </w:tc>
+        <w:tc>
+          <w:tcPr>
+            <w:tcW w:w="694" w:type="dxa"/>
+            <w:vAlign w:val="center"/>
+          </w:tcPr>
+          <w:p>
+            <w:r>
+              <w:t>Open</w:t>
+            </w:r>
+          </w:p>
+        </w:tc>
+      </w:tr>
+      <w:tr>
+        <w:tc>
+          <w:tcPr>
+            <w:tcW w:w="715" w:type="dxa"/>
+            <w:vAlign w:val="center"/>
+          </w:tcPr>
+          <w:p>
+            <w:r>
+              <w:t>R5</w:t>
+            </w:r>
+          </w:p>
+        </w:tc>
+        <w:tc>
+          <w:tcPr>
+            <w:tcW w:w="1628" w:type="dxa"/>
+            <w:vAlign w:val="center"/>
+          </w:tcPr>
+          <w:p>
+            <w:r>
+              <w:t>Payment integration delays</w:t>
+            </w:r>
+          </w:p>
+        </w:tc>
+        <w:tc>
+          <w:tcPr>
+            <w:tcW w:w="1085" w:type="dxa"/>
+            <w:vAlign w:val="center"/>
+          </w:tcPr>
+          <w:p>
+            <w:r>
+              <w:t>Moderate (3)</w:t>
+            </w:r>
+          </w:p>
+        </w:tc>
+        <w:tc>
+          <w:tcPr>
+            <w:tcW w:w="1204" w:type="dxa"/>
+            <w:vAlign w:val="center"/>
+          </w:tcPr>
+          <w:p>
+            <w:r>
+              <w:t>Moderate (3)</w:t>
+            </w:r>
+          </w:p>
+        </w:tc>
+        <w:tc>
+          <w:tcPr>
+            <w:tcW w:w="878" w:type="dxa"/>
+            <w:vAlign w:val="center"/>
+          </w:tcPr>
+          <w:p>
+            <w:r>
+              <w:t>Medium</w:t>
+            </w:r>
+          </w:p>
+        </w:tc>
+        <w:tc>
+          <w:tcPr>
+            <w:tcW w:w="1432" w:type="dxa"/>
+            <w:vAlign w:val="center"/>
+          </w:tcPr>
+          <w:p>
+            <w:r>
+              <w:t>Payment Integration Team</w:t>
+            </w:r>
+          </w:p>
+        </w:tc>
+        <w:tc>
+          <w:tcPr>
+            <w:tcW w:w="1714" w:type="dxa"/>
+            <w:vAlign w:val="center"/>
+          </w:tcPr>
+          <w:p>
+            <w:r>
+              <w:t>Mitigate, early prototype/spike</w:t>
+            </w:r>
+          </w:p>
+        </w:tc>
+        <w:tc>
+          <w:tcPr>
+            <w:tcW w:w="694" w:type="dxa"/>
+            <w:vAlign w:val="center"/>
+          </w:tcPr>
+          <w:p>
+            <w:r>
+              <w:t>Open</w:t>
+            </w:r>
+          </w:p>
+        </w:tc>
+      </w:tr>
+      <w:tr>
+        <w:tc>
+          <w:tcPr>
+            <w:tcW w:w="715" w:type="dxa"/>
+            <w:vAlign w:val="center"/>
+          </w:tcPr>
+          <w:p>
+            <w:r>
+              <w:t>R6</w:t>
+            </w:r>
+          </w:p>
+        </w:tc>
+        <w:tc>
+          <w:tcPr>
+            <w:tcW w:w="1628" w:type="dxa"/>
+            <w:vAlign w:val="center"/>
+          </w:tcPr>
+          <w:p>
+            <w:r>
+              <w:t>Operator Dashboard delayed by dependency</w:t>
+            </w:r>
+          </w:p>
+        </w:tc>
+        <w:tc>
+          <w:tcPr>
+            <w:tcW w:w="1085" w:type="dxa"/>
+            <w:vAlign w:val="center"/>
+          </w:tcPr>
+          <w:p>
+            <w:r>
+              <w:t>Moderate (3)</w:t>
+            </w:r>
+          </w:p>
+        </w:tc>
+        <w:tc>
+          <w:tcPr>
+            <w:tcW w:w="1204" w:type="dxa"/>
+            <w:vAlign w:val="center"/>
+          </w:tcPr>
+          <w:p>
+            <w:r>
+              <w:t>Major (4)</w:t>
+            </w:r>
+          </w:p>
+        </w:tc>
+        <w:tc>
+          <w:tcPr>
+            <w:tcW w:w="878" w:type="dxa"/>
+            <w:vAlign w:val="center"/>
+          </w:tcPr>
+          <w:p>
+            <w:r>
+              <w:t>High</w:t>
+            </w:r>
+          </w:p>
+        </w:tc>
+        <w:tc>
+          <w:tcPr>
+            <w:tcW w:w="1432" w:type="dxa"/>
+            <w:vAlign w:val="center"/>
+          </w:tcPr>
+          <w:p>
+            <w:r>
+              <w:t>Project Manager</w:t>
+            </w:r>
+          </w:p>
+        </w:tc>
+        <w:tc>
+          <w:tcPr>
+            <w:tcW w:w="1714" w:type="dxa"/>
+            <w:vAlign w:val="center"/>
+          </w:tcPr>
+          <w:p>
+            <w:r>
+              <w:t>Mitigate, parallelize work, add buffer</w:t>
+            </w:r>
+          </w:p>
+        </w:tc>
+        <w:tc>
+          <w:tcPr>
+            <w:tcW w:w="694" w:type="dxa"/>
+            <w:vAlign w:val="center"/>
+          </w:tcPr>
+          <w:p>
+            <w:r>
+              <w:t>Open</w:t>
+            </w:r>
+          </w:p>
+        </w:tc>
+      </w:tr>
+      <w:tr>
+        <w:tc>
+          <w:tcPr>
+            <w:tcW w:w="715" w:type="dxa"/>
+            <w:vAlign w:val="center"/>
+          </w:tcPr>
+          <w:p>
+            <w:r>
+              <w:t>R7</w:t>
+            </w:r>
+          </w:p>
+        </w:tc>
+        <w:tc>
+          <w:tcPr>
+            <w:tcW w:w="1628" w:type="dxa"/>
+            <w:vAlign w:val="center"/>
+          </w:tcPr>
+          <w:p>
+            <w:r>
+              <w:t>Testing uncovers bugs late</w:t>
+            </w:r>
+          </w:p>
+        </w:tc>
+        <w:tc>
+          <w:tcPr>
+            <w:tcW w:w="1085" w:type="dxa"/>
+            <w:vAlign w:val="center"/>
+          </w:tcPr>
+          <w:p>
+            <w:r>
+              <w:t>High (4)</w:t>
+            </w:r>
+          </w:p>
+        </w:tc>
+        <w:tc>
+          <w:tcPr>
+            <w:tcW w:w="1204" w:type="dxa"/>
+            <w:vAlign w:val="center"/>
+          </w:tcPr>
+          <w:p>
+            <w:r>
+              <w:t>Moderate (3)</w:t>
+            </w:r>
+          </w:p>
+        </w:tc>
+        <w:tc>
+          <w:tcPr>
+            <w:tcW w:w="878" w:type="dxa"/>
+            <w:vAlign w:val="center"/>
+          </w:tcPr>
+          <w:p>
+            <w:r>
+              <w:t>High</w:t>
+            </w:r>
+          </w:p>
+        </w:tc>
+        <w:tc>
+          <w:tcPr>
+            <w:tcW w:w="1432" w:type="dxa"/>
+            <w:vAlign w:val="center"/>
+          </w:tcPr>
+          <w:p>
+            <w:r>
+              <w:t>QA &amp; Testing Team</w:t>
+            </w:r>
+          </w:p>
+        </w:tc>
+        <w:tc>
+          <w:tcPr>
+            <w:tcW w:w="1714" w:type="dxa"/>
+            <w:vAlign w:val="center"/>
+          </w:tcPr>
+          <w:p>
+            <w:r>
+              <w:t>Accept, build schedule buffer</w:t>
+            </w:r>
+          </w:p>
+        </w:tc>
+        <w:tc>
+          <w:tcPr>
+            <w:tcW w:w="694" w:type="dxa"/>
+            <w:vAlign w:val="center"/>
+          </w:tcPr>
+          <w:p>
+            <w:r>
+              <w:t>Open</w:t>
+            </w:r>
+          </w:p>
+        </w:tc>
+      </w:tr>
+      <w:tr>
+        <w:tc>
+          <w:tcPr>
+            <w:tcW w:w="715" w:type="dxa"/>
+            <w:vAlign w:val="center"/>
+          </w:tcPr>
+          <w:p>
+            <w:r>
+              <w:t>R8</w:t>
+            </w:r>
+          </w:p>
+        </w:tc>
+        <w:tc>
+          <w:tcPr>
+            <w:tcW w:w="1628" w:type="dxa"/>
+            <w:vAlign w:val="center"/>
+          </w:tcPr>
+          <w:p>
+            <w:r>
+              <w:t>Scope creep from stakeholder requests</w:t>
+            </w:r>
+          </w:p>
+        </w:tc>
+        <w:tc>
+          <w:tcPr>
+            <w:tcW w:w="1085" w:type="dxa"/>
+            <w:vAlign w:val="center"/>
+          </w:tcPr>
+          <w:p>
+            <w:r>
+              <w:t>Moderate (3)</w:t>
+            </w:r>
+          </w:p>
+        </w:tc>
+        <w:tc>
+          <w:tcPr>
+            <w:tcW w:w="1204" w:type="dxa"/>
+            <w:vAlign w:val="center"/>
+          </w:tcPr>
+          <w:p>
+            <w:r>
+              <w:t>Moderate (3)</w:t>
+            </w:r>
+          </w:p>
+        </w:tc>
+        <w:tc>
+          <w:tcPr>
+            <w:tcW w:w="878" w:type="dxa"/>
+            <w:vAlign w:val="center"/>
+          </w:tcPr>
+          <w:p>
+            <w:r>
+              <w:t>Medium</w:t>
+            </w:r>
+          </w:p>
+        </w:tc>
+        <w:tc>
+          <w:tcPr>
+            <w:tcW w:w="1432" w:type="dxa"/>
+            <w:vAlign w:val="center"/>
+          </w:tcPr>
+          <w:p>
+            <w:r>
+              <w:t>Project Manager</w:t>
+            </w:r>
+          </w:p>
+        </w:tc>
+        <w:tc>
+          <w:tcPr>
+            <w:tcW w:w="1714" w:type="dxa"/>
+            <w:vAlign w:val="center"/>
+          </w:tcPr>
+          <w:p>
+            <w:r>
+              <w:t>Mitigate, change control process</w:t>
+            </w:r>
+          </w:p>
+        </w:tc>
+        <w:tc>
+          <w:tcPr>
+            <w:tcW w:w="694" w:type="dxa"/>
+            <w:vAlign w:val="center"/>
+          </w:tcPr>
+          <w:p>
+            <w:r>
+              <w:t>Open</w:t>
+            </w:r>
+          </w:p>
+        </w:tc>
+      </w:tr>
+      <w:tr>
+        <w:tc>
+          <w:tcPr>
+            <w:tcW w:w="715" w:type="dxa"/>
+            <w:vAlign w:val="center"/>
+          </w:tcPr>
+          <w:p>
+            <w:r>
+              <w:t>R9</w:t>
+            </w:r>
+          </w:p>
+        </w:tc>
+        <w:tc>
+          <w:tcPr>
+            <w:tcW w:w="1628" w:type="dxa"/>
+            <w:vAlign w:val="center"/>
+          </w:tcPr>
+          <w:p>
+            <w:r>
+              <w:t>Third-party API costs exceed assumptions</w:t>
+            </w:r>
+          </w:p>
+        </w:tc>
+        <w:tc>
+          <w:tcPr>
+            <w:tcW w:w="1085" w:type="dxa"/>
+            <w:vAlign w:val="center"/>
+          </w:tcPr>
+          <w:p>
+            <w:r>
+              <w:t>Low (2)</w:t>
+            </w:r>
+          </w:p>
+        </w:tc>
+        <w:tc>
+          <w:tcPr>
+            <w:tcW w:w="1204" w:type="dxa"/>
+            <w:vAlign w:val="center"/>
+          </w:tcPr>
+          <w:p>
+            <w:r>
+              <w:t>Moderate (3)</w:t>
+            </w:r>
+          </w:p>
+        </w:tc>
+        <w:tc>
+          <w:tcPr>
+            <w:tcW w:w="878" w:type="dxa"/>
+            <w:vAlign w:val="center"/>
+          </w:tcPr>
+          <w:p>
+            <w:r>
+              <w:t>Medium</w:t>
+            </w:r>
+          </w:p>
+        </w:tc>
+        <w:tc>
+          <w:tcPr>
+            <w:tcW w:w="1432" w:type="dxa"/>
+            <w:vAlign w:val="center"/>
+          </w:tcPr>
+          <w:p>
+            <w:r>
+              <w:t>Finance/Billing Personnel</w:t>
+            </w:r>
+          </w:p>
+        </w:tc>
+        <w:tc>
+          <w:tcPr>
+            <w:tcW w:w="1714" w:type="dxa"/>
+            <w:vAlign w:val="center"/>
+          </w:tcPr>
+          <w:p>
+            <w:r>
+              <w:t>Accept</w:t>
+            </w:r>
+          </w:p>
+        </w:tc>
+        <w:tc>
+          <w:tcPr>
+            <w:tcW w:w="694" w:type="dxa"/>
+            <w:vAlign w:val="center"/>
+          </w:tcPr>
+          <w:p>
+            <w:r>
+              <w:t>Open</w:t>
+            </w:r>
+          </w:p>
+        </w:tc>
+      </w:tr>
+      <w:tr>
+        <w:trPr>
+          <w:cantSplit/>
+        </w:trPr>
+        <w:tc>
+          <w:tcPr>
+            <w:tcW w:w="715" w:type="dxa"/>
+            <w:vAlign w:val="center"/>
+          </w:tcPr>
+          <w:p>
+            <w:r>
+              <w:t>R10</w:t>
+            </w:r>
+          </w:p>
+        </w:tc>
+        <w:tc>
+          <w:tcPr>
+            <w:tcW w:w="1628" w:type="dxa"/>
+            <w:vAlign w:val="center"/>
+          </w:tcPr>
+          <w:p>
+            <w:r>
+              <w:t>Additional QA resourcing needed</w:t>
+            </w:r>
+          </w:p>
+        </w:tc>
+        <w:tc>
+          <w:tcPr>
+            <w:tcW w:w="1085" w:type="dxa"/>
+            <w:vAlign w:val="center"/>
+          </w:tcPr>
+          <w:p>
+            <w:r>
+              <w:t>Moderate (3)</w:t>
+            </w:r>
+          </w:p>
+        </w:tc>
+        <w:tc>
+          <w:tcPr>
+            <w:tcW w:w="1204" w:type="dxa"/>
+            <w:vAlign w:val="center"/>
+          </w:tcPr>
+          <w:p>
+            <w:r>
+              <w:t>Minor (2)</w:t>
+            </w:r>
+          </w:p>
+        </w:tc>
+        <w:tc>
+          <w:tcPr>
+            <w:tcW w:w="878" w:type="dxa"/>
+            <w:vAlign w:val="center"/>
+          </w:tcPr>
+          <w:p>
+            <w:r>
+              <w:t>Medium</w:t>
+            </w:r>
+          </w:p>
+        </w:tc>
+        <w:tc>
+          <w:tcPr>
+            <w:tcW w:w="1432" w:type="dxa"/>
+            <w:vAlign w:val="center"/>
+          </w:tcPr>
+          <w:p>
+            <w:r>
+              <w:t>Project Manager</w:t>
+            </w:r>
+          </w:p>
+        </w:tc>
+        <w:tc>
+          <w:tcPr>
+            <w:tcW w:w="1714" w:type="dxa"/>
+            <w:vAlign w:val="center"/>
+          </w:tcPr>
+          <w:p>
+            <w:r>
+              <w:t>Accept</w:t>
+            </w:r>
+          </w:p>
+        </w:tc>
+        <w:tc>
+          <w:tcPr>
+            <w:tcW w:w="694" w:type="dxa"/>
+            <w:vAlign w:val="center"/>
+          </w:tcPr>
+          <w:p>
+            <w:r>
+              <w:t>Open</w:t>
+            </w:r>
+          </w:p>
+        </w:tc>
+      </w:tr>
+      <w:tr>
+        <w:trPr>
+          <w:cantSplit/>
+        </w:trPr>
+        <w:tc>
+          <w:tcPr>
+            <w:tcW w:w="715" w:type="dxa"/>
+            <w:vAlign w:val="center"/>
+          </w:tcPr>
+          <w:p>
+            <w:r>
+              <w:lastRenderedPageBreak/>
+              <w:t>R11</w:t>
+            </w:r>
+          </w:p>
+        </w:tc>
+        <w:tc>
+          <w:tcPr>
+            <w:tcW w:w="1628" w:type="dxa"/>
+            <w:vAlign w:val="center"/>
+          </w:tcPr>
+          <w:p>
+            <w:r>
+              <w:t>Key developer leaves mid-project</w:t>
+            </w:r>
+          </w:p>
+        </w:tc>
+        <w:tc>
+          <w:tcPr>
+            <w:tcW w:w="1085" w:type="dxa"/>
+            <w:vAlign w:val="center"/>
+          </w:tcPr>
+          <w:p>
+            <w:r>
+              <w:t>Low (2)</w:t>
+            </w:r>
+          </w:p>
+        </w:tc>
+        <w:tc>
+          <w:tcPr>
+            <w:tcW w:w="1204" w:type="dxa"/>
+            <w:vAlign w:val="center"/>
+          </w:tcPr>
+          <w:p>
+            <w:r>
+              <w:t>Major (4)</w:t>
+            </w:r>
+          </w:p>
+        </w:tc>
+        <w:tc>
+          <w:tcPr>
+            <w:tcW w:w="878" w:type="dxa"/>
+            <w:vAlign w:val="center"/>
+          </w:tcPr>
+          <w:p>
+            <w:r>
+              <w:t>Medium</w:t>
+            </w:r>
+          </w:p>
+        </w:tc>
+        <w:tc>
+          <w:tcPr>
+            <w:tcW w:w="1432" w:type="dxa"/>
+            <w:vAlign w:val="center"/>
+          </w:tcPr>
+          <w:p>
+            <w:r>
+              <w:t>Project Manager</w:t>
+            </w:r>
+          </w:p>
+        </w:tc>
+        <w:tc>
+          <w:tcPr>
+            <w:tcW w:w="1714" w:type="dxa"/>
+            <w:vAlign w:val="center"/>
+          </w:tcPr>
+          <w:p>
+            <w:r>
+              <w:t>Mitigate, cross-training, documentation</w:t>
+            </w:r>
+          </w:p>
+        </w:tc>
+        <w:tc>
+          <w:tcPr>
+            <w:tcW w:w="694" w:type="dxa"/>
+            <w:vAlign w:val="center"/>
+          </w:tcPr>
+          <w:p>
+            <w:r>
+              <w:t>Open</w:t>
+            </w:r>
+          </w:p>
+        </w:tc>
+      </w:tr>
+      <w:tr>
+        <w:tc>
+          <w:tcPr>
+            <w:tcW w:w="715" w:type="dxa"/>
+            <w:vAlign w:val="center"/>
+          </w:tcPr>
+          <w:p>
+            <w:r>
+              <w:t>R12</w:t>
+            </w:r>
+          </w:p>
+        </w:tc>
+        <w:tc>
+          <w:tcPr>
+            <w:tcW w:w="1628" w:type="dxa"/>
+            <w:vAlign w:val="center"/>
+          </w:tcPr>
+          <w:p>
+            <w:r>
+              <w:t>Miscommunication between teams</w:t>
+            </w:r>
+          </w:p>
+        </w:tc>
+        <w:tc>
+          <w:tcPr>
+            <w:tcW w:w="1085" w:type="dxa"/>
+            <w:vAlign w:val="center"/>
+          </w:tcPr>
+          <w:p>
+            <w:r>
+              <w:t>Moderate (3)</w:t>
+            </w:r>
+          </w:p>
+        </w:tc>
+        <w:tc>
+          <w:tcPr>
+            <w:tcW w:w="1204" w:type="dxa"/>
+            <w:vAlign w:val="center"/>
+          </w:tcPr>
+          <w:p>
+            <w:r>
+              <w:t>Moderate (3)</w:t>
+            </w:r>
+          </w:p>
+        </w:tc>
+        <w:tc>
+          <w:tcPr>
+            <w:tcW w:w="878" w:type="dxa"/>
+            <w:vAlign w:val="center"/>
+          </w:tcPr>
+          <w:p>
+            <w:r>
+              <w:t>Medium</w:t>
+            </w:r>
+          </w:p>
+        </w:tc>
+        <w:tc>
+          <w:tcPr>
+            <w:tcW w:w="1432" w:type="dxa"/>
+            <w:vAlign w:val="center"/>
+          </w:tcPr>
+          <w:p>
+            <w:r>
+              <w:t>Project Manager</w:t>
+            </w:r>
+          </w:p>
+        </w:tc>
+        <w:tc>
+          <w:tcPr>
+            <w:tcW w:w="1714" w:type="dxa"/>
+            <w:vAlign w:val="center"/>
+          </w:tcPr>
+          <w:p>
+            <w:r>
+              <w:t>Mitigate, regular cross-team syncs</w:t>
+            </w:r>
+          </w:p>
+        </w:tc>
+        <w:tc>
+          <w:tcPr>
+            <w:tcW w:w="694" w:type="dxa"/>
+            <w:vAlign w:val="center"/>
+          </w:tcPr>
+          <w:p>
+            <w:r>
+              <w:t>Open</w:t>
+            </w:r>
+          </w:p>
+        </w:tc>
+      </w:tr>
+    </w:tbl>
+    <w:p/>
+    <w:p>
+      <w:pPr>
+        <w:rPr>
+          <w:b/>
+          <w:bCs/>
+        </w:rPr>
+      </w:pPr>
+      <w:r>
+        <w:rPr>
+          <w:b/>
+          <w:bCs/>
+        </w:rPr>
+        <w:t>Communication Plan</w:t>
+      </w:r>
+      <w:r>
+        <w:rPr>
+          <w:b/>
+          <w:bCs/>
+        </w:rPr>
+        <w:t>:</w:t>
+      </w:r>
+    </w:p>
+    <w:p>
+      <w:r>
+        <w:t>Meeting Cadence</w:t>
+      </w:r>
+      <w:r>
+        <w:t>:</w:t>
+      </w:r>
+    </w:p>
+    <w:p>
+      <w:pPr>
+        <w:pStyle w:val="ListParagraph"/>
+        <w:numPr>
+          <w:ilvl w:val="0"/>
+          <w:numId w:val="26"/>
+        </w:numPr>
+      </w:pPr>
+      <w:r>
+        <w:t>Daily stand-up (15 min) within each dev team (Mobile, Web, Backend/API, Mapping, Payment Integration, QA) for quick status sync</w:t>
+      </w:r>
+    </w:p>
+    <w:p>
+      <w:pPr>
+        <w:pStyle w:val="ListParagraph"/>
+        <w:numPr>
+          <w:ilvl w:val="0"/>
+          <w:numId w:val="26"/>
+        </w:numPr>
+      </w:pPr>
+      <w:r>
+        <w:t>Weekly cross-team sync</w:t>
+      </w:r>
+      <w:r>
+        <w:t xml:space="preserve"> -</w:t>
+      </w:r>
+      <w:r>
+        <w:t xml:space="preserve"> leads from each team align on dependencies and blockers</w:t>
+      </w:r>
+    </w:p>
+    <w:p>
+      <w:pPr>
+        <w:pStyle w:val="ListParagraph"/>
+        <w:numPr>
+          <w:ilvl w:val="0"/>
+          <w:numId w:val="26"/>
+        </w:numPr>
+      </w:pPr>
+      <w:r>
+        <w:t xml:space="preserve">Biweekly stakeholder check-in </w:t>
+      </w:r>
+      <w:r>
+        <w:t>-</w:t>
+      </w:r>
+      <w:r>
+        <w:t xml:space="preserve"> parking operators and city transportation reps get a progress update</w:t>
+      </w:r>
+    </w:p>
+    <w:p>
+      <w:pPr>
+        <w:pStyle w:val="ListParagraph"/>
+        <w:numPr>
+          <w:ilvl w:val="0"/>
+          <w:numId w:val="26"/>
+        </w:numPr>
+      </w:pPr>
+      <w:r>
+        <w:t xml:space="preserve">Monthly sprint review </w:t>
+      </w:r>
+      <w:r>
+        <w:t>-</w:t>
+      </w:r>
+      <w:r>
+        <w:t xml:space="preserve"> full stakeholder-facing meeting covering the big picture</w:t>
+      </w:r>
+    </w:p>
+    <w:p>
+      <w:r>
+        <w:t>Reporting Methods</w:t>
+      </w:r>
+      <w:r>
+        <w:t>:</w:t>
+      </w:r>
+    </w:p>
+    <w:p>
+      <w:pPr>
+        <w:pStyle w:val="ListParagraph"/>
+        <w:numPr>
+          <w:ilvl w:val="0"/>
+          <w:numId w:val="27"/>
+        </w:numPr>
+      </w:pPr>
+      <w:r>
+        <w:t xml:space="preserve">Executives and city stakeholders get high-level dashboards and metrics </w:t>
+      </w:r>
+      <w:r>
+        <w:t>-</w:t>
+      </w:r>
+      <w:r>
+        <w:t xml:space="preserve"> occupancy stats, timeline status, not implementation detail</w:t>
+      </w:r>
+    </w:p>
+    <w:p>
+      <w:pPr>
+        <w:pStyle w:val="ListParagraph"/>
+        <w:numPr>
+          <w:ilvl w:val="0"/>
+          <w:numId w:val="27"/>
+        </w:numPr>
+      </w:pPr>
+      <w:r>
+        <w:t>Dev teams track detailed task-level progress through the Trello board already set up for the project</w:t>
+      </w:r>
+    </w:p>
+    <w:p>
+      <w:pPr>
+        <w:pStyle w:val="ListParagraph"/>
+        <w:numPr>
+          <w:ilvl w:val="0"/>
+          <w:numId w:val="27"/>
+        </w:numPr>
+      </w:pPr>
+      <w:r>
+        <w:t>Operators and finance personnel get periodic usage/financial reports, generated through the platform's own reporting feature</w:t>
+      </w:r>
+    </w:p>
+    <w:p/>
     <w:sectPr>
       <w:headerReference w:type="default" r:id="rId10"/>
       <w:footerReference w:type="default" r:id="rId11"/>
@@ -5054,6 +6167,119 @@
     </w:lvl>
   </w:abstractNum>
   <w:abstractNum w:abstractNumId="13" w15:restartNumberingAfterBreak="0">
+    <w:nsid w:val="3DD95F40"/>
+    <w:multiLevelType w:val="hybridMultilevel"/>
+    <w:tmpl w:val="C36A2E30"/>
+    <w:lvl w:ilvl="0" w:tplc="04090001">
+      <w:start w:val="1"/>
+      <w:numFmt w:val="bullet"/>
+      <w:lvlText w:val=""/>
+      <w:lvlJc w:val="left"/>
+      <w:pPr>
+        <w:ind w:left="720" w:hanging="360"/>
+      </w:pPr>
+      <w:rPr>
+        <w:rFonts w:ascii="Symbol" w:hAnsi="Symbol" w:hint="default"/>
+      </w:rPr>
+    </w:lvl>
+    <w:lvl w:ilvl="1" w:tplc="04090003" w:tentative="1">
+      <w:start w:val="1"/>
+      <w:numFmt w:val="bullet"/>
+      <w:lvlText w:val="o"/>
+      <w:lvlJc w:val="left"/>
+      <w:pPr>
+        <w:ind w:left="1440" w:hanging="360"/>
+      </w:pPr>
+      <w:rPr>
+        <w:rFonts w:ascii="Courier New" w:hAnsi="Courier New" w:cs="Courier New" w:hint="default"/>
+      </w:rPr>
+    </w:lvl>
+    <w:lvl w:ilvl="2" w:tplc="04090005" w:tentative="1">
+      <w:start w:val="1"/>
+      <w:numFmt w:val="bullet"/>
+      <w:lvlText w:val=""/>
+      <w:lvlJc w:val="left"/>
+      <w:pPr>
+        <w:ind w:left="2160" w:hanging="360"/>
+      </w:pPr>
+      <w:rPr>
+        <w:rFonts w:ascii="Wingdings" w:hAnsi="Wingdings" w:hint="default"/>
+      </w:rPr>
+    </w:lvl>
+    <w:lvl w:ilvl="3" w:tplc="04090001" w:tentative="1">
+      <w:start w:val="1"/>
+      <w:numFmt w:val="bullet"/>
+      <w:lvlText w:val=""/>
+      <w:lvlJc w:val="left"/>
+      <w:pPr>
+        <w:ind w:left="2880" w:hanging="360"/>
+      </w:pPr>
+      <w:rPr>
+        <w:rFonts w:ascii="Symbol" w:hAnsi="Symbol" w:hint="default"/>
+      </w:rPr>
+    </w:lvl>
+    <w:lvl w:ilvl="4" w:tplc="04090003" w:tentative="1">
+      <w:start w:val="1"/>
+      <w:numFmt w:val="bullet"/>
+      <w:lvlText w:val="o"/>
+      <w:lvlJc w:val="left"/>
+      <w:pPr>
+        <w:ind w:left="3600" w:hanging="360"/>
+      </w:pPr>
+      <w:rPr>
+        <w:rFonts w:ascii="Courier New" w:hAnsi="Courier New" w:cs="Courier New" w:hint="default"/>
+      </w:rPr>
+    </w:lvl>
+    <w:lvl w:ilvl="5" w:tplc="04090005" w:tentative="1">
+      <w:start w:val="1"/>
+      <w:numFmt w:val="bullet"/>
+      <w:lvlText w:val=""/>
+      <w:lvlJc w:val="left"/>
+      <w:pPr>
+        <w:ind w:left="4320" w:hanging="360"/>
+      </w:pPr>
+      <w:rPr>
+        <w:rFonts w:ascii="Wingdings" w:hAnsi="Wingdings" w:hint="default"/>
+      </w:rPr>
+    </w:lvl>
+    <w:lvl w:ilvl="6" w:tplc="04090001" w:tentative="1">
+      <w:start w:val="1"/>
+      <w:numFmt w:val="bullet"/>
+      <w:lvlText w:val=""/>
+      <w:lvlJc w:val="left"/>
+      <w:pPr>
+        <w:ind w:left="5040" w:hanging="360"/>
+      </w:pPr>
+      <w:rPr>
+        <w:rFonts w:ascii="Symbol" w:hAnsi="Symbol" w:hint="default"/>
+      </w:rPr>
+    </w:lvl>
+    <w:lvl w:ilvl="7" w:tplc="04090003" w:tentative="1">
+      <w:start w:val="1"/>
+      <w:numFmt w:val="bullet"/>
+      <w:lvlText w:val="o"/>
+      <w:lvlJc w:val="left"/>
+      <w:pPr>
+        <w:ind w:left="5760" w:hanging="360"/>
+      </w:pPr>
+      <w:rPr>
+        <w:rFonts w:ascii="Courier New" w:hAnsi="Courier New" w:cs="Courier New" w:hint="default"/>
+      </w:rPr>
+    </w:lvl>
+    <w:lvl w:ilvl="8" w:tplc="04090005" w:tentative="1">
+      <w:start w:val="1"/>
+      <w:numFmt w:val="bullet"/>
+      <w:lvlText w:val=""/>
+      <w:lvlJc w:val="left"/>
+      <w:pPr>
+        <w:ind w:left="6480" w:hanging="360"/>
+      </w:pPr>
+      <w:rPr>
+        <w:rFonts w:ascii="Wingdings" w:hAnsi="Wingdings" w:hint="default"/>
+      </w:rPr>
+    </w:lvl>
+  </w:abstractNum>
+  <w:abstractNum w:abstractNumId="14" w15:restartNumberingAfterBreak="0">
     <w:nsid w:val="44187EC9"/>
     <w:multiLevelType w:val="multilevel"/>
     <w:tmpl w:val="7D0007CA"/>
@@ -5202,7 +6428,7 @@
       </w:rPr>
     </w:lvl>
   </w:abstractNum>
-  <w:abstractNum w:abstractNumId="14" w15:restartNumberingAfterBreak="0">
+  <w:abstractNum w:abstractNumId="15" w15:restartNumberingAfterBreak="0">
     <w:nsid w:val="448272AC"/>
     <w:multiLevelType w:val="hybridMultilevel"/>
     <w:tmpl w:val="CA1E90CA"/>
@@ -5291,7 +6517,7 @@
       </w:pPr>
     </w:lvl>
   </w:abstractNum>
-  <w:abstractNum w:abstractNumId="15" w15:restartNumberingAfterBreak="0">
+  <w:abstractNum w:abstractNumId="16" w15:restartNumberingAfterBreak="0">
     <w:nsid w:val="51840220"/>
     <w:multiLevelType w:val="multilevel"/>
     <w:tmpl w:val="5F2EEFF6"/>
@@ -5440,7 +6666,7 @@
       </w:rPr>
     </w:lvl>
   </w:abstractNum>
-  <w:abstractNum w:abstractNumId="16" w15:restartNumberingAfterBreak="0">
+  <w:abstractNum w:abstractNumId="17" w15:restartNumberingAfterBreak="0">
     <w:nsid w:val="56E43A6F"/>
     <w:multiLevelType w:val="multilevel"/>
     <w:tmpl w:val="04D80D9A"/>
@@ -5553,7 +6779,7 @@
       </w:pPr>
     </w:lvl>
   </w:abstractNum>
-  <w:abstractNum w:abstractNumId="17" w15:restartNumberingAfterBreak="0">
+  <w:abstractNum w:abstractNumId="18" w15:restartNumberingAfterBreak="0">
     <w:nsid w:val="57005FEE"/>
     <w:multiLevelType w:val="hybridMultilevel"/>
     <w:tmpl w:val="126650A0"/>
@@ -5666,7 +6892,120 @@
       </w:rPr>
     </w:lvl>
   </w:abstractNum>
-  <w:abstractNum w:abstractNumId="18" w15:restartNumberingAfterBreak="0">
+  <w:abstractNum w:abstractNumId="19" w15:restartNumberingAfterBreak="0">
+    <w:nsid w:val="637846BB"/>
+    <w:multiLevelType w:val="hybridMultilevel"/>
+    <w:tmpl w:val="831683EC"/>
+    <w:lvl w:ilvl="0" w:tplc="04090001">
+      <w:start w:val="1"/>
+      <w:numFmt w:val="bullet"/>
+      <w:lvlText w:val=""/>
+      <w:lvlJc w:val="left"/>
+      <w:pPr>
+        <w:ind w:left="720" w:hanging="360"/>
+      </w:pPr>
+      <w:rPr>
+        <w:rFonts w:ascii="Symbol" w:hAnsi="Symbol" w:hint="default"/>
+      </w:rPr>
+    </w:lvl>
+    <w:lvl w:ilvl="1" w:tplc="04090003" w:tentative="1">
+      <w:start w:val="1"/>
+      <w:numFmt w:val="bullet"/>
+      <w:lvlText w:val="o"/>
+      <w:lvlJc w:val="left"/>
+      <w:pPr>
+        <w:ind w:left="1440" w:hanging="360"/>
+      </w:pPr>
+      <w:rPr>
+        <w:rFonts w:ascii="Courier New" w:hAnsi="Courier New" w:cs="Courier New" w:hint="default"/>
+      </w:rPr>
+    </w:lvl>
+    <w:lvl w:ilvl="2" w:tplc="04090005" w:tentative="1">
+      <w:start w:val="1"/>
+      <w:numFmt w:val="bullet"/>
+      <w:lvlText w:val=""/>
+      <w:lvlJc w:val="left"/>
+      <w:pPr>
+        <w:ind w:left="2160" w:hanging="360"/>
+      </w:pPr>
+      <w:rPr>
+        <w:rFonts w:ascii="Wingdings" w:hAnsi="Wingdings" w:hint="default"/>
+      </w:rPr>
+    </w:lvl>
+    <w:lvl w:ilvl="3" w:tplc="04090001" w:tentative="1">
+      <w:start w:val="1"/>
+      <w:numFmt w:val="bullet"/>
+      <w:lvlText w:val=""/>
+      <w:lvlJc w:val="left"/>
+      <w:pPr>
+        <w:ind w:left="2880" w:hanging="360"/>
+      </w:pPr>
+      <w:rPr>
+        <w:rFonts w:ascii="Symbol" w:hAnsi="Symbol" w:hint="default"/>
+      </w:rPr>
+    </w:lvl>
+    <w:lvl w:ilvl="4" w:tplc="04090003" w:tentative="1">
+      <w:start w:val="1"/>
+      <w:numFmt w:val="bullet"/>
+      <w:lvlText w:val="o"/>
+      <w:lvlJc w:val="left"/>
+      <w:pPr>
+        <w:ind w:left="3600" w:hanging="360"/>
+      </w:pPr>
+      <w:rPr>
+        <w:rFonts w:ascii="Courier New" w:hAnsi="Courier New" w:cs="Courier New" w:hint="default"/>
+      </w:rPr>
+    </w:lvl>
+    <w:lvl w:ilvl="5" w:tplc="04090005" w:tentative="1">
+      <w:start w:val="1"/>
+      <w:numFmt w:val="bullet"/>
+      <w:lvlText w:val=""/>
+      <w:lvlJc w:val="left"/>
+      <w:pPr>
+        <w:ind w:left="4320" w:hanging="360"/>
+      </w:pPr>
+      <w:rPr>
+        <w:rFonts w:ascii="Wingdings" w:hAnsi="Wingdings" w:hint="default"/>
+      </w:rPr>
+    </w:lvl>
+    <w:lvl w:ilvl="6" w:tplc="04090001" w:tentative="1">
+      <w:start w:val="1"/>
+      <w:numFmt w:val="bullet"/>
+      <w:lvlText w:val=""/>
+      <w:lvlJc w:val="left"/>
+      <w:pPr>
+        <w:ind w:left="5040" w:hanging="360"/>
+      </w:pPr>
+      <w:rPr>
+        <w:rFonts w:ascii="Symbol" w:hAnsi="Symbol" w:hint="default"/>
+      </w:rPr>
+    </w:lvl>
+    <w:lvl w:ilvl="7" w:tplc="04090003" w:tentative="1">
+      <w:start w:val="1"/>
+      <w:numFmt w:val="bullet"/>
+      <w:lvlText w:val="o"/>
+      <w:lvlJc w:val="left"/>
+      <w:pPr>
+        <w:ind w:left="5760" w:hanging="360"/>
+      </w:pPr>
+      <w:rPr>
+        <w:rFonts w:ascii="Courier New" w:hAnsi="Courier New" w:cs="Courier New" w:hint="default"/>
+      </w:rPr>
+    </w:lvl>
+    <w:lvl w:ilvl="8" w:tplc="04090005" w:tentative="1">
+      <w:start w:val="1"/>
+      <w:numFmt w:val="bullet"/>
+      <w:lvlText w:val=""/>
+      <w:lvlJc w:val="left"/>
+      <w:pPr>
+        <w:ind w:left="6480" w:hanging="360"/>
+      </w:pPr>
+      <w:rPr>
+        <w:rFonts w:ascii="Wingdings" w:hAnsi="Wingdings" w:hint="default"/>
+      </w:rPr>
+    </w:lvl>
+  </w:abstractNum>
+  <w:abstractNum w:abstractNumId="20" w15:restartNumberingAfterBreak="0">
     <w:nsid w:val="678A5900"/>
     <w:multiLevelType w:val="multilevel"/>
     <w:tmpl w:val="0409001F"/>
@@ -5752,7 +7091,7 @@
       </w:pPr>
     </w:lvl>
   </w:abstractNum>
-  <w:abstractNum w:abstractNumId="19" w15:restartNumberingAfterBreak="0">
+  <w:abstractNum w:abstractNumId="21" w15:restartNumberingAfterBreak="0">
     <w:nsid w:val="69C03208"/>
     <w:multiLevelType w:val="hybridMultilevel"/>
     <w:tmpl w:val="9132CFC4"/>
@@ -5865,7 +7204,7 @@
       </w:rPr>
     </w:lvl>
   </w:abstractNum>
-  <w:abstractNum w:abstractNumId="20" w15:restartNumberingAfterBreak="0">
+  <w:abstractNum w:abstractNumId="22" w15:restartNumberingAfterBreak="0">
     <w:nsid w:val="6DD43302"/>
     <w:multiLevelType w:val="multilevel"/>
     <w:tmpl w:val="18EC65DA"/>
@@ -6014,7 +7353,7 @@
       </w:rPr>
     </w:lvl>
   </w:abstractNum>
-  <w:abstractNum w:abstractNumId="21" w15:restartNumberingAfterBreak="0">
+  <w:abstractNum w:abstractNumId="23" w15:restartNumberingAfterBreak="0">
     <w:nsid w:val="70361041"/>
     <w:multiLevelType w:val="hybridMultilevel"/>
     <w:tmpl w:val="8000FED0"/>
@@ -6127,7 +7466,7 @@
       </w:rPr>
     </w:lvl>
   </w:abstractNum>
-  <w:abstractNum w:abstractNumId="22" w15:restartNumberingAfterBreak="0">
+  <w:abstractNum w:abstractNumId="24" w15:restartNumberingAfterBreak="0">
     <w:nsid w:val="7131279A"/>
     <w:multiLevelType w:val="multilevel"/>
     <w:tmpl w:val="F96E9624"/>
@@ -6276,7 +7615,7 @@
       </w:rPr>
     </w:lvl>
   </w:abstractNum>
-  <w:abstractNum w:abstractNumId="23" w15:restartNumberingAfterBreak="0">
+  <w:abstractNum w:abstractNumId="25" w15:restartNumberingAfterBreak="0">
     <w:nsid w:val="733471C8"/>
     <w:multiLevelType w:val="multilevel"/>
     <w:tmpl w:val="BB2E890A"/>
@@ -6425,7 +7764,7 @@
       </w:rPr>
     </w:lvl>
   </w:abstractNum>
-  <w:abstractNum w:abstractNumId="24" w15:restartNumberingAfterBreak="0">
+  <w:abstractNum w:abstractNumId="26" w15:restartNumberingAfterBreak="0">
     <w:nsid w:val="74B06229"/>
     <w:multiLevelType w:val="multilevel"/>
     <w:tmpl w:val="371A5F1E"/>
@@ -6587,40 +7926,40 @@
     <w:abstractNumId w:val="1"/>
   </w:num>
   <w:num w:numId="4" w16cid:durableId="1440683765">
-    <w:abstractNumId w:val="19"/>
+    <w:abstractNumId w:val="21"/>
   </w:num>
   <w:num w:numId="5" w16cid:durableId="399792329">
-    <w:abstractNumId w:val="18"/>
+    <w:abstractNumId w:val="20"/>
   </w:num>
   <w:num w:numId="6" w16cid:durableId="541601490">
-    <w:abstractNumId w:val="14"/>
+    <w:abstractNumId w:val="15"/>
   </w:num>
   <w:num w:numId="7" w16cid:durableId="1923100429">
     <w:abstractNumId w:val="7"/>
   </w:num>
   <w:num w:numId="8" w16cid:durableId="473301318">
-    <w:abstractNumId w:val="13"/>
+    <w:abstractNumId w:val="14"/>
   </w:num>
   <w:num w:numId="9" w16cid:durableId="2102950809">
     <w:abstractNumId w:val="5"/>
   </w:num>
   <w:num w:numId="10" w16cid:durableId="1601063379">
-    <w:abstractNumId w:val="23"/>
+    <w:abstractNumId w:val="25"/>
   </w:num>
   <w:num w:numId="11" w16cid:durableId="1041826798">
-    <w:abstractNumId w:val="24"/>
+    <w:abstractNumId w:val="26"/>
   </w:num>
   <w:num w:numId="12" w16cid:durableId="1155688154">
-    <w:abstractNumId w:val="22"/>
+    <w:abstractNumId w:val="24"/>
   </w:num>
   <w:num w:numId="13" w16cid:durableId="1359693981">
     <w:abstractNumId w:val="0"/>
   </w:num>
   <w:num w:numId="14" w16cid:durableId="1509829896">
-    <w:abstractNumId w:val="20"/>
+    <w:abstractNumId w:val="22"/>
   </w:num>
   <w:num w:numId="15" w16cid:durableId="696271737">
-    <w:abstractNumId w:val="15"/>
+    <w:abstractNumId w:val="16"/>
   </w:num>
   <w:num w:numId="16" w16cid:durableId="2107186431">
     <w:abstractNumId w:val="12"/>
@@ -6638,19 +7977,25 @@
     <w:abstractNumId w:val="9"/>
   </w:num>
   <w:num w:numId="21" w16cid:durableId="576550842">
-    <w:abstractNumId w:val="21"/>
+    <w:abstractNumId w:val="23"/>
   </w:num>
   <w:num w:numId="22" w16cid:durableId="551885820">
-    <w:abstractNumId w:val="16"/>
+    <w:abstractNumId w:val="17"/>
   </w:num>
   <w:num w:numId="23" w16cid:durableId="1789011792">
-    <w:abstractNumId w:val="17"/>
+    <w:abstractNumId w:val="18"/>
   </w:num>
   <w:num w:numId="24" w16cid:durableId="220942014">
     <w:abstractNumId w:val="3"/>
   </w:num>
   <w:num w:numId="25" w16cid:durableId="929585686">
     <w:abstractNumId w:val="10"/>
+  </w:num>
+  <w:num w:numId="26" w16cid:durableId="413010218">
+    <w:abstractNumId w:val="13"/>
+  </w:num>
+  <w:num w:numId="27" w16cid:durableId="316879320">
+    <w:abstractNumId w:val="19"/>
   </w:num>
 </w:numbering>
 </file>

--- a/docs/spp.docx
+++ b/docs/spp.docx
@@ -45,7 +45,15 @@
         <w:jc w:val="center"/>
       </w:pPr>
       <w:r>
-        <w:t>WE ARE $oftware Corp.</w:t>
+        <w:t>WE ARE $</w:t>
+      </w:r>
+      <w:proofErr w:type="spellStart"/>
+      <w:r>
+        <w:t>oftware</w:t>
+      </w:r>
+      <w:proofErr w:type="spellEnd"/>
+      <w:r>
+        <w:t xml:space="preserve"> Corp.</w:t>
       </w:r>
     </w:p>
     <w:p>
@@ -65,7 +73,7 @@
           <w:b/>
           <w:bCs/>
         </w:rPr>
-        <w:t>7</w:t>
+        <w:t>8</w:t>
       </w:r>
     </w:p>
     <w:p>
@@ -104,7 +112,7 @@
       <w:pPr>
         <w:pStyle w:val="Heading1"/>
       </w:pPr>
-      <w:bookmarkStart w:id="0" w:name="_Toc241778588"/>
+      <w:bookmarkStart w:id="0" w:name="_Toc242293877"/>
       <w:r>
         <w:t>Table of Contents</w:t>
       </w:r>
@@ -164,7 +172,7 @@
           <w:r>
             <w:fldChar w:fldCharType="separate"/>
           </w:r>
-          <w:hyperlink w:anchor="_Toc241778588" w:history="1">
+          <w:hyperlink w:anchor="_Toc242293877" w:history="1">
             <w:r>
               <w:rPr>
                 <w:rStyle w:val="Hyperlink"/>
@@ -191,7 +199,7 @@
                 <w:noProof/>
                 <w:webHidden/>
               </w:rPr>
-              <w:instrText xml:space="preserve"> PAGEREF _Toc241778588 \h </w:instrText>
+              <w:instrText xml:space="preserve"> PAGEREF _Toc242293877 \h </w:instrText>
             </w:r>
             <w:r>
               <w:rPr>
@@ -237,7 +245,7 @@
               <w14:ligatures w14:val="standardContextual"/>
             </w:rPr>
           </w:pPr>
-          <w:hyperlink w:anchor="_Toc241778589" w:history="1">
+          <w:hyperlink w:anchor="_Toc242293878" w:history="1">
             <w:r>
               <w:rPr>
                 <w:rStyle w:val="Hyperlink"/>
@@ -264,7 +272,7 @@
                 <w:noProof/>
                 <w:webHidden/>
               </w:rPr>
-              <w:instrText xml:space="preserve"> PAGEREF _Toc241778589 \h </w:instrText>
+              <w:instrText xml:space="preserve"> PAGEREF _Toc242293878 \h </w:instrText>
             </w:r>
             <w:r>
               <w:rPr>
@@ -310,7 +318,7 @@
               <w14:ligatures w14:val="standardContextual"/>
             </w:rPr>
           </w:pPr>
-          <w:hyperlink w:anchor="_Toc241778590" w:history="1">
+          <w:hyperlink w:anchor="_Toc242293879" w:history="1">
             <w:r>
               <w:rPr>
                 <w:rStyle w:val="Hyperlink"/>
@@ -337,7 +345,7 @@
                 <w:noProof/>
                 <w:webHidden/>
               </w:rPr>
-              <w:instrText xml:space="preserve"> PAGEREF _Toc241778590 \h </w:instrText>
+              <w:instrText xml:space="preserve"> PAGEREF _Toc242293879 \h </w:instrText>
             </w:r>
             <w:r>
               <w:rPr>
@@ -383,7 +391,7 @@
               <w14:ligatures w14:val="standardContextual"/>
             </w:rPr>
           </w:pPr>
-          <w:hyperlink w:anchor="_Toc241778591" w:history="1">
+          <w:hyperlink w:anchor="_Toc242293880" w:history="1">
             <w:r>
               <w:rPr>
                 <w:rStyle w:val="Hyperlink"/>
@@ -410,7 +418,7 @@
                 <w:noProof/>
                 <w:webHidden/>
               </w:rPr>
-              <w:instrText xml:space="preserve"> PAGEREF _Toc241778591 \h </w:instrText>
+              <w:instrText xml:space="preserve"> PAGEREF _Toc242293880 \h </w:instrText>
             </w:r>
             <w:r>
               <w:rPr>
@@ -456,7 +464,7 @@
               <w14:ligatures w14:val="standardContextual"/>
             </w:rPr>
           </w:pPr>
-          <w:hyperlink w:anchor="_Toc241778592" w:history="1">
+          <w:hyperlink w:anchor="_Toc242293881" w:history="1">
             <w:r>
               <w:rPr>
                 <w:rStyle w:val="Hyperlink"/>
@@ -483,7 +491,7 @@
                 <w:noProof/>
                 <w:webHidden/>
               </w:rPr>
-              <w:instrText xml:space="preserve"> PAGEREF _Toc241778592 \h </w:instrText>
+              <w:instrText xml:space="preserve"> PAGEREF _Toc242293881 \h </w:instrText>
             </w:r>
             <w:r>
               <w:rPr>
@@ -529,7 +537,7 @@
               <w14:ligatures w14:val="standardContextual"/>
             </w:rPr>
           </w:pPr>
-          <w:hyperlink w:anchor="_Toc241778593" w:history="1">
+          <w:hyperlink w:anchor="_Toc242293882" w:history="1">
             <w:r>
               <w:rPr>
                 <w:rStyle w:val="Hyperlink"/>
@@ -556,7 +564,7 @@
                 <w:noProof/>
                 <w:webHidden/>
               </w:rPr>
-              <w:instrText xml:space="preserve"> PAGEREF _Toc241778593 \h </w:instrText>
+              <w:instrText xml:space="preserve"> PAGEREF _Toc242293882 \h </w:instrText>
             </w:r>
             <w:r>
               <w:rPr>
@@ -602,7 +610,7 @@
               <w14:ligatures w14:val="standardContextual"/>
             </w:rPr>
           </w:pPr>
-          <w:hyperlink w:anchor="_Toc241778594" w:history="1">
+          <w:hyperlink w:anchor="_Toc242293883" w:history="1">
             <w:r>
               <w:rPr>
                 <w:rStyle w:val="Hyperlink"/>
@@ -629,7 +637,7 @@
                 <w:noProof/>
                 <w:webHidden/>
               </w:rPr>
-              <w:instrText xml:space="preserve"> PAGEREF _Toc241778594 \h </w:instrText>
+              <w:instrText xml:space="preserve"> PAGEREF _Toc242293883 \h </w:instrText>
             </w:r>
             <w:r>
               <w:rPr>
@@ -675,7 +683,7 @@
               <w14:ligatures w14:val="standardContextual"/>
             </w:rPr>
           </w:pPr>
-          <w:hyperlink w:anchor="_Toc241778595" w:history="1">
+          <w:hyperlink w:anchor="_Toc242293884" w:history="1">
             <w:r>
               <w:rPr>
                 <w:rStyle w:val="Hyperlink"/>
@@ -702,7 +710,7 @@
                 <w:noProof/>
                 <w:webHidden/>
               </w:rPr>
-              <w:instrText xml:space="preserve"> PAGEREF _Toc241778595 \h </w:instrText>
+              <w:instrText xml:space="preserve"> PAGEREF _Toc242293884 \h </w:instrText>
             </w:r>
             <w:r>
               <w:rPr>
@@ -723,6 +731,79 @@
                 <w:webHidden/>
               </w:rPr>
               <w:t>13</w:t>
+            </w:r>
+            <w:r>
+              <w:rPr>
+                <w:noProof/>
+                <w:webHidden/>
+              </w:rPr>
+              <w:fldChar w:fldCharType="end"/>
+            </w:r>
+          </w:hyperlink>
+        </w:p>
+        <w:p>
+          <w:pPr>
+            <w:pStyle w:val="TOC1"/>
+            <w:tabs>
+              <w:tab w:val="right" w:leader="dot" w:pos="9350"/>
+            </w:tabs>
+            <w:rPr>
+              <w:rFonts w:asciiTheme="minorHAnsi" w:eastAsiaTheme="minorEastAsia" w:hAnsiTheme="minorHAnsi" w:cstheme="minorBidi"/>
+              <w:noProof/>
+              <w:kern w:val="2"/>
+              <w:sz w:val="24"/>
+              <w:szCs w:val="24"/>
+              <w14:ligatures w14:val="standardContextual"/>
+            </w:rPr>
+          </w:pPr>
+          <w:hyperlink w:anchor="_Toc242293885" w:history="1">
+            <w:r>
+              <w:rPr>
+                <w:rStyle w:val="Hyperlink"/>
+                <w:noProof/>
+              </w:rPr>
+              <w:t>Resource &amp; Cost Management</w:t>
+            </w:r>
+            <w:r>
+              <w:rPr>
+                <w:noProof/>
+                <w:webHidden/>
+              </w:rPr>
+              <w:tab/>
+            </w:r>
+            <w:r>
+              <w:rPr>
+                <w:noProof/>
+                <w:webHidden/>
+              </w:rPr>
+              <w:fldChar w:fldCharType="begin"/>
+            </w:r>
+            <w:r>
+              <w:rPr>
+                <w:noProof/>
+                <w:webHidden/>
+              </w:rPr>
+              <w:instrText xml:space="preserve"> PAGEREF _Toc242293885 \h </w:instrText>
+            </w:r>
+            <w:r>
+              <w:rPr>
+                <w:noProof/>
+                <w:webHidden/>
+              </w:rPr>
+            </w:r>
+            <w:r>
+              <w:rPr>
+                <w:noProof/>
+                <w:webHidden/>
+              </w:rPr>
+              <w:fldChar w:fldCharType="separate"/>
+            </w:r>
+            <w:r>
+              <w:rPr>
+                <w:noProof/>
+                <w:webHidden/>
+              </w:rPr>
+              <w:t>15</w:t>
             </w:r>
             <w:r>
               <w:rPr>
@@ -754,7 +835,7 @@
       <w:pPr>
         <w:pStyle w:val="Heading1"/>
       </w:pPr>
-      <w:bookmarkStart w:id="1" w:name="_Toc241778589"/>
+      <w:bookmarkStart w:id="1" w:name="_Toc242293878"/>
       <w:r>
         <w:lastRenderedPageBreak/>
         <w:t>Existing Software Landscape/Competitive Analysis</w:t>
@@ -771,7 +852,47 @@
         <w:t>Driver-Facing Reservation Platforms</w:t>
       </w:r>
       <w:r>
-        <w:t>: The most popular consumer parking apps are ParkMobile, SpotHero, and ParkWhiz. ParkMobile is the biggest by coverage in the United States, focusing mainly on pay-per-session payments for on-street meters and municipal lots, where they charge a small convenience fee per transaction. SpotHero and ParkWhiz specialize in reservations at commercial garages and lots, using book-ahead pricing to offer discounted rates compared to drive-up prices, and are popular for event and stadium parking. However, these platforms' inventories are very limited to commercial garages and lots, they generally don't support smaller, independently operated parking facilities. They also don't provide any tools for the facility operators themselves.</w:t>
+        <w:t xml:space="preserve">: The most popular consumer parking apps are ParkMobile, </w:t>
+      </w:r>
+      <w:proofErr w:type="spellStart"/>
+      <w:r>
+        <w:t>SpotHero</w:t>
+      </w:r>
+      <w:proofErr w:type="spellEnd"/>
+      <w:r>
+        <w:t xml:space="preserve">, and </w:t>
+      </w:r>
+      <w:proofErr w:type="spellStart"/>
+      <w:r>
+        <w:t>ParkWhiz</w:t>
+      </w:r>
+      <w:proofErr w:type="spellEnd"/>
+      <w:r>
+        <w:t xml:space="preserve">. ParkMobile is the biggest by coverage in the United States, focusing mainly on pay-per-session payments for on-street meters and municipal lots, where they charge a small convenience fee per transaction. </w:t>
+      </w:r>
+      <w:proofErr w:type="spellStart"/>
+      <w:r>
+        <w:t>SpotHero</w:t>
+      </w:r>
+      <w:proofErr w:type="spellEnd"/>
+      <w:r>
+        <w:t xml:space="preserve"> and </w:t>
+      </w:r>
+      <w:proofErr w:type="spellStart"/>
+      <w:r>
+        <w:t>ParkWhiz</w:t>
+      </w:r>
+      <w:proofErr w:type="spellEnd"/>
+      <w:r>
+        <w:t xml:space="preserve"> specialize in reservations at commercial garages and lots, using book-ahead pricing to offer discounted rates compared to drive-up prices, and are popular for </w:t>
+      </w:r>
+      <w:proofErr w:type="gramStart"/>
+      <w:r>
+        <w:t>event</w:t>
+      </w:r>
+      <w:proofErr w:type="gramEnd"/>
+      <w:r>
+        <w:t xml:space="preserve"> and stadium parking. However, these platforms' inventories are very limited to commercial garages and lots, they generally don't support smaller, independently operated parking facilities. They also don't provide any tools for the facility operators themselves.</w:t>
       </w:r>
     </w:p>
     <w:p/>
@@ -784,7 +905,39 @@
         <w:t>Operator-Facing Management Platforms</w:t>
       </w:r>
       <w:r>
-        <w:t>: Platforms such as AirGarage and similar parking management systems serve garage and lot operators rather than drivers. These systems combine occupancy tracking, pricing methods, license plate recognition, and centralized analytics dashboards, allowing operators to monitor performance and adjust pricing. These tools have shown noticeable revenue increases for operators through demand-based pricing. However, these platforms are built for the operator use only, they don't offer a client side reservation experience, and are often bundled into full-service management contracts rather than being available as standalone software an independent garage could use.</w:t>
+        <w:t xml:space="preserve">: Platforms such as </w:t>
+      </w:r>
+      <w:proofErr w:type="spellStart"/>
+      <w:r>
+        <w:t>AirGarage</w:t>
+      </w:r>
+      <w:proofErr w:type="spellEnd"/>
+      <w:r>
+        <w:t xml:space="preserve"> and similar parking management systems serve garage and lot operators rather than drivers. These systems combine occupancy tracking, pricing methods, license plate recognition, and centralized analytics dashboards, allowing operators to monitor performance and adjust pricing. These tools have shown noticeable revenue increases for operators through demand-based pricing. However, these platforms are built for the </w:t>
+      </w:r>
+      <w:proofErr w:type="gramStart"/>
+      <w:r>
+        <w:t>operator</w:t>
+      </w:r>
+      <w:proofErr w:type="gramEnd"/>
+      <w:r>
+        <w:t xml:space="preserve"> use only, they don't offer a </w:t>
+      </w:r>
+      <w:proofErr w:type="gramStart"/>
+      <w:r>
+        <w:t>client side</w:t>
+      </w:r>
+      <w:proofErr w:type="gramEnd"/>
+      <w:r>
+        <w:t xml:space="preserve"> reservation </w:t>
+      </w:r>
+      <w:proofErr w:type="gramStart"/>
+      <w:r>
+        <w:t>experience, and</w:t>
+      </w:r>
+      <w:proofErr w:type="gramEnd"/>
+      <w:r>
+        <w:t xml:space="preserve"> are often bundled into full-service management contracts rather than being available as standalone software an independent garage could use.</w:t>
       </w:r>
     </w:p>
     <w:p/>
@@ -797,7 +950,15 @@
         <w:t>Market Gap and Differentiation:</w:t>
       </w:r>
       <w:r>
-        <w:t xml:space="preserve"> The competitive landscape reveals a clear divide: driver-facing apps handle discovery, reservation, and payment, while operator-facing platforms handle occupancy monitoring and analytics, but few, if any, products combine them into a single platform available directly to individual/small-scale parking operators. The Smart Parking Platform is made to close this gap by offering a single system that gives drivers availability, interactive maps, reservations, and payments, while also giving parking operators an administrative dashboard for occupancy reporting and analytics, without needing them to adopt a large-scale, vendor-managed enterprise solution like AirGarage's model.</w:t>
+        <w:t xml:space="preserve"> The competitive landscape reveals a clear divide: driver-facing apps handle discovery, reservation, and payment, while operator-facing platforms handle occupancy monitoring and analytics, but few, if any, products combine them into a single platform available directly to individual/small-scale parking operators. The Smart Parking Platform is made to close this gap by offering a single system that gives drivers availability, interactive maps, reservations, and payments, while also giving parking operators an administrative dashboard for occupancy reporting and analytics, without needing them to adopt a large-scale, vendor-managed enterprise solution like </w:t>
+      </w:r>
+      <w:proofErr w:type="spellStart"/>
+      <w:r>
+        <w:t>AirGarage's</w:t>
+      </w:r>
+      <w:proofErr w:type="spellEnd"/>
+      <w:r>
+        <w:t xml:space="preserve"> model.</w:t>
       </w:r>
     </w:p>
     <w:p/>
@@ -850,9 +1011,11 @@
             <w:pPr>
               <w:cnfStyle w:val="100000000000" w:firstRow="1" w:lastRow="0" w:firstColumn="0" w:lastColumn="0" w:oddVBand="0" w:evenVBand="0" w:oddHBand="0" w:evenHBand="0" w:firstRowFirstColumn="0" w:firstRowLastColumn="0" w:lastRowFirstColumn="0" w:lastRowLastColumn="0"/>
             </w:pPr>
+            <w:proofErr w:type="gramStart"/>
             <w:r>
               <w:t>Main focus</w:t>
             </w:r>
+            <w:proofErr w:type="gramEnd"/>
           </w:p>
         </w:tc>
         <w:tc>
@@ -950,6 +1113,7 @@
                 <w:bCs w:val="0"/>
               </w:rPr>
             </w:pPr>
+            <w:proofErr w:type="spellStart"/>
             <w:r>
               <w:rPr>
                 <w:b w:val="0"/>
@@ -957,6 +1121,7 @@
               </w:rPr>
               <w:t>SpotHero</w:t>
             </w:r>
+            <w:proofErr w:type="spellEnd"/>
           </w:p>
         </w:tc>
         <w:tc>
@@ -1015,6 +1180,7 @@
                 <w:bCs w:val="0"/>
               </w:rPr>
             </w:pPr>
+            <w:proofErr w:type="spellStart"/>
             <w:r>
               <w:rPr>
                 <w:b w:val="0"/>
@@ -1022,6 +1188,7 @@
               </w:rPr>
               <w:t>ParkWhiz</w:t>
             </w:r>
+            <w:proofErr w:type="spellEnd"/>
           </w:p>
         </w:tc>
         <w:tc>
@@ -1080,6 +1247,7 @@
                 <w:bCs w:val="0"/>
               </w:rPr>
             </w:pPr>
+            <w:proofErr w:type="spellStart"/>
             <w:r>
               <w:rPr>
                 <w:b w:val="0"/>
@@ -1087,6 +1255,7 @@
               </w:rPr>
               <w:t>AirGarage</w:t>
             </w:r>
+            <w:proofErr w:type="spellEnd"/>
           </w:p>
         </w:tc>
         <w:tc>
@@ -1124,7 +1293,15 @@
               <w:cnfStyle w:val="000000000000" w:firstRow="0" w:lastRow="0" w:firstColumn="0" w:lastColumn="0" w:oddVBand="0" w:evenVBand="0" w:oddHBand="0" w:evenHBand="0" w:firstRowFirstColumn="0" w:firstRowLastColumn="0" w:lastRowFirstColumn="0" w:lastRowLastColumn="0"/>
             </w:pPr>
             <w:r>
-              <w:t>No consumer-side app, full service model</w:t>
+              <w:t xml:space="preserve">No consumer-side app, </w:t>
+            </w:r>
+            <w:proofErr w:type="gramStart"/>
+            <w:r>
+              <w:t>full service</w:t>
+            </w:r>
+            <w:proofErr w:type="gramEnd"/>
+            <w:r>
+              <w:t xml:space="preserve"> model</w:t>
             </w:r>
           </w:p>
         </w:tc>
@@ -1140,7 +1317,7 @@
       <w:pPr>
         <w:pStyle w:val="Heading1"/>
       </w:pPr>
-      <w:bookmarkStart w:id="2" w:name="_Toc241778590"/>
+      <w:bookmarkStart w:id="2" w:name="_Toc242293879"/>
       <w:r>
         <w:lastRenderedPageBreak/>
         <w:t>Vision and Scope</w:t>
@@ -1164,7 +1341,23 @@
     </w:p>
     <w:p>
       <w:r>
-        <w:t>WE ARE $oftware Corp. is a (fictitious) software development studio with unlimited resources and budget, founded to take on client projects without the usual funding constraints. This project was acquired through a direct client engagement: a coalition of city transportation departments and independent parking garage operators approached the studio after struggling with fragmented, old parking systems that couldn't really communicate. The client wanted a single platform that could serve both drivers looking for a spot and the operators running the garages, which the current market doesn't offer in one program. WE ARE $oftware Corp. won the engagement by proposing a unified system rather than another single-purpose app.</w:t>
+        <w:t>WE ARE $</w:t>
+      </w:r>
+      <w:proofErr w:type="spellStart"/>
+      <w:r>
+        <w:t>oftware</w:t>
+      </w:r>
+      <w:proofErr w:type="spellEnd"/>
+      <w:r>
+        <w:t xml:space="preserve"> Corp. is a (fictitious) software development studio with unlimited resources and budget, founded to take on client projects without the usual funding constraints. This project was acquired through a direct client engagement: a coalition of city transportation departments and independent parking garage operators approached the studio after struggling with fragmented, old parking systems that couldn't really communicate. The client wanted a single platform that could serve both drivers looking for a spot and the operators running the garages, which the current market doesn't offer in one program. WE ARE $</w:t>
+      </w:r>
+      <w:proofErr w:type="spellStart"/>
+      <w:r>
+        <w:t>oftware</w:t>
+      </w:r>
+      <w:proofErr w:type="spellEnd"/>
+      <w:r>
+        <w:t xml:space="preserve"> Corp. won the engagement by proposing a unified system rather than another single-purpose app.</w:t>
       </w:r>
     </w:p>
     <w:p/>
@@ -1185,7 +1378,15 @@
     </w:p>
     <w:p>
       <w:r>
-        <w:t>WE ARE $oftware Corp. builds custom software solutions for clients across industries, with a focus on systems that connect different types of users (customers, operators, administrators) into a single product rather than juggling separate tools for each. The studio operates with cross-functional teams built around the specific needs of each engagement rather than fixed departments, letting it staff up quickly for a project like this one.</w:t>
+        <w:t>WE ARE $</w:t>
+      </w:r>
+      <w:proofErr w:type="spellStart"/>
+      <w:r>
+        <w:t>oftware</w:t>
+      </w:r>
+      <w:proofErr w:type="spellEnd"/>
+      <w:r>
+        <w:t xml:space="preserve"> Corp. builds custom software solutions for clients across industries, with a focus on systems that connect different types of users (customers, operators, administrators) into a single product rather than juggling separate tools for each. The studio operates with cross-functional teams built around the specific needs of each engagement rather than fixed departments, letting it staff up quickly for a project like this one.</w:t>
       </w:r>
     </w:p>
     <w:p/>
@@ -1206,7 +1407,15 @@
     </w:p>
     <w:p>
       <w:r>
-        <w:t>The Smart Parking Platform is a web browser and mobile system that lets drivers find, reserve, and pay for parking spaces in real time, while giving parking operators a dashboard to manage availability, pricing, and occupancy analytics. Drivers get an interactive map showing live availability, the ability to reserve and pay ahead of time, and data that shows past reservations and receipts. Operators get tools to monitor how their facility is being used, generate reports, and manage listings without needing a separate management system. The platform is meant to combine the tools that exist as two completely separate products into one cohesive program.</w:t>
+        <w:t xml:space="preserve">The Smart Parking Platform is a web browser and mobile system that lets drivers find, reserve, and pay for parking spaces in real time, while giving parking operators a dashboard to manage availability, pricing, and occupancy analytics. Drivers get an interactive map showing live availability, the ability to reserve and pay ahead of time, and data that shows past reservations and receipts. Operators get tools to monitor how their facility is being used, generate reports, and manage listings without needing a separate management system. The platform is meant to combine the tools that exist as two </w:t>
+      </w:r>
+      <w:proofErr w:type="gramStart"/>
+      <w:r>
+        <w:t>completely separate</w:t>
+      </w:r>
+      <w:proofErr w:type="gramEnd"/>
+      <w:r>
+        <w:t xml:space="preserve"> products into one cohesive program.</w:t>
       </w:r>
     </w:p>
     <w:p>
@@ -1218,7 +1427,7 @@
       <w:pPr>
         <w:pStyle w:val="Heading1"/>
       </w:pPr>
-      <w:bookmarkStart w:id="3" w:name="_Toc241778591"/>
+      <w:bookmarkStart w:id="3" w:name="_Toc242293880"/>
       <w:r>
         <w:lastRenderedPageBreak/>
         <w:t>Software Requirements Specifications</w:t>
@@ -1396,7 +1605,15 @@
     <w:p/>
     <w:p>
       <w:r>
-        <w:t>Web-based and mobile application (iOS and Android), with a shared backend API serving both.</w:t>
+        <w:t xml:space="preserve">Web-based and mobile </w:t>
+      </w:r>
+      <w:proofErr w:type="gramStart"/>
+      <w:r>
+        <w:t>application</w:t>
+      </w:r>
+      <w:proofErr w:type="gramEnd"/>
+      <w:r>
+        <w:t xml:space="preserve"> (iOS and Android), with a shared backend API serving both.</w:t>
       </w:r>
     </w:p>
     <w:p/>
@@ -1490,7 +1707,15 @@
         </w:numPr>
       </w:pPr>
       <w:r>
-        <w:t>Parking facilities have some existing way to track physical occupancy (sensors, gate counters, or manual entry) that the platform can pull from or interface with</w:t>
+        <w:t xml:space="preserve">Parking facilities have some existing </w:t>
+      </w:r>
+      <w:proofErr w:type="gramStart"/>
+      <w:r>
+        <w:t>way</w:t>
+      </w:r>
+      <w:proofErr w:type="gramEnd"/>
+      <w:r>
+        <w:t xml:space="preserve"> to track physical occupancy (sensors, gate counters, or manual entry) that the platform can pull from or interface with</w:t>
       </w:r>
     </w:p>
     <w:p>
@@ -1539,7 +1764,15 @@
     </w:p>
     <w:p>
       <w:r>
-        <w:t>FR4: The system shall let drivers reserve a specific parking space for a chosen time window.</w:t>
+        <w:t xml:space="preserve">FR4: The system </w:t>
+      </w:r>
+      <w:proofErr w:type="gramStart"/>
+      <w:r>
+        <w:t>shall</w:t>
+      </w:r>
+      <w:proofErr w:type="gramEnd"/>
+      <w:r>
+        <w:t xml:space="preserve"> let drivers reserve a specific parking space for a chosen time window.</w:t>
       </w:r>
     </w:p>
     <w:p>
@@ -1565,7 +1798,15 @@
     <w:p>
       <w:r>
         <w:lastRenderedPageBreak/>
-        <w:t>FR9: The system shall provide parking operators an administrative dashboard showing real-time occupancy for their facility.</w:t>
+        <w:t xml:space="preserve">FR9: The system shall provide parking </w:t>
+      </w:r>
+      <w:proofErr w:type="gramStart"/>
+      <w:r>
+        <w:t>operators</w:t>
+      </w:r>
+      <w:proofErr w:type="gramEnd"/>
+      <w:r>
+        <w:t xml:space="preserve"> an administrative dashboard showing real-time occupancy for their facility.</w:t>
       </w:r>
     </w:p>
     <w:p>
@@ -1680,7 +1921,15 @@
     <w:p/>
     <w:p>
       <w:r>
-        <w:t>UC2-Log In to Existing Account</w:t>
+        <w:t xml:space="preserve">UC2-Log </w:t>
+      </w:r>
+      <w:proofErr w:type="gramStart"/>
+      <w:r>
+        <w:t>In</w:t>
+      </w:r>
+      <w:proofErr w:type="gramEnd"/>
+      <w:r>
+        <w:t xml:space="preserve"> to Existing Account</w:t>
       </w:r>
     </w:p>
     <w:p>
@@ -1930,7 +2179,15 @@
     </w:p>
     <w:p>
       <w:r>
-        <w:t>Steps: 1. User selects "Navigate" on the reservation. 2. System hands off destination coordinates to the integrated mapping/navigation service. 3. External navigation app opens with turn-by-turn directions.</w:t>
+        <w:t xml:space="preserve">Steps: 1. User selects "Navigate" on the reservation. 2. System hands off destination coordinates </w:t>
+      </w:r>
+      <w:proofErr w:type="gramStart"/>
+      <w:r>
+        <w:t>to</w:t>
+      </w:r>
+      <w:proofErr w:type="gramEnd"/>
+      <w:r>
+        <w:t xml:space="preserve"> the integrated mapping/navigation service. 3. External navigation app opens with turn-by-turn directions.</w:t>
       </w:r>
     </w:p>
     <w:p>
@@ -2039,7 +2296,15 @@
     </w:p>
     <w:p>
       <w:r>
-        <w:t>Postcondition: Updated facility information is visible to drivers searching the platform.</w:t>
+        <w:t xml:space="preserve">Postcondition: Updated facility information is visible to drivers </w:t>
+      </w:r>
+      <w:proofErr w:type="gramStart"/>
+      <w:r>
+        <w:t>searching</w:t>
+      </w:r>
+      <w:proofErr w:type="gramEnd"/>
+      <w:r>
+        <w:t xml:space="preserve"> the platform.</w:t>
       </w:r>
     </w:p>
     <w:p>
@@ -2051,7 +2316,7 @@
       <w:pPr>
         <w:pStyle w:val="Heading1"/>
       </w:pPr>
-      <w:bookmarkStart w:id="4" w:name="_Toc241778592"/>
+      <w:bookmarkStart w:id="4" w:name="_Toc242293881"/>
       <w:r>
         <w:lastRenderedPageBreak/>
         <w:t>Work Breakdown Structure (WBS)</w:t>
@@ -2411,9 +2676,11 @@
           <w:numId w:val="16"/>
         </w:numPr>
       </w:pPr>
+      <w:proofErr w:type="gramStart"/>
       <w:r>
         <w:t>Update pricing</w:t>
       </w:r>
+      <w:proofErr w:type="gramEnd"/>
     </w:p>
     <w:p>
       <w:r>
@@ -2551,7 +2818,7 @@
       <w:pPr>
         <w:pStyle w:val="Heading1"/>
       </w:pPr>
-      <w:bookmarkStart w:id="5" w:name="_Toc241778593"/>
+      <w:bookmarkStart w:id="5" w:name="_Toc242293882"/>
       <w:r>
         <w:lastRenderedPageBreak/>
         <w:t>Project Schedule</w:t>
@@ -2621,7 +2888,7 @@
       <w:pPr>
         <w:pStyle w:val="Heading1"/>
       </w:pPr>
-      <w:bookmarkStart w:id="6" w:name="_Toc241778594"/>
+      <w:bookmarkStart w:id="6" w:name="_Toc242293883"/>
       <w:r>
         <w:lastRenderedPageBreak/>
         <w:t>Product Backlog and Sprint Planning</w:t>
@@ -2630,7 +2897,15 @@
     </w:p>
     <w:p>
       <w:r>
-        <w:t>The product backlog for the Smart Parking Platform was made in Trello. They are: Login, UI, Backend Processes, and Reporting categories, with a Sprint 1 backlog identifying the first set of items to be focused on, mainly authentication for both drivers and operators.</w:t>
+        <w:t xml:space="preserve">The product backlog for the Smart Parking Platform was made in Trello. They </w:t>
+      </w:r>
+      <w:proofErr w:type="gramStart"/>
+      <w:r>
+        <w:t>are:</w:t>
+      </w:r>
+      <w:proofErr w:type="gramEnd"/>
+      <w:r>
+        <w:t xml:space="preserve"> Login, UI, Backend Processes, and Reporting categories, with a Sprint 1 backlog identifying the first set of items to be focused on, mainly authentication for both drivers and operators.</w:t>
       </w:r>
     </w:p>
     <w:p>
@@ -2718,7 +2993,7 @@
       <w:pPr>
         <w:pStyle w:val="Heading1"/>
       </w:pPr>
-      <w:bookmarkStart w:id="7" w:name="_Toc241778595"/>
+      <w:bookmarkStart w:id="7" w:name="_Toc242293884"/>
       <w:r>
         <w:lastRenderedPageBreak/>
         <w:t>Risk, Quality, and Communication Management</w:t>
@@ -2993,14 +3268,14 @@
         <w:tblLook w:val="04A0" w:firstRow="1" w:lastRow="0" w:firstColumn="1" w:lastColumn="0" w:noHBand="0" w:noVBand="1"/>
       </w:tblPr>
       <w:tblGrid>
-        <w:gridCol w:w="542"/>
-        <w:gridCol w:w="1801"/>
-        <w:gridCol w:w="1085"/>
-        <w:gridCol w:w="1204"/>
-        <w:gridCol w:w="878"/>
-        <w:gridCol w:w="1432"/>
-        <w:gridCol w:w="1714"/>
-        <w:gridCol w:w="694"/>
+        <w:gridCol w:w="537"/>
+        <w:gridCol w:w="1776"/>
+        <w:gridCol w:w="1146"/>
+        <w:gridCol w:w="1188"/>
+        <w:gridCol w:w="868"/>
+        <w:gridCol w:w="1414"/>
+        <w:gridCol w:w="1691"/>
+        <w:gridCol w:w="730"/>
       </w:tblGrid>
       <w:tr>
         <w:tc>
@@ -3008,7 +3283,17 @@
             <w:tcW w:w="715" w:type="dxa"/>
           </w:tcPr>
           <w:p>
-            <w:r>
+            <w:pPr>
+              <w:rPr>
+                <w:b/>
+                <w:bCs/>
+              </w:rPr>
+            </w:pPr>
+            <w:r>
+              <w:rPr>
+                <w:b/>
+                <w:bCs/>
+              </w:rPr>
               <w:t>ID</w:t>
             </w:r>
           </w:p>
@@ -3018,7 +3303,17 @@
             <w:tcW w:w="1628" w:type="dxa"/>
           </w:tcPr>
           <w:p>
-            <w:r>
+            <w:pPr>
+              <w:rPr>
+                <w:b/>
+                <w:bCs/>
+              </w:rPr>
+            </w:pPr>
+            <w:r>
+              <w:rPr>
+                <w:b/>
+                <w:bCs/>
+              </w:rPr>
               <w:t>Description</w:t>
             </w:r>
           </w:p>
@@ -3028,7 +3323,17 @@
             <w:tcW w:w="1085" w:type="dxa"/>
           </w:tcPr>
           <w:p>
-            <w:r>
+            <w:pPr>
+              <w:rPr>
+                <w:b/>
+                <w:bCs/>
+              </w:rPr>
+            </w:pPr>
+            <w:r>
+              <w:rPr>
+                <w:b/>
+                <w:bCs/>
+              </w:rPr>
               <w:t>Probability</w:t>
             </w:r>
           </w:p>
@@ -3038,7 +3343,17 @@
             <w:tcW w:w="1204" w:type="dxa"/>
           </w:tcPr>
           <w:p>
-            <w:r>
+            <w:pPr>
+              <w:rPr>
+                <w:b/>
+                <w:bCs/>
+              </w:rPr>
+            </w:pPr>
+            <w:r>
+              <w:rPr>
+                <w:b/>
+                <w:bCs/>
+              </w:rPr>
               <w:t>Impact</w:t>
             </w:r>
           </w:p>
@@ -3048,7 +3363,17 @@
             <w:tcW w:w="878" w:type="dxa"/>
           </w:tcPr>
           <w:p>
-            <w:r>
+            <w:pPr>
+              <w:rPr>
+                <w:b/>
+                <w:bCs/>
+              </w:rPr>
+            </w:pPr>
+            <w:r>
+              <w:rPr>
+                <w:b/>
+                <w:bCs/>
+              </w:rPr>
               <w:t>Risk Level</w:t>
             </w:r>
           </w:p>
@@ -3058,7 +3383,17 @@
             <w:tcW w:w="1432" w:type="dxa"/>
           </w:tcPr>
           <w:p>
-            <w:r>
+            <w:pPr>
+              <w:rPr>
+                <w:b/>
+                <w:bCs/>
+              </w:rPr>
+            </w:pPr>
+            <w:r>
+              <w:rPr>
+                <w:b/>
+                <w:bCs/>
+              </w:rPr>
               <w:t>Owner</w:t>
             </w:r>
           </w:p>
@@ -3068,7 +3403,17 @@
             <w:tcW w:w="1714" w:type="dxa"/>
           </w:tcPr>
           <w:p>
-            <w:r>
+            <w:pPr>
+              <w:rPr>
+                <w:b/>
+                <w:bCs/>
+              </w:rPr>
+            </w:pPr>
+            <w:r>
+              <w:rPr>
+                <w:b/>
+                <w:bCs/>
+              </w:rPr>
               <w:t>Response</w:t>
             </w:r>
           </w:p>
@@ -3078,7 +3423,17 @@
             <w:tcW w:w="694" w:type="dxa"/>
           </w:tcPr>
           <w:p>
-            <w:r>
+            <w:pPr>
+              <w:rPr>
+                <w:b/>
+                <w:bCs/>
+              </w:rPr>
+            </w:pPr>
+            <w:r>
+              <w:rPr>
+                <w:b/>
+                <w:bCs/>
+              </w:rPr>
               <w:t>Status</w:t>
             </w:r>
           </w:p>
@@ -3153,6 +3508,7 @@
             <w:tcW w:w="1714" w:type="dxa"/>
           </w:tcPr>
           <w:p>
+            <w:proofErr w:type="gramStart"/>
             <w:r>
               <w:t>Mitigate</w:t>
             </w:r>
@@ -3160,7 +3516,11 @@
               <w:t xml:space="preserve">, </w:t>
             </w:r>
             <w:r>
-              <w:t xml:space="preserve"> add fallback provider</w:t>
+              <w:t xml:space="preserve"> add</w:t>
+            </w:r>
+            <w:proofErr w:type="gramEnd"/>
+            <w:r>
+              <w:t xml:space="preserve"> fallback provider</w:t>
             </w:r>
           </w:p>
         </w:tc>
@@ -4223,13 +4583,7 @@
         </w:numPr>
       </w:pPr>
       <w:r>
-        <w:t>Weekly cross-team sync</w:t>
-      </w:r>
-      <w:r>
-        <w:t xml:space="preserve"> -</w:t>
-      </w:r>
-      <w:r>
-        <w:t xml:space="preserve"> leads from each team align on dependencies and blockers</w:t>
+        <w:t>Weekly cross-team sync - leads from each team align on dependencies and blockers</w:t>
       </w:r>
     </w:p>
     <w:p>
@@ -4241,13 +4595,7 @@
         </w:numPr>
       </w:pPr>
       <w:r>
-        <w:t xml:space="preserve">Biweekly stakeholder check-in </w:t>
-      </w:r>
-      <w:r>
-        <w:t>-</w:t>
-      </w:r>
-      <w:r>
-        <w:t xml:space="preserve"> parking operators and city transportation reps get a progress update</w:t>
+        <w:t>Biweekly stakeholder check-in - parking operators and city transportation reps get a progress update</w:t>
       </w:r>
     </w:p>
     <w:p>
@@ -4259,13 +4607,7 @@
         </w:numPr>
       </w:pPr>
       <w:r>
-        <w:t xml:space="preserve">Monthly sprint review </w:t>
-      </w:r>
-      <w:r>
-        <w:t>-</w:t>
-      </w:r>
-      <w:r>
-        <w:t xml:space="preserve"> full stakeholder-facing meeting covering the big picture</w:t>
+        <w:t>Monthly sprint review - full stakeholder-facing meeting covering the big picture</w:t>
       </w:r>
     </w:p>
     <w:p>
@@ -4285,13 +4627,15 @@
         </w:numPr>
       </w:pPr>
       <w:r>
-        <w:t xml:space="preserve">Executives and city stakeholders get high-level dashboards and metrics </w:t>
-      </w:r>
-      <w:r>
-        <w:t>-</w:t>
-      </w:r>
-      <w:r>
-        <w:t xml:space="preserve"> occupancy stats, timeline status, not implementation detail</w:t>
+        <w:t xml:space="preserve">Executives and city stakeholders get high-level dashboards and metrics - occupancy </w:t>
+      </w:r>
+      <w:proofErr w:type="gramStart"/>
+      <w:r>
+        <w:t>stats</w:t>
+      </w:r>
+      <w:proofErr w:type="gramEnd"/>
+      <w:r>
+        <w:t>, timeline status, not implementation detail</w:t>
       </w:r>
     </w:p>
     <w:p>
@@ -4318,7 +4662,4343 @@
         <w:t>Operators and finance personnel get periodic usage/financial reports, generated through the platform's own reporting feature</w:t>
       </w:r>
     </w:p>
-    <w:p/>
+    <w:p>
+      <w:r>
+        <w:br w:type="page"/>
+      </w:r>
+    </w:p>
+    <w:p>
+      <w:pPr>
+        <w:pStyle w:val="Heading1"/>
+      </w:pPr>
+      <w:bookmarkStart w:id="8" w:name="_Toc242293885"/>
+      <w:r>
+        <w:lastRenderedPageBreak/>
+        <w:t>Resource &amp; Cost Management</w:t>
+      </w:r>
+      <w:bookmarkEnd w:id="8"/>
+    </w:p>
+    <w:p>
+      <w:pPr>
+        <w:rPr>
+          <w:b/>
+          <w:bCs/>
+        </w:rPr>
+      </w:pPr>
+      <w:r>
+        <w:rPr>
+          <w:b/>
+          <w:bCs/>
+        </w:rPr>
+        <w:t>Roles &amp; Resources</w:t>
+      </w:r>
+      <w:r>
+        <w:rPr>
+          <w:b/>
+          <w:bCs/>
+        </w:rPr>
+        <w:t>:</w:t>
+      </w:r>
+    </w:p>
+    <w:tbl>
+      <w:tblPr>
+        <w:tblStyle w:val="TableGrid"/>
+        <w:tblW w:w="0" w:type="auto"/>
+        <w:tblLook w:val="04A0" w:firstRow="1" w:lastRow="0" w:firstColumn="1" w:lastColumn="0" w:noHBand="0" w:noVBand="1"/>
+      </w:tblPr>
+      <w:tblGrid>
+        <w:gridCol w:w="2337"/>
+        <w:gridCol w:w="2337"/>
+        <w:gridCol w:w="2338"/>
+        <w:gridCol w:w="2338"/>
+      </w:tblGrid>
+      <w:tr>
+        <w:tc>
+          <w:tcPr>
+            <w:tcW w:w="2337" w:type="dxa"/>
+          </w:tcPr>
+          <w:p>
+            <w:pPr>
+              <w:rPr>
+                <w:b/>
+                <w:bCs/>
+              </w:rPr>
+            </w:pPr>
+            <w:r>
+              <w:rPr>
+                <w:b/>
+                <w:bCs/>
+              </w:rPr>
+              <w:t>Role</w:t>
+            </w:r>
+          </w:p>
+        </w:tc>
+        <w:tc>
+          <w:tcPr>
+            <w:tcW w:w="2337" w:type="dxa"/>
+          </w:tcPr>
+          <w:p>
+            <w:pPr>
+              <w:rPr>
+                <w:b/>
+                <w:bCs/>
+              </w:rPr>
+            </w:pPr>
+            <w:r>
+              <w:rPr>
+                <w:b/>
+                <w:bCs/>
+              </w:rPr>
+              <w:t>Name</w:t>
+            </w:r>
+          </w:p>
+        </w:tc>
+        <w:tc>
+          <w:tcPr>
+            <w:tcW w:w="2338" w:type="dxa"/>
+          </w:tcPr>
+          <w:p>
+            <w:pPr>
+              <w:rPr>
+                <w:b/>
+                <w:bCs/>
+              </w:rPr>
+            </w:pPr>
+            <w:r>
+              <w:rPr>
+                <w:b/>
+                <w:bCs/>
+              </w:rPr>
+              <w:t>Skill</w:t>
+            </w:r>
+            <w:r>
+              <w:t xml:space="preserve"> </w:t>
+            </w:r>
+            <w:r>
+              <w:rPr>
+                <w:b/>
+                <w:bCs/>
+              </w:rPr>
+              <w:t>Level</w:t>
+            </w:r>
+          </w:p>
+        </w:tc>
+        <w:tc>
+          <w:tcPr>
+            <w:tcW w:w="2338" w:type="dxa"/>
+          </w:tcPr>
+          <w:p>
+            <w:pPr>
+              <w:rPr>
+                <w:b/>
+                <w:bCs/>
+              </w:rPr>
+            </w:pPr>
+            <w:r>
+              <w:rPr>
+                <w:b/>
+                <w:bCs/>
+              </w:rPr>
+              <w:t>Allocation</w:t>
+            </w:r>
+          </w:p>
+        </w:tc>
+      </w:tr>
+      <w:tr>
+        <w:tc>
+          <w:tcPr>
+            <w:tcW w:w="2337" w:type="dxa"/>
+          </w:tcPr>
+          <w:p>
+            <w:pPr>
+              <w:rPr>
+                <w:b/>
+                <w:bCs/>
+              </w:rPr>
+            </w:pPr>
+            <w:r>
+              <w:t>Project Manager</w:t>
+            </w:r>
+          </w:p>
+        </w:tc>
+        <w:tc>
+          <w:tcPr>
+            <w:tcW w:w="2337" w:type="dxa"/>
+          </w:tcPr>
+          <w:p>
+            <w:pPr>
+              <w:rPr>
+                <w:b/>
+                <w:bCs/>
+              </w:rPr>
+            </w:pPr>
+            <w:r>
+              <w:t>Avery Chen</w:t>
+            </w:r>
+          </w:p>
+        </w:tc>
+        <w:tc>
+          <w:tcPr>
+            <w:tcW w:w="2338" w:type="dxa"/>
+          </w:tcPr>
+          <w:p>
+            <w:pPr>
+              <w:rPr>
+                <w:b/>
+                <w:bCs/>
+              </w:rPr>
+            </w:pPr>
+            <w:r>
+              <w:t>Senior</w:t>
+            </w:r>
+          </w:p>
+        </w:tc>
+        <w:tc>
+          <w:tcPr>
+            <w:tcW w:w="2338" w:type="dxa"/>
+          </w:tcPr>
+          <w:p>
+            <w:pPr>
+              <w:rPr>
+                <w:b/>
+                <w:bCs/>
+              </w:rPr>
+            </w:pPr>
+            <w:r>
+              <w:t>100%</w:t>
+            </w:r>
+          </w:p>
+        </w:tc>
+      </w:tr>
+      <w:tr>
+        <w:tc>
+          <w:tcPr>
+            <w:tcW w:w="2337" w:type="dxa"/>
+          </w:tcPr>
+          <w:p>
+            <w:pPr>
+              <w:rPr>
+                <w:b/>
+                <w:bCs/>
+              </w:rPr>
+            </w:pPr>
+            <w:r>
+              <w:t>Backend/API Developer</w:t>
+            </w:r>
+          </w:p>
+        </w:tc>
+        <w:tc>
+          <w:tcPr>
+            <w:tcW w:w="2337" w:type="dxa"/>
+          </w:tcPr>
+          <w:p>
+            <w:pPr>
+              <w:rPr>
+                <w:b/>
+                <w:bCs/>
+              </w:rPr>
+            </w:pPr>
+            <w:r>
+              <w:t>Jordan Lee</w:t>
+            </w:r>
+          </w:p>
+        </w:tc>
+        <w:tc>
+          <w:tcPr>
+            <w:tcW w:w="2338" w:type="dxa"/>
+          </w:tcPr>
+          <w:p>
+            <w:pPr>
+              <w:rPr>
+                <w:b/>
+                <w:bCs/>
+              </w:rPr>
+            </w:pPr>
+            <w:r>
+              <w:t>Senior</w:t>
+            </w:r>
+          </w:p>
+        </w:tc>
+        <w:tc>
+          <w:tcPr>
+            <w:tcW w:w="2338" w:type="dxa"/>
+          </w:tcPr>
+          <w:p>
+            <w:pPr>
+              <w:rPr>
+                <w:b/>
+                <w:bCs/>
+              </w:rPr>
+            </w:pPr>
+            <w:r>
+              <w:t>100%</w:t>
+            </w:r>
+          </w:p>
+        </w:tc>
+      </w:tr>
+      <w:tr>
+        <w:tc>
+          <w:tcPr>
+            <w:tcW w:w="2337" w:type="dxa"/>
+          </w:tcPr>
+          <w:p>
+            <w:pPr>
+              <w:rPr>
+                <w:b/>
+                <w:bCs/>
+              </w:rPr>
+            </w:pPr>
+            <w:r>
+              <w:t>Mobile Application Developer</w:t>
+            </w:r>
+          </w:p>
+        </w:tc>
+        <w:tc>
+          <w:tcPr>
+            <w:tcW w:w="2337" w:type="dxa"/>
+          </w:tcPr>
+          <w:p>
+            <w:pPr>
+              <w:rPr>
+                <w:b/>
+                <w:bCs/>
+              </w:rPr>
+            </w:pPr>
+            <w:r>
+              <w:t>Riley Brooks</w:t>
+            </w:r>
+          </w:p>
+        </w:tc>
+        <w:tc>
+          <w:tcPr>
+            <w:tcW w:w="2338" w:type="dxa"/>
+          </w:tcPr>
+          <w:p>
+            <w:pPr>
+              <w:rPr>
+                <w:b/>
+                <w:bCs/>
+              </w:rPr>
+            </w:pPr>
+            <w:r>
+              <w:t>Mid-level</w:t>
+            </w:r>
+          </w:p>
+        </w:tc>
+        <w:tc>
+          <w:tcPr>
+            <w:tcW w:w="2338" w:type="dxa"/>
+          </w:tcPr>
+          <w:p>
+            <w:pPr>
+              <w:rPr>
+                <w:b/>
+                <w:bCs/>
+              </w:rPr>
+            </w:pPr>
+            <w:r>
+              <w:t>100%</w:t>
+            </w:r>
+          </w:p>
+        </w:tc>
+      </w:tr>
+      <w:tr>
+        <w:tc>
+          <w:tcPr>
+            <w:tcW w:w="2337" w:type="dxa"/>
+          </w:tcPr>
+          <w:p>
+            <w:pPr>
+              <w:rPr>
+                <w:b/>
+                <w:bCs/>
+              </w:rPr>
+            </w:pPr>
+            <w:r>
+              <w:t>Web Application Developer</w:t>
+            </w:r>
+          </w:p>
+        </w:tc>
+        <w:tc>
+          <w:tcPr>
+            <w:tcW w:w="2337" w:type="dxa"/>
+          </w:tcPr>
+          <w:p>
+            <w:pPr>
+              <w:rPr>
+                <w:b/>
+                <w:bCs/>
+              </w:rPr>
+            </w:pPr>
+            <w:r>
+              <w:t>Sam Patel</w:t>
+            </w:r>
+          </w:p>
+        </w:tc>
+        <w:tc>
+          <w:tcPr>
+            <w:tcW w:w="2338" w:type="dxa"/>
+          </w:tcPr>
+          <w:p>
+            <w:pPr>
+              <w:rPr>
+                <w:b/>
+                <w:bCs/>
+              </w:rPr>
+            </w:pPr>
+            <w:r>
+              <w:t>Mid-level</w:t>
+            </w:r>
+          </w:p>
+        </w:tc>
+        <w:tc>
+          <w:tcPr>
+            <w:tcW w:w="2338" w:type="dxa"/>
+          </w:tcPr>
+          <w:p>
+            <w:pPr>
+              <w:rPr>
+                <w:b/>
+                <w:bCs/>
+              </w:rPr>
+            </w:pPr>
+            <w:r>
+              <w:t>100%</w:t>
+            </w:r>
+          </w:p>
+        </w:tc>
+      </w:tr>
+      <w:tr>
+        <w:tc>
+          <w:tcPr>
+            <w:tcW w:w="2337" w:type="dxa"/>
+          </w:tcPr>
+          <w:p>
+            <w:pPr>
+              <w:rPr>
+                <w:b/>
+                <w:bCs/>
+              </w:rPr>
+            </w:pPr>
+            <w:r>
+              <w:t>Mapping &amp; Location Services Developer</w:t>
+            </w:r>
+          </w:p>
+        </w:tc>
+        <w:tc>
+          <w:tcPr>
+            <w:tcW w:w="2337" w:type="dxa"/>
+          </w:tcPr>
+          <w:p>
+            <w:pPr>
+              <w:rPr>
+                <w:b/>
+                <w:bCs/>
+              </w:rPr>
+            </w:pPr>
+            <w:r>
+              <w:t>Taylor Kim</w:t>
+            </w:r>
+          </w:p>
+        </w:tc>
+        <w:tc>
+          <w:tcPr>
+            <w:tcW w:w="2338" w:type="dxa"/>
+          </w:tcPr>
+          <w:p>
+            <w:pPr>
+              <w:rPr>
+                <w:b/>
+                <w:bCs/>
+              </w:rPr>
+            </w:pPr>
+            <w:r>
+              <w:t>Mid-level</w:t>
+            </w:r>
+          </w:p>
+        </w:tc>
+        <w:tc>
+          <w:tcPr>
+            <w:tcW w:w="2338" w:type="dxa"/>
+          </w:tcPr>
+          <w:p>
+            <w:pPr>
+              <w:rPr>
+                <w:b/>
+                <w:bCs/>
+              </w:rPr>
+            </w:pPr>
+            <w:r>
+              <w:t>75%</w:t>
+            </w:r>
+          </w:p>
+        </w:tc>
+      </w:tr>
+      <w:tr>
+        <w:tc>
+          <w:tcPr>
+            <w:tcW w:w="2337" w:type="dxa"/>
+          </w:tcPr>
+          <w:p>
+            <w:pPr>
+              <w:rPr>
+                <w:b/>
+                <w:bCs/>
+              </w:rPr>
+            </w:pPr>
+            <w:r>
+              <w:t>Payment Integration Developer</w:t>
+            </w:r>
+          </w:p>
+        </w:tc>
+        <w:tc>
+          <w:tcPr>
+            <w:tcW w:w="2337" w:type="dxa"/>
+          </w:tcPr>
+          <w:p>
+            <w:pPr>
+              <w:rPr>
+                <w:b/>
+                <w:bCs/>
+              </w:rPr>
+            </w:pPr>
+            <w:r>
+              <w:t>Morgan Diaz</w:t>
+            </w:r>
+          </w:p>
+        </w:tc>
+        <w:tc>
+          <w:tcPr>
+            <w:tcW w:w="2338" w:type="dxa"/>
+          </w:tcPr>
+          <w:p>
+            <w:pPr>
+              <w:rPr>
+                <w:b/>
+                <w:bCs/>
+              </w:rPr>
+            </w:pPr>
+            <w:r>
+              <w:t>Senior</w:t>
+            </w:r>
+          </w:p>
+        </w:tc>
+        <w:tc>
+          <w:tcPr>
+            <w:tcW w:w="2338" w:type="dxa"/>
+          </w:tcPr>
+          <w:p>
+            <w:pPr>
+              <w:rPr>
+                <w:b/>
+                <w:bCs/>
+              </w:rPr>
+            </w:pPr>
+            <w:r>
+              <w:t>75%</w:t>
+            </w:r>
+          </w:p>
+        </w:tc>
+      </w:tr>
+      <w:tr>
+        <w:tc>
+          <w:tcPr>
+            <w:tcW w:w="2337" w:type="dxa"/>
+          </w:tcPr>
+          <w:p>
+            <w:pPr>
+              <w:rPr>
+                <w:b/>
+                <w:bCs/>
+              </w:rPr>
+            </w:pPr>
+            <w:r>
+              <w:t>QA / Tester</w:t>
+            </w:r>
+          </w:p>
+        </w:tc>
+        <w:tc>
+          <w:tcPr>
+            <w:tcW w:w="2337" w:type="dxa"/>
+          </w:tcPr>
+          <w:p>
+            <w:pPr>
+              <w:rPr>
+                <w:b/>
+                <w:bCs/>
+              </w:rPr>
+            </w:pPr>
+            <w:r>
+              <w:t>Casey Nguyen</w:t>
+            </w:r>
+          </w:p>
+        </w:tc>
+        <w:tc>
+          <w:tcPr>
+            <w:tcW w:w="2338" w:type="dxa"/>
+          </w:tcPr>
+          <w:p>
+            <w:pPr>
+              <w:rPr>
+                <w:b/>
+                <w:bCs/>
+              </w:rPr>
+            </w:pPr>
+            <w:r>
+              <w:t>Mid-level</w:t>
+            </w:r>
+          </w:p>
+        </w:tc>
+        <w:tc>
+          <w:tcPr>
+            <w:tcW w:w="2338" w:type="dxa"/>
+          </w:tcPr>
+          <w:p>
+            <w:pPr>
+              <w:rPr>
+                <w:b/>
+                <w:bCs/>
+              </w:rPr>
+            </w:pPr>
+            <w:r>
+              <w:t>50%</w:t>
+            </w:r>
+          </w:p>
+        </w:tc>
+      </w:tr>
+      <w:tr>
+        <w:tc>
+          <w:tcPr>
+            <w:tcW w:w="2337" w:type="dxa"/>
+          </w:tcPr>
+          <w:p>
+            <w:pPr>
+              <w:rPr>
+                <w:b/>
+                <w:bCs/>
+              </w:rPr>
+            </w:pPr>
+            <w:r>
+              <w:t>UX Designer</w:t>
+            </w:r>
+          </w:p>
+        </w:tc>
+        <w:tc>
+          <w:tcPr>
+            <w:tcW w:w="2337" w:type="dxa"/>
+          </w:tcPr>
+          <w:p>
+            <w:pPr>
+              <w:rPr>
+                <w:b/>
+                <w:bCs/>
+              </w:rPr>
+            </w:pPr>
+            <w:r>
+              <w:t>Drew Martinez</w:t>
+            </w:r>
+          </w:p>
+        </w:tc>
+        <w:tc>
+          <w:tcPr>
+            <w:tcW w:w="2338" w:type="dxa"/>
+          </w:tcPr>
+          <w:p>
+            <w:pPr>
+              <w:rPr>
+                <w:b/>
+                <w:bCs/>
+              </w:rPr>
+            </w:pPr>
+            <w:r>
+              <w:t>Mid-level</w:t>
+            </w:r>
+          </w:p>
+        </w:tc>
+        <w:tc>
+          <w:tcPr>
+            <w:tcW w:w="2338" w:type="dxa"/>
+          </w:tcPr>
+          <w:p>
+            <w:pPr>
+              <w:rPr>
+                <w:b/>
+                <w:bCs/>
+              </w:rPr>
+            </w:pPr>
+            <w:r>
+              <w:t>50%</w:t>
+            </w:r>
+          </w:p>
+        </w:tc>
+      </w:tr>
+      <w:tr>
+        <w:tc>
+          <w:tcPr>
+            <w:tcW w:w="2337" w:type="dxa"/>
+          </w:tcPr>
+          <w:p>
+            <w:pPr>
+              <w:rPr>
+                <w:b/>
+                <w:bCs/>
+              </w:rPr>
+            </w:pPr>
+            <w:r>
+              <w:t>DevOps Engineer</w:t>
+            </w:r>
+          </w:p>
+        </w:tc>
+        <w:tc>
+          <w:tcPr>
+            <w:tcW w:w="2337" w:type="dxa"/>
+          </w:tcPr>
+          <w:p>
+            <w:pPr>
+              <w:rPr>
+                <w:b/>
+                <w:bCs/>
+              </w:rPr>
+            </w:pPr>
+            <w:r>
+              <w:t>Jamie Rivera</w:t>
+            </w:r>
+          </w:p>
+        </w:tc>
+        <w:tc>
+          <w:tcPr>
+            <w:tcW w:w="2338" w:type="dxa"/>
+          </w:tcPr>
+          <w:p>
+            <w:pPr>
+              <w:rPr>
+                <w:b/>
+                <w:bCs/>
+              </w:rPr>
+            </w:pPr>
+            <w:r>
+              <w:t>Senior</w:t>
+            </w:r>
+          </w:p>
+        </w:tc>
+        <w:tc>
+          <w:tcPr>
+            <w:tcW w:w="2338" w:type="dxa"/>
+          </w:tcPr>
+          <w:p>
+            <w:pPr>
+              <w:rPr>
+                <w:b/>
+                <w:bCs/>
+              </w:rPr>
+            </w:pPr>
+            <w:r>
+              <w:t>50%</w:t>
+            </w:r>
+          </w:p>
+        </w:tc>
+      </w:tr>
+      <w:tr>
+        <w:tc>
+          <w:tcPr>
+            <w:tcW w:w="2337" w:type="dxa"/>
+          </w:tcPr>
+          <w:p>
+            <w:pPr>
+              <w:rPr>
+                <w:b/>
+                <w:bCs/>
+              </w:rPr>
+            </w:pPr>
+            <w:r>
+              <w:t>Business Analyst</w:t>
+            </w:r>
+          </w:p>
+        </w:tc>
+        <w:tc>
+          <w:tcPr>
+            <w:tcW w:w="2337" w:type="dxa"/>
+          </w:tcPr>
+          <w:p>
+            <w:pPr>
+              <w:rPr>
+                <w:b/>
+                <w:bCs/>
+              </w:rPr>
+            </w:pPr>
+            <w:r>
+              <w:t>Alex Thompson</w:t>
+            </w:r>
+          </w:p>
+        </w:tc>
+        <w:tc>
+          <w:tcPr>
+            <w:tcW w:w="2338" w:type="dxa"/>
+          </w:tcPr>
+          <w:p>
+            <w:pPr>
+              <w:rPr>
+                <w:b/>
+                <w:bCs/>
+              </w:rPr>
+            </w:pPr>
+            <w:r>
+              <w:t>Mid-level</w:t>
+            </w:r>
+          </w:p>
+        </w:tc>
+        <w:tc>
+          <w:tcPr>
+            <w:tcW w:w="2338" w:type="dxa"/>
+          </w:tcPr>
+          <w:p>
+            <w:pPr>
+              <w:rPr>
+                <w:b/>
+                <w:bCs/>
+              </w:rPr>
+            </w:pPr>
+            <w:r>
+              <w:t>25%</w:t>
+            </w:r>
+          </w:p>
+        </w:tc>
+      </w:tr>
+    </w:tbl>
+    <w:p>
+      <w:pPr>
+        <w:rPr>
+          <w:b/>
+          <w:bCs/>
+        </w:rPr>
+      </w:pPr>
+    </w:p>
+    <w:p>
+      <w:pPr>
+        <w:rPr>
+          <w:b/>
+          <w:bCs/>
+        </w:rPr>
+      </w:pPr>
+      <w:r>
+        <w:rPr>
+          <w:b/>
+          <w:bCs/>
+        </w:rPr>
+        <w:t>Resource &amp; Cost Plan</w:t>
+      </w:r>
+      <w:r>
+        <w:rPr>
+          <w:b/>
+          <w:bCs/>
+        </w:rPr>
+        <w:t>:</w:t>
+      </w:r>
+    </w:p>
+    <w:tbl>
+      <w:tblPr>
+        <w:tblStyle w:val="TableGrid"/>
+        <w:tblW w:w="0" w:type="auto"/>
+        <w:tblLook w:val="04A0" w:firstRow="1" w:lastRow="0" w:firstColumn="1" w:lastColumn="0" w:noHBand="0" w:noVBand="1"/>
+      </w:tblPr>
+      <w:tblGrid>
+        <w:gridCol w:w="1870"/>
+        <w:gridCol w:w="1870"/>
+        <w:gridCol w:w="1870"/>
+        <w:gridCol w:w="1870"/>
+        <w:gridCol w:w="1870"/>
+      </w:tblGrid>
+      <w:tr>
+        <w:tc>
+          <w:tcPr>
+            <w:tcW w:w="1870" w:type="dxa"/>
+            <w:vAlign w:val="center"/>
+          </w:tcPr>
+          <w:p>
+            <w:pPr>
+              <w:rPr>
+                <w:b/>
+                <w:bCs/>
+              </w:rPr>
+            </w:pPr>
+            <w:r>
+              <w:rPr>
+                <w:b/>
+                <w:bCs/>
+              </w:rPr>
+              <w:t>Role</w:t>
+            </w:r>
+          </w:p>
+        </w:tc>
+        <w:tc>
+          <w:tcPr>
+            <w:tcW w:w="1870" w:type="dxa"/>
+            <w:vAlign w:val="center"/>
+          </w:tcPr>
+          <w:p>
+            <w:pPr>
+              <w:rPr>
+                <w:b/>
+                <w:bCs/>
+              </w:rPr>
+            </w:pPr>
+            <w:r>
+              <w:rPr>
+                <w:b/>
+                <w:bCs/>
+              </w:rPr>
+              <w:t>Monthly Hours</w:t>
+            </w:r>
+          </w:p>
+        </w:tc>
+        <w:tc>
+          <w:tcPr>
+            <w:tcW w:w="1870" w:type="dxa"/>
+            <w:vAlign w:val="center"/>
+          </w:tcPr>
+          <w:p>
+            <w:pPr>
+              <w:rPr>
+                <w:b/>
+                <w:bCs/>
+              </w:rPr>
+            </w:pPr>
+            <w:r>
+              <w:rPr>
+                <w:b/>
+                <w:bCs/>
+              </w:rPr>
+              <w:t>Hourly Rate</w:t>
+            </w:r>
+          </w:p>
+        </w:tc>
+        <w:tc>
+          <w:tcPr>
+            <w:tcW w:w="1870" w:type="dxa"/>
+            <w:vAlign w:val="center"/>
+          </w:tcPr>
+          <w:p>
+            <w:pPr>
+              <w:rPr>
+                <w:b/>
+                <w:bCs/>
+              </w:rPr>
+            </w:pPr>
+            <w:r>
+              <w:rPr>
+                <w:b/>
+                <w:bCs/>
+              </w:rPr>
+              <w:t>Duration</w:t>
+            </w:r>
+          </w:p>
+        </w:tc>
+        <w:tc>
+          <w:tcPr>
+            <w:tcW w:w="1870" w:type="dxa"/>
+            <w:vAlign w:val="center"/>
+          </w:tcPr>
+          <w:p>
+            <w:pPr>
+              <w:rPr>
+                <w:b/>
+                <w:bCs/>
+              </w:rPr>
+            </w:pPr>
+            <w:r>
+              <w:rPr>
+                <w:b/>
+                <w:bCs/>
+              </w:rPr>
+              <w:t>Total Cost</w:t>
+            </w:r>
+          </w:p>
+        </w:tc>
+      </w:tr>
+      <w:tr>
+        <w:tc>
+          <w:tcPr>
+            <w:tcW w:w="1870" w:type="dxa"/>
+            <w:vAlign w:val="center"/>
+          </w:tcPr>
+          <w:p>
+            <w:pPr>
+              <w:rPr>
+                <w:b/>
+                <w:bCs/>
+              </w:rPr>
+            </w:pPr>
+            <w:r>
+              <w:t>Project Manager</w:t>
+            </w:r>
+          </w:p>
+        </w:tc>
+        <w:tc>
+          <w:tcPr>
+            <w:tcW w:w="1870" w:type="dxa"/>
+            <w:vAlign w:val="center"/>
+          </w:tcPr>
+          <w:p>
+            <w:pPr>
+              <w:rPr>
+                <w:b/>
+                <w:bCs/>
+              </w:rPr>
+            </w:pPr>
+            <w:r>
+              <w:t>160</w:t>
+            </w:r>
+          </w:p>
+        </w:tc>
+        <w:tc>
+          <w:tcPr>
+            <w:tcW w:w="1870" w:type="dxa"/>
+            <w:vAlign w:val="center"/>
+          </w:tcPr>
+          <w:p>
+            <w:pPr>
+              <w:rPr>
+                <w:b/>
+                <w:bCs/>
+              </w:rPr>
+            </w:pPr>
+            <w:r>
+              <w:t>$70</w:t>
+            </w:r>
+          </w:p>
+        </w:tc>
+        <w:tc>
+          <w:tcPr>
+            <w:tcW w:w="1870" w:type="dxa"/>
+            <w:vAlign w:val="center"/>
+          </w:tcPr>
+          <w:p>
+            <w:pPr>
+              <w:rPr>
+                <w:b/>
+                <w:bCs/>
+              </w:rPr>
+            </w:pPr>
+            <w:r>
+              <w:t>3 months</w:t>
+            </w:r>
+          </w:p>
+        </w:tc>
+        <w:tc>
+          <w:tcPr>
+            <w:tcW w:w="1870" w:type="dxa"/>
+            <w:vAlign w:val="center"/>
+          </w:tcPr>
+          <w:p>
+            <w:pPr>
+              <w:rPr>
+                <w:b/>
+                <w:bCs/>
+              </w:rPr>
+            </w:pPr>
+            <w:r>
+              <w:t>$33,600</w:t>
+            </w:r>
+          </w:p>
+        </w:tc>
+      </w:tr>
+      <w:tr>
+        <w:tc>
+          <w:tcPr>
+            <w:tcW w:w="1870" w:type="dxa"/>
+            <w:vAlign w:val="center"/>
+          </w:tcPr>
+          <w:p>
+            <w:pPr>
+              <w:rPr>
+                <w:b/>
+                <w:bCs/>
+              </w:rPr>
+            </w:pPr>
+            <w:r>
+              <w:t>Backend/API Developer</w:t>
+            </w:r>
+          </w:p>
+        </w:tc>
+        <w:tc>
+          <w:tcPr>
+            <w:tcW w:w="1870" w:type="dxa"/>
+            <w:vAlign w:val="center"/>
+          </w:tcPr>
+          <w:p>
+            <w:pPr>
+              <w:rPr>
+                <w:b/>
+                <w:bCs/>
+              </w:rPr>
+            </w:pPr>
+            <w:r>
+              <w:t>160</w:t>
+            </w:r>
+          </w:p>
+        </w:tc>
+        <w:tc>
+          <w:tcPr>
+            <w:tcW w:w="1870" w:type="dxa"/>
+            <w:vAlign w:val="center"/>
+          </w:tcPr>
+          <w:p>
+            <w:pPr>
+              <w:rPr>
+                <w:b/>
+                <w:bCs/>
+              </w:rPr>
+            </w:pPr>
+            <w:r>
+              <w:t>$70</w:t>
+            </w:r>
+          </w:p>
+        </w:tc>
+        <w:tc>
+          <w:tcPr>
+            <w:tcW w:w="1870" w:type="dxa"/>
+            <w:vAlign w:val="center"/>
+          </w:tcPr>
+          <w:p>
+            <w:pPr>
+              <w:rPr>
+                <w:b/>
+                <w:bCs/>
+              </w:rPr>
+            </w:pPr>
+            <w:r>
+              <w:t>3 months</w:t>
+            </w:r>
+          </w:p>
+        </w:tc>
+        <w:tc>
+          <w:tcPr>
+            <w:tcW w:w="1870" w:type="dxa"/>
+            <w:vAlign w:val="center"/>
+          </w:tcPr>
+          <w:p>
+            <w:pPr>
+              <w:rPr>
+                <w:b/>
+                <w:bCs/>
+              </w:rPr>
+            </w:pPr>
+            <w:r>
+              <w:t>$33,600</w:t>
+            </w:r>
+          </w:p>
+        </w:tc>
+      </w:tr>
+      <w:tr>
+        <w:tc>
+          <w:tcPr>
+            <w:tcW w:w="1870" w:type="dxa"/>
+            <w:vAlign w:val="center"/>
+          </w:tcPr>
+          <w:p>
+            <w:pPr>
+              <w:rPr>
+                <w:b/>
+                <w:bCs/>
+              </w:rPr>
+            </w:pPr>
+            <w:r>
+              <w:t>Mobile Application Developer</w:t>
+            </w:r>
+          </w:p>
+        </w:tc>
+        <w:tc>
+          <w:tcPr>
+            <w:tcW w:w="1870" w:type="dxa"/>
+            <w:vAlign w:val="center"/>
+          </w:tcPr>
+          <w:p>
+            <w:pPr>
+              <w:rPr>
+                <w:b/>
+                <w:bCs/>
+              </w:rPr>
+            </w:pPr>
+            <w:r>
+              <w:t>160</w:t>
+            </w:r>
+          </w:p>
+        </w:tc>
+        <w:tc>
+          <w:tcPr>
+            <w:tcW w:w="1870" w:type="dxa"/>
+            <w:vAlign w:val="center"/>
+          </w:tcPr>
+          <w:p>
+            <w:pPr>
+              <w:rPr>
+                <w:b/>
+                <w:bCs/>
+              </w:rPr>
+            </w:pPr>
+            <w:r>
+              <w:t>$50</w:t>
+            </w:r>
+          </w:p>
+        </w:tc>
+        <w:tc>
+          <w:tcPr>
+            <w:tcW w:w="1870" w:type="dxa"/>
+            <w:vAlign w:val="center"/>
+          </w:tcPr>
+          <w:p>
+            <w:pPr>
+              <w:rPr>
+                <w:b/>
+                <w:bCs/>
+              </w:rPr>
+            </w:pPr>
+            <w:r>
+              <w:t>3 months</w:t>
+            </w:r>
+          </w:p>
+        </w:tc>
+        <w:tc>
+          <w:tcPr>
+            <w:tcW w:w="1870" w:type="dxa"/>
+            <w:vAlign w:val="center"/>
+          </w:tcPr>
+          <w:p>
+            <w:pPr>
+              <w:rPr>
+                <w:b/>
+                <w:bCs/>
+              </w:rPr>
+            </w:pPr>
+            <w:r>
+              <w:t>$24,000</w:t>
+            </w:r>
+          </w:p>
+        </w:tc>
+      </w:tr>
+      <w:tr>
+        <w:tc>
+          <w:tcPr>
+            <w:tcW w:w="1870" w:type="dxa"/>
+            <w:vAlign w:val="center"/>
+          </w:tcPr>
+          <w:p>
+            <w:pPr>
+              <w:rPr>
+                <w:b/>
+                <w:bCs/>
+              </w:rPr>
+            </w:pPr>
+            <w:r>
+              <w:t>Web Application Developer</w:t>
+            </w:r>
+          </w:p>
+        </w:tc>
+        <w:tc>
+          <w:tcPr>
+            <w:tcW w:w="1870" w:type="dxa"/>
+            <w:vAlign w:val="center"/>
+          </w:tcPr>
+          <w:p>
+            <w:pPr>
+              <w:rPr>
+                <w:b/>
+                <w:bCs/>
+              </w:rPr>
+            </w:pPr>
+            <w:r>
+              <w:t>160</w:t>
+            </w:r>
+          </w:p>
+        </w:tc>
+        <w:tc>
+          <w:tcPr>
+            <w:tcW w:w="1870" w:type="dxa"/>
+            <w:vAlign w:val="center"/>
+          </w:tcPr>
+          <w:p>
+            <w:pPr>
+              <w:rPr>
+                <w:b/>
+                <w:bCs/>
+              </w:rPr>
+            </w:pPr>
+            <w:r>
+              <w:t>$50</w:t>
+            </w:r>
+          </w:p>
+        </w:tc>
+        <w:tc>
+          <w:tcPr>
+            <w:tcW w:w="1870" w:type="dxa"/>
+            <w:vAlign w:val="center"/>
+          </w:tcPr>
+          <w:p>
+            <w:pPr>
+              <w:rPr>
+                <w:b/>
+                <w:bCs/>
+              </w:rPr>
+            </w:pPr>
+            <w:r>
+              <w:t>3 months</w:t>
+            </w:r>
+          </w:p>
+        </w:tc>
+        <w:tc>
+          <w:tcPr>
+            <w:tcW w:w="1870" w:type="dxa"/>
+            <w:vAlign w:val="center"/>
+          </w:tcPr>
+          <w:p>
+            <w:pPr>
+              <w:rPr>
+                <w:b/>
+                <w:bCs/>
+              </w:rPr>
+            </w:pPr>
+            <w:r>
+              <w:t>$24,000</w:t>
+            </w:r>
+          </w:p>
+        </w:tc>
+      </w:tr>
+      <w:tr>
+        <w:tc>
+          <w:tcPr>
+            <w:tcW w:w="1870" w:type="dxa"/>
+            <w:vAlign w:val="center"/>
+          </w:tcPr>
+          <w:p>
+            <w:pPr>
+              <w:rPr>
+                <w:b/>
+                <w:bCs/>
+              </w:rPr>
+            </w:pPr>
+            <w:r>
+              <w:t>Mapping &amp; Location Services Developer</w:t>
+            </w:r>
+          </w:p>
+        </w:tc>
+        <w:tc>
+          <w:tcPr>
+            <w:tcW w:w="1870" w:type="dxa"/>
+            <w:vAlign w:val="center"/>
+          </w:tcPr>
+          <w:p>
+            <w:pPr>
+              <w:rPr>
+                <w:b/>
+                <w:bCs/>
+              </w:rPr>
+            </w:pPr>
+            <w:r>
+              <w:t>120</w:t>
+            </w:r>
+          </w:p>
+        </w:tc>
+        <w:tc>
+          <w:tcPr>
+            <w:tcW w:w="1870" w:type="dxa"/>
+            <w:vAlign w:val="center"/>
+          </w:tcPr>
+          <w:p>
+            <w:pPr>
+              <w:rPr>
+                <w:b/>
+                <w:bCs/>
+              </w:rPr>
+            </w:pPr>
+            <w:r>
+              <w:t>$50</w:t>
+            </w:r>
+          </w:p>
+        </w:tc>
+        <w:tc>
+          <w:tcPr>
+            <w:tcW w:w="1870" w:type="dxa"/>
+            <w:vAlign w:val="center"/>
+          </w:tcPr>
+          <w:p>
+            <w:pPr>
+              <w:rPr>
+                <w:b/>
+                <w:bCs/>
+              </w:rPr>
+            </w:pPr>
+            <w:r>
+              <w:t>3 months</w:t>
+            </w:r>
+          </w:p>
+        </w:tc>
+        <w:tc>
+          <w:tcPr>
+            <w:tcW w:w="1870" w:type="dxa"/>
+            <w:vAlign w:val="center"/>
+          </w:tcPr>
+          <w:p>
+            <w:pPr>
+              <w:rPr>
+                <w:b/>
+                <w:bCs/>
+              </w:rPr>
+            </w:pPr>
+            <w:r>
+              <w:t>$18,000</w:t>
+            </w:r>
+          </w:p>
+        </w:tc>
+      </w:tr>
+      <w:tr>
+        <w:tc>
+          <w:tcPr>
+            <w:tcW w:w="1870" w:type="dxa"/>
+            <w:vAlign w:val="center"/>
+          </w:tcPr>
+          <w:p>
+            <w:pPr>
+              <w:rPr>
+                <w:b/>
+                <w:bCs/>
+              </w:rPr>
+            </w:pPr>
+            <w:r>
+              <w:t>Payment Integration Developer</w:t>
+            </w:r>
+          </w:p>
+        </w:tc>
+        <w:tc>
+          <w:tcPr>
+            <w:tcW w:w="1870" w:type="dxa"/>
+            <w:vAlign w:val="center"/>
+          </w:tcPr>
+          <w:p>
+            <w:pPr>
+              <w:rPr>
+                <w:b/>
+                <w:bCs/>
+              </w:rPr>
+            </w:pPr>
+            <w:r>
+              <w:t>120</w:t>
+            </w:r>
+          </w:p>
+        </w:tc>
+        <w:tc>
+          <w:tcPr>
+            <w:tcW w:w="1870" w:type="dxa"/>
+            <w:vAlign w:val="center"/>
+          </w:tcPr>
+          <w:p>
+            <w:pPr>
+              <w:rPr>
+                <w:b/>
+                <w:bCs/>
+              </w:rPr>
+            </w:pPr>
+            <w:r>
+              <w:t>$70</w:t>
+            </w:r>
+          </w:p>
+        </w:tc>
+        <w:tc>
+          <w:tcPr>
+            <w:tcW w:w="1870" w:type="dxa"/>
+            <w:vAlign w:val="center"/>
+          </w:tcPr>
+          <w:p>
+            <w:pPr>
+              <w:rPr>
+                <w:b/>
+                <w:bCs/>
+              </w:rPr>
+            </w:pPr>
+            <w:r>
+              <w:t>3 months</w:t>
+            </w:r>
+          </w:p>
+        </w:tc>
+        <w:tc>
+          <w:tcPr>
+            <w:tcW w:w="1870" w:type="dxa"/>
+            <w:vAlign w:val="center"/>
+          </w:tcPr>
+          <w:p>
+            <w:pPr>
+              <w:rPr>
+                <w:b/>
+                <w:bCs/>
+              </w:rPr>
+            </w:pPr>
+            <w:r>
+              <w:t>$25,200</w:t>
+            </w:r>
+          </w:p>
+        </w:tc>
+      </w:tr>
+      <w:tr>
+        <w:tc>
+          <w:tcPr>
+            <w:tcW w:w="1870" w:type="dxa"/>
+            <w:vAlign w:val="center"/>
+          </w:tcPr>
+          <w:p>
+            <w:pPr>
+              <w:rPr>
+                <w:b/>
+                <w:bCs/>
+              </w:rPr>
+            </w:pPr>
+            <w:r>
+              <w:t>QA / Tester</w:t>
+            </w:r>
+          </w:p>
+        </w:tc>
+        <w:tc>
+          <w:tcPr>
+            <w:tcW w:w="1870" w:type="dxa"/>
+            <w:vAlign w:val="center"/>
+          </w:tcPr>
+          <w:p>
+            <w:pPr>
+              <w:rPr>
+                <w:b/>
+                <w:bCs/>
+              </w:rPr>
+            </w:pPr>
+            <w:r>
+              <w:t>80</w:t>
+            </w:r>
+          </w:p>
+        </w:tc>
+        <w:tc>
+          <w:tcPr>
+            <w:tcW w:w="1870" w:type="dxa"/>
+            <w:vAlign w:val="center"/>
+          </w:tcPr>
+          <w:p>
+            <w:pPr>
+              <w:rPr>
+                <w:b/>
+                <w:bCs/>
+              </w:rPr>
+            </w:pPr>
+            <w:r>
+              <w:t>$50</w:t>
+            </w:r>
+          </w:p>
+        </w:tc>
+        <w:tc>
+          <w:tcPr>
+            <w:tcW w:w="1870" w:type="dxa"/>
+            <w:vAlign w:val="center"/>
+          </w:tcPr>
+          <w:p>
+            <w:pPr>
+              <w:rPr>
+                <w:b/>
+                <w:bCs/>
+              </w:rPr>
+            </w:pPr>
+            <w:r>
+              <w:t>3 months</w:t>
+            </w:r>
+          </w:p>
+        </w:tc>
+        <w:tc>
+          <w:tcPr>
+            <w:tcW w:w="1870" w:type="dxa"/>
+            <w:vAlign w:val="center"/>
+          </w:tcPr>
+          <w:p>
+            <w:pPr>
+              <w:rPr>
+                <w:b/>
+                <w:bCs/>
+              </w:rPr>
+            </w:pPr>
+            <w:r>
+              <w:t>$12,000</w:t>
+            </w:r>
+          </w:p>
+        </w:tc>
+      </w:tr>
+      <w:tr>
+        <w:tc>
+          <w:tcPr>
+            <w:tcW w:w="1870" w:type="dxa"/>
+            <w:vAlign w:val="center"/>
+          </w:tcPr>
+          <w:p>
+            <w:pPr>
+              <w:rPr>
+                <w:b/>
+                <w:bCs/>
+              </w:rPr>
+            </w:pPr>
+            <w:r>
+              <w:t>UX Designer</w:t>
+            </w:r>
+          </w:p>
+        </w:tc>
+        <w:tc>
+          <w:tcPr>
+            <w:tcW w:w="1870" w:type="dxa"/>
+            <w:vAlign w:val="center"/>
+          </w:tcPr>
+          <w:p>
+            <w:pPr>
+              <w:rPr>
+                <w:b/>
+                <w:bCs/>
+              </w:rPr>
+            </w:pPr>
+            <w:r>
+              <w:t>80</w:t>
+            </w:r>
+          </w:p>
+        </w:tc>
+        <w:tc>
+          <w:tcPr>
+            <w:tcW w:w="1870" w:type="dxa"/>
+            <w:vAlign w:val="center"/>
+          </w:tcPr>
+          <w:p>
+            <w:pPr>
+              <w:rPr>
+                <w:b/>
+                <w:bCs/>
+              </w:rPr>
+            </w:pPr>
+            <w:r>
+              <w:t>$50</w:t>
+            </w:r>
+          </w:p>
+        </w:tc>
+        <w:tc>
+          <w:tcPr>
+            <w:tcW w:w="1870" w:type="dxa"/>
+            <w:vAlign w:val="center"/>
+          </w:tcPr>
+          <w:p>
+            <w:pPr>
+              <w:rPr>
+                <w:b/>
+                <w:bCs/>
+              </w:rPr>
+            </w:pPr>
+            <w:r>
+              <w:t>3 months</w:t>
+            </w:r>
+          </w:p>
+        </w:tc>
+        <w:tc>
+          <w:tcPr>
+            <w:tcW w:w="1870" w:type="dxa"/>
+            <w:vAlign w:val="center"/>
+          </w:tcPr>
+          <w:p>
+            <w:pPr>
+              <w:rPr>
+                <w:b/>
+                <w:bCs/>
+              </w:rPr>
+            </w:pPr>
+            <w:r>
+              <w:t>$12,000</w:t>
+            </w:r>
+          </w:p>
+        </w:tc>
+      </w:tr>
+      <w:tr>
+        <w:tc>
+          <w:tcPr>
+            <w:tcW w:w="1870" w:type="dxa"/>
+            <w:vAlign w:val="center"/>
+          </w:tcPr>
+          <w:p>
+            <w:pPr>
+              <w:rPr>
+                <w:b/>
+                <w:bCs/>
+              </w:rPr>
+            </w:pPr>
+            <w:r>
+              <w:t>DevOps Engineer</w:t>
+            </w:r>
+          </w:p>
+        </w:tc>
+        <w:tc>
+          <w:tcPr>
+            <w:tcW w:w="1870" w:type="dxa"/>
+            <w:vAlign w:val="center"/>
+          </w:tcPr>
+          <w:p>
+            <w:pPr>
+              <w:rPr>
+                <w:b/>
+                <w:bCs/>
+              </w:rPr>
+            </w:pPr>
+            <w:r>
+              <w:t>80</w:t>
+            </w:r>
+          </w:p>
+        </w:tc>
+        <w:tc>
+          <w:tcPr>
+            <w:tcW w:w="1870" w:type="dxa"/>
+            <w:vAlign w:val="center"/>
+          </w:tcPr>
+          <w:p>
+            <w:pPr>
+              <w:rPr>
+                <w:b/>
+                <w:bCs/>
+              </w:rPr>
+            </w:pPr>
+            <w:r>
+              <w:t>$70</w:t>
+            </w:r>
+          </w:p>
+        </w:tc>
+        <w:tc>
+          <w:tcPr>
+            <w:tcW w:w="1870" w:type="dxa"/>
+            <w:vAlign w:val="center"/>
+          </w:tcPr>
+          <w:p>
+            <w:pPr>
+              <w:rPr>
+                <w:b/>
+                <w:bCs/>
+              </w:rPr>
+            </w:pPr>
+            <w:r>
+              <w:t>3 months</w:t>
+            </w:r>
+          </w:p>
+        </w:tc>
+        <w:tc>
+          <w:tcPr>
+            <w:tcW w:w="1870" w:type="dxa"/>
+            <w:vAlign w:val="center"/>
+          </w:tcPr>
+          <w:p>
+            <w:pPr>
+              <w:rPr>
+                <w:b/>
+                <w:bCs/>
+              </w:rPr>
+            </w:pPr>
+            <w:r>
+              <w:t>$16,800</w:t>
+            </w:r>
+          </w:p>
+        </w:tc>
+      </w:tr>
+      <w:tr>
+        <w:tc>
+          <w:tcPr>
+            <w:tcW w:w="1870" w:type="dxa"/>
+            <w:vAlign w:val="center"/>
+          </w:tcPr>
+          <w:p>
+            <w:pPr>
+              <w:rPr>
+                <w:b/>
+                <w:bCs/>
+              </w:rPr>
+            </w:pPr>
+            <w:r>
+              <w:t>Business Analyst</w:t>
+            </w:r>
+          </w:p>
+        </w:tc>
+        <w:tc>
+          <w:tcPr>
+            <w:tcW w:w="1870" w:type="dxa"/>
+            <w:vAlign w:val="center"/>
+          </w:tcPr>
+          <w:p>
+            <w:pPr>
+              <w:rPr>
+                <w:b/>
+                <w:bCs/>
+              </w:rPr>
+            </w:pPr>
+            <w:r>
+              <w:t>40</w:t>
+            </w:r>
+          </w:p>
+        </w:tc>
+        <w:tc>
+          <w:tcPr>
+            <w:tcW w:w="1870" w:type="dxa"/>
+            <w:vAlign w:val="center"/>
+          </w:tcPr>
+          <w:p>
+            <w:pPr>
+              <w:rPr>
+                <w:b/>
+                <w:bCs/>
+              </w:rPr>
+            </w:pPr>
+            <w:r>
+              <w:t>$50</w:t>
+            </w:r>
+          </w:p>
+        </w:tc>
+        <w:tc>
+          <w:tcPr>
+            <w:tcW w:w="1870" w:type="dxa"/>
+            <w:vAlign w:val="center"/>
+          </w:tcPr>
+          <w:p>
+            <w:pPr>
+              <w:rPr>
+                <w:b/>
+                <w:bCs/>
+              </w:rPr>
+            </w:pPr>
+            <w:r>
+              <w:t>3 months</w:t>
+            </w:r>
+          </w:p>
+        </w:tc>
+        <w:tc>
+          <w:tcPr>
+            <w:tcW w:w="1870" w:type="dxa"/>
+            <w:vAlign w:val="center"/>
+          </w:tcPr>
+          <w:p>
+            <w:pPr>
+              <w:rPr>
+                <w:b/>
+                <w:bCs/>
+              </w:rPr>
+            </w:pPr>
+            <w:r>
+              <w:t>$6,000</w:t>
+            </w:r>
+          </w:p>
+        </w:tc>
+      </w:tr>
+      <w:tr>
+        <w:tc>
+          <w:tcPr>
+            <w:tcW w:w="1870" w:type="dxa"/>
+            <w:vAlign w:val="center"/>
+          </w:tcPr>
+          <w:p>
+            <w:pPr>
+              <w:rPr>
+                <w:b/>
+                <w:bCs/>
+              </w:rPr>
+            </w:pPr>
+            <w:r>
+              <w:rPr>
+                <w:rStyle w:val="Strong"/>
+              </w:rPr>
+              <w:t>Labor Subtotal</w:t>
+            </w:r>
+          </w:p>
+        </w:tc>
+        <w:tc>
+          <w:tcPr>
+            <w:tcW w:w="1870" w:type="dxa"/>
+            <w:vAlign w:val="center"/>
+          </w:tcPr>
+          <w:p>
+            <w:pPr>
+              <w:rPr>
+                <w:b/>
+                <w:bCs/>
+              </w:rPr>
+            </w:pPr>
+          </w:p>
+        </w:tc>
+        <w:tc>
+          <w:tcPr>
+            <w:tcW w:w="1870" w:type="dxa"/>
+            <w:vAlign w:val="center"/>
+          </w:tcPr>
+          <w:p>
+            <w:pPr>
+              <w:rPr>
+                <w:b/>
+                <w:bCs/>
+              </w:rPr>
+            </w:pPr>
+          </w:p>
+        </w:tc>
+        <w:tc>
+          <w:tcPr>
+            <w:tcW w:w="1870" w:type="dxa"/>
+            <w:vAlign w:val="center"/>
+          </w:tcPr>
+          <w:p>
+            <w:pPr>
+              <w:rPr>
+                <w:b/>
+                <w:bCs/>
+              </w:rPr>
+            </w:pPr>
+          </w:p>
+        </w:tc>
+        <w:tc>
+          <w:tcPr>
+            <w:tcW w:w="1870" w:type="dxa"/>
+            <w:vAlign w:val="center"/>
+          </w:tcPr>
+          <w:p>
+            <w:pPr>
+              <w:rPr>
+                <w:b/>
+                <w:bCs/>
+              </w:rPr>
+            </w:pPr>
+            <w:r>
+              <w:rPr>
+                <w:rStyle w:val="Strong"/>
+              </w:rPr>
+              <w:t>$205,200</w:t>
+            </w:r>
+          </w:p>
+        </w:tc>
+      </w:tr>
+      <w:tr>
+        <w:tc>
+          <w:tcPr>
+            <w:tcW w:w="1870" w:type="dxa"/>
+            <w:vAlign w:val="center"/>
+          </w:tcPr>
+          <w:p>
+            <w:pPr>
+              <w:rPr>
+                <w:b/>
+                <w:bCs/>
+              </w:rPr>
+            </w:pPr>
+            <w:r>
+              <w:t>Cloud Hosting</w:t>
+            </w:r>
+          </w:p>
+        </w:tc>
+        <w:tc>
+          <w:tcPr>
+            <w:tcW w:w="1870" w:type="dxa"/>
+            <w:vAlign w:val="center"/>
+          </w:tcPr>
+          <w:p>
+            <w:pPr>
+              <w:rPr>
+                <w:b/>
+                <w:bCs/>
+              </w:rPr>
+            </w:pPr>
+            <w:r>
+              <w:t>$500/month</w:t>
+            </w:r>
+          </w:p>
+        </w:tc>
+        <w:tc>
+          <w:tcPr>
+            <w:tcW w:w="1870" w:type="dxa"/>
+            <w:vAlign w:val="center"/>
+          </w:tcPr>
+          <w:p>
+            <w:pPr>
+              <w:rPr>
+                <w:b/>
+                <w:bCs/>
+              </w:rPr>
+            </w:pPr>
+            <w:r>
+              <w:rPr>
+                <w:b/>
+                <w:bCs/>
+              </w:rPr>
+              <w:t>-</w:t>
+            </w:r>
+          </w:p>
+        </w:tc>
+        <w:tc>
+          <w:tcPr>
+            <w:tcW w:w="1870" w:type="dxa"/>
+            <w:vAlign w:val="center"/>
+          </w:tcPr>
+          <w:p>
+            <w:pPr>
+              <w:rPr>
+                <w:b/>
+                <w:bCs/>
+              </w:rPr>
+            </w:pPr>
+            <w:r>
+              <w:t>3 months</w:t>
+            </w:r>
+          </w:p>
+        </w:tc>
+        <w:tc>
+          <w:tcPr>
+            <w:tcW w:w="1870" w:type="dxa"/>
+            <w:vAlign w:val="center"/>
+          </w:tcPr>
+          <w:p>
+            <w:pPr>
+              <w:rPr>
+                <w:b/>
+                <w:bCs/>
+              </w:rPr>
+            </w:pPr>
+            <w:r>
+              <w:t>$1,500</w:t>
+            </w:r>
+          </w:p>
+        </w:tc>
+      </w:tr>
+      <w:tr>
+        <w:tc>
+          <w:tcPr>
+            <w:tcW w:w="1870" w:type="dxa"/>
+            <w:vAlign w:val="center"/>
+          </w:tcPr>
+          <w:p>
+            <w:pPr>
+              <w:rPr>
+                <w:b/>
+                <w:bCs/>
+              </w:rPr>
+            </w:pPr>
+            <w:r>
+              <w:t>Third-Party APIs (Mapping, Payment)</w:t>
+            </w:r>
+          </w:p>
+        </w:tc>
+        <w:tc>
+          <w:tcPr>
+            <w:tcW w:w="1870" w:type="dxa"/>
+            <w:vAlign w:val="center"/>
+          </w:tcPr>
+          <w:p>
+            <w:pPr>
+              <w:rPr>
+                <w:b/>
+                <w:bCs/>
+              </w:rPr>
+            </w:pPr>
+            <w:r>
+              <w:t>$400/month</w:t>
+            </w:r>
+          </w:p>
+        </w:tc>
+        <w:tc>
+          <w:tcPr>
+            <w:tcW w:w="1870" w:type="dxa"/>
+            <w:vAlign w:val="center"/>
+          </w:tcPr>
+          <w:p>
+            <w:pPr>
+              <w:rPr>
+                <w:b/>
+                <w:bCs/>
+              </w:rPr>
+            </w:pPr>
+            <w:r>
+              <w:rPr>
+                <w:b/>
+                <w:bCs/>
+              </w:rPr>
+              <w:t>-</w:t>
+            </w:r>
+          </w:p>
+        </w:tc>
+        <w:tc>
+          <w:tcPr>
+            <w:tcW w:w="1870" w:type="dxa"/>
+            <w:vAlign w:val="center"/>
+          </w:tcPr>
+          <w:p>
+            <w:pPr>
+              <w:rPr>
+                <w:b/>
+                <w:bCs/>
+              </w:rPr>
+            </w:pPr>
+            <w:r>
+              <w:t>3 months</w:t>
+            </w:r>
+          </w:p>
+        </w:tc>
+        <w:tc>
+          <w:tcPr>
+            <w:tcW w:w="1870" w:type="dxa"/>
+            <w:vAlign w:val="center"/>
+          </w:tcPr>
+          <w:p>
+            <w:pPr>
+              <w:rPr>
+                <w:b/>
+                <w:bCs/>
+              </w:rPr>
+            </w:pPr>
+            <w:r>
+              <w:t>$1,200</w:t>
+            </w:r>
+          </w:p>
+        </w:tc>
+      </w:tr>
+      <w:tr>
+        <w:tc>
+          <w:tcPr>
+            <w:tcW w:w="1870" w:type="dxa"/>
+            <w:vAlign w:val="center"/>
+          </w:tcPr>
+          <w:p>
+            <w:pPr>
+              <w:rPr>
+                <w:b/>
+                <w:bCs/>
+              </w:rPr>
+            </w:pPr>
+            <w:r>
+              <w:t>Licenses &amp; Tools</w:t>
+            </w:r>
+          </w:p>
+        </w:tc>
+        <w:tc>
+          <w:tcPr>
+            <w:tcW w:w="1870" w:type="dxa"/>
+            <w:vAlign w:val="center"/>
+          </w:tcPr>
+          <w:p>
+            <w:pPr>
+              <w:rPr>
+                <w:b/>
+                <w:bCs/>
+              </w:rPr>
+            </w:pPr>
+            <w:r>
+              <w:t>$800 one-off</w:t>
+            </w:r>
+          </w:p>
+        </w:tc>
+        <w:tc>
+          <w:tcPr>
+            <w:tcW w:w="1870" w:type="dxa"/>
+            <w:vAlign w:val="center"/>
+          </w:tcPr>
+          <w:p>
+            <w:pPr>
+              <w:rPr>
+                <w:b/>
+                <w:bCs/>
+              </w:rPr>
+            </w:pPr>
+            <w:r>
+              <w:rPr>
+                <w:b/>
+                <w:bCs/>
+              </w:rPr>
+              <w:t>-</w:t>
+            </w:r>
+          </w:p>
+        </w:tc>
+        <w:tc>
+          <w:tcPr>
+            <w:tcW w:w="1870" w:type="dxa"/>
+            <w:vAlign w:val="center"/>
+          </w:tcPr>
+          <w:p>
+            <w:pPr>
+              <w:rPr>
+                <w:b/>
+                <w:bCs/>
+              </w:rPr>
+            </w:pPr>
+            <w:r>
+              <w:rPr>
+                <w:b/>
+                <w:bCs/>
+              </w:rPr>
+              <w:t>-</w:t>
+            </w:r>
+          </w:p>
+        </w:tc>
+        <w:tc>
+          <w:tcPr>
+            <w:tcW w:w="1870" w:type="dxa"/>
+            <w:vAlign w:val="center"/>
+          </w:tcPr>
+          <w:p>
+            <w:pPr>
+              <w:rPr>
+                <w:b/>
+                <w:bCs/>
+              </w:rPr>
+            </w:pPr>
+            <w:r>
+              <w:t>$800</w:t>
+            </w:r>
+          </w:p>
+        </w:tc>
+      </w:tr>
+      <w:tr>
+        <w:tc>
+          <w:tcPr>
+            <w:tcW w:w="1870" w:type="dxa"/>
+            <w:vAlign w:val="center"/>
+          </w:tcPr>
+          <w:p>
+            <w:pPr>
+              <w:rPr>
+                <w:b/>
+                <w:bCs/>
+              </w:rPr>
+            </w:pPr>
+            <w:r>
+              <w:rPr>
+                <w:rStyle w:val="Strong"/>
+              </w:rPr>
+              <w:t>Non-Labor Subtotal</w:t>
+            </w:r>
+          </w:p>
+        </w:tc>
+        <w:tc>
+          <w:tcPr>
+            <w:tcW w:w="1870" w:type="dxa"/>
+            <w:vAlign w:val="center"/>
+          </w:tcPr>
+          <w:p>
+            <w:pPr>
+              <w:rPr>
+                <w:b/>
+                <w:bCs/>
+              </w:rPr>
+            </w:pPr>
+          </w:p>
+        </w:tc>
+        <w:tc>
+          <w:tcPr>
+            <w:tcW w:w="1870" w:type="dxa"/>
+            <w:vAlign w:val="center"/>
+          </w:tcPr>
+          <w:p>
+            <w:pPr>
+              <w:rPr>
+                <w:b/>
+                <w:bCs/>
+              </w:rPr>
+            </w:pPr>
+          </w:p>
+        </w:tc>
+        <w:tc>
+          <w:tcPr>
+            <w:tcW w:w="1870" w:type="dxa"/>
+            <w:vAlign w:val="center"/>
+          </w:tcPr>
+          <w:p>
+            <w:pPr>
+              <w:rPr>
+                <w:b/>
+                <w:bCs/>
+              </w:rPr>
+            </w:pPr>
+          </w:p>
+        </w:tc>
+        <w:tc>
+          <w:tcPr>
+            <w:tcW w:w="1870" w:type="dxa"/>
+            <w:vAlign w:val="center"/>
+          </w:tcPr>
+          <w:p>
+            <w:pPr>
+              <w:rPr>
+                <w:b/>
+                <w:bCs/>
+              </w:rPr>
+            </w:pPr>
+            <w:r>
+              <w:rPr>
+                <w:rStyle w:val="Strong"/>
+              </w:rPr>
+              <w:t>$3,500</w:t>
+            </w:r>
+          </w:p>
+        </w:tc>
+      </w:tr>
+      <w:tr>
+        <w:tc>
+          <w:tcPr>
+            <w:tcW w:w="1870" w:type="dxa"/>
+            <w:vAlign w:val="center"/>
+          </w:tcPr>
+          <w:p>
+            <w:pPr>
+              <w:rPr>
+                <w:b/>
+                <w:bCs/>
+              </w:rPr>
+            </w:pPr>
+            <w:r>
+              <w:rPr>
+                <w:rStyle w:val="Strong"/>
+              </w:rPr>
+              <w:t>Total Before Contingency</w:t>
+            </w:r>
+          </w:p>
+        </w:tc>
+        <w:tc>
+          <w:tcPr>
+            <w:tcW w:w="1870" w:type="dxa"/>
+            <w:vAlign w:val="center"/>
+          </w:tcPr>
+          <w:p>
+            <w:pPr>
+              <w:rPr>
+                <w:b/>
+                <w:bCs/>
+              </w:rPr>
+            </w:pPr>
+          </w:p>
+        </w:tc>
+        <w:tc>
+          <w:tcPr>
+            <w:tcW w:w="1870" w:type="dxa"/>
+            <w:vAlign w:val="center"/>
+          </w:tcPr>
+          <w:p>
+            <w:pPr>
+              <w:rPr>
+                <w:b/>
+                <w:bCs/>
+              </w:rPr>
+            </w:pPr>
+          </w:p>
+        </w:tc>
+        <w:tc>
+          <w:tcPr>
+            <w:tcW w:w="1870" w:type="dxa"/>
+            <w:vAlign w:val="center"/>
+          </w:tcPr>
+          <w:p>
+            <w:pPr>
+              <w:rPr>
+                <w:b/>
+                <w:bCs/>
+              </w:rPr>
+            </w:pPr>
+          </w:p>
+        </w:tc>
+        <w:tc>
+          <w:tcPr>
+            <w:tcW w:w="1870" w:type="dxa"/>
+            <w:vAlign w:val="center"/>
+          </w:tcPr>
+          <w:p>
+            <w:pPr>
+              <w:rPr>
+                <w:b/>
+                <w:bCs/>
+              </w:rPr>
+            </w:pPr>
+            <w:r>
+              <w:rPr>
+                <w:rStyle w:val="Strong"/>
+              </w:rPr>
+              <w:t>$208,700</w:t>
+            </w:r>
+          </w:p>
+        </w:tc>
+      </w:tr>
+      <w:tr>
+        <w:tc>
+          <w:tcPr>
+            <w:tcW w:w="1870" w:type="dxa"/>
+            <w:vAlign w:val="center"/>
+          </w:tcPr>
+          <w:p>
+            <w:pPr>
+              <w:rPr>
+                <w:b/>
+                <w:bCs/>
+              </w:rPr>
+            </w:pPr>
+            <w:r>
+              <w:t>Contingency (10%)</w:t>
+            </w:r>
+          </w:p>
+        </w:tc>
+        <w:tc>
+          <w:tcPr>
+            <w:tcW w:w="1870" w:type="dxa"/>
+            <w:vAlign w:val="center"/>
+          </w:tcPr>
+          <w:p>
+            <w:pPr>
+              <w:rPr>
+                <w:b/>
+                <w:bCs/>
+              </w:rPr>
+            </w:pPr>
+          </w:p>
+        </w:tc>
+        <w:tc>
+          <w:tcPr>
+            <w:tcW w:w="1870" w:type="dxa"/>
+            <w:vAlign w:val="center"/>
+          </w:tcPr>
+          <w:p>
+            <w:pPr>
+              <w:rPr>
+                <w:b/>
+                <w:bCs/>
+              </w:rPr>
+            </w:pPr>
+          </w:p>
+        </w:tc>
+        <w:tc>
+          <w:tcPr>
+            <w:tcW w:w="1870" w:type="dxa"/>
+            <w:vAlign w:val="center"/>
+          </w:tcPr>
+          <w:p>
+            <w:pPr>
+              <w:rPr>
+                <w:b/>
+                <w:bCs/>
+              </w:rPr>
+            </w:pPr>
+          </w:p>
+        </w:tc>
+        <w:tc>
+          <w:tcPr>
+            <w:tcW w:w="1870" w:type="dxa"/>
+            <w:vAlign w:val="center"/>
+          </w:tcPr>
+          <w:p>
+            <w:pPr>
+              <w:rPr>
+                <w:b/>
+                <w:bCs/>
+              </w:rPr>
+            </w:pPr>
+            <w:r>
+              <w:t>$20,870</w:t>
+            </w:r>
+          </w:p>
+        </w:tc>
+      </w:tr>
+      <w:tr>
+        <w:tc>
+          <w:tcPr>
+            <w:tcW w:w="1870" w:type="dxa"/>
+            <w:vAlign w:val="center"/>
+          </w:tcPr>
+          <w:p>
+            <w:pPr>
+              <w:rPr>
+                <w:b/>
+                <w:bCs/>
+              </w:rPr>
+            </w:pPr>
+            <w:r>
+              <w:rPr>
+                <w:rStyle w:val="Strong"/>
+              </w:rPr>
+              <w:t>Grand Total</w:t>
+            </w:r>
+          </w:p>
+        </w:tc>
+        <w:tc>
+          <w:tcPr>
+            <w:tcW w:w="1870" w:type="dxa"/>
+            <w:vAlign w:val="center"/>
+          </w:tcPr>
+          <w:p>
+            <w:pPr>
+              <w:rPr>
+                <w:b/>
+                <w:bCs/>
+              </w:rPr>
+            </w:pPr>
+          </w:p>
+        </w:tc>
+        <w:tc>
+          <w:tcPr>
+            <w:tcW w:w="1870" w:type="dxa"/>
+            <w:vAlign w:val="center"/>
+          </w:tcPr>
+          <w:p>
+            <w:pPr>
+              <w:rPr>
+                <w:b/>
+                <w:bCs/>
+              </w:rPr>
+            </w:pPr>
+          </w:p>
+        </w:tc>
+        <w:tc>
+          <w:tcPr>
+            <w:tcW w:w="1870" w:type="dxa"/>
+            <w:vAlign w:val="center"/>
+          </w:tcPr>
+          <w:p>
+            <w:pPr>
+              <w:rPr>
+                <w:b/>
+                <w:bCs/>
+              </w:rPr>
+            </w:pPr>
+          </w:p>
+        </w:tc>
+        <w:tc>
+          <w:tcPr>
+            <w:tcW w:w="1870" w:type="dxa"/>
+            <w:vAlign w:val="center"/>
+          </w:tcPr>
+          <w:p>
+            <w:pPr>
+              <w:rPr>
+                <w:b/>
+                <w:bCs/>
+              </w:rPr>
+            </w:pPr>
+            <w:r>
+              <w:rPr>
+                <w:rStyle w:val="Strong"/>
+              </w:rPr>
+              <w:t>$229,570</w:t>
+            </w:r>
+          </w:p>
+        </w:tc>
+      </w:tr>
+    </w:tbl>
+    <w:p>
+      <w:pPr>
+        <w:rPr>
+          <w:b/>
+          <w:bCs/>
+        </w:rPr>
+      </w:pPr>
+    </w:p>
+    <w:tbl>
+      <w:tblPr>
+        <w:tblStyle w:val="TableGrid"/>
+        <w:tblW w:w="0" w:type="auto"/>
+        <w:tblLook w:val="04A0" w:firstRow="1" w:lastRow="0" w:firstColumn="1" w:lastColumn="0" w:noHBand="0" w:noVBand="1"/>
+      </w:tblPr>
+      <w:tblGrid>
+        <w:gridCol w:w="1558"/>
+        <w:gridCol w:w="1558"/>
+        <w:gridCol w:w="1558"/>
+        <w:gridCol w:w="1558"/>
+        <w:gridCol w:w="1559"/>
+        <w:gridCol w:w="1559"/>
+      </w:tblGrid>
+      <w:tr>
+        <w:tc>
+          <w:tcPr>
+            <w:tcW w:w="1558" w:type="dxa"/>
+            <w:vAlign w:val="center"/>
+          </w:tcPr>
+          <w:p>
+            <w:pPr>
+              <w:rPr>
+                <w:b/>
+                <w:bCs/>
+              </w:rPr>
+            </w:pPr>
+            <w:r>
+              <w:rPr>
+                <w:b/>
+                <w:bCs/>
+              </w:rPr>
+              <w:t>Month</w:t>
+            </w:r>
+          </w:p>
+        </w:tc>
+        <w:tc>
+          <w:tcPr>
+            <w:tcW w:w="1558" w:type="dxa"/>
+            <w:vAlign w:val="center"/>
+          </w:tcPr>
+          <w:p>
+            <w:pPr>
+              <w:rPr>
+                <w:b/>
+                <w:bCs/>
+              </w:rPr>
+            </w:pPr>
+            <w:r>
+              <w:rPr>
+                <w:b/>
+                <w:bCs/>
+              </w:rPr>
+              <w:t>Labor</w:t>
+            </w:r>
+          </w:p>
+        </w:tc>
+        <w:tc>
+          <w:tcPr>
+            <w:tcW w:w="1558" w:type="dxa"/>
+            <w:vAlign w:val="center"/>
+          </w:tcPr>
+          <w:p>
+            <w:pPr>
+              <w:rPr>
+                <w:b/>
+                <w:bCs/>
+              </w:rPr>
+            </w:pPr>
+            <w:r>
+              <w:rPr>
+                <w:b/>
+                <w:bCs/>
+              </w:rPr>
+              <w:t>Infra</w:t>
+            </w:r>
+          </w:p>
+        </w:tc>
+        <w:tc>
+          <w:tcPr>
+            <w:tcW w:w="1558" w:type="dxa"/>
+            <w:vAlign w:val="center"/>
+          </w:tcPr>
+          <w:p>
+            <w:pPr>
+              <w:rPr>
+                <w:b/>
+                <w:bCs/>
+              </w:rPr>
+            </w:pPr>
+            <w:r>
+              <w:rPr>
+                <w:b/>
+                <w:bCs/>
+              </w:rPr>
+              <w:t>Licenses</w:t>
+            </w:r>
+          </w:p>
+        </w:tc>
+        <w:tc>
+          <w:tcPr>
+            <w:tcW w:w="1559" w:type="dxa"/>
+            <w:vAlign w:val="center"/>
+          </w:tcPr>
+          <w:p>
+            <w:pPr>
+              <w:rPr>
+                <w:b/>
+                <w:bCs/>
+              </w:rPr>
+            </w:pPr>
+            <w:r>
+              <w:rPr>
+                <w:b/>
+                <w:bCs/>
+              </w:rPr>
+              <w:t>Contingency (10%)</w:t>
+            </w:r>
+          </w:p>
+        </w:tc>
+        <w:tc>
+          <w:tcPr>
+            <w:tcW w:w="1559" w:type="dxa"/>
+            <w:vAlign w:val="center"/>
+          </w:tcPr>
+          <w:p>
+            <w:pPr>
+              <w:rPr>
+                <w:b/>
+                <w:bCs/>
+              </w:rPr>
+            </w:pPr>
+            <w:r>
+              <w:rPr>
+                <w:b/>
+                <w:bCs/>
+              </w:rPr>
+              <w:t>Total</w:t>
+            </w:r>
+          </w:p>
+        </w:tc>
+      </w:tr>
+      <w:tr>
+        <w:tc>
+          <w:tcPr>
+            <w:tcW w:w="1558" w:type="dxa"/>
+            <w:vAlign w:val="center"/>
+          </w:tcPr>
+          <w:p>
+            <w:pPr>
+              <w:rPr>
+                <w:b/>
+                <w:bCs/>
+              </w:rPr>
+            </w:pPr>
+            <w:r>
+              <w:t>Month 1</w:t>
+            </w:r>
+          </w:p>
+        </w:tc>
+        <w:tc>
+          <w:tcPr>
+            <w:tcW w:w="1558" w:type="dxa"/>
+            <w:vAlign w:val="center"/>
+          </w:tcPr>
+          <w:p>
+            <w:pPr>
+              <w:rPr>
+                <w:b/>
+                <w:bCs/>
+              </w:rPr>
+            </w:pPr>
+            <w:r>
+              <w:t>$68,400</w:t>
+            </w:r>
+          </w:p>
+        </w:tc>
+        <w:tc>
+          <w:tcPr>
+            <w:tcW w:w="1558" w:type="dxa"/>
+            <w:vAlign w:val="center"/>
+          </w:tcPr>
+          <w:p>
+            <w:pPr>
+              <w:rPr>
+                <w:b/>
+                <w:bCs/>
+              </w:rPr>
+            </w:pPr>
+            <w:r>
+              <w:t>$900</w:t>
+            </w:r>
+          </w:p>
+        </w:tc>
+        <w:tc>
+          <w:tcPr>
+            <w:tcW w:w="1558" w:type="dxa"/>
+            <w:vAlign w:val="center"/>
+          </w:tcPr>
+          <w:p>
+            <w:pPr>
+              <w:rPr>
+                <w:b/>
+                <w:bCs/>
+              </w:rPr>
+            </w:pPr>
+            <w:r>
+              <w:t>$800</w:t>
+            </w:r>
+          </w:p>
+        </w:tc>
+        <w:tc>
+          <w:tcPr>
+            <w:tcW w:w="1559" w:type="dxa"/>
+            <w:vAlign w:val="center"/>
+          </w:tcPr>
+          <w:p>
+            <w:pPr>
+              <w:rPr>
+                <w:b/>
+                <w:bCs/>
+              </w:rPr>
+            </w:pPr>
+            <w:r>
+              <w:t>$7,010</w:t>
+            </w:r>
+          </w:p>
+        </w:tc>
+        <w:tc>
+          <w:tcPr>
+            <w:tcW w:w="1559" w:type="dxa"/>
+            <w:vAlign w:val="center"/>
+          </w:tcPr>
+          <w:p>
+            <w:pPr>
+              <w:rPr>
+                <w:b/>
+                <w:bCs/>
+              </w:rPr>
+            </w:pPr>
+            <w:r>
+              <w:t>$77,110</w:t>
+            </w:r>
+          </w:p>
+        </w:tc>
+      </w:tr>
+      <w:tr>
+        <w:tc>
+          <w:tcPr>
+            <w:tcW w:w="1558" w:type="dxa"/>
+            <w:vAlign w:val="center"/>
+          </w:tcPr>
+          <w:p>
+            <w:pPr>
+              <w:rPr>
+                <w:b/>
+                <w:bCs/>
+              </w:rPr>
+            </w:pPr>
+            <w:r>
+              <w:t>Month 2</w:t>
+            </w:r>
+          </w:p>
+        </w:tc>
+        <w:tc>
+          <w:tcPr>
+            <w:tcW w:w="1558" w:type="dxa"/>
+            <w:vAlign w:val="center"/>
+          </w:tcPr>
+          <w:p>
+            <w:pPr>
+              <w:rPr>
+                <w:b/>
+                <w:bCs/>
+              </w:rPr>
+            </w:pPr>
+            <w:r>
+              <w:t>$68,400</w:t>
+            </w:r>
+          </w:p>
+        </w:tc>
+        <w:tc>
+          <w:tcPr>
+            <w:tcW w:w="1558" w:type="dxa"/>
+            <w:vAlign w:val="center"/>
+          </w:tcPr>
+          <w:p>
+            <w:pPr>
+              <w:rPr>
+                <w:b/>
+                <w:bCs/>
+              </w:rPr>
+            </w:pPr>
+            <w:r>
+              <w:t>$900</w:t>
+            </w:r>
+          </w:p>
+        </w:tc>
+        <w:tc>
+          <w:tcPr>
+            <w:tcW w:w="1558" w:type="dxa"/>
+            <w:vAlign w:val="center"/>
+          </w:tcPr>
+          <w:p>
+            <w:pPr>
+              <w:rPr>
+                <w:b/>
+                <w:bCs/>
+              </w:rPr>
+            </w:pPr>
+            <w:r>
+              <w:t>$0</w:t>
+            </w:r>
+          </w:p>
+        </w:tc>
+        <w:tc>
+          <w:tcPr>
+            <w:tcW w:w="1559" w:type="dxa"/>
+            <w:vAlign w:val="center"/>
+          </w:tcPr>
+          <w:p>
+            <w:pPr>
+              <w:rPr>
+                <w:b/>
+                <w:bCs/>
+              </w:rPr>
+            </w:pPr>
+            <w:r>
+              <w:t>$6,930</w:t>
+            </w:r>
+          </w:p>
+        </w:tc>
+        <w:tc>
+          <w:tcPr>
+            <w:tcW w:w="1559" w:type="dxa"/>
+            <w:vAlign w:val="center"/>
+          </w:tcPr>
+          <w:p>
+            <w:pPr>
+              <w:rPr>
+                <w:b/>
+                <w:bCs/>
+              </w:rPr>
+            </w:pPr>
+            <w:r>
+              <w:t>$76,230</w:t>
+            </w:r>
+          </w:p>
+        </w:tc>
+      </w:tr>
+      <w:tr>
+        <w:tc>
+          <w:tcPr>
+            <w:tcW w:w="1558" w:type="dxa"/>
+            <w:vAlign w:val="center"/>
+          </w:tcPr>
+          <w:p>
+            <w:pPr>
+              <w:rPr>
+                <w:b/>
+                <w:bCs/>
+              </w:rPr>
+            </w:pPr>
+            <w:r>
+              <w:t>Month 3</w:t>
+            </w:r>
+          </w:p>
+        </w:tc>
+        <w:tc>
+          <w:tcPr>
+            <w:tcW w:w="1558" w:type="dxa"/>
+            <w:vAlign w:val="center"/>
+          </w:tcPr>
+          <w:p>
+            <w:pPr>
+              <w:rPr>
+                <w:b/>
+                <w:bCs/>
+              </w:rPr>
+            </w:pPr>
+            <w:r>
+              <w:t>$68,400</w:t>
+            </w:r>
+          </w:p>
+        </w:tc>
+        <w:tc>
+          <w:tcPr>
+            <w:tcW w:w="1558" w:type="dxa"/>
+            <w:vAlign w:val="center"/>
+          </w:tcPr>
+          <w:p>
+            <w:pPr>
+              <w:rPr>
+                <w:b/>
+                <w:bCs/>
+              </w:rPr>
+            </w:pPr>
+            <w:r>
+              <w:t>$900</w:t>
+            </w:r>
+          </w:p>
+        </w:tc>
+        <w:tc>
+          <w:tcPr>
+            <w:tcW w:w="1558" w:type="dxa"/>
+            <w:vAlign w:val="center"/>
+          </w:tcPr>
+          <w:p>
+            <w:pPr>
+              <w:rPr>
+                <w:b/>
+                <w:bCs/>
+              </w:rPr>
+            </w:pPr>
+            <w:r>
+              <w:t>$0</w:t>
+            </w:r>
+          </w:p>
+        </w:tc>
+        <w:tc>
+          <w:tcPr>
+            <w:tcW w:w="1559" w:type="dxa"/>
+            <w:vAlign w:val="center"/>
+          </w:tcPr>
+          <w:p>
+            <w:pPr>
+              <w:rPr>
+                <w:b/>
+                <w:bCs/>
+              </w:rPr>
+            </w:pPr>
+            <w:r>
+              <w:t>$6,930</w:t>
+            </w:r>
+          </w:p>
+        </w:tc>
+        <w:tc>
+          <w:tcPr>
+            <w:tcW w:w="1559" w:type="dxa"/>
+            <w:vAlign w:val="center"/>
+          </w:tcPr>
+          <w:p>
+            <w:pPr>
+              <w:rPr>
+                <w:b/>
+                <w:bCs/>
+              </w:rPr>
+            </w:pPr>
+            <w:r>
+              <w:t>$76,230</w:t>
+            </w:r>
+          </w:p>
+        </w:tc>
+      </w:tr>
+      <w:tr>
+        <w:tc>
+          <w:tcPr>
+            <w:tcW w:w="1558" w:type="dxa"/>
+            <w:vAlign w:val="center"/>
+          </w:tcPr>
+          <w:p>
+            <w:pPr>
+              <w:rPr>
+                <w:b/>
+                <w:bCs/>
+              </w:rPr>
+            </w:pPr>
+            <w:r>
+              <w:rPr>
+                <w:rStyle w:val="Strong"/>
+              </w:rPr>
+              <w:lastRenderedPageBreak/>
+              <w:t>Total</w:t>
+            </w:r>
+          </w:p>
+        </w:tc>
+        <w:tc>
+          <w:tcPr>
+            <w:tcW w:w="1558" w:type="dxa"/>
+            <w:vAlign w:val="center"/>
+          </w:tcPr>
+          <w:p>
+            <w:pPr>
+              <w:rPr>
+                <w:b/>
+                <w:bCs/>
+              </w:rPr>
+            </w:pPr>
+            <w:r>
+              <w:rPr>
+                <w:rStyle w:val="Strong"/>
+              </w:rPr>
+              <w:t>$205,200</w:t>
+            </w:r>
+          </w:p>
+        </w:tc>
+        <w:tc>
+          <w:tcPr>
+            <w:tcW w:w="1558" w:type="dxa"/>
+            <w:vAlign w:val="center"/>
+          </w:tcPr>
+          <w:p>
+            <w:pPr>
+              <w:rPr>
+                <w:b/>
+                <w:bCs/>
+              </w:rPr>
+            </w:pPr>
+            <w:r>
+              <w:rPr>
+                <w:rStyle w:val="Strong"/>
+              </w:rPr>
+              <w:t>$2,700</w:t>
+            </w:r>
+          </w:p>
+        </w:tc>
+        <w:tc>
+          <w:tcPr>
+            <w:tcW w:w="1558" w:type="dxa"/>
+            <w:vAlign w:val="center"/>
+          </w:tcPr>
+          <w:p>
+            <w:pPr>
+              <w:rPr>
+                <w:b/>
+                <w:bCs/>
+              </w:rPr>
+            </w:pPr>
+            <w:r>
+              <w:rPr>
+                <w:rStyle w:val="Strong"/>
+              </w:rPr>
+              <w:t>$800</w:t>
+            </w:r>
+          </w:p>
+        </w:tc>
+        <w:tc>
+          <w:tcPr>
+            <w:tcW w:w="1559" w:type="dxa"/>
+            <w:vAlign w:val="center"/>
+          </w:tcPr>
+          <w:p>
+            <w:pPr>
+              <w:rPr>
+                <w:b/>
+                <w:bCs/>
+              </w:rPr>
+            </w:pPr>
+            <w:r>
+              <w:rPr>
+                <w:rStyle w:val="Strong"/>
+              </w:rPr>
+              <w:t>$20,870</w:t>
+            </w:r>
+          </w:p>
+        </w:tc>
+        <w:tc>
+          <w:tcPr>
+            <w:tcW w:w="1559" w:type="dxa"/>
+            <w:vAlign w:val="center"/>
+          </w:tcPr>
+          <w:p>
+            <w:pPr>
+              <w:rPr>
+                <w:b/>
+                <w:bCs/>
+              </w:rPr>
+            </w:pPr>
+            <w:r>
+              <w:rPr>
+                <w:rStyle w:val="Strong"/>
+              </w:rPr>
+              <w:t>$229,570</w:t>
+            </w:r>
+          </w:p>
+        </w:tc>
+      </w:tr>
+    </w:tbl>
+    <w:p>
+      <w:pPr>
+        <w:rPr>
+          <w:b/>
+          <w:bCs/>
+        </w:rPr>
+      </w:pPr>
+    </w:p>
+    <w:p>
+      <w:pPr>
+        <w:rPr>
+          <w:b/>
+          <w:bCs/>
+        </w:rPr>
+      </w:pPr>
+      <w:r>
+        <w:rPr>
+          <w:b/>
+          <w:bCs/>
+        </w:rPr>
+        <w:t>RACI Matrix</w:t>
+      </w:r>
+      <w:r>
+        <w:rPr>
+          <w:b/>
+          <w:bCs/>
+        </w:rPr>
+        <w:t>:</w:t>
+      </w:r>
+    </w:p>
+    <w:tbl>
+      <w:tblPr>
+        <w:tblStyle w:val="TableGrid"/>
+        <w:tblW w:w="0" w:type="auto"/>
+        <w:tblLook w:val="04A0" w:firstRow="1" w:lastRow="0" w:firstColumn="1" w:lastColumn="0" w:noHBand="0" w:noVBand="1"/>
+      </w:tblPr>
+      <w:tblGrid>
+        <w:gridCol w:w="1883"/>
+        <w:gridCol w:w="561"/>
+        <w:gridCol w:w="961"/>
+        <w:gridCol w:w="820"/>
+        <w:gridCol w:w="641"/>
+        <w:gridCol w:w="995"/>
+        <w:gridCol w:w="972"/>
+        <w:gridCol w:w="551"/>
+        <w:gridCol w:w="541"/>
+        <w:gridCol w:w="894"/>
+        <w:gridCol w:w="531"/>
+      </w:tblGrid>
+      <w:tr>
+        <w:tc>
+          <w:tcPr>
+            <w:tcW w:w="850" w:type="dxa"/>
+            <w:vAlign w:val="center"/>
+          </w:tcPr>
+          <w:p>
+            <w:pPr>
+              <w:rPr>
+                <w:b/>
+                <w:bCs/>
+              </w:rPr>
+            </w:pPr>
+            <w:r>
+              <w:rPr>
+                <w:b/>
+                <w:bCs/>
+              </w:rPr>
+              <w:t>Deliverable</w:t>
+            </w:r>
+          </w:p>
+        </w:tc>
+        <w:tc>
+          <w:tcPr>
+            <w:tcW w:w="850" w:type="dxa"/>
+            <w:vAlign w:val="center"/>
+          </w:tcPr>
+          <w:p>
+            <w:pPr>
+              <w:rPr>
+                <w:b/>
+                <w:bCs/>
+              </w:rPr>
+            </w:pPr>
+            <w:r>
+              <w:rPr>
+                <w:b/>
+                <w:bCs/>
+              </w:rPr>
+              <w:t>PM</w:t>
+            </w:r>
+          </w:p>
+        </w:tc>
+        <w:tc>
+          <w:tcPr>
+            <w:tcW w:w="850" w:type="dxa"/>
+            <w:vAlign w:val="center"/>
+          </w:tcPr>
+          <w:p>
+            <w:pPr>
+              <w:rPr>
+                <w:b/>
+                <w:bCs/>
+              </w:rPr>
+            </w:pPr>
+            <w:r>
+              <w:rPr>
+                <w:b/>
+                <w:bCs/>
+              </w:rPr>
+              <w:t>Backend</w:t>
+            </w:r>
+          </w:p>
+        </w:tc>
+        <w:tc>
+          <w:tcPr>
+            <w:tcW w:w="850" w:type="dxa"/>
+            <w:vAlign w:val="center"/>
+          </w:tcPr>
+          <w:p>
+            <w:pPr>
+              <w:rPr>
+                <w:b/>
+                <w:bCs/>
+              </w:rPr>
+            </w:pPr>
+            <w:r>
+              <w:rPr>
+                <w:b/>
+                <w:bCs/>
+              </w:rPr>
+              <w:t>Mobile</w:t>
+            </w:r>
+          </w:p>
+        </w:tc>
+        <w:tc>
+          <w:tcPr>
+            <w:tcW w:w="850" w:type="dxa"/>
+            <w:vAlign w:val="center"/>
+          </w:tcPr>
+          <w:p>
+            <w:pPr>
+              <w:rPr>
+                <w:b/>
+                <w:bCs/>
+              </w:rPr>
+            </w:pPr>
+            <w:r>
+              <w:rPr>
+                <w:b/>
+                <w:bCs/>
+              </w:rPr>
+              <w:t>Web</w:t>
+            </w:r>
+          </w:p>
+        </w:tc>
+        <w:tc>
+          <w:tcPr>
+            <w:tcW w:w="850" w:type="dxa"/>
+            <w:vAlign w:val="center"/>
+          </w:tcPr>
+          <w:p>
+            <w:pPr>
+              <w:rPr>
+                <w:b/>
+                <w:bCs/>
+              </w:rPr>
+            </w:pPr>
+            <w:r>
+              <w:rPr>
+                <w:b/>
+                <w:bCs/>
+              </w:rPr>
+              <w:t>Mapping</w:t>
+            </w:r>
+          </w:p>
+        </w:tc>
+        <w:tc>
+          <w:tcPr>
+            <w:tcW w:w="850" w:type="dxa"/>
+            <w:vAlign w:val="center"/>
+          </w:tcPr>
+          <w:p>
+            <w:pPr>
+              <w:rPr>
+                <w:b/>
+                <w:bCs/>
+              </w:rPr>
+            </w:pPr>
+            <w:r>
+              <w:rPr>
+                <w:b/>
+                <w:bCs/>
+              </w:rPr>
+              <w:t>Payment</w:t>
+            </w:r>
+          </w:p>
+        </w:tc>
+        <w:tc>
+          <w:tcPr>
+            <w:tcW w:w="850" w:type="dxa"/>
+            <w:vAlign w:val="center"/>
+          </w:tcPr>
+          <w:p>
+            <w:pPr>
+              <w:rPr>
+                <w:b/>
+                <w:bCs/>
+              </w:rPr>
+            </w:pPr>
+            <w:r>
+              <w:rPr>
+                <w:b/>
+                <w:bCs/>
+              </w:rPr>
+              <w:t>QA</w:t>
+            </w:r>
+          </w:p>
+        </w:tc>
+        <w:tc>
+          <w:tcPr>
+            <w:tcW w:w="850" w:type="dxa"/>
+            <w:vAlign w:val="center"/>
+          </w:tcPr>
+          <w:p>
+            <w:pPr>
+              <w:rPr>
+                <w:b/>
+                <w:bCs/>
+              </w:rPr>
+            </w:pPr>
+            <w:r>
+              <w:rPr>
+                <w:b/>
+                <w:bCs/>
+              </w:rPr>
+              <w:t>UX</w:t>
+            </w:r>
+          </w:p>
+        </w:tc>
+        <w:tc>
+          <w:tcPr>
+            <w:tcW w:w="850" w:type="dxa"/>
+            <w:vAlign w:val="center"/>
+          </w:tcPr>
+          <w:p>
+            <w:pPr>
+              <w:rPr>
+                <w:b/>
+                <w:bCs/>
+              </w:rPr>
+            </w:pPr>
+            <w:r>
+              <w:rPr>
+                <w:b/>
+                <w:bCs/>
+              </w:rPr>
+              <w:t>DevOps</w:t>
+            </w:r>
+          </w:p>
+        </w:tc>
+        <w:tc>
+          <w:tcPr>
+            <w:tcW w:w="850" w:type="dxa"/>
+            <w:vAlign w:val="center"/>
+          </w:tcPr>
+          <w:p>
+            <w:pPr>
+              <w:rPr>
+                <w:b/>
+                <w:bCs/>
+              </w:rPr>
+            </w:pPr>
+            <w:r>
+              <w:rPr>
+                <w:b/>
+                <w:bCs/>
+              </w:rPr>
+              <w:t>BA</w:t>
+            </w:r>
+          </w:p>
+        </w:tc>
+      </w:tr>
+      <w:tr>
+        <w:tc>
+          <w:tcPr>
+            <w:tcW w:w="850" w:type="dxa"/>
+            <w:vAlign w:val="center"/>
+          </w:tcPr>
+          <w:p>
+            <w:pPr>
+              <w:rPr>
+                <w:b/>
+                <w:bCs/>
+              </w:rPr>
+            </w:pPr>
+            <w:r>
+              <w:t>Requirements</w:t>
+            </w:r>
+          </w:p>
+        </w:tc>
+        <w:tc>
+          <w:tcPr>
+            <w:tcW w:w="850" w:type="dxa"/>
+            <w:vAlign w:val="center"/>
+          </w:tcPr>
+          <w:p>
+            <w:pPr>
+              <w:rPr>
+                <w:b/>
+                <w:bCs/>
+              </w:rPr>
+            </w:pPr>
+            <w:r>
+              <w:t>A</w:t>
+            </w:r>
+          </w:p>
+        </w:tc>
+        <w:tc>
+          <w:tcPr>
+            <w:tcW w:w="850" w:type="dxa"/>
+            <w:vAlign w:val="center"/>
+          </w:tcPr>
+          <w:p>
+            <w:pPr>
+              <w:rPr>
+                <w:b/>
+                <w:bCs/>
+              </w:rPr>
+            </w:pPr>
+            <w:r>
+              <w:t>C</w:t>
+            </w:r>
+          </w:p>
+        </w:tc>
+        <w:tc>
+          <w:tcPr>
+            <w:tcW w:w="850" w:type="dxa"/>
+            <w:vAlign w:val="center"/>
+          </w:tcPr>
+          <w:p>
+            <w:pPr>
+              <w:rPr>
+                <w:b/>
+                <w:bCs/>
+              </w:rPr>
+            </w:pPr>
+            <w:r>
+              <w:t>C</w:t>
+            </w:r>
+          </w:p>
+        </w:tc>
+        <w:tc>
+          <w:tcPr>
+            <w:tcW w:w="850" w:type="dxa"/>
+            <w:vAlign w:val="center"/>
+          </w:tcPr>
+          <w:p>
+            <w:pPr>
+              <w:rPr>
+                <w:b/>
+                <w:bCs/>
+              </w:rPr>
+            </w:pPr>
+            <w:r>
+              <w:t>C</w:t>
+            </w:r>
+          </w:p>
+        </w:tc>
+        <w:tc>
+          <w:tcPr>
+            <w:tcW w:w="850" w:type="dxa"/>
+            <w:vAlign w:val="center"/>
+          </w:tcPr>
+          <w:p>
+            <w:pPr>
+              <w:rPr>
+                <w:b/>
+                <w:bCs/>
+              </w:rPr>
+            </w:pPr>
+            <w:r>
+              <w:t>C</w:t>
+            </w:r>
+          </w:p>
+        </w:tc>
+        <w:tc>
+          <w:tcPr>
+            <w:tcW w:w="850" w:type="dxa"/>
+            <w:vAlign w:val="center"/>
+          </w:tcPr>
+          <w:p>
+            <w:pPr>
+              <w:rPr>
+                <w:b/>
+                <w:bCs/>
+              </w:rPr>
+            </w:pPr>
+            <w:r>
+              <w:t>C</w:t>
+            </w:r>
+          </w:p>
+        </w:tc>
+        <w:tc>
+          <w:tcPr>
+            <w:tcW w:w="850" w:type="dxa"/>
+            <w:vAlign w:val="center"/>
+          </w:tcPr>
+          <w:p>
+            <w:pPr>
+              <w:rPr>
+                <w:b/>
+                <w:bCs/>
+              </w:rPr>
+            </w:pPr>
+            <w:r>
+              <w:t>I</w:t>
+            </w:r>
+          </w:p>
+        </w:tc>
+        <w:tc>
+          <w:tcPr>
+            <w:tcW w:w="850" w:type="dxa"/>
+            <w:vAlign w:val="center"/>
+          </w:tcPr>
+          <w:p>
+            <w:pPr>
+              <w:rPr>
+                <w:b/>
+                <w:bCs/>
+              </w:rPr>
+            </w:pPr>
+            <w:r>
+              <w:t>C</w:t>
+            </w:r>
+          </w:p>
+        </w:tc>
+        <w:tc>
+          <w:tcPr>
+            <w:tcW w:w="850" w:type="dxa"/>
+            <w:vAlign w:val="center"/>
+          </w:tcPr>
+          <w:p>
+            <w:pPr>
+              <w:rPr>
+                <w:b/>
+                <w:bCs/>
+              </w:rPr>
+            </w:pPr>
+            <w:r>
+              <w:t>I</w:t>
+            </w:r>
+          </w:p>
+        </w:tc>
+        <w:tc>
+          <w:tcPr>
+            <w:tcW w:w="850" w:type="dxa"/>
+            <w:vAlign w:val="center"/>
+          </w:tcPr>
+          <w:p>
+            <w:pPr>
+              <w:rPr>
+                <w:b/>
+                <w:bCs/>
+              </w:rPr>
+            </w:pPr>
+            <w:r>
+              <w:t>R</w:t>
+            </w:r>
+          </w:p>
+        </w:tc>
+      </w:tr>
+      <w:tr>
+        <w:tc>
+          <w:tcPr>
+            <w:tcW w:w="850" w:type="dxa"/>
+            <w:vAlign w:val="center"/>
+          </w:tcPr>
+          <w:p>
+            <w:pPr>
+              <w:rPr>
+                <w:b/>
+                <w:bCs/>
+              </w:rPr>
+            </w:pPr>
+            <w:r>
+              <w:t>Design/Architecture</w:t>
+            </w:r>
+          </w:p>
+        </w:tc>
+        <w:tc>
+          <w:tcPr>
+            <w:tcW w:w="850" w:type="dxa"/>
+            <w:vAlign w:val="center"/>
+          </w:tcPr>
+          <w:p>
+            <w:pPr>
+              <w:rPr>
+                <w:b/>
+                <w:bCs/>
+              </w:rPr>
+            </w:pPr>
+            <w:r>
+              <w:t>A</w:t>
+            </w:r>
+          </w:p>
+        </w:tc>
+        <w:tc>
+          <w:tcPr>
+            <w:tcW w:w="850" w:type="dxa"/>
+            <w:vAlign w:val="center"/>
+          </w:tcPr>
+          <w:p>
+            <w:pPr>
+              <w:rPr>
+                <w:b/>
+                <w:bCs/>
+              </w:rPr>
+            </w:pPr>
+            <w:r>
+              <w:t>R</w:t>
+            </w:r>
+          </w:p>
+        </w:tc>
+        <w:tc>
+          <w:tcPr>
+            <w:tcW w:w="850" w:type="dxa"/>
+            <w:vAlign w:val="center"/>
+          </w:tcPr>
+          <w:p>
+            <w:pPr>
+              <w:rPr>
+                <w:b/>
+                <w:bCs/>
+              </w:rPr>
+            </w:pPr>
+            <w:r>
+              <w:t>C</w:t>
+            </w:r>
+          </w:p>
+        </w:tc>
+        <w:tc>
+          <w:tcPr>
+            <w:tcW w:w="850" w:type="dxa"/>
+            <w:vAlign w:val="center"/>
+          </w:tcPr>
+          <w:p>
+            <w:pPr>
+              <w:rPr>
+                <w:b/>
+                <w:bCs/>
+              </w:rPr>
+            </w:pPr>
+            <w:r>
+              <w:t>C</w:t>
+            </w:r>
+          </w:p>
+        </w:tc>
+        <w:tc>
+          <w:tcPr>
+            <w:tcW w:w="850" w:type="dxa"/>
+            <w:vAlign w:val="center"/>
+          </w:tcPr>
+          <w:p>
+            <w:pPr>
+              <w:rPr>
+                <w:b/>
+                <w:bCs/>
+              </w:rPr>
+            </w:pPr>
+            <w:r>
+              <w:t>C</w:t>
+            </w:r>
+          </w:p>
+        </w:tc>
+        <w:tc>
+          <w:tcPr>
+            <w:tcW w:w="850" w:type="dxa"/>
+            <w:vAlign w:val="center"/>
+          </w:tcPr>
+          <w:p>
+            <w:pPr>
+              <w:rPr>
+                <w:b/>
+                <w:bCs/>
+              </w:rPr>
+            </w:pPr>
+            <w:r>
+              <w:t>C</w:t>
+            </w:r>
+          </w:p>
+        </w:tc>
+        <w:tc>
+          <w:tcPr>
+            <w:tcW w:w="850" w:type="dxa"/>
+            <w:vAlign w:val="center"/>
+          </w:tcPr>
+          <w:p>
+            <w:pPr>
+              <w:rPr>
+                <w:b/>
+                <w:bCs/>
+              </w:rPr>
+            </w:pPr>
+            <w:r>
+              <w:t>I</w:t>
+            </w:r>
+          </w:p>
+        </w:tc>
+        <w:tc>
+          <w:tcPr>
+            <w:tcW w:w="850" w:type="dxa"/>
+            <w:vAlign w:val="center"/>
+          </w:tcPr>
+          <w:p>
+            <w:pPr>
+              <w:rPr>
+                <w:b/>
+                <w:bCs/>
+              </w:rPr>
+            </w:pPr>
+            <w:r>
+              <w:t>R</w:t>
+            </w:r>
+          </w:p>
+        </w:tc>
+        <w:tc>
+          <w:tcPr>
+            <w:tcW w:w="850" w:type="dxa"/>
+            <w:vAlign w:val="center"/>
+          </w:tcPr>
+          <w:p>
+            <w:pPr>
+              <w:rPr>
+                <w:b/>
+                <w:bCs/>
+              </w:rPr>
+            </w:pPr>
+            <w:r>
+              <w:t>C</w:t>
+            </w:r>
+          </w:p>
+        </w:tc>
+        <w:tc>
+          <w:tcPr>
+            <w:tcW w:w="850" w:type="dxa"/>
+            <w:vAlign w:val="center"/>
+          </w:tcPr>
+          <w:p>
+            <w:pPr>
+              <w:rPr>
+                <w:b/>
+                <w:bCs/>
+              </w:rPr>
+            </w:pPr>
+            <w:r>
+              <w:t>C</w:t>
+            </w:r>
+          </w:p>
+        </w:tc>
+      </w:tr>
+      <w:tr>
+        <w:tc>
+          <w:tcPr>
+            <w:tcW w:w="850" w:type="dxa"/>
+            <w:vAlign w:val="center"/>
+          </w:tcPr>
+          <w:p>
+            <w:pPr>
+              <w:rPr>
+                <w:b/>
+                <w:bCs/>
+              </w:rPr>
+            </w:pPr>
+            <w:r>
+              <w:t>Implementation</w:t>
+            </w:r>
+          </w:p>
+        </w:tc>
+        <w:tc>
+          <w:tcPr>
+            <w:tcW w:w="850" w:type="dxa"/>
+            <w:vAlign w:val="center"/>
+          </w:tcPr>
+          <w:p>
+            <w:pPr>
+              <w:rPr>
+                <w:b/>
+                <w:bCs/>
+              </w:rPr>
+            </w:pPr>
+            <w:r>
+              <w:t>A</w:t>
+            </w:r>
+          </w:p>
+        </w:tc>
+        <w:tc>
+          <w:tcPr>
+            <w:tcW w:w="850" w:type="dxa"/>
+            <w:vAlign w:val="center"/>
+          </w:tcPr>
+          <w:p>
+            <w:pPr>
+              <w:rPr>
+                <w:b/>
+                <w:bCs/>
+              </w:rPr>
+            </w:pPr>
+            <w:r>
+              <w:t>R</w:t>
+            </w:r>
+          </w:p>
+        </w:tc>
+        <w:tc>
+          <w:tcPr>
+            <w:tcW w:w="850" w:type="dxa"/>
+            <w:vAlign w:val="center"/>
+          </w:tcPr>
+          <w:p>
+            <w:pPr>
+              <w:rPr>
+                <w:b/>
+                <w:bCs/>
+              </w:rPr>
+            </w:pPr>
+            <w:r>
+              <w:t>R</w:t>
+            </w:r>
+          </w:p>
+        </w:tc>
+        <w:tc>
+          <w:tcPr>
+            <w:tcW w:w="850" w:type="dxa"/>
+            <w:vAlign w:val="center"/>
+          </w:tcPr>
+          <w:p>
+            <w:pPr>
+              <w:rPr>
+                <w:b/>
+                <w:bCs/>
+              </w:rPr>
+            </w:pPr>
+            <w:r>
+              <w:t>R</w:t>
+            </w:r>
+          </w:p>
+        </w:tc>
+        <w:tc>
+          <w:tcPr>
+            <w:tcW w:w="850" w:type="dxa"/>
+            <w:vAlign w:val="center"/>
+          </w:tcPr>
+          <w:p>
+            <w:pPr>
+              <w:rPr>
+                <w:b/>
+                <w:bCs/>
+              </w:rPr>
+            </w:pPr>
+            <w:r>
+              <w:t>R</w:t>
+            </w:r>
+          </w:p>
+        </w:tc>
+        <w:tc>
+          <w:tcPr>
+            <w:tcW w:w="850" w:type="dxa"/>
+            <w:vAlign w:val="center"/>
+          </w:tcPr>
+          <w:p>
+            <w:pPr>
+              <w:rPr>
+                <w:b/>
+                <w:bCs/>
+              </w:rPr>
+            </w:pPr>
+            <w:r>
+              <w:t>R</w:t>
+            </w:r>
+          </w:p>
+        </w:tc>
+        <w:tc>
+          <w:tcPr>
+            <w:tcW w:w="850" w:type="dxa"/>
+            <w:vAlign w:val="center"/>
+          </w:tcPr>
+          <w:p>
+            <w:pPr>
+              <w:rPr>
+                <w:b/>
+                <w:bCs/>
+              </w:rPr>
+            </w:pPr>
+            <w:r>
+              <w:t>I</w:t>
+            </w:r>
+          </w:p>
+        </w:tc>
+        <w:tc>
+          <w:tcPr>
+            <w:tcW w:w="850" w:type="dxa"/>
+            <w:vAlign w:val="center"/>
+          </w:tcPr>
+          <w:p>
+            <w:pPr>
+              <w:rPr>
+                <w:b/>
+                <w:bCs/>
+              </w:rPr>
+            </w:pPr>
+            <w:r>
+              <w:t>C</w:t>
+            </w:r>
+          </w:p>
+        </w:tc>
+        <w:tc>
+          <w:tcPr>
+            <w:tcW w:w="850" w:type="dxa"/>
+            <w:vAlign w:val="center"/>
+          </w:tcPr>
+          <w:p>
+            <w:pPr>
+              <w:rPr>
+                <w:b/>
+                <w:bCs/>
+              </w:rPr>
+            </w:pPr>
+            <w:r>
+              <w:t>I</w:t>
+            </w:r>
+          </w:p>
+        </w:tc>
+        <w:tc>
+          <w:tcPr>
+            <w:tcW w:w="850" w:type="dxa"/>
+            <w:vAlign w:val="center"/>
+          </w:tcPr>
+          <w:p>
+            <w:pPr>
+              <w:rPr>
+                <w:b/>
+                <w:bCs/>
+              </w:rPr>
+            </w:pPr>
+            <w:r>
+              <w:t>I</w:t>
+            </w:r>
+          </w:p>
+        </w:tc>
+      </w:tr>
+      <w:tr>
+        <w:tc>
+          <w:tcPr>
+            <w:tcW w:w="850" w:type="dxa"/>
+            <w:vAlign w:val="center"/>
+          </w:tcPr>
+          <w:p>
+            <w:pPr>
+              <w:rPr>
+                <w:b/>
+                <w:bCs/>
+              </w:rPr>
+            </w:pPr>
+            <w:r>
+              <w:t>Testing</w:t>
+            </w:r>
+          </w:p>
+        </w:tc>
+        <w:tc>
+          <w:tcPr>
+            <w:tcW w:w="850" w:type="dxa"/>
+            <w:vAlign w:val="center"/>
+          </w:tcPr>
+          <w:p>
+            <w:pPr>
+              <w:rPr>
+                <w:b/>
+                <w:bCs/>
+              </w:rPr>
+            </w:pPr>
+            <w:r>
+              <w:t>I</w:t>
+            </w:r>
+          </w:p>
+        </w:tc>
+        <w:tc>
+          <w:tcPr>
+            <w:tcW w:w="850" w:type="dxa"/>
+            <w:vAlign w:val="center"/>
+          </w:tcPr>
+          <w:p>
+            <w:pPr>
+              <w:rPr>
+                <w:b/>
+                <w:bCs/>
+              </w:rPr>
+            </w:pPr>
+            <w:r>
+              <w:t>C</w:t>
+            </w:r>
+          </w:p>
+        </w:tc>
+        <w:tc>
+          <w:tcPr>
+            <w:tcW w:w="850" w:type="dxa"/>
+            <w:vAlign w:val="center"/>
+          </w:tcPr>
+          <w:p>
+            <w:pPr>
+              <w:rPr>
+                <w:b/>
+                <w:bCs/>
+              </w:rPr>
+            </w:pPr>
+            <w:r>
+              <w:t>C</w:t>
+            </w:r>
+          </w:p>
+        </w:tc>
+        <w:tc>
+          <w:tcPr>
+            <w:tcW w:w="850" w:type="dxa"/>
+            <w:vAlign w:val="center"/>
+          </w:tcPr>
+          <w:p>
+            <w:pPr>
+              <w:rPr>
+                <w:b/>
+                <w:bCs/>
+              </w:rPr>
+            </w:pPr>
+            <w:r>
+              <w:t>C</w:t>
+            </w:r>
+          </w:p>
+        </w:tc>
+        <w:tc>
+          <w:tcPr>
+            <w:tcW w:w="850" w:type="dxa"/>
+            <w:vAlign w:val="center"/>
+          </w:tcPr>
+          <w:p>
+            <w:pPr>
+              <w:rPr>
+                <w:b/>
+                <w:bCs/>
+              </w:rPr>
+            </w:pPr>
+            <w:r>
+              <w:t>C</w:t>
+            </w:r>
+          </w:p>
+        </w:tc>
+        <w:tc>
+          <w:tcPr>
+            <w:tcW w:w="850" w:type="dxa"/>
+            <w:vAlign w:val="center"/>
+          </w:tcPr>
+          <w:p>
+            <w:pPr>
+              <w:rPr>
+                <w:b/>
+                <w:bCs/>
+              </w:rPr>
+            </w:pPr>
+            <w:r>
+              <w:t>C</w:t>
+            </w:r>
+          </w:p>
+        </w:tc>
+        <w:tc>
+          <w:tcPr>
+            <w:tcW w:w="850" w:type="dxa"/>
+            <w:vAlign w:val="center"/>
+          </w:tcPr>
+          <w:p>
+            <w:pPr>
+              <w:rPr>
+                <w:b/>
+                <w:bCs/>
+              </w:rPr>
+            </w:pPr>
+            <w:r>
+              <w:t>A</w:t>
+            </w:r>
+          </w:p>
+        </w:tc>
+        <w:tc>
+          <w:tcPr>
+            <w:tcW w:w="850" w:type="dxa"/>
+            <w:vAlign w:val="center"/>
+          </w:tcPr>
+          <w:p>
+            <w:pPr>
+              <w:rPr>
+                <w:b/>
+                <w:bCs/>
+              </w:rPr>
+            </w:pPr>
+            <w:r>
+              <w:t>I</w:t>
+            </w:r>
+          </w:p>
+        </w:tc>
+        <w:tc>
+          <w:tcPr>
+            <w:tcW w:w="850" w:type="dxa"/>
+            <w:vAlign w:val="center"/>
+          </w:tcPr>
+          <w:p>
+            <w:pPr>
+              <w:rPr>
+                <w:b/>
+                <w:bCs/>
+              </w:rPr>
+            </w:pPr>
+            <w:r>
+              <w:t>I</w:t>
+            </w:r>
+          </w:p>
+        </w:tc>
+        <w:tc>
+          <w:tcPr>
+            <w:tcW w:w="850" w:type="dxa"/>
+            <w:vAlign w:val="center"/>
+          </w:tcPr>
+          <w:p>
+            <w:pPr>
+              <w:rPr>
+                <w:b/>
+                <w:bCs/>
+              </w:rPr>
+            </w:pPr>
+            <w:r>
+              <w:t>I</w:t>
+            </w:r>
+          </w:p>
+        </w:tc>
+      </w:tr>
+      <w:tr>
+        <w:tc>
+          <w:tcPr>
+            <w:tcW w:w="850" w:type="dxa"/>
+            <w:vAlign w:val="center"/>
+          </w:tcPr>
+          <w:p>
+            <w:pPr>
+              <w:rPr>
+                <w:b/>
+                <w:bCs/>
+              </w:rPr>
+            </w:pPr>
+            <w:r>
+              <w:t>Deployment/Release</w:t>
+            </w:r>
+          </w:p>
+        </w:tc>
+        <w:tc>
+          <w:tcPr>
+            <w:tcW w:w="850" w:type="dxa"/>
+            <w:vAlign w:val="center"/>
+          </w:tcPr>
+          <w:p>
+            <w:pPr>
+              <w:rPr>
+                <w:b/>
+                <w:bCs/>
+              </w:rPr>
+            </w:pPr>
+            <w:r>
+              <w:t>C</w:t>
+            </w:r>
+          </w:p>
+        </w:tc>
+        <w:tc>
+          <w:tcPr>
+            <w:tcW w:w="850" w:type="dxa"/>
+            <w:vAlign w:val="center"/>
+          </w:tcPr>
+          <w:p>
+            <w:pPr>
+              <w:rPr>
+                <w:b/>
+                <w:bCs/>
+              </w:rPr>
+            </w:pPr>
+            <w:r>
+              <w:t>I</w:t>
+            </w:r>
+          </w:p>
+        </w:tc>
+        <w:tc>
+          <w:tcPr>
+            <w:tcW w:w="850" w:type="dxa"/>
+            <w:vAlign w:val="center"/>
+          </w:tcPr>
+          <w:p>
+            <w:pPr>
+              <w:rPr>
+                <w:b/>
+                <w:bCs/>
+              </w:rPr>
+            </w:pPr>
+            <w:r>
+              <w:t>I</w:t>
+            </w:r>
+          </w:p>
+        </w:tc>
+        <w:tc>
+          <w:tcPr>
+            <w:tcW w:w="850" w:type="dxa"/>
+            <w:vAlign w:val="center"/>
+          </w:tcPr>
+          <w:p>
+            <w:pPr>
+              <w:rPr>
+                <w:b/>
+                <w:bCs/>
+              </w:rPr>
+            </w:pPr>
+            <w:r>
+              <w:t>I</w:t>
+            </w:r>
+          </w:p>
+        </w:tc>
+        <w:tc>
+          <w:tcPr>
+            <w:tcW w:w="850" w:type="dxa"/>
+            <w:vAlign w:val="center"/>
+          </w:tcPr>
+          <w:p>
+            <w:pPr>
+              <w:rPr>
+                <w:b/>
+                <w:bCs/>
+              </w:rPr>
+            </w:pPr>
+            <w:r>
+              <w:t>I</w:t>
+            </w:r>
+          </w:p>
+        </w:tc>
+        <w:tc>
+          <w:tcPr>
+            <w:tcW w:w="850" w:type="dxa"/>
+            <w:vAlign w:val="center"/>
+          </w:tcPr>
+          <w:p>
+            <w:pPr>
+              <w:rPr>
+                <w:b/>
+                <w:bCs/>
+              </w:rPr>
+            </w:pPr>
+            <w:r>
+              <w:t>I</w:t>
+            </w:r>
+          </w:p>
+        </w:tc>
+        <w:tc>
+          <w:tcPr>
+            <w:tcW w:w="850" w:type="dxa"/>
+            <w:vAlign w:val="center"/>
+          </w:tcPr>
+          <w:p>
+            <w:pPr>
+              <w:rPr>
+                <w:b/>
+                <w:bCs/>
+              </w:rPr>
+            </w:pPr>
+            <w:r>
+              <w:t>C</w:t>
+            </w:r>
+          </w:p>
+        </w:tc>
+        <w:tc>
+          <w:tcPr>
+            <w:tcW w:w="850" w:type="dxa"/>
+            <w:vAlign w:val="center"/>
+          </w:tcPr>
+          <w:p>
+            <w:pPr>
+              <w:rPr>
+                <w:b/>
+                <w:bCs/>
+              </w:rPr>
+            </w:pPr>
+            <w:r>
+              <w:t>I</w:t>
+            </w:r>
+          </w:p>
+        </w:tc>
+        <w:tc>
+          <w:tcPr>
+            <w:tcW w:w="850" w:type="dxa"/>
+            <w:vAlign w:val="center"/>
+          </w:tcPr>
+          <w:p>
+            <w:pPr>
+              <w:rPr>
+                <w:b/>
+                <w:bCs/>
+              </w:rPr>
+            </w:pPr>
+            <w:r>
+              <w:t>A</w:t>
+            </w:r>
+          </w:p>
+        </w:tc>
+        <w:tc>
+          <w:tcPr>
+            <w:tcW w:w="850" w:type="dxa"/>
+            <w:vAlign w:val="center"/>
+          </w:tcPr>
+          <w:p>
+            <w:pPr>
+              <w:rPr>
+                <w:b/>
+                <w:bCs/>
+              </w:rPr>
+            </w:pPr>
+            <w:r>
+              <w:t>I</w:t>
+            </w:r>
+          </w:p>
+        </w:tc>
+      </w:tr>
+    </w:tbl>
+    <w:p>
+      <w:pPr>
+        <w:rPr>
+          <w:b/>
+          <w:bCs/>
+        </w:rPr>
+      </w:pPr>
+    </w:p>
     <w:sectPr>
       <w:headerReference w:type="default" r:id="rId10"/>
       <w:footerReference w:type="default" r:id="rId11"/>
@@ -8704,6 +13384,17 @@
       <w:color w:val="0E2841" w:themeColor="text2"/>
       <w:sz w:val="18"/>
       <w:szCs w:val="18"/>
+    </w:rPr>
+  </w:style>
+  <w:style w:type="character" w:styleId="Strong">
+    <w:name w:val="Strong"/>
+    <w:basedOn w:val="DefaultParagraphFont"/>
+    <w:uiPriority w:val="22"/>
+    <w:qFormat/>
+    <w:rsid w:val="002B7A78"/>
+    <w:rPr>
+      <w:b/>
+      <w:bCs/>
     </w:rPr>
   </w:style>
 </w:styles>

--- a/docs/spp.docx
+++ b/docs/spp.docx
@@ -73,7 +73,7 @@
           <w:b/>
           <w:bCs/>
         </w:rPr>
-        <w:t>8</w:t>
+        <w:t>9</w:t>
       </w:r>
     </w:p>
     <w:p>
@@ -112,7 +112,7 @@
       <w:pPr>
         <w:pStyle w:val="Heading1"/>
       </w:pPr>
-      <w:bookmarkStart w:id="0" w:name="_Toc242293877"/>
+      <w:bookmarkStart w:id="0" w:name="_Toc242991068"/>
       <w:r>
         <w:t>Table of Contents</w:t>
       </w:r>
@@ -172,7 +172,7 @@
           <w:r>
             <w:fldChar w:fldCharType="separate"/>
           </w:r>
-          <w:hyperlink w:anchor="_Toc242293877" w:history="1">
+          <w:hyperlink w:anchor="_Toc242991068" w:history="1">
             <w:r>
               <w:rPr>
                 <w:rStyle w:val="Hyperlink"/>
@@ -199,7 +199,7 @@
                 <w:noProof/>
                 <w:webHidden/>
               </w:rPr>
-              <w:instrText xml:space="preserve"> PAGEREF _Toc242293877 \h </w:instrText>
+              <w:instrText xml:space="preserve"> PAGEREF _Toc242991068 \h </w:instrText>
             </w:r>
             <w:r>
               <w:rPr>
@@ -245,7 +245,7 @@
               <w14:ligatures w14:val="standardContextual"/>
             </w:rPr>
           </w:pPr>
-          <w:hyperlink w:anchor="_Toc242293878" w:history="1">
+          <w:hyperlink w:anchor="_Toc242991069" w:history="1">
             <w:r>
               <w:rPr>
                 <w:rStyle w:val="Hyperlink"/>
@@ -272,7 +272,7 @@
                 <w:noProof/>
                 <w:webHidden/>
               </w:rPr>
-              <w:instrText xml:space="preserve"> PAGEREF _Toc242293878 \h </w:instrText>
+              <w:instrText xml:space="preserve"> PAGEREF _Toc242991069 \h </w:instrText>
             </w:r>
             <w:r>
               <w:rPr>
@@ -318,7 +318,7 @@
               <w14:ligatures w14:val="standardContextual"/>
             </w:rPr>
           </w:pPr>
-          <w:hyperlink w:anchor="_Toc242293879" w:history="1">
+          <w:hyperlink w:anchor="_Toc242991070" w:history="1">
             <w:r>
               <w:rPr>
                 <w:rStyle w:val="Hyperlink"/>
@@ -345,7 +345,7 @@
                 <w:noProof/>
                 <w:webHidden/>
               </w:rPr>
-              <w:instrText xml:space="preserve"> PAGEREF _Toc242293879 \h </w:instrText>
+              <w:instrText xml:space="preserve"> PAGEREF _Toc242991070 \h </w:instrText>
             </w:r>
             <w:r>
               <w:rPr>
@@ -391,7 +391,7 @@
               <w14:ligatures w14:val="standardContextual"/>
             </w:rPr>
           </w:pPr>
-          <w:hyperlink w:anchor="_Toc242293880" w:history="1">
+          <w:hyperlink w:anchor="_Toc242991071" w:history="1">
             <w:r>
               <w:rPr>
                 <w:rStyle w:val="Hyperlink"/>
@@ -418,7 +418,7 @@
                 <w:noProof/>
                 <w:webHidden/>
               </w:rPr>
-              <w:instrText xml:space="preserve"> PAGEREF _Toc242293880 \h </w:instrText>
+              <w:instrText xml:space="preserve"> PAGEREF _Toc242991071 \h </w:instrText>
             </w:r>
             <w:r>
               <w:rPr>
@@ -464,7 +464,7 @@
               <w14:ligatures w14:val="standardContextual"/>
             </w:rPr>
           </w:pPr>
-          <w:hyperlink w:anchor="_Toc242293881" w:history="1">
+          <w:hyperlink w:anchor="_Toc242991072" w:history="1">
             <w:r>
               <w:rPr>
                 <w:rStyle w:val="Hyperlink"/>
@@ -491,7 +491,7 @@
                 <w:noProof/>
                 <w:webHidden/>
               </w:rPr>
-              <w:instrText xml:space="preserve"> PAGEREF _Toc242293881 \h </w:instrText>
+              <w:instrText xml:space="preserve"> PAGEREF _Toc242991072 \h </w:instrText>
             </w:r>
             <w:r>
               <w:rPr>
@@ -537,7 +537,7 @@
               <w14:ligatures w14:val="standardContextual"/>
             </w:rPr>
           </w:pPr>
-          <w:hyperlink w:anchor="_Toc242293882" w:history="1">
+          <w:hyperlink w:anchor="_Toc242991073" w:history="1">
             <w:r>
               <w:rPr>
                 <w:rStyle w:val="Hyperlink"/>
@@ -564,7 +564,7 @@
                 <w:noProof/>
                 <w:webHidden/>
               </w:rPr>
-              <w:instrText xml:space="preserve"> PAGEREF _Toc242293882 \h </w:instrText>
+              <w:instrText xml:space="preserve"> PAGEREF _Toc242991073 \h </w:instrText>
             </w:r>
             <w:r>
               <w:rPr>
@@ -610,7 +610,7 @@
               <w14:ligatures w14:val="standardContextual"/>
             </w:rPr>
           </w:pPr>
-          <w:hyperlink w:anchor="_Toc242293883" w:history="1">
+          <w:hyperlink w:anchor="_Toc242991074" w:history="1">
             <w:r>
               <w:rPr>
                 <w:rStyle w:val="Hyperlink"/>
@@ -637,7 +637,7 @@
                 <w:noProof/>
                 <w:webHidden/>
               </w:rPr>
-              <w:instrText xml:space="preserve"> PAGEREF _Toc242293883 \h </w:instrText>
+              <w:instrText xml:space="preserve"> PAGEREF _Toc242991074 \h </w:instrText>
             </w:r>
             <w:r>
               <w:rPr>
@@ -683,7 +683,7 @@
               <w14:ligatures w14:val="standardContextual"/>
             </w:rPr>
           </w:pPr>
-          <w:hyperlink w:anchor="_Toc242293884" w:history="1">
+          <w:hyperlink w:anchor="_Toc242991075" w:history="1">
             <w:r>
               <w:rPr>
                 <w:rStyle w:val="Hyperlink"/>
@@ -710,7 +710,7 @@
                 <w:noProof/>
                 <w:webHidden/>
               </w:rPr>
-              <w:instrText xml:space="preserve"> PAGEREF _Toc242293884 \h </w:instrText>
+              <w:instrText xml:space="preserve"> PAGEREF _Toc242991075 \h </w:instrText>
             </w:r>
             <w:r>
               <w:rPr>
@@ -756,7 +756,7 @@
               <w14:ligatures w14:val="standardContextual"/>
             </w:rPr>
           </w:pPr>
-          <w:hyperlink w:anchor="_Toc242293885" w:history="1">
+          <w:hyperlink w:anchor="_Toc242991076" w:history="1">
             <w:r>
               <w:rPr>
                 <w:rStyle w:val="Hyperlink"/>
@@ -783,7 +783,7 @@
                 <w:noProof/>
                 <w:webHidden/>
               </w:rPr>
-              <w:instrText xml:space="preserve"> PAGEREF _Toc242293885 \h </w:instrText>
+              <w:instrText xml:space="preserve"> PAGEREF _Toc242991076 \h </w:instrText>
             </w:r>
             <w:r>
               <w:rPr>
@@ -835,7 +835,7 @@
       <w:pPr>
         <w:pStyle w:val="Heading1"/>
       </w:pPr>
-      <w:bookmarkStart w:id="1" w:name="_Toc242293878"/>
+      <w:bookmarkStart w:id="1" w:name="_Toc242991069"/>
       <w:r>
         <w:lastRenderedPageBreak/>
         <w:t>Existing Software Landscape/Competitive Analysis</w:t>
@@ -1053,7 +1053,7 @@
                 <w:b w:val="0"/>
                 <w:bCs w:val="0"/>
               </w:rPr>
-              <w:t>Park Mobile</w:t>
+              <w:t>ParkMobile</w:t>
             </w:r>
           </w:p>
         </w:tc>
@@ -1317,7 +1317,7 @@
       <w:pPr>
         <w:pStyle w:val="Heading1"/>
       </w:pPr>
-      <w:bookmarkStart w:id="2" w:name="_Toc242293879"/>
+      <w:bookmarkStart w:id="2" w:name="_Toc242991070"/>
       <w:r>
         <w:lastRenderedPageBreak/>
         <w:t>Vision and Scope</w:t>
@@ -1427,7 +1427,7 @@
       <w:pPr>
         <w:pStyle w:val="Heading1"/>
       </w:pPr>
-      <w:bookmarkStart w:id="3" w:name="_Toc242293880"/>
+      <w:bookmarkStart w:id="3" w:name="_Toc242991071"/>
       <w:r>
         <w:lastRenderedPageBreak/>
         <w:t>Software Requirements Specifications</w:t>
@@ -1824,6 +1824,11 @@
         <w:t>FR12: The system shall integrate with third-party mapping/navigation services to provide turn-by-turn directions to a reserved space.</w:t>
       </w:r>
     </w:p>
+    <w:p>
+      <w:r>
+        <w:t>FR13: The system shall allow parking facility operators to register and log in securely using a company-issued email or linked account.</w:t>
+      </w:r>
+    </w:p>
     <w:p/>
     <w:p>
       <w:pPr>
@@ -2022,321 +2027,542 @@
     </w:p>
     <w:p>
       <w:r>
+        <w:lastRenderedPageBreak/>
         <w:t>Steps: 1. User selects a facility and desired time window. 2. System confirms the space is still available. 3. User confirms reservation details.</w:t>
       </w:r>
     </w:p>
     <w:p>
       <w:r>
+        <w:t>Postcondition: Space is held for the driver and marked unavailable to others.</w:t>
+      </w:r>
+    </w:p>
+    <w:p/>
+    <w:p>
+      <w:r>
+        <w:t>UC6-Pay for a Reservation</w:t>
+      </w:r>
+    </w:p>
+    <w:p>
+      <w:r>
+        <w:t>Actor: Driver</w:t>
+      </w:r>
+    </w:p>
+    <w:p>
+      <w:r>
+        <w:t>Precondition: User has an active reservation pending payment.</w:t>
+      </w:r>
+    </w:p>
+    <w:p>
+      <w:r>
+        <w:t>Steps: 1. User selects a saved payment method or enters a new one. 2. System sends payment request to the third-party payment provider. 3. Provider confirms transaction.</w:t>
+      </w:r>
+    </w:p>
+    <w:p>
+      <w:r>
+        <w:t>Postcondition: Reservation is confirmed and marked as paid.</w:t>
+      </w:r>
+    </w:p>
+    <w:p/>
+    <w:p>
+      <w:r>
+        <w:t>UC7-Receive Digital Receipt</w:t>
+      </w:r>
+    </w:p>
+    <w:p>
+      <w:r>
+        <w:t>Actor: Driver</w:t>
+      </w:r>
+    </w:p>
+    <w:p>
+      <w:r>
+        <w:t>Precondition: Payment for a reservation has been completed.</w:t>
+      </w:r>
+    </w:p>
+    <w:p>
+      <w:r>
+        <w:t>Steps: 1. System generates a receipt after successful payment. 2. System emails the receipt and stores it in the user's account.</w:t>
+      </w:r>
+    </w:p>
+    <w:p>
+      <w:r>
+        <w:t>Postcondition: Driver has a record of the transaction accessible in-app and via email.</w:t>
+      </w:r>
+    </w:p>
+    <w:p/>
+    <w:p>
+      <w:r>
+        <w:t>UC8-View Reservation History</w:t>
+      </w:r>
+    </w:p>
+    <w:p>
+      <w:r>
+        <w:t>Actor: Driver</w:t>
+      </w:r>
+    </w:p>
+    <w:p>
+      <w:r>
+        <w:t>Precondition: User is logged in and has at least one past reservation.</w:t>
+      </w:r>
+    </w:p>
+    <w:p>
+      <w:r>
+        <w:t>Steps: 1. User navigates to "My Reservations." 2. System displays past and upcoming reservations with statuses.</w:t>
+      </w:r>
+    </w:p>
+    <w:p>
+      <w:r>
+        <w:t>Postcondition: Driver can review or reference any past reservation and receipt.</w:t>
+      </w:r>
+    </w:p>
+    <w:p/>
+    <w:p>
+      <w:r>
+        <w:t>UC9-Cancel a Reservation</w:t>
+      </w:r>
+    </w:p>
+    <w:p>
+      <w:r>
+        <w:t>Actor: Driver</w:t>
+      </w:r>
+    </w:p>
+    <w:p>
+      <w:r>
+        <w:t>Precondition: User has an active, not-yet-started reservation.</w:t>
+      </w:r>
+    </w:p>
+    <w:p>
+      <w:r>
+        <w:t>Steps: 1. User opens the reservation from "My Reservations." 2. User selects "Cancel." 3. System processes cancellation and any applicable refund.</w:t>
+      </w:r>
+    </w:p>
+    <w:p>
+      <w:r>
+        <w:t>Postcondition: Space is released back into availability; driver is notified of cancellation status.</w:t>
+      </w:r>
+    </w:p>
+    <w:p/>
+    <w:p>
+      <w:r>
+        <w:t>UC10-Receive Reservation Notifications</w:t>
+      </w:r>
+    </w:p>
+    <w:p>
+      <w:r>
+        <w:t>Actor: Driver</w:t>
+      </w:r>
+    </w:p>
+    <w:p>
+      <w:r>
+        <w:t>Precondition: User has an upcoming or active reservation.</w:t>
+      </w:r>
+    </w:p>
+    <w:p>
+      <w:r>
+        <w:t>Steps: 1. System monitors reservation timing. 2. System sends a push notification before start time, near end time, and on cancellation events.</w:t>
+      </w:r>
+    </w:p>
+    <w:p>
+      <w:r>
+        <w:t>Postcondition: Driver stays informed of reservation status changes without checking the app manually.</w:t>
+      </w:r>
+    </w:p>
+    <w:p/>
+    <w:p>
+      <w:r>
+        <w:t>UC11-Get Directions to a Reserved Space</w:t>
+      </w:r>
+    </w:p>
+    <w:p>
+      <w:r>
+        <w:t>Actor: Driver</w:t>
+      </w:r>
+    </w:p>
+    <w:p>
+      <w:r>
+        <w:t>Precondition: User has a confirmed reservation.</w:t>
+      </w:r>
+    </w:p>
+    <w:p>
+      <w:r>
+        <w:t xml:space="preserve">Steps: 1. User selects "Navigate" on the reservation. 2. System hands off destination coordinates </w:t>
+      </w:r>
+      <w:proofErr w:type="gramStart"/>
+      <w:r>
+        <w:t>to</w:t>
+      </w:r>
+      <w:proofErr w:type="gramEnd"/>
+      <w:r>
+        <w:t xml:space="preserve"> the integrated mapping/navigation service. 3. External navigation app opens with turn-by-turn directions.</w:t>
+      </w:r>
+    </w:p>
+    <w:p>
+      <w:r>
+        <w:t>Postcondition: Driver is routed to the correct facility and space.</w:t>
+      </w:r>
+    </w:p>
+    <w:p/>
+    <w:p>
+      <w:r>
+        <w:t>UC12-View Real-Time Occupancy Dashboard</w:t>
+      </w:r>
+    </w:p>
+    <w:p>
+      <w:r>
+        <w:t>Actor: Parking Facility Operator</w:t>
+      </w:r>
+    </w:p>
+    <w:p>
+      <w:r>
+        <w:t>Precondition: Operator is logged into the admin dashboard.</w:t>
+      </w:r>
+    </w:p>
+    <w:p>
+      <w:r>
+        <w:t>Steps: 1. Operator opens the dashboard home screen. 2. System displays current occupancy, available spaces, and active reservations for the facility.</w:t>
+      </w:r>
+    </w:p>
+    <w:p>
+      <w:r>
+        <w:t>Postcondition: Operator has an up-to-date view of facility status.</w:t>
+      </w:r>
+    </w:p>
+    <w:p/>
+    <w:p>
+      <w:r>
+        <w:t>UC13-Generate Occupancy and Usage Report</w:t>
+      </w:r>
+    </w:p>
+    <w:p>
+      <w:r>
+        <w:t>Actor: Parking Facility Operator</w:t>
+      </w:r>
+    </w:p>
+    <w:p>
+      <w:r>
+        <w:t>Precondition: Operator is logged in and the facility has reservation/occupancy history.</w:t>
+      </w:r>
+    </w:p>
+    <w:p>
+      <w:r>
         <w:lastRenderedPageBreak/>
-        <w:t>Postcondition: Space is held for the driver and marked unavailable to others.</w:t>
+        <w:t>Steps: 1. Operator selects "Reports." 2. Operator chooses a date range. 3. System compiles and displays occupancy, revenue, and usage statistics for that period.</w:t>
+      </w:r>
+    </w:p>
+    <w:p>
+      <w:r>
+        <w:t>Postcondition: Operator receives a report that can inform pricing or operational decisions.</w:t>
       </w:r>
     </w:p>
     <w:p/>
     <w:p>
       <w:r>
-        <w:t>UC6-Pay for a Reservation</w:t>
-      </w:r>
-    </w:p>
-    <w:p>
-      <w:r>
-        <w:t>Actor: Driver</w:t>
-      </w:r>
-    </w:p>
-    <w:p>
-      <w:r>
-        <w:t>Precondition: User has an active reservation pending payment.</w:t>
-      </w:r>
-    </w:p>
-    <w:p>
-      <w:r>
-        <w:t>Steps: 1. User selects a saved payment method or enters a new one. 2. System sends payment request to the third-party payment provider. 3. Provider confirms transaction.</w:t>
-      </w:r>
-    </w:p>
-    <w:p>
-      <w:r>
-        <w:t>Postcondition: Reservation is confirmed and marked as paid.</w:t>
+        <w:t>UC14-Update Facility Pricing</w:t>
+      </w:r>
+    </w:p>
+    <w:p>
+      <w:r>
+        <w:t>Actor: Parking Facility Operator</w:t>
+      </w:r>
+    </w:p>
+    <w:p>
+      <w:r>
+        <w:t>Precondition: Operator is logged in and has an existing facility profile.</w:t>
+      </w:r>
+    </w:p>
+    <w:p>
+      <w:r>
+        <w:t>Steps: 1. Operator navigates to facility settings. 2. Operator updates hourly/daily rates. 3. System saves and applies new pricing to future reservations.</w:t>
+      </w:r>
+    </w:p>
+    <w:p>
+      <w:r>
+        <w:t>Postcondition: Updated pricing is reflected immediately for new driver searches and reservations.</w:t>
       </w:r>
     </w:p>
     <w:p/>
     <w:p>
       <w:r>
-        <w:t>UC7-Receive Digital Receipt</w:t>
-      </w:r>
-    </w:p>
-    <w:p>
-      <w:r>
-        <w:t>Actor: Driver</w:t>
-      </w:r>
-    </w:p>
-    <w:p>
-      <w:r>
-        <w:t>Precondition: Payment for a reservation has been completed.</w:t>
-      </w:r>
-    </w:p>
-    <w:p>
-      <w:r>
-        <w:t>Steps: 1. System generates a receipt after successful payment. 2. System emails the receipt and stores it in the user's account.</w:t>
-      </w:r>
-    </w:p>
-    <w:p>
-      <w:r>
-        <w:t>Postcondition: Driver has a record of the transaction accessible in-app and via email.</w:t>
+        <w:t>UC15-Update Facility Details</w:t>
+      </w:r>
+    </w:p>
+    <w:p>
+      <w:r>
+        <w:t>Actor: Parking Facility Operator</w:t>
+      </w:r>
+    </w:p>
+    <w:p>
+      <w:r>
+        <w:t>Precondition: Operator is logged in and has an existing facility profile.</w:t>
+      </w:r>
+    </w:p>
+    <w:p>
+      <w:r>
+        <w:t>Steps: 1. Operator navigates to facility settings. 2. Operator edits details such as address, total space count, or hours of operation. 3. System validates and saves changes.</w:t>
+      </w:r>
+    </w:p>
+    <w:p>
+      <w:r>
+        <w:t xml:space="preserve">Postcondition: Updated facility information is visible to drivers </w:t>
+      </w:r>
+      <w:proofErr w:type="gramStart"/>
+      <w:r>
+        <w:t>searching</w:t>
+      </w:r>
+      <w:proofErr w:type="gramEnd"/>
+      <w:r>
+        <w:t xml:space="preserve"> the platform.</w:t>
       </w:r>
     </w:p>
     <w:p/>
     <w:p>
       <w:r>
-        <w:t>UC8-View Reservation History</w:t>
-      </w:r>
-    </w:p>
-    <w:p>
-      <w:r>
-        <w:t>Actor: Driver</w:t>
-      </w:r>
-    </w:p>
-    <w:p>
-      <w:r>
-        <w:t>Precondition: User is logged in and has at least one past reservation.</w:t>
-      </w:r>
-    </w:p>
-    <w:p>
-      <w:r>
-        <w:t>Steps: 1. User navigates to "My Reservations." 2. System displays past and upcoming reservations with statuses.</w:t>
-      </w:r>
-    </w:p>
-    <w:p>
-      <w:r>
-        <w:t>Postcondition: Driver can review or reference any past reservation and receipt.</w:t>
+        <w:t>UC16-Operator Registration and Login</w:t>
+      </w:r>
+    </w:p>
+    <w:p>
+      <w:r>
+        <w:t>Actor: Parking Facility Operator</w:t>
+      </w:r>
+    </w:p>
+    <w:p>
+      <w:r>
+        <w:t>Precondition: Operator has been issued access by their facility or organization and does not yet have an account (or has an existing account for login).</w:t>
+      </w:r>
+    </w:p>
+    <w:p>
+      <w:r>
+        <w:t>Steps: 1. Operator selects "Sign Up" or "Log In." 2. Operator enters company email, password, and facility affiliation (for sign-up) or email and password (for login). 3. System verifies credentials and account status.</w:t>
+      </w:r>
+    </w:p>
+    <w:p>
+      <w:r>
+        <w:t>Postcondition: Operator account is created or operator is authenticated, and operator is redirected to the admin dashboard.</w:t>
       </w:r>
     </w:p>
     <w:p/>
     <w:p>
-      <w:r>
-        <w:t>UC9-Cancel a Reservation</w:t>
-      </w:r>
-    </w:p>
-    <w:p>
-      <w:r>
-        <w:t>Actor: Driver</w:t>
-      </w:r>
-    </w:p>
-    <w:p>
-      <w:r>
-        <w:t>Precondition: User has an active, not-yet-started reservation.</w:t>
-      </w:r>
-    </w:p>
-    <w:p>
-      <w:r>
-        <w:t>Steps: 1. User opens the reservation from "My Reservations." 2. User selects "Cancel." 3. System processes cancellation and any applicable refund.</w:t>
-      </w:r>
-    </w:p>
-    <w:p>
-      <w:r>
-        <w:t>Postcondition: Space is released back into availability; driver is notified of cancellation status.</w:t>
-      </w:r>
-    </w:p>
-    <w:p/>
-    <w:p>
-      <w:r>
-        <w:t>UC10-Receive Reservation Notifications</w:t>
-      </w:r>
-    </w:p>
-    <w:p>
-      <w:r>
-        <w:t>Actor: Driver</w:t>
-      </w:r>
-    </w:p>
-    <w:p>
-      <w:r>
-        <w:t>Precondition: User has an upcoming or active reservation.</w:t>
-      </w:r>
-    </w:p>
-    <w:p>
-      <w:r>
-        <w:t>Steps: 1. System monitors reservation timing. 2. System sends a push notification before start time, near end time, and on cancellation events.</w:t>
-      </w:r>
-    </w:p>
-    <w:p>
-      <w:r>
-        <w:t>Postcondition: Driver stays informed of reservation status changes without checking the app manually.</w:t>
-      </w:r>
-    </w:p>
-    <w:p/>
-    <w:p>
-      <w:r>
-        <w:t>UC11-Get Directions to a Reserved Space</w:t>
-      </w:r>
-    </w:p>
-    <w:p>
-      <w:r>
-        <w:t>Actor: Driver</w:t>
-      </w:r>
-    </w:p>
-    <w:p>
-      <w:r>
-        <w:t>Precondition: User has a confirmed reservation.</w:t>
-      </w:r>
-    </w:p>
-    <w:p>
-      <w:r>
-        <w:t xml:space="preserve">Steps: 1. User selects "Navigate" on the reservation. 2. System hands off destination coordinates </w:t>
-      </w:r>
-      <w:proofErr w:type="gramStart"/>
-      <w:r>
-        <w:t>to</w:t>
-      </w:r>
-      <w:proofErr w:type="gramEnd"/>
-      <w:r>
-        <w:t xml:space="preserve"> the integrated mapping/navigation service. 3. External navigation app opens with turn-by-turn directions.</w:t>
-      </w:r>
-    </w:p>
-    <w:p>
-      <w:r>
-        <w:t>Postcondition: Driver is routed to the correct facility and space.</w:t>
-      </w:r>
-    </w:p>
-    <w:p/>
-    <w:p>
-      <w:r>
-        <w:t>UC12-View Real-Time Occupancy Dashboard</w:t>
-      </w:r>
-    </w:p>
-    <w:p>
-      <w:r>
-        <w:t>Actor: Parking Facility Operator</w:t>
-      </w:r>
-    </w:p>
-    <w:p>
-      <w:r>
-        <w:t>Precondition: Operator is logged into the admin dashboard.</w:t>
-      </w:r>
-    </w:p>
-    <w:p>
-      <w:r>
-        <w:t>Steps: 1. Operator opens the dashboard home screen. 2. System displays current occupancy, available spaces, and active reservations for the facility.</w:t>
-      </w:r>
-    </w:p>
-    <w:p>
-      <w:r>
-        <w:t>Postcondition: Operator has an up-to-date view of facility status.</w:t>
-      </w:r>
-    </w:p>
-    <w:p/>
-    <w:p>
-      <w:r>
-        <w:t>UC13-Generate Occupancy and Usage Report</w:t>
-      </w:r>
-    </w:p>
-    <w:p>
-      <w:r>
-        <w:t>Actor: Parking Facility Operator</w:t>
-      </w:r>
-    </w:p>
-    <w:p>
-      <w:r>
-        <w:t>Precondition: Operator is logged in and the facility has reservation/occupancy history.</w:t>
-      </w:r>
-    </w:p>
-    <w:p>
-      <w:r>
-        <w:t>Steps: 1. Operator selects "Reports." 2. Operator chooses a date range. 3. System compiles and displays occupancy, revenue, and usage statistics for that period.</w:t>
-      </w:r>
-    </w:p>
-    <w:p>
-      <w:r>
-        <w:t>Postcondition: Operator receives a report that can inform pricing or operational decisions.</w:t>
-      </w:r>
-    </w:p>
-    <w:p/>
-    <w:p>
-      <w:r>
-        <w:t>UC14-Update Facility Pricing</w:t>
-      </w:r>
-    </w:p>
-    <w:p>
-      <w:r>
-        <w:t>Actor: Parking Facility Operator</w:t>
-      </w:r>
-    </w:p>
-    <w:p>
-      <w:r>
-        <w:t>Precondition: Operator is logged in and has an existing facility profile.</w:t>
-      </w:r>
-    </w:p>
-    <w:p>
-      <w:r>
-        <w:t>Steps: 1. Operator navigates to facility settings. 2. Operator updates hourly/daily rates. 3. System saves and applies new pricing to future reservations.</w:t>
-      </w:r>
-    </w:p>
-    <w:p>
-      <w:r>
-        <w:t>Postcondition: Updated pricing is reflected immediately for new driver searches and reservations.</w:t>
-      </w:r>
-    </w:p>
-    <w:p/>
-    <w:p>
-      <w:r>
-        <w:t>UC15-Update Facility Details</w:t>
-      </w:r>
-    </w:p>
-    <w:p>
-      <w:r>
-        <w:t>Actor: Parking Facility Operator</w:t>
-      </w:r>
-    </w:p>
-    <w:p>
-      <w:r>
-        <w:t>Precondition: Operator is logged in and has an existing facility profile.</w:t>
-      </w:r>
-    </w:p>
-    <w:p>
-      <w:r>
-        <w:t>Steps: 1. Operator navigates to facility settings. 2. Operator edits details such as address, total space count, or hours of operation. 3. System validates and saves changes.</w:t>
-      </w:r>
-    </w:p>
-    <w:p>
-      <w:r>
-        <w:t xml:space="preserve">Postcondition: Updated facility information is visible to drivers </w:t>
-      </w:r>
-      <w:proofErr w:type="gramStart"/>
-      <w:r>
-        <w:t>searching</w:t>
-      </w:r>
-      <w:proofErr w:type="gramEnd"/>
-      <w:r>
-        <w:t xml:space="preserve"> the platform.</w:t>
-      </w:r>
-    </w:p>
-    <w:p>
-      <w:r>
-        <w:br w:type="page"/>
-      </w:r>
-    </w:p>
-    <w:p>
-      <w:pPr>
-        <w:pStyle w:val="Heading1"/>
-      </w:pPr>
-      <w:bookmarkStart w:id="4" w:name="_Toc242293881"/>
-      <w:r>
-        <w:lastRenderedPageBreak/>
-        <w:t>Work Breakdown Structure (WBS)</w:t>
-      </w:r>
-      <w:bookmarkEnd w:id="4"/>
-    </w:p>
-    <w:p/>
-    <w:p>
-      <w:r>
+      <w:pPr>
         <w:rPr>
           <w:b/>
           <w:bCs/>
         </w:rPr>
-        <w:t>1. Authentication &amp; User Management</w:t>
+      </w:pPr>
+      <w:r>
+        <w:rPr>
+          <w:b/>
+          <w:bCs/>
+        </w:rPr>
+        <w:t>User Stories:</w:t>
       </w:r>
     </w:p>
     <w:p/>
     <w:p>
       <w:r>
-        <w:t>1.1 Registration</w:t>
+        <w:t>As a driver, I want to register and log in securely, so that I can access my account and reservations.</w:t>
+      </w:r>
+    </w:p>
+    <w:p>
+      <w:r>
+        <w:t>As a driver, I want to search for available parking near my destination, so that I can quickly find a spot.</w:t>
+      </w:r>
+    </w:p>
+    <w:p>
+      <w:r>
+        <w:t>As a driver, I want to view an interactive map of nearby facilities, so that I can visually choose where to park.</w:t>
+      </w:r>
+    </w:p>
+    <w:p>
+      <w:r>
+        <w:t>As a driver, I want to reserve a specific parking space for a chosen time window, so that I'm guaranteed a spot when I arrive.</w:t>
+      </w:r>
+    </w:p>
+    <w:p>
+      <w:r>
+        <w:t>As a driver, I want to pay for my reservation through the app, so that I don't have to handle payment on-site.</w:t>
+      </w:r>
+    </w:p>
+    <w:p>
+      <w:r>
+        <w:t>As a driver, I want to receive a digital receipt after payment, so that I have a record of the transaction.</w:t>
+      </w:r>
+    </w:p>
+    <w:p>
+      <w:r>
+        <w:t>As a driver, I want to view my reservation history, so that I can reference past parking sessions.</w:t>
+      </w:r>
+    </w:p>
+    <w:p>
+      <w:r>
+        <w:t>As a driver, I want to cancel a reservation, so that I'm not charged for a spot I no longer need.</w:t>
+      </w:r>
+    </w:p>
+    <w:p>
+      <w:r>
+        <w:t>As a driver, I want to receive notifications about my reservation status, so that I stay informed without checking the app manually.</w:t>
+      </w:r>
+    </w:p>
+    <w:p>
+      <w:r>
+        <w:t xml:space="preserve">As a driver, I </w:t>
+      </w:r>
+      <w:proofErr w:type="gramStart"/>
+      <w:r>
+        <w:t>want turn-by-turn</w:t>
+      </w:r>
+      <w:proofErr w:type="gramEnd"/>
+      <w:r>
+        <w:t xml:space="preserve"> directions to my reserved space, so that I can navigate there easily.</w:t>
+      </w:r>
+    </w:p>
+    <w:p>
+      <w:r>
+        <w:t>As an operator, I want to register and log in securely, so that I can access my facility's admin dashboard.</w:t>
+      </w:r>
+    </w:p>
+    <w:p>
+      <w:r>
+        <w:t xml:space="preserve">As an operator, I want to view real-time occupancy on a dashboard, so that I can monitor my facility's status </w:t>
+      </w:r>
+      <w:proofErr w:type="gramStart"/>
+      <w:r>
+        <w:t>at a glance</w:t>
+      </w:r>
+      <w:proofErr w:type="gramEnd"/>
+      <w:r>
+        <w:t>.</w:t>
+      </w:r>
+    </w:p>
+    <w:p>
+      <w:r>
+        <w:t>As an operator, I want to generate occupancy and usage reports, so that I can make informed pricing and operational decisions.</w:t>
+      </w:r>
+    </w:p>
+    <w:p>
+      <w:r>
+        <w:t>As an operator, I want to update facility pricing, so that rates reflect current demand or policy changes.</w:t>
+      </w:r>
+    </w:p>
+    <w:p>
+      <w:r>
+        <w:t>As an operator, I want to update facility details, so that drivers see accurate information when searching.</w:t>
+      </w:r>
+    </w:p>
+    <w:p>
+      <w:pPr>
+        <w:pStyle w:val="Heading1"/>
+      </w:pPr>
+      <w:r>
+        <w:br w:type="page"/>
+      </w:r>
+      <w:bookmarkStart w:id="4" w:name="_Toc242991072"/>
+      <w:r>
+        <w:lastRenderedPageBreak/>
+        <w:t>Work Breakdown Structure (WBS)</w:t>
+      </w:r>
+      <w:bookmarkEnd w:id="4"/>
+    </w:p>
+    <w:p/>
+    <w:p>
+      <w:pPr>
+        <w:rPr>
+          <w:b/>
+          <w:bCs/>
+        </w:rPr>
+      </w:pPr>
+      <w:r>
+        <w:rPr>
+          <w:b/>
+          <w:bCs/>
+        </w:rPr>
+        <w:t>1. UI/UX Design</w:t>
+      </w:r>
+    </w:p>
+    <w:p>
+      <w:pPr>
+        <w:rPr>
+          <w:b/>
+          <w:bCs/>
+        </w:rPr>
+      </w:pPr>
+    </w:p>
+    <w:p>
+      <w:r>
+        <w:t>1.1 Wireframing</w:t>
+      </w:r>
+    </w:p>
+    <w:p>
+      <w:pPr>
+        <w:pStyle w:val="ListParagraph"/>
+        <w:numPr>
+          <w:ilvl w:val="0"/>
+          <w:numId w:val="28"/>
+        </w:numPr>
+      </w:pPr>
+      <w:r>
+        <w:t>Driver-facing screens (search, map, reservation, payment)</w:t>
+      </w:r>
+    </w:p>
+    <w:p>
+      <w:pPr>
+        <w:pStyle w:val="ListParagraph"/>
+        <w:numPr>
+          <w:ilvl w:val="0"/>
+          <w:numId w:val="28"/>
+        </w:numPr>
+      </w:pPr>
+      <w:r>
+        <w:t>Operator dashboard screens</w:t>
+      </w:r>
+    </w:p>
+    <w:p/>
+    <w:p>
+      <w:r>
+        <w:t>1.2 Design Review</w:t>
+      </w:r>
+    </w:p>
+    <w:p>
+      <w:pPr>
+        <w:pStyle w:val="ListParagraph"/>
+        <w:numPr>
+          <w:ilvl w:val="0"/>
+          <w:numId w:val="29"/>
+        </w:numPr>
+      </w:pPr>
+      <w:r>
+        <w:t>Review and iteration with UX Designer</w:t>
+      </w:r>
+    </w:p>
+    <w:p>
+      <w:pPr>
+        <w:rPr>
+          <w:b/>
+          <w:bCs/>
+        </w:rPr>
+      </w:pPr>
+    </w:p>
+    <w:p>
+      <w:r>
+        <w:rPr>
+          <w:b/>
+          <w:bCs/>
+        </w:rPr>
+        <w:t>2</w:t>
+      </w:r>
+      <w:r>
+        <w:rPr>
+          <w:b/>
+          <w:bCs/>
+        </w:rPr>
+        <w:t>. Authentication &amp; User Management</w:t>
+      </w:r>
+    </w:p>
+    <w:p/>
+    <w:p>
+      <w:r>
+        <w:t>2</w:t>
+      </w:r>
+      <w:r>
+        <w:t>.1 Registration</w:t>
       </w:r>
     </w:p>
     <w:p>
@@ -2363,7 +2589,10 @@
     </w:p>
     <w:p>
       <w:r>
-        <w:t>1.2 Login</w:t>
+        <w:t>2</w:t>
+      </w:r>
+      <w:r>
+        <w:t>.2 Login</w:t>
       </w:r>
     </w:p>
     <w:p>
@@ -2390,7 +2619,10 @@
     </w:p>
     <w:p>
       <w:r>
-        <w:t>1.3 Account Settings</w:t>
+        <w:t>2</w:t>
+      </w:r>
+      <w:r>
+        <w:t>.3 Account Settings</w:t>
       </w:r>
     </w:p>
     <w:p>
@@ -2422,13 +2654,23 @@
           <w:b/>
           <w:bCs/>
         </w:rPr>
-        <w:t>2. Driver-Facing Features</w:t>
+        <w:t>3</w:t>
+      </w:r>
+      <w:r>
+        <w:rPr>
+          <w:b/>
+          <w:bCs/>
+        </w:rPr>
+        <w:t>. Driver-Facing Features</w:t>
       </w:r>
     </w:p>
     <w:p/>
     <w:p>
       <w:r>
-        <w:t>2.1 Search &amp; Availability</w:t>
+        <w:t>3</w:t>
+      </w:r>
+      <w:r>
+        <w:t>.1 Search &amp; Availability</w:t>
       </w:r>
     </w:p>
     <w:p>
@@ -2455,7 +2697,10 @@
     </w:p>
     <w:p>
       <w:r>
-        <w:t>2.2 Reservations</w:t>
+        <w:t>3</w:t>
+      </w:r>
+      <w:r>
+        <w:t>.2 Reservations</w:t>
       </w:r>
     </w:p>
     <w:p>
@@ -2493,7 +2738,10 @@
     </w:p>
     <w:p>
       <w:r>
-        <w:t>2.3 Navigation</w:t>
+        <w:t>3</w:t>
+      </w:r>
+      <w:r>
+        <w:t>.3 Navigation</w:t>
       </w:r>
     </w:p>
     <w:p>
@@ -2532,13 +2780,23 @@
           <w:b/>
           <w:bCs/>
         </w:rPr>
-        <w:t>3. Payment &amp; Billing</w:t>
+        <w:t>4</w:t>
+      </w:r>
+      <w:r>
+        <w:rPr>
+          <w:b/>
+          <w:bCs/>
+        </w:rPr>
+        <w:t>. Payment &amp; Billing</w:t>
       </w:r>
     </w:p>
     <w:p/>
     <w:p>
       <w:r>
-        <w:t>3.1 Payment Processing</w:t>
+        <w:t>4</w:t>
+      </w:r>
+      <w:r>
+        <w:t>.1 Payment Processing</w:t>
       </w:r>
     </w:p>
     <w:p>
@@ -2565,7 +2823,10 @@
     </w:p>
     <w:p>
       <w:r>
-        <w:t>3.2 Receipts &amp; History</w:t>
+        <w:t>4</w:t>
+      </w:r>
+      <w:r>
+        <w:t>.2 Receipts &amp; History</w:t>
       </w:r>
     </w:p>
     <w:p>
@@ -2604,13 +2865,23 @@
           <w:b/>
           <w:bCs/>
         </w:rPr>
-        <w:t>4. Notifications</w:t>
+        <w:t>5</w:t>
+      </w:r>
+      <w:r>
+        <w:rPr>
+          <w:b/>
+          <w:bCs/>
+        </w:rPr>
+        <w:t>. Notifications</w:t>
       </w:r>
     </w:p>
     <w:p/>
     <w:p>
       <w:r>
-        <w:t>4.1 Reservation Alerts</w:t>
+        <w:t>5</w:t>
+      </w:r>
+      <w:r>
+        <w:t>.1 Reservation Alerts</w:t>
       </w:r>
     </w:p>
     <w:p>
@@ -2649,13 +2920,23 @@
           <w:b/>
           <w:bCs/>
         </w:rPr>
-        <w:t>5. Operator Dashboard</w:t>
+        <w:t>6</w:t>
+      </w:r>
+      <w:r>
+        <w:rPr>
+          <w:b/>
+          <w:bCs/>
+        </w:rPr>
+        <w:t>. Operator Dashboard</w:t>
       </w:r>
     </w:p>
     <w:p/>
     <w:p>
       <w:r>
-        <w:t>5.1 Facility Management</w:t>
+        <w:t>6</w:t>
+      </w:r>
+      <w:r>
+        <w:t>.1 Facility Management</w:t>
       </w:r>
     </w:p>
     <w:p>
@@ -2666,6 +2947,7 @@
         </w:numPr>
       </w:pPr>
       <w:r>
+        <w:lastRenderedPageBreak/>
         <w:t>Add/edit/remove facility</w:t>
       </w:r>
     </w:p>
@@ -2684,7 +2966,10 @@
     </w:p>
     <w:p>
       <w:r>
-        <w:t>5.2 Occupancy Monitoring</w:t>
+        <w:t>6</w:t>
+      </w:r>
+      <w:r>
+        <w:t>.2 Occupancy Monitoring</w:t>
       </w:r>
     </w:p>
     <w:p>
@@ -2711,7 +2996,10 @@
     </w:p>
     <w:p>
       <w:r>
-        <w:t>5.3 Reporting &amp; Analytics</w:t>
+        <w:t>6</w:t>
+      </w:r>
+      <w:r>
+        <w:t>.3 Reporting &amp; Analytics</w:t>
       </w:r>
     </w:p>
     <w:p>
@@ -2750,14 +3038,23 @@
           <w:b/>
           <w:bCs/>
         </w:rPr>
-        <w:lastRenderedPageBreak/>
-        <w:t>6. Testing &amp; Deployment</w:t>
+        <w:t>7</w:t>
+      </w:r>
+      <w:r>
+        <w:rPr>
+          <w:b/>
+          <w:bCs/>
+        </w:rPr>
+        <w:t>. Testing &amp; Deployment</w:t>
       </w:r>
     </w:p>
     <w:p/>
     <w:p>
       <w:r>
-        <w:t>6.1 QA Testing</w:t>
+        <w:t>7</w:t>
+      </w:r>
+      <w:r>
+        <w:t>.1 QA Testing</w:t>
       </w:r>
     </w:p>
     <w:p>
@@ -2784,7 +3081,10 @@
     </w:p>
     <w:p>
       <w:r>
-        <w:t>6.2 Release</w:t>
+        <w:t>7</w:t>
+      </w:r>
+      <w:r>
+        <w:t>.2 Release</w:t>
       </w:r>
     </w:p>
     <w:p>
@@ -2818,7 +3118,7 @@
       <w:pPr>
         <w:pStyle w:val="Heading1"/>
       </w:pPr>
-      <w:bookmarkStart w:id="5" w:name="_Toc242293882"/>
+      <w:bookmarkStart w:id="5" w:name="_Toc242991073"/>
       <w:r>
         <w:lastRenderedPageBreak/>
         <w:t>Project Schedule</w:t>
@@ -2834,7 +3134,7 @@
           <w:noProof/>
         </w:rPr>
         <w:drawing>
-          <wp:inline distT="0" distB="0" distL="0" distR="0" wp14:anchorId="24D9A881" wp14:editId="2EAF3B92">
+          <wp:inline distT="0" distB="0" distL="0" distR="0" wp14:anchorId="24D9A881" wp14:editId="6364C7BF">
             <wp:extent cx="5486400" cy="3200400"/>
             <wp:effectExtent l="0" t="0" r="0" b="0"/>
             <wp:docPr id="1811195461" name="Chart 1"/>
@@ -2864,6 +3164,12 @@
         </w:r>
       </w:fldSimple>
       <w:r>
+        <w:rPr>
+          <w:noProof/>
+        </w:rPr>
+        <w:t xml:space="preserve"> </w:t>
+      </w:r>
+      <w:r>
         <w:t>Smart Parking Platform Development Timeline</w:t>
       </w:r>
       <w:r>
@@ -2888,7 +3194,7 @@
       <w:pPr>
         <w:pStyle w:val="Heading1"/>
       </w:pPr>
-      <w:bookmarkStart w:id="6" w:name="_Toc242293883"/>
+      <w:bookmarkStart w:id="6" w:name="_Toc242991074"/>
       <w:r>
         <w:lastRenderedPageBreak/>
         <w:t>Product Backlog and Sprint Planning</w:t>
@@ -2993,7 +3299,7 @@
       <w:pPr>
         <w:pStyle w:val="Heading1"/>
       </w:pPr>
-      <w:bookmarkStart w:id="7" w:name="_Toc242293884"/>
+      <w:bookmarkStart w:id="7" w:name="_Toc242991075"/>
       <w:r>
         <w:lastRenderedPageBreak/>
         <w:t>Risk, Quality, and Communication Management</w:t>
@@ -3268,14 +3574,14 @@
         <w:tblLook w:val="04A0" w:firstRow="1" w:lastRow="0" w:firstColumn="1" w:lastColumn="0" w:noHBand="0" w:noVBand="1"/>
       </w:tblPr>
       <w:tblGrid>
-        <w:gridCol w:w="537"/>
-        <w:gridCol w:w="1776"/>
-        <w:gridCol w:w="1146"/>
-        <w:gridCol w:w="1188"/>
-        <w:gridCol w:w="868"/>
-        <w:gridCol w:w="1414"/>
-        <w:gridCol w:w="1691"/>
-        <w:gridCol w:w="730"/>
+        <w:gridCol w:w="545"/>
+        <w:gridCol w:w="1810"/>
+        <w:gridCol w:w="1166"/>
+        <w:gridCol w:w="1209"/>
+        <w:gridCol w:w="882"/>
+        <w:gridCol w:w="1275"/>
+        <w:gridCol w:w="1722"/>
+        <w:gridCol w:w="741"/>
       </w:tblGrid>
       <w:tr>
         <w:tc>
@@ -3508,19 +3814,14 @@
             <w:tcW w:w="1714" w:type="dxa"/>
           </w:tcPr>
           <w:p>
-            <w:proofErr w:type="gramStart"/>
             <w:r>
               <w:t>Mitigate</w:t>
             </w:r>
             <w:r>
-              <w:t xml:space="preserve">, </w:t>
-            </w:r>
-            <w:r>
-              <w:t xml:space="preserve"> add</w:t>
-            </w:r>
-            <w:proofErr w:type="gramEnd"/>
-            <w:r>
-              <w:t xml:space="preserve"> fallback provider</w:t>
+              <w:t>,</w:t>
+            </w:r>
+            <w:r>
+              <w:t xml:space="preserve"> add fallback provider</w:t>
             </w:r>
           </w:p>
         </w:tc>
@@ -4226,7 +4527,7 @@
           </w:tcPr>
           <w:p>
             <w:r>
-              <w:t>Finance/Billing Personnel</w:t>
+              <w:t>Project Manager</w:t>
             </w:r>
           </w:p>
         </w:tc>
@@ -4264,6 +4565,7 @@
           </w:tcPr>
           <w:p>
             <w:r>
+              <w:lastRenderedPageBreak/>
               <w:t>R10</w:t>
             </w:r>
           </w:p>
@@ -4357,7 +4659,6 @@
           </w:tcPr>
           <w:p>
             <w:r>
-              <w:lastRenderedPageBreak/>
               <w:t>R11</w:t>
             </w:r>
           </w:p>
@@ -4571,7 +4872,13 @@
         </w:numPr>
       </w:pPr>
       <w:r>
-        <w:t>Daily stand-up (15 min) within each dev team (Mobile, Web, Backend/API, Mapping, Payment Integration, QA) for quick status sync</w:t>
+        <w:t>Daily stand-up (15 min) per discipline (Mobile, Web, Backend/API, Mapping, Payment Integration, QA)</w:t>
+      </w:r>
+      <w:r>
+        <w:t>,</w:t>
+      </w:r>
+      <w:r>
+        <w:t xml:space="preserve"> each person posts a quick status update since every discipline is staffed by one person.</w:t>
       </w:r>
     </w:p>
     <w:p>
@@ -4671,7 +4978,7 @@
       <w:pPr>
         <w:pStyle w:val="Heading1"/>
       </w:pPr>
-      <w:bookmarkStart w:id="8" w:name="_Toc242293885"/>
+      <w:bookmarkStart w:id="8" w:name="_Toc242991076"/>
       <w:r>
         <w:lastRenderedPageBreak/>
         <w:t>Resource &amp; Cost Management</w:t>
@@ -7177,6 +7484,39 @@
         </w:tc>
       </w:tr>
     </w:tbl>
+    <w:p>
+      <w:pPr>
+        <w:rPr>
+          <w:b/>
+          <w:bCs/>
+        </w:rPr>
+      </w:pPr>
+    </w:p>
+    <w:p>
+      <w:r>
+        <w:t>Monthly Cashflow</w:t>
+      </w:r>
+    </w:p>
+    <w:p/>
+    <w:p>
+      <w:r>
+        <w:t>The cost plan above was built using a bottom-up estimation approach</w:t>
+      </w:r>
+      <w:r>
+        <w:t>,</w:t>
+      </w:r>
+      <w:r>
+        <w:t xml:space="preserve"> individual role costs and durations were totaled first, then rolled up into the overall budget. The table below breaks that </w:t>
+      </w:r>
+      <w:proofErr w:type="gramStart"/>
+      <w:r>
+        <w:t>total down</w:t>
+      </w:r>
+      <w:proofErr w:type="gramEnd"/>
+      <w:r>
+        <w:t xml:space="preserve"> by month.</w:t>
+      </w:r>
+    </w:p>
     <w:p>
       <w:pPr>
         <w:rPr>
@@ -7217,6 +7557,7 @@
                 <w:b/>
                 <w:bCs/>
               </w:rPr>
+              <w:lastRenderedPageBreak/>
               <w:t>Month</w:t>
             </w:r>
           </w:p>
@@ -7656,7 +7997,6 @@
               <w:rPr>
                 <w:rStyle w:val="Strong"/>
               </w:rPr>
-              <w:lastRenderedPageBreak/>
               <w:t>Total</w:t>
             </w:r>
           </w:p>
@@ -10847,6 +11187,119 @@
     </w:lvl>
   </w:abstractNum>
   <w:abstractNum w:abstractNumId="13" w15:restartNumberingAfterBreak="0">
+    <w:nsid w:val="3DC15D9E"/>
+    <w:multiLevelType w:val="hybridMultilevel"/>
+    <w:tmpl w:val="72EE848E"/>
+    <w:lvl w:ilvl="0" w:tplc="04090001">
+      <w:start w:val="1"/>
+      <w:numFmt w:val="bullet"/>
+      <w:lvlText w:val=""/>
+      <w:lvlJc w:val="left"/>
+      <w:pPr>
+        <w:ind w:left="720" w:hanging="360"/>
+      </w:pPr>
+      <w:rPr>
+        <w:rFonts w:ascii="Symbol" w:hAnsi="Symbol" w:hint="default"/>
+      </w:rPr>
+    </w:lvl>
+    <w:lvl w:ilvl="1" w:tplc="04090003" w:tentative="1">
+      <w:start w:val="1"/>
+      <w:numFmt w:val="bullet"/>
+      <w:lvlText w:val="o"/>
+      <w:lvlJc w:val="left"/>
+      <w:pPr>
+        <w:ind w:left="1440" w:hanging="360"/>
+      </w:pPr>
+      <w:rPr>
+        <w:rFonts w:ascii="Courier New" w:hAnsi="Courier New" w:cs="Courier New" w:hint="default"/>
+      </w:rPr>
+    </w:lvl>
+    <w:lvl w:ilvl="2" w:tplc="04090005" w:tentative="1">
+      <w:start w:val="1"/>
+      <w:numFmt w:val="bullet"/>
+      <w:lvlText w:val=""/>
+      <w:lvlJc w:val="left"/>
+      <w:pPr>
+        <w:ind w:left="2160" w:hanging="360"/>
+      </w:pPr>
+      <w:rPr>
+        <w:rFonts w:ascii="Wingdings" w:hAnsi="Wingdings" w:hint="default"/>
+      </w:rPr>
+    </w:lvl>
+    <w:lvl w:ilvl="3" w:tplc="04090001" w:tentative="1">
+      <w:start w:val="1"/>
+      <w:numFmt w:val="bullet"/>
+      <w:lvlText w:val=""/>
+      <w:lvlJc w:val="left"/>
+      <w:pPr>
+        <w:ind w:left="2880" w:hanging="360"/>
+      </w:pPr>
+      <w:rPr>
+        <w:rFonts w:ascii="Symbol" w:hAnsi="Symbol" w:hint="default"/>
+      </w:rPr>
+    </w:lvl>
+    <w:lvl w:ilvl="4" w:tplc="04090003" w:tentative="1">
+      <w:start w:val="1"/>
+      <w:numFmt w:val="bullet"/>
+      <w:lvlText w:val="o"/>
+      <w:lvlJc w:val="left"/>
+      <w:pPr>
+        <w:ind w:left="3600" w:hanging="360"/>
+      </w:pPr>
+      <w:rPr>
+        <w:rFonts w:ascii="Courier New" w:hAnsi="Courier New" w:cs="Courier New" w:hint="default"/>
+      </w:rPr>
+    </w:lvl>
+    <w:lvl w:ilvl="5" w:tplc="04090005" w:tentative="1">
+      <w:start w:val="1"/>
+      <w:numFmt w:val="bullet"/>
+      <w:lvlText w:val=""/>
+      <w:lvlJc w:val="left"/>
+      <w:pPr>
+        <w:ind w:left="4320" w:hanging="360"/>
+      </w:pPr>
+      <w:rPr>
+        <w:rFonts w:ascii="Wingdings" w:hAnsi="Wingdings" w:hint="default"/>
+      </w:rPr>
+    </w:lvl>
+    <w:lvl w:ilvl="6" w:tplc="04090001" w:tentative="1">
+      <w:start w:val="1"/>
+      <w:numFmt w:val="bullet"/>
+      <w:lvlText w:val=""/>
+      <w:lvlJc w:val="left"/>
+      <w:pPr>
+        <w:ind w:left="5040" w:hanging="360"/>
+      </w:pPr>
+      <w:rPr>
+        <w:rFonts w:ascii="Symbol" w:hAnsi="Symbol" w:hint="default"/>
+      </w:rPr>
+    </w:lvl>
+    <w:lvl w:ilvl="7" w:tplc="04090003" w:tentative="1">
+      <w:start w:val="1"/>
+      <w:numFmt w:val="bullet"/>
+      <w:lvlText w:val="o"/>
+      <w:lvlJc w:val="left"/>
+      <w:pPr>
+        <w:ind w:left="5760" w:hanging="360"/>
+      </w:pPr>
+      <w:rPr>
+        <w:rFonts w:ascii="Courier New" w:hAnsi="Courier New" w:cs="Courier New" w:hint="default"/>
+      </w:rPr>
+    </w:lvl>
+    <w:lvl w:ilvl="8" w:tplc="04090005" w:tentative="1">
+      <w:start w:val="1"/>
+      <w:numFmt w:val="bullet"/>
+      <w:lvlText w:val=""/>
+      <w:lvlJc w:val="left"/>
+      <w:pPr>
+        <w:ind w:left="6480" w:hanging="360"/>
+      </w:pPr>
+      <w:rPr>
+        <w:rFonts w:ascii="Wingdings" w:hAnsi="Wingdings" w:hint="default"/>
+      </w:rPr>
+    </w:lvl>
+  </w:abstractNum>
+  <w:abstractNum w:abstractNumId="14" w15:restartNumberingAfterBreak="0">
     <w:nsid w:val="3DD95F40"/>
     <w:multiLevelType w:val="hybridMultilevel"/>
     <w:tmpl w:val="C36A2E30"/>
@@ -10959,7 +11412,7 @@
       </w:rPr>
     </w:lvl>
   </w:abstractNum>
-  <w:abstractNum w:abstractNumId="14" w15:restartNumberingAfterBreak="0">
+  <w:abstractNum w:abstractNumId="15" w15:restartNumberingAfterBreak="0">
     <w:nsid w:val="44187EC9"/>
     <w:multiLevelType w:val="multilevel"/>
     <w:tmpl w:val="7D0007CA"/>
@@ -11108,7 +11561,7 @@
       </w:rPr>
     </w:lvl>
   </w:abstractNum>
-  <w:abstractNum w:abstractNumId="15" w15:restartNumberingAfterBreak="0">
+  <w:abstractNum w:abstractNumId="16" w15:restartNumberingAfterBreak="0">
     <w:nsid w:val="448272AC"/>
     <w:multiLevelType w:val="hybridMultilevel"/>
     <w:tmpl w:val="CA1E90CA"/>
@@ -11197,7 +11650,120 @@
       </w:pPr>
     </w:lvl>
   </w:abstractNum>
-  <w:abstractNum w:abstractNumId="16" w15:restartNumberingAfterBreak="0">
+  <w:abstractNum w:abstractNumId="17" w15:restartNumberingAfterBreak="0">
+    <w:nsid w:val="4C4F29AD"/>
+    <w:multiLevelType w:val="hybridMultilevel"/>
+    <w:tmpl w:val="A8C4193C"/>
+    <w:lvl w:ilvl="0" w:tplc="04090001">
+      <w:start w:val="1"/>
+      <w:numFmt w:val="bullet"/>
+      <w:lvlText w:val=""/>
+      <w:lvlJc w:val="left"/>
+      <w:pPr>
+        <w:ind w:left="720" w:hanging="360"/>
+      </w:pPr>
+      <w:rPr>
+        <w:rFonts w:ascii="Symbol" w:hAnsi="Symbol" w:hint="default"/>
+      </w:rPr>
+    </w:lvl>
+    <w:lvl w:ilvl="1" w:tplc="04090003" w:tentative="1">
+      <w:start w:val="1"/>
+      <w:numFmt w:val="bullet"/>
+      <w:lvlText w:val="o"/>
+      <w:lvlJc w:val="left"/>
+      <w:pPr>
+        <w:ind w:left="1440" w:hanging="360"/>
+      </w:pPr>
+      <w:rPr>
+        <w:rFonts w:ascii="Courier New" w:hAnsi="Courier New" w:cs="Courier New" w:hint="default"/>
+      </w:rPr>
+    </w:lvl>
+    <w:lvl w:ilvl="2" w:tplc="04090005" w:tentative="1">
+      <w:start w:val="1"/>
+      <w:numFmt w:val="bullet"/>
+      <w:lvlText w:val=""/>
+      <w:lvlJc w:val="left"/>
+      <w:pPr>
+        <w:ind w:left="2160" w:hanging="360"/>
+      </w:pPr>
+      <w:rPr>
+        <w:rFonts w:ascii="Wingdings" w:hAnsi="Wingdings" w:hint="default"/>
+      </w:rPr>
+    </w:lvl>
+    <w:lvl w:ilvl="3" w:tplc="04090001" w:tentative="1">
+      <w:start w:val="1"/>
+      <w:numFmt w:val="bullet"/>
+      <w:lvlText w:val=""/>
+      <w:lvlJc w:val="left"/>
+      <w:pPr>
+        <w:ind w:left="2880" w:hanging="360"/>
+      </w:pPr>
+      <w:rPr>
+        <w:rFonts w:ascii="Symbol" w:hAnsi="Symbol" w:hint="default"/>
+      </w:rPr>
+    </w:lvl>
+    <w:lvl w:ilvl="4" w:tplc="04090003" w:tentative="1">
+      <w:start w:val="1"/>
+      <w:numFmt w:val="bullet"/>
+      <w:lvlText w:val="o"/>
+      <w:lvlJc w:val="left"/>
+      <w:pPr>
+        <w:ind w:left="3600" w:hanging="360"/>
+      </w:pPr>
+      <w:rPr>
+        <w:rFonts w:ascii="Courier New" w:hAnsi="Courier New" w:cs="Courier New" w:hint="default"/>
+      </w:rPr>
+    </w:lvl>
+    <w:lvl w:ilvl="5" w:tplc="04090005" w:tentative="1">
+      <w:start w:val="1"/>
+      <w:numFmt w:val="bullet"/>
+      <w:lvlText w:val=""/>
+      <w:lvlJc w:val="left"/>
+      <w:pPr>
+        <w:ind w:left="4320" w:hanging="360"/>
+      </w:pPr>
+      <w:rPr>
+        <w:rFonts w:ascii="Wingdings" w:hAnsi="Wingdings" w:hint="default"/>
+      </w:rPr>
+    </w:lvl>
+    <w:lvl w:ilvl="6" w:tplc="04090001" w:tentative="1">
+      <w:start w:val="1"/>
+      <w:numFmt w:val="bullet"/>
+      <w:lvlText w:val=""/>
+      <w:lvlJc w:val="left"/>
+      <w:pPr>
+        <w:ind w:left="5040" w:hanging="360"/>
+      </w:pPr>
+      <w:rPr>
+        <w:rFonts w:ascii="Symbol" w:hAnsi="Symbol" w:hint="default"/>
+      </w:rPr>
+    </w:lvl>
+    <w:lvl w:ilvl="7" w:tplc="04090003" w:tentative="1">
+      <w:start w:val="1"/>
+      <w:numFmt w:val="bullet"/>
+      <w:lvlText w:val="o"/>
+      <w:lvlJc w:val="left"/>
+      <w:pPr>
+        <w:ind w:left="5760" w:hanging="360"/>
+      </w:pPr>
+      <w:rPr>
+        <w:rFonts w:ascii="Courier New" w:hAnsi="Courier New" w:cs="Courier New" w:hint="default"/>
+      </w:rPr>
+    </w:lvl>
+    <w:lvl w:ilvl="8" w:tplc="04090005" w:tentative="1">
+      <w:start w:val="1"/>
+      <w:numFmt w:val="bullet"/>
+      <w:lvlText w:val=""/>
+      <w:lvlJc w:val="left"/>
+      <w:pPr>
+        <w:ind w:left="6480" w:hanging="360"/>
+      </w:pPr>
+      <w:rPr>
+        <w:rFonts w:ascii="Wingdings" w:hAnsi="Wingdings" w:hint="default"/>
+      </w:rPr>
+    </w:lvl>
+  </w:abstractNum>
+  <w:abstractNum w:abstractNumId="18" w15:restartNumberingAfterBreak="0">
     <w:nsid w:val="51840220"/>
     <w:multiLevelType w:val="multilevel"/>
     <w:tmpl w:val="5F2EEFF6"/>
@@ -11346,7 +11912,7 @@
       </w:rPr>
     </w:lvl>
   </w:abstractNum>
-  <w:abstractNum w:abstractNumId="17" w15:restartNumberingAfterBreak="0">
+  <w:abstractNum w:abstractNumId="19" w15:restartNumberingAfterBreak="0">
     <w:nsid w:val="56E43A6F"/>
     <w:multiLevelType w:val="multilevel"/>
     <w:tmpl w:val="04D80D9A"/>
@@ -11459,7 +12025,7 @@
       </w:pPr>
     </w:lvl>
   </w:abstractNum>
-  <w:abstractNum w:abstractNumId="18" w15:restartNumberingAfterBreak="0">
+  <w:abstractNum w:abstractNumId="20" w15:restartNumberingAfterBreak="0">
     <w:nsid w:val="57005FEE"/>
     <w:multiLevelType w:val="hybridMultilevel"/>
     <w:tmpl w:val="126650A0"/>
@@ -11572,7 +12138,7 @@
       </w:rPr>
     </w:lvl>
   </w:abstractNum>
-  <w:abstractNum w:abstractNumId="19" w15:restartNumberingAfterBreak="0">
+  <w:abstractNum w:abstractNumId="21" w15:restartNumberingAfterBreak="0">
     <w:nsid w:val="637846BB"/>
     <w:multiLevelType w:val="hybridMultilevel"/>
     <w:tmpl w:val="831683EC"/>
@@ -11685,7 +12251,7 @@
       </w:rPr>
     </w:lvl>
   </w:abstractNum>
-  <w:abstractNum w:abstractNumId="20" w15:restartNumberingAfterBreak="0">
+  <w:abstractNum w:abstractNumId="22" w15:restartNumberingAfterBreak="0">
     <w:nsid w:val="678A5900"/>
     <w:multiLevelType w:val="multilevel"/>
     <w:tmpl w:val="0409001F"/>
@@ -11771,7 +12337,7 @@
       </w:pPr>
     </w:lvl>
   </w:abstractNum>
-  <w:abstractNum w:abstractNumId="21" w15:restartNumberingAfterBreak="0">
+  <w:abstractNum w:abstractNumId="23" w15:restartNumberingAfterBreak="0">
     <w:nsid w:val="69C03208"/>
     <w:multiLevelType w:val="hybridMultilevel"/>
     <w:tmpl w:val="9132CFC4"/>
@@ -11884,7 +12450,7 @@
       </w:rPr>
     </w:lvl>
   </w:abstractNum>
-  <w:abstractNum w:abstractNumId="22" w15:restartNumberingAfterBreak="0">
+  <w:abstractNum w:abstractNumId="24" w15:restartNumberingAfterBreak="0">
     <w:nsid w:val="6DD43302"/>
     <w:multiLevelType w:val="multilevel"/>
     <w:tmpl w:val="18EC65DA"/>
@@ -12033,7 +12599,7 @@
       </w:rPr>
     </w:lvl>
   </w:abstractNum>
-  <w:abstractNum w:abstractNumId="23" w15:restartNumberingAfterBreak="0">
+  <w:abstractNum w:abstractNumId="25" w15:restartNumberingAfterBreak="0">
     <w:nsid w:val="70361041"/>
     <w:multiLevelType w:val="hybridMultilevel"/>
     <w:tmpl w:val="8000FED0"/>
@@ -12146,7 +12712,7 @@
       </w:rPr>
     </w:lvl>
   </w:abstractNum>
-  <w:abstractNum w:abstractNumId="24" w15:restartNumberingAfterBreak="0">
+  <w:abstractNum w:abstractNumId="26" w15:restartNumberingAfterBreak="0">
     <w:nsid w:val="7131279A"/>
     <w:multiLevelType w:val="multilevel"/>
     <w:tmpl w:val="F96E9624"/>
@@ -12295,7 +12861,7 @@
       </w:rPr>
     </w:lvl>
   </w:abstractNum>
-  <w:abstractNum w:abstractNumId="25" w15:restartNumberingAfterBreak="0">
+  <w:abstractNum w:abstractNumId="27" w15:restartNumberingAfterBreak="0">
     <w:nsid w:val="733471C8"/>
     <w:multiLevelType w:val="multilevel"/>
     <w:tmpl w:val="BB2E890A"/>
@@ -12444,7 +13010,7 @@
       </w:rPr>
     </w:lvl>
   </w:abstractNum>
-  <w:abstractNum w:abstractNumId="26" w15:restartNumberingAfterBreak="0">
+  <w:abstractNum w:abstractNumId="28" w15:restartNumberingAfterBreak="0">
     <w:nsid w:val="74B06229"/>
     <w:multiLevelType w:val="multilevel"/>
     <w:tmpl w:val="371A5F1E"/>
@@ -12606,40 +13172,40 @@
     <w:abstractNumId w:val="1"/>
   </w:num>
   <w:num w:numId="4" w16cid:durableId="1440683765">
-    <w:abstractNumId w:val="21"/>
+    <w:abstractNumId w:val="23"/>
   </w:num>
   <w:num w:numId="5" w16cid:durableId="399792329">
-    <w:abstractNumId w:val="20"/>
+    <w:abstractNumId w:val="22"/>
   </w:num>
   <w:num w:numId="6" w16cid:durableId="541601490">
-    <w:abstractNumId w:val="15"/>
+    <w:abstractNumId w:val="16"/>
   </w:num>
   <w:num w:numId="7" w16cid:durableId="1923100429">
     <w:abstractNumId w:val="7"/>
   </w:num>
   <w:num w:numId="8" w16cid:durableId="473301318">
-    <w:abstractNumId w:val="14"/>
+    <w:abstractNumId w:val="15"/>
   </w:num>
   <w:num w:numId="9" w16cid:durableId="2102950809">
     <w:abstractNumId w:val="5"/>
   </w:num>
   <w:num w:numId="10" w16cid:durableId="1601063379">
-    <w:abstractNumId w:val="25"/>
+    <w:abstractNumId w:val="27"/>
   </w:num>
   <w:num w:numId="11" w16cid:durableId="1041826798">
-    <w:abstractNumId w:val="26"/>
+    <w:abstractNumId w:val="28"/>
   </w:num>
   <w:num w:numId="12" w16cid:durableId="1155688154">
-    <w:abstractNumId w:val="24"/>
+    <w:abstractNumId w:val="26"/>
   </w:num>
   <w:num w:numId="13" w16cid:durableId="1359693981">
     <w:abstractNumId w:val="0"/>
   </w:num>
   <w:num w:numId="14" w16cid:durableId="1509829896">
-    <w:abstractNumId w:val="22"/>
+    <w:abstractNumId w:val="24"/>
   </w:num>
   <w:num w:numId="15" w16cid:durableId="696271737">
-    <w:abstractNumId w:val="16"/>
+    <w:abstractNumId w:val="18"/>
   </w:num>
   <w:num w:numId="16" w16cid:durableId="2107186431">
     <w:abstractNumId w:val="12"/>
@@ -12657,13 +13223,13 @@
     <w:abstractNumId w:val="9"/>
   </w:num>
   <w:num w:numId="21" w16cid:durableId="576550842">
-    <w:abstractNumId w:val="23"/>
+    <w:abstractNumId w:val="25"/>
   </w:num>
   <w:num w:numId="22" w16cid:durableId="551885820">
-    <w:abstractNumId w:val="17"/>
+    <w:abstractNumId w:val="19"/>
   </w:num>
   <w:num w:numId="23" w16cid:durableId="1789011792">
-    <w:abstractNumId w:val="18"/>
+    <w:abstractNumId w:val="20"/>
   </w:num>
   <w:num w:numId="24" w16cid:durableId="220942014">
     <w:abstractNumId w:val="3"/>
@@ -12672,10 +13238,16 @@
     <w:abstractNumId w:val="10"/>
   </w:num>
   <w:num w:numId="26" w16cid:durableId="413010218">
-    <w:abstractNumId w:val="13"/>
+    <w:abstractNumId w:val="14"/>
   </w:num>
   <w:num w:numId="27" w16cid:durableId="316879320">
-    <w:abstractNumId w:val="19"/>
+    <w:abstractNumId w:val="21"/>
+  </w:num>
+  <w:num w:numId="28" w16cid:durableId="1546409604">
+    <w:abstractNumId w:val="17"/>
+  </w:num>
+  <w:num w:numId="29" w16cid:durableId="694429379">
+    <w:abstractNumId w:val="13"/>
   </w:num>
 </w:numbering>
 </file>
@@ -13500,9 +14072,9 @@
           <c:invertIfNegative val="0"/>
           <c:cat>
             <c:strRef>
-              <c:f>Sheet1!$A$2:$A$7</c:f>
+              <c:f>Sheet1!$A$2:$A$8</c:f>
               <c:strCache>
-                <c:ptCount val="6"/>
+                <c:ptCount val="7"/>
                 <c:pt idx="0">
                   <c:v>Testing &amp; Deployment</c:v>
                 </c:pt>
@@ -13521,23 +14093,26 @@
                 <c:pt idx="5">
                   <c:v>Authentication &amp; User Management</c:v>
                 </c:pt>
+                <c:pt idx="6">
+                  <c:v>UI/UX Design</c:v>
+                </c:pt>
               </c:strCache>
             </c:strRef>
           </c:cat>
           <c:val>
             <c:numRef>
-              <c:f>Sheet1!$B$2:$B$7</c:f>
+              <c:f>Sheet1!$B$2:$B$8</c:f>
               <c:numCache>
                 <c:formatCode>General</c:formatCode>
-                <c:ptCount val="6"/>
+                <c:ptCount val="7"/>
                 <c:pt idx="0">
-                  <c:v>6</c:v>
+                  <c:v>9</c:v>
                 </c:pt>
                 <c:pt idx="1">
-                  <c:v>5</c:v>
+                  <c:v>7</c:v>
                 </c:pt>
                 <c:pt idx="2">
-                  <c:v>4</c:v>
+                  <c:v>5</c:v>
                 </c:pt>
                 <c:pt idx="3">
                   <c:v>2</c:v>
@@ -13546,6 +14121,9 @@
                   <c:v>2</c:v>
                 </c:pt>
                 <c:pt idx="5">
+                  <c:v>0</c:v>
+                </c:pt>
+                <c:pt idx="6">
                   <c:v>0</c:v>
                 </c:pt>
               </c:numCache>
@@ -13583,9 +14161,9 @@
           <c:invertIfNegative val="0"/>
           <c:cat>
             <c:strRef>
-              <c:f>Sheet1!$A$2:$A$7</c:f>
+              <c:f>Sheet1!$A$2:$A$8</c:f>
               <c:strCache>
-                <c:ptCount val="6"/>
+                <c:ptCount val="7"/>
                 <c:pt idx="0">
                   <c:v>Testing &amp; Deployment</c:v>
                 </c:pt>
@@ -13604,31 +14182,37 @@
                 <c:pt idx="5">
                   <c:v>Authentication &amp; User Management</c:v>
                 </c:pt>
+                <c:pt idx="6">
+                  <c:v>UI/UX Design</c:v>
+                </c:pt>
               </c:strCache>
             </c:strRef>
           </c:cat>
           <c:val>
             <c:numRef>
-              <c:f>Sheet1!$C$2:$C$7</c:f>
+              <c:f>Sheet1!$C$2:$C$8</c:f>
               <c:numCache>
                 <c:formatCode>General</c:formatCode>
-                <c:ptCount val="6"/>
+                <c:ptCount val="7"/>
                 <c:pt idx="0">
+                  <c:v>3</c:v>
+                </c:pt>
+                <c:pt idx="1">
                   <c:v>2</c:v>
                 </c:pt>
-                <c:pt idx="1">
-                  <c:v>1</c:v>
+                <c:pt idx="2">
+                  <c:v>3</c:v>
                 </c:pt>
-                <c:pt idx="2">
+                <c:pt idx="3">
+                  <c:v>6</c:v>
+                </c:pt>
+                <c:pt idx="4">
+                  <c:v>4</c:v>
+                </c:pt>
+                <c:pt idx="5">
                   <c:v>2</c:v>
                 </c:pt>
-                <c:pt idx="3">
-                  <c:v>4</c:v>
-                </c:pt>
-                <c:pt idx="4">
-                  <c:v>3</c:v>
-                </c:pt>
-                <c:pt idx="5">
+                <c:pt idx="6">
                   <c:v>2</c:v>
                 </c:pt>
               </c:numCache>
@@ -13708,7 +14292,7 @@
         <c:axId val="1800888624"/>
         <c:scaling>
           <c:orientation val="minMax"/>
-          <c:max val="8"/>
+          <c:max val="12"/>
         </c:scaling>
         <c:delete val="0"/>
         <c:axPos val="b"/>

--- a/docs/spp.docx
+++ b/docs/spp.docx
@@ -73,7 +73,7 @@
           <w:b/>
           <w:bCs/>
         </w:rPr>
-        <w:t>9</w:t>
+        <w:t>10</w:t>
       </w:r>
     </w:p>
     <w:p>
@@ -4969,6 +4969,46 @@
         <w:t>Operators and finance personnel get periodic usage/financial reports, generated through the platform's own reporting feature</w:t>
       </w:r>
     </w:p>
+    <w:p/>
+    <w:p>
+      <w:pPr>
+        <w:rPr>
+          <w:b/>
+          <w:bCs/>
+        </w:rPr>
+      </w:pPr>
+      <w:r>
+        <w:rPr>
+          <w:b/>
+          <w:bCs/>
+        </w:rPr>
+        <w:t>Stakeholder Analysis (Power-Interest Grid)</w:t>
+      </w:r>
+    </w:p>
+    <w:p/>
+    <w:p>
+      <w:r>
+        <w:t>Stakeholders were mapped by power (level of influence over the project) and interest (level of concern with outcomes), using a standard Power-Interest Grid.</w:t>
+      </w:r>
+    </w:p>
+    <w:p/>
+    <w:p>
+      <w:r>
+        <w:t>Manage Closely (High Interest, enough influence to warrant close engagement): Parking Operators, Dev Team. Both groups are directly affected by day-to-day decisions and have enough say to shape the product, so they're looped in regularly.</w:t>
+      </w:r>
+    </w:p>
+    <w:p/>
+    <w:p>
+      <w:r>
+        <w:t>Keep Satisfied (High Power, lower day-to-day interest): Investors, City/Transportation Regulators, Instructor. These stakeholders can make-or-break the project but don't need constant updates - periodic high-level reporting keeps them satisfied without overloading them.</w:t>
+      </w:r>
+    </w:p>
+    <w:p/>
+    <w:p>
+      <w:r>
+        <w:t>Keep Informed (High Interest, lower power): Drivers (End Users). Drivers care most about the day-to-day experience but have no direct control over project decisions, so they're kept informed through release notes and app updates rather than direct involvement.</w:t>
+      </w:r>
+    </w:p>
     <w:p>
       <w:r>
         <w:br w:type="page"/>
@@ -7500,13 +7540,7 @@
     <w:p/>
     <w:p>
       <w:r>
-        <w:t>The cost plan above was built using a bottom-up estimation approach</w:t>
-      </w:r>
-      <w:r>
-        <w:t>,</w:t>
-      </w:r>
-      <w:r>
-        <w:t xml:space="preserve"> individual role costs and durations were totaled first, then rolled up into the overall budget. The table below breaks that </w:t>
+        <w:t xml:space="preserve">The cost plan above was built using a bottom-up estimation approach, individual role costs and durations were totaled first, then rolled up into the overall budget. The table below breaks that </w:t>
       </w:r>
       <w:proofErr w:type="gramStart"/>
       <w:r>
@@ -13731,6 +13765,7 @@
   <w:style w:type="character" w:default="1" w:styleId="DefaultParagraphFont">
     <w:name w:val="Default Paragraph Font"/>
     <w:uiPriority w:val="1"/>
+    <w:semiHidden/>
     <w:unhideWhenUsed/>
   </w:style>
   <w:style w:type="table" w:default="1" w:styleId="TableNormal">

--- a/docs/spp.docx
+++ b/docs/spp.docx
@@ -73,7 +73,14 @@
           <w:b/>
           <w:bCs/>
         </w:rPr>
-        <w:t>10</w:t>
+        <w:t>1</w:t>
+      </w:r>
+      <w:r>
+        <w:rPr>
+          <w:b/>
+          <w:bCs/>
+        </w:rPr>
+        <w:t>1</w:t>
       </w:r>
     </w:p>
     <w:p>
@@ -112,7 +119,7 @@
       <w:pPr>
         <w:pStyle w:val="Heading1"/>
       </w:pPr>
-      <w:bookmarkStart w:id="0" w:name="_Toc242991068"/>
+      <w:bookmarkStart w:id="0" w:name="_Toc244199785"/>
       <w:r>
         <w:t>Table of Contents</w:t>
       </w:r>
@@ -172,7 +179,7 @@
           <w:r>
             <w:fldChar w:fldCharType="separate"/>
           </w:r>
-          <w:hyperlink w:anchor="_Toc242991068" w:history="1">
+          <w:hyperlink w:anchor="_Toc244199785" w:history="1">
             <w:r>
               <w:rPr>
                 <w:rStyle w:val="Hyperlink"/>
@@ -199,7 +206,7 @@
                 <w:noProof/>
                 <w:webHidden/>
               </w:rPr>
-              <w:instrText xml:space="preserve"> PAGEREF _Toc242991068 \h </w:instrText>
+              <w:instrText xml:space="preserve"> PAGEREF _Toc244199785 \h </w:instrText>
             </w:r>
             <w:r>
               <w:rPr>
@@ -245,7 +252,7 @@
               <w14:ligatures w14:val="standardContextual"/>
             </w:rPr>
           </w:pPr>
-          <w:hyperlink w:anchor="_Toc242991069" w:history="1">
+          <w:hyperlink w:anchor="_Toc244199786" w:history="1">
             <w:r>
               <w:rPr>
                 <w:rStyle w:val="Hyperlink"/>
@@ -272,7 +279,7 @@
                 <w:noProof/>
                 <w:webHidden/>
               </w:rPr>
-              <w:instrText xml:space="preserve"> PAGEREF _Toc242991069 \h </w:instrText>
+              <w:instrText xml:space="preserve"> PAGEREF _Toc244199786 \h </w:instrText>
             </w:r>
             <w:r>
               <w:rPr>
@@ -318,7 +325,7 @@
               <w14:ligatures w14:val="standardContextual"/>
             </w:rPr>
           </w:pPr>
-          <w:hyperlink w:anchor="_Toc242991070" w:history="1">
+          <w:hyperlink w:anchor="_Toc244199787" w:history="1">
             <w:r>
               <w:rPr>
                 <w:rStyle w:val="Hyperlink"/>
@@ -345,7 +352,7 @@
                 <w:noProof/>
                 <w:webHidden/>
               </w:rPr>
-              <w:instrText xml:space="preserve"> PAGEREF _Toc242991070 \h </w:instrText>
+              <w:instrText xml:space="preserve"> PAGEREF _Toc244199787 \h </w:instrText>
             </w:r>
             <w:r>
               <w:rPr>
@@ -391,7 +398,7 @@
               <w14:ligatures w14:val="standardContextual"/>
             </w:rPr>
           </w:pPr>
-          <w:hyperlink w:anchor="_Toc242991071" w:history="1">
+          <w:hyperlink w:anchor="_Toc244199788" w:history="1">
             <w:r>
               <w:rPr>
                 <w:rStyle w:val="Hyperlink"/>
@@ -418,7 +425,7 @@
                 <w:noProof/>
                 <w:webHidden/>
               </w:rPr>
-              <w:instrText xml:space="preserve"> PAGEREF _Toc242991071 \h </w:instrText>
+              <w:instrText xml:space="preserve"> PAGEREF _Toc244199788 \h </w:instrText>
             </w:r>
             <w:r>
               <w:rPr>
@@ -464,7 +471,7 @@
               <w14:ligatures w14:val="standardContextual"/>
             </w:rPr>
           </w:pPr>
-          <w:hyperlink w:anchor="_Toc242991072" w:history="1">
+          <w:hyperlink w:anchor="_Toc244199789" w:history="1">
             <w:r>
               <w:rPr>
                 <w:rStyle w:val="Hyperlink"/>
@@ -491,7 +498,7 @@
                 <w:noProof/>
                 <w:webHidden/>
               </w:rPr>
-              <w:instrText xml:space="preserve"> PAGEREF _Toc242991072 \h </w:instrText>
+              <w:instrText xml:space="preserve"> PAGEREF _Toc244199789 \h </w:instrText>
             </w:r>
             <w:r>
               <w:rPr>
@@ -537,7 +544,7 @@
               <w14:ligatures w14:val="standardContextual"/>
             </w:rPr>
           </w:pPr>
-          <w:hyperlink w:anchor="_Toc242991073" w:history="1">
+          <w:hyperlink w:anchor="_Toc244199790" w:history="1">
             <w:r>
               <w:rPr>
                 <w:rStyle w:val="Hyperlink"/>
@@ -564,7 +571,7 @@
                 <w:noProof/>
                 <w:webHidden/>
               </w:rPr>
-              <w:instrText xml:space="preserve"> PAGEREF _Toc242991073 \h </w:instrText>
+              <w:instrText xml:space="preserve"> PAGEREF _Toc244199790 \h </w:instrText>
             </w:r>
             <w:r>
               <w:rPr>
@@ -610,7 +617,7 @@
               <w14:ligatures w14:val="standardContextual"/>
             </w:rPr>
           </w:pPr>
-          <w:hyperlink w:anchor="_Toc242991074" w:history="1">
+          <w:hyperlink w:anchor="_Toc244199791" w:history="1">
             <w:r>
               <w:rPr>
                 <w:rStyle w:val="Hyperlink"/>
@@ -637,7 +644,7 @@
                 <w:noProof/>
                 <w:webHidden/>
               </w:rPr>
-              <w:instrText xml:space="preserve"> PAGEREF _Toc242991074 \h </w:instrText>
+              <w:instrText xml:space="preserve"> PAGEREF _Toc244199791 \h </w:instrText>
             </w:r>
             <w:r>
               <w:rPr>
@@ -683,7 +690,7 @@
               <w14:ligatures w14:val="standardContextual"/>
             </w:rPr>
           </w:pPr>
-          <w:hyperlink w:anchor="_Toc242991075" w:history="1">
+          <w:hyperlink w:anchor="_Toc244199792" w:history="1">
             <w:r>
               <w:rPr>
                 <w:rStyle w:val="Hyperlink"/>
@@ -710,7 +717,7 @@
                 <w:noProof/>
                 <w:webHidden/>
               </w:rPr>
-              <w:instrText xml:space="preserve"> PAGEREF _Toc242991075 \h </w:instrText>
+              <w:instrText xml:space="preserve"> PAGEREF _Toc244199792 \h </w:instrText>
             </w:r>
             <w:r>
               <w:rPr>
@@ -756,13 +763,13 @@
               <w14:ligatures w14:val="standardContextual"/>
             </w:rPr>
           </w:pPr>
-          <w:hyperlink w:anchor="_Toc242991076" w:history="1">
+          <w:hyperlink w:anchor="_Toc244199793" w:history="1">
             <w:r>
               <w:rPr>
                 <w:rStyle w:val="Hyperlink"/>
                 <w:noProof/>
               </w:rPr>
-              <w:t>Resource &amp; Cost Management</w:t>
+              <w:t>Team &amp; Stakeholder Management</w:t>
             </w:r>
             <w:r>
               <w:rPr>
@@ -783,7 +790,7 @@
                 <w:noProof/>
                 <w:webHidden/>
               </w:rPr>
-              <w:instrText xml:space="preserve"> PAGEREF _Toc242991076 \h </w:instrText>
+              <w:instrText xml:space="preserve"> PAGEREF _Toc244199793 \h </w:instrText>
             </w:r>
             <w:r>
               <w:rPr>
@@ -804,6 +811,79 @@
                 <w:webHidden/>
               </w:rPr>
               <w:t>15</w:t>
+            </w:r>
+            <w:r>
+              <w:rPr>
+                <w:noProof/>
+                <w:webHidden/>
+              </w:rPr>
+              <w:fldChar w:fldCharType="end"/>
+            </w:r>
+          </w:hyperlink>
+        </w:p>
+        <w:p>
+          <w:pPr>
+            <w:pStyle w:val="TOC1"/>
+            <w:tabs>
+              <w:tab w:val="right" w:leader="dot" w:pos="9350"/>
+            </w:tabs>
+            <w:rPr>
+              <w:rFonts w:asciiTheme="minorHAnsi" w:eastAsiaTheme="minorEastAsia" w:hAnsiTheme="minorHAnsi" w:cstheme="minorBidi"/>
+              <w:noProof/>
+              <w:kern w:val="2"/>
+              <w:sz w:val="24"/>
+              <w:szCs w:val="24"/>
+              <w14:ligatures w14:val="standardContextual"/>
+            </w:rPr>
+          </w:pPr>
+          <w:hyperlink w:anchor="_Toc244199794" w:history="1">
+            <w:r>
+              <w:rPr>
+                <w:rStyle w:val="Hyperlink"/>
+                <w:noProof/>
+              </w:rPr>
+              <w:t>Resource &amp; Cost Management</w:t>
+            </w:r>
+            <w:r>
+              <w:rPr>
+                <w:noProof/>
+                <w:webHidden/>
+              </w:rPr>
+              <w:tab/>
+            </w:r>
+            <w:r>
+              <w:rPr>
+                <w:noProof/>
+                <w:webHidden/>
+              </w:rPr>
+              <w:fldChar w:fldCharType="begin"/>
+            </w:r>
+            <w:r>
+              <w:rPr>
+                <w:noProof/>
+                <w:webHidden/>
+              </w:rPr>
+              <w:instrText xml:space="preserve"> PAGEREF _Toc244199794 \h </w:instrText>
+            </w:r>
+            <w:r>
+              <w:rPr>
+                <w:noProof/>
+                <w:webHidden/>
+              </w:rPr>
+            </w:r>
+            <w:r>
+              <w:rPr>
+                <w:noProof/>
+                <w:webHidden/>
+              </w:rPr>
+              <w:fldChar w:fldCharType="separate"/>
+            </w:r>
+            <w:r>
+              <w:rPr>
+                <w:noProof/>
+                <w:webHidden/>
+              </w:rPr>
+              <w:t>17</w:t>
             </w:r>
             <w:r>
               <w:rPr>
@@ -835,7 +915,7 @@
       <w:pPr>
         <w:pStyle w:val="Heading1"/>
       </w:pPr>
-      <w:bookmarkStart w:id="1" w:name="_Toc242991069"/>
+      <w:bookmarkStart w:id="1" w:name="_Toc244199786"/>
       <w:r>
         <w:lastRenderedPageBreak/>
         <w:t>Existing Software Landscape/Competitive Analysis</w:t>
@@ -1317,7 +1397,7 @@
       <w:pPr>
         <w:pStyle w:val="Heading1"/>
       </w:pPr>
-      <w:bookmarkStart w:id="2" w:name="_Toc242991070"/>
+      <w:bookmarkStart w:id="2" w:name="_Toc244199787"/>
       <w:r>
         <w:lastRenderedPageBreak/>
         <w:t>Vision and Scope</w:t>
@@ -1427,7 +1507,7 @@
       <w:pPr>
         <w:pStyle w:val="Heading1"/>
       </w:pPr>
-      <w:bookmarkStart w:id="3" w:name="_Toc242991071"/>
+      <w:bookmarkStart w:id="3" w:name="_Toc244199788"/>
       <w:r>
         <w:lastRenderedPageBreak/>
         <w:t>Software Requirements Specifications</w:t>
@@ -2454,7 +2534,7 @@
       <w:r>
         <w:br w:type="page"/>
       </w:r>
-      <w:bookmarkStart w:id="4" w:name="_Toc242991072"/>
+      <w:bookmarkStart w:id="4" w:name="_Toc244199789"/>
       <w:r>
         <w:lastRenderedPageBreak/>
         <w:t>Work Breakdown Structure (WBS)</w:t>
@@ -3118,7 +3198,7 @@
       <w:pPr>
         <w:pStyle w:val="Heading1"/>
       </w:pPr>
-      <w:bookmarkStart w:id="5" w:name="_Toc242991073"/>
+      <w:bookmarkStart w:id="5" w:name="_Toc244199790"/>
       <w:r>
         <w:lastRenderedPageBreak/>
         <w:t>Project Schedule</w:t>
@@ -3155,14 +3235,27 @@
       <w:r>
         <w:t xml:space="preserve">Figure </w:t>
       </w:r>
-      <w:fldSimple w:instr=" SEQ Figure \* ARABIC ">
-        <w:r>
-          <w:rPr>
-            <w:noProof/>
-          </w:rPr>
-          <w:t>1</w:t>
-        </w:r>
-      </w:fldSimple>
+      <w:r>
+        <w:fldChar w:fldCharType="begin"/>
+      </w:r>
+      <w:r>
+        <w:instrText xml:space="preserve"> SEQ Figure \* ARABIC </w:instrText>
+      </w:r>
+      <w:r>
+        <w:fldChar w:fldCharType="separate"/>
+      </w:r>
+      <w:r>
+        <w:rPr>
+          <w:noProof/>
+        </w:rPr>
+        <w:t>1</w:t>
+      </w:r>
+      <w:r>
+        <w:rPr>
+          <w:noProof/>
+        </w:rPr>
+        <w:fldChar w:fldCharType="end"/>
+      </w:r>
       <w:r>
         <w:rPr>
           <w:noProof/>
@@ -3194,7 +3287,7 @@
       <w:pPr>
         <w:pStyle w:val="Heading1"/>
       </w:pPr>
-      <w:bookmarkStart w:id="6" w:name="_Toc242991074"/>
+      <w:bookmarkStart w:id="6" w:name="_Toc244199791"/>
       <w:r>
         <w:lastRenderedPageBreak/>
         <w:t>Product Backlog and Sprint Planning</w:t>
@@ -3266,14 +3359,27 @@
       <w:r>
         <w:t xml:space="preserve">Figure </w:t>
       </w:r>
-      <w:fldSimple w:instr=" SEQ Figure \* ARABIC ">
-        <w:r>
-          <w:rPr>
-            <w:noProof/>
-          </w:rPr>
-          <w:t>2</w:t>
-        </w:r>
-      </w:fldSimple>
+      <w:r>
+        <w:fldChar w:fldCharType="begin"/>
+      </w:r>
+      <w:r>
+        <w:instrText xml:space="preserve"> SEQ Figure \* ARABIC </w:instrText>
+      </w:r>
+      <w:r>
+        <w:fldChar w:fldCharType="separate"/>
+      </w:r>
+      <w:r>
+        <w:rPr>
+          <w:noProof/>
+        </w:rPr>
+        <w:t>2</w:t>
+      </w:r>
+      <w:r>
+        <w:rPr>
+          <w:noProof/>
+        </w:rPr>
+        <w:fldChar w:fldCharType="end"/>
+      </w:r>
       <w:r>
         <w:t xml:space="preserve"> </w:t>
       </w:r>
@@ -3299,7 +3405,7 @@
       <w:pPr>
         <w:pStyle w:val="Heading1"/>
       </w:pPr>
-      <w:bookmarkStart w:id="7" w:name="_Toc242991075"/>
+      <w:bookmarkStart w:id="7" w:name="_Toc244199792"/>
       <w:r>
         <w:lastRenderedPageBreak/>
         <w:t>Risk, Quality, and Communication Management</w:t>
@@ -4969,7 +5075,30 @@
         <w:t>Operators and finance personnel get periodic usage/financial reports, generated through the platform's own reporting feature</w:t>
       </w:r>
     </w:p>
-    <w:p/>
+    <w:p>
+      <w:r>
+        <w:br w:type="page"/>
+      </w:r>
+    </w:p>
+    <w:p>
+      <w:pPr>
+        <w:pStyle w:val="Heading1"/>
+      </w:pPr>
+      <w:bookmarkStart w:id="8" w:name="_Toc244199793"/>
+      <w:r>
+        <w:lastRenderedPageBreak/>
+        <w:t>Team &amp; Stakeholder Management</w:t>
+      </w:r>
+      <w:bookmarkEnd w:id="8"/>
+    </w:p>
+    <w:p>
+      <w:pPr>
+        <w:rPr>
+          <w:b/>
+          <w:bCs/>
+        </w:rPr>
+      </w:pPr>
+    </w:p>
     <w:p>
       <w:pPr>
         <w:rPr>
@@ -5009,6 +5138,161 @@
         <w:t>Keep Informed (High Interest, lower power): Drivers (End Users). Drivers care most about the day-to-day experience but have no direct control over project decisions, so they're kept informed through release notes and app updates rather than direct involvement.</w:t>
       </w:r>
     </w:p>
+    <w:p/>
+    <w:p>
+      <w:pPr>
+        <w:rPr>
+          <w:b/>
+          <w:bCs/>
+        </w:rPr>
+      </w:pPr>
+      <w:r>
+        <w:rPr>
+          <w:b/>
+          <w:bCs/>
+        </w:rPr>
+        <w:t>Team Charter</w:t>
+      </w:r>
+    </w:p>
+    <w:p/>
+    <w:p>
+      <w:r>
+        <w:t>Mission: Deliver a working Smart Parking Platform that lets drivers find, reserve, and pay for parking in real time, while giving operators the tools to manage their facilities.</w:t>
+      </w:r>
+    </w:p>
+    <w:p/>
+    <w:p>
+      <w:r>
+        <w:t>Scope: Covers the driver-facing app, operator dashboard, and backend systems defined in the SRS. Excludes physical hardware (sensors, gates) and marketing/sales activities.</w:t>
+      </w:r>
+    </w:p>
+    <w:p/>
+    <w:p>
+      <w:r>
+        <w:t>Goals: Ship a functional MVP by the end of the semester that satisfies the FRs and NFRs in the SRS, on the timeline laid out in the project schedule.</w:t>
+      </w:r>
+    </w:p>
+    <w:p/>
+    <w:p>
+      <w:r>
+        <w:t>Roles &amp; Responsibilities: Avery Chen (Project Manager), Jordan Lee (Backend/API Developer), Riley Brooks (Mobile Application Developer), Sam Patel (Web Application Developer), Taylor Kim (Mapping &amp; Location Services Developer), Morgan Diaz (Payment Integration Developer), Casey Nguyen (QA/Tester), Drew Martinez (UX Designer), Jamie Rivera (DevOps Engineer), Alex Thompson (Business Analyst).</w:t>
+      </w:r>
+    </w:p>
+    <w:p/>
+    <w:p>
+      <w:r>
+        <w:t>Values: Clear communication, honest status reporting, and treating the project doc as the single source of truth.</w:t>
+      </w:r>
+    </w:p>
+    <w:p/>
+    <w:p>
+      <w:r>
+        <w:t>Norms: Daily async stand-up updates per discipline (see Communication Plan), weekly progress check against the Gantt chart, and documenting decisions in the CHANGELOG.</w:t>
+      </w:r>
+    </w:p>
+    <w:p/>
+    <w:p>
+      <w:r>
+        <w:t>Communications Plan &amp; Coordination Tools: GitHub for version control and documentation, Trello for backlog/sprint tracking, as detailed in the Communication Plan section.</w:t>
+      </w:r>
+    </w:p>
+    <w:p/>
+    <w:p>
+      <w:pPr>
+        <w:rPr>
+          <w:b/>
+          <w:bCs/>
+        </w:rPr>
+      </w:pPr>
+      <w:r>
+        <w:rPr>
+          <w:b/>
+          <w:bCs/>
+        </w:rPr>
+        <w:t>Project Charter</w:t>
+      </w:r>
+    </w:p>
+    <w:p/>
+    <w:p>
+      <w:r>
+        <w:t>Project Title: Smart Parking Platform</w:t>
+      </w:r>
+    </w:p>
+    <w:p/>
+    <w:p>
+      <w:r>
+        <w:t>Project Manager: Avery Chen</w:t>
+      </w:r>
+    </w:p>
+    <w:p/>
+    <w:p>
+      <w:r>
+        <w:t xml:space="preserve">Project Start Date: August 28, </w:t>
+      </w:r>
+      <w:proofErr w:type="gramStart"/>
+      <w:r>
+        <w:t>2026</w:t>
+      </w:r>
+      <w:proofErr w:type="gramEnd"/>
+      <w:r>
+        <w:t xml:space="preserve">     Project End Date: December 4, 2026</w:t>
+      </w:r>
+    </w:p>
+    <w:p/>
+    <w:p>
+      <w:r>
+        <w:t>Business Need: Drivers currently have no single tool to find, reserve, and pay for parking in real time, and operators lack a way to manage occupancy, pricing, and analytics digitally. The Smart Parking Platform solves both sides in one system.</w:t>
+      </w:r>
+    </w:p>
+    <w:p/>
+    <w:p>
+      <w:r>
+        <w:lastRenderedPageBreak/>
+        <w:t>Project Scope: Build a driver-facing app (search, reserve, pay) and an operator dashboard (occupancy, pricing, reporting), backed by a shared backend, as defined in the SRS.</w:t>
+      </w:r>
+    </w:p>
+    <w:p/>
+    <w:p>
+      <w:r>
+        <w:t>Deliverables: Driver app, operator dashboard, backend API, project documentation (SRS, WBS, schedule, risk register, cost plan, RACI).</w:t>
+      </w:r>
+    </w:p>
+    <w:p/>
+    <w:p>
+      <w:r>
+        <w:t>Risks and Issues: See Risk Register section for full list; top risks include third-party API downtime and payment integration failures.</w:t>
+      </w:r>
+    </w:p>
+    <w:p/>
+    <w:p>
+      <w:r>
+        <w:t>Assumptions/Dependencies: Relies on third-party mapping and payment APIs being available and stable throughout development.</w:t>
+      </w:r>
+    </w:p>
+    <w:p/>
+    <w:p>
+      <w:r>
+        <w:t>Budget: See Cost Plan section — Grand Total $229,570 (including 10% contingency).</w:t>
+      </w:r>
+    </w:p>
+    <w:p/>
+    <w:p>
+      <w:r>
+        <w:t>Milestones Schedule: See Project Schedule (Gantt chart) section for the full 12-week timeline.</w:t>
+      </w:r>
+    </w:p>
+    <w:p/>
+    <w:p>
+      <w:r>
+        <w:t>Project Team: Avery Chen, Jordan Lee, Riley Brooks, Sam Patel, Taylor Kim, Morgan Diaz, Casey Nguyen, Drew Martinez, Jamie Rivera, Alex Thompson.</w:t>
+      </w:r>
+    </w:p>
+    <w:p/>
+    <w:p>
+      <w:r>
+        <w:t>Approval/Review Committee: Instructor, Investors (per Stakeholder Analysis).</w:t>
+      </w:r>
+    </w:p>
     <w:p>
       <w:r>
         <w:br w:type="page"/>
@@ -5018,12 +5302,12 @@
       <w:pPr>
         <w:pStyle w:val="Heading1"/>
       </w:pPr>
-      <w:bookmarkStart w:id="8" w:name="_Toc242991076"/>
+      <w:bookmarkStart w:id="9" w:name="_Toc244199794"/>
       <w:r>
         <w:lastRenderedPageBreak/>
         <w:t>Resource &amp; Cost Management</w:t>
       </w:r>
-      <w:bookmarkEnd w:id="8"/>
+      <w:bookmarkEnd w:id="9"/>
     </w:p>
     <w:p>
       <w:pPr>
